--- a/Rapport final.docx
+++ b/Rapport final.docx
@@ -213,42 +213,42 @@
           <w:szCs w:val="28"/>
         </w:rPr>
       </w:pPr>
+      <w:proofErr w:type="spellStart"/>
       <w:r>
         <w:rPr>
           <w:rFonts w:ascii="Times New Roman" w:hAnsi="Times New Roman" w:cs="Times New Roman"/>
           <w:sz w:val="28"/>
           <w:szCs w:val="28"/>
         </w:rPr>
-        <w:t>Gabard Jean Donsam NOEL</w:t>
-      </w:r>
-    </w:p>
-    <w:p>
-      <w:pPr>
-        <w:jc w:val="center"/>
+        <w:t>Donsam</w:t>
+      </w:r>
+      <w:proofErr w:type="spellEnd"/>
+      <w:r>
         <w:rPr>
           <w:rFonts w:ascii="Times New Roman" w:hAnsi="Times New Roman" w:cs="Times New Roman"/>
           <w:sz w:val="28"/>
           <w:szCs w:val="28"/>
         </w:rPr>
-      </w:pPr>
-    </w:p>
-    <w:p>
-      <w:pPr>
-        <w:jc w:val="center"/>
+        <w:t xml:space="preserve"> Jean Gabard</w:t>
+      </w:r>
+      <w:r>
         <w:rPr>
           <w:rFonts w:ascii="Times New Roman" w:hAnsi="Times New Roman" w:cs="Times New Roman"/>
           <w:sz w:val="28"/>
           <w:szCs w:val="28"/>
         </w:rPr>
-      </w:pPr>
-      <w:r>
+        <w:t xml:space="preserve"> NOEL</w:t>
+      </w:r>
+    </w:p>
+    <w:p>
+      <w:pPr>
+        <w:jc w:val="center"/>
         <w:rPr>
           <w:rFonts w:ascii="Times New Roman" w:hAnsi="Times New Roman" w:cs="Times New Roman"/>
           <w:sz w:val="28"/>
           <w:szCs w:val="28"/>
         </w:rPr>
-        <w:t xml:space="preserve">Sous la direction de : </w:t>
-      </w:r>
+      </w:pPr>
     </w:p>
     <w:p>
       <w:pPr>
@@ -265,7 +265,7 @@
           <w:sz w:val="28"/>
           <w:szCs w:val="28"/>
         </w:rPr>
-        <w:t>Ismaël SAINT AMOUR</w:t>
+        <w:t xml:space="preserve">Sous la direction de : </w:t>
       </w:r>
     </w:p>
     <w:p>
@@ -277,16 +277,14 @@
           <w:szCs w:val="28"/>
         </w:rPr>
       </w:pPr>
-    </w:p>
-    <w:p>
-      <w:pPr>
-        <w:jc w:val="center"/>
+      <w:r>
         <w:rPr>
           <w:rFonts w:ascii="Times New Roman" w:hAnsi="Times New Roman" w:cs="Times New Roman"/>
           <w:sz w:val="28"/>
           <w:szCs w:val="28"/>
         </w:rPr>
-      </w:pPr>
+        <w:t>Ismaël SAINT AMOUR</w:t>
+      </w:r>
     </w:p>
     <w:p>
       <w:pPr>
@@ -310,26 +308,52 @@
     </w:p>
     <w:p>
       <w:pPr>
-        <w:jc w:val="right"/>
+        <w:jc w:val="center"/>
         <w:rPr>
           <w:rFonts w:ascii="Times New Roman" w:hAnsi="Times New Roman" w:cs="Times New Roman"/>
           <w:sz w:val="28"/>
           <w:szCs w:val="28"/>
         </w:rPr>
       </w:pPr>
-      <w:r>
+    </w:p>
+    <w:p>
+      <w:pPr>
+        <w:jc w:val="center"/>
         <w:rPr>
           <w:rFonts w:ascii="Times New Roman" w:hAnsi="Times New Roman" w:cs="Times New Roman"/>
           <w:sz w:val="28"/>
           <w:szCs w:val="28"/>
         </w:rPr>
+      </w:pPr>
+    </w:p>
+    <w:p>
+      <w:pPr>
+        <w:jc w:val="right"/>
+        <w:rPr>
+          <w:rFonts w:ascii="Times New Roman" w:hAnsi="Times New Roman" w:cs="Times New Roman"/>
+          <w:sz w:val="28"/>
+          <w:szCs w:val="28"/>
+        </w:rPr>
+      </w:pPr>
+      <w:r>
+        <w:rPr>
+          <w:rFonts w:ascii="Times New Roman" w:hAnsi="Times New Roman" w:cs="Times New Roman"/>
+          <w:sz w:val="28"/>
+          <w:szCs w:val="28"/>
+        </w:rPr>
         <w:t>Jacmel, 22 mai 2026</w:t>
       </w:r>
     </w:p>
     <w:sdt>
       <w:sdtPr>
         <w:rPr>
-          <w:rFonts w:ascii="Times New Roman" w:hAnsi="Times New Roman" w:cs="Times New Roman"/>
+          <w:rFonts w:ascii="Times New Roman" w:eastAsia="MS Mincho" w:hAnsi="Times New Roman" w:cs="Times New Roman"/>
+          <w:color w:val="auto"/>
+          <w:kern w:val="2"/>
+          <w:sz w:val="24"/>
+          <w:szCs w:val="24"/>
+          <w:lang w:val="fr-FR"/>
+          <w14:ligatures w14:val="standardContextual"/>
         </w:rPr>
         <w:id w:val="216317690"/>
         <w:docPartObj>
@@ -339,22 +363,15 @@
       </w:sdtPr>
       <w:sdtEndPr>
         <w:rPr>
-          <w:rFonts w:eastAsia="MS Mincho"/>
           <w:b/>
           <w:bCs/>
           <w:noProof/>
-          <w:color w:val="auto"/>
-          <w:kern w:val="2"/>
-          <w:sz w:val="24"/>
-          <w:szCs w:val="24"/>
-          <w:lang w:val="fr-FR"/>
-          <w14:ligatures w14:val="standardContextual"/>
         </w:rPr>
       </w:sdtEndPr>
       <w:sdtContent>
         <w:p>
           <w:pPr>
-            <w:pStyle w:val="TOCHeading"/>
+            <w:pStyle w:val="En-ttedetabledesmatires"/>
             <w:rPr>
               <w:rFonts w:ascii="Times New Roman" w:hAnsi="Times New Roman" w:cs="Times New Roman"/>
             </w:rPr>
@@ -368,7 +385,7 @@
         </w:p>
         <w:p>
           <w:pPr>
-            <w:pStyle w:val="TOC1"/>
+            <w:pStyle w:val="TM1"/>
             <w:tabs>
               <w:tab w:val="right" w:leader="dot" w:pos="9016"/>
             </w:tabs>
@@ -400,7 +417,7 @@
           <w:hyperlink w:anchor="_Toc230352868" w:history="1">
             <w:r>
               <w:rPr>
-                <w:rStyle w:val="Hyperlink"/>
+                <w:rStyle w:val="Lienhypertexte"/>
                 <w:rFonts w:ascii="Times New Roman" w:hAnsi="Times New Roman" w:cs="Times New Roman"/>
                 <w:b/>
                 <w:bCs/>
@@ -461,7 +478,7 @@
         </w:p>
         <w:p>
           <w:pPr>
-            <w:pStyle w:val="TOC1"/>
+            <w:pStyle w:val="TM1"/>
             <w:tabs>
               <w:tab w:val="right" w:leader="dot" w:pos="9016"/>
             </w:tabs>
@@ -474,7 +491,7 @@
           <w:hyperlink w:anchor="_Toc230352869" w:history="1">
             <w:r>
               <w:rPr>
-                <w:rStyle w:val="Hyperlink"/>
+                <w:rStyle w:val="Lienhypertexte"/>
                 <w:rFonts w:ascii="Times New Roman" w:hAnsi="Times New Roman" w:cs="Times New Roman"/>
                 <w:b/>
                 <w:bCs/>
@@ -535,7 +552,7 @@
         </w:p>
         <w:p>
           <w:pPr>
-            <w:pStyle w:val="TOC1"/>
+            <w:pStyle w:val="TM1"/>
             <w:tabs>
               <w:tab w:val="right" w:leader="dot" w:pos="9016"/>
             </w:tabs>
@@ -548,7 +565,7 @@
           <w:hyperlink w:anchor="_Toc230352870" w:history="1">
             <w:r>
               <w:rPr>
-                <w:rStyle w:val="Hyperlink"/>
+                <w:rStyle w:val="Lienhypertexte"/>
                 <w:rFonts w:ascii="Times New Roman" w:hAnsi="Times New Roman" w:cs="Times New Roman"/>
                 <w:b/>
                 <w:bCs/>
@@ -608,7 +625,7 @@
         </w:p>
         <w:p>
           <w:pPr>
-            <w:pStyle w:val="TOC2"/>
+            <w:pStyle w:val="TM2"/>
             <w:tabs>
               <w:tab w:val="right" w:leader="dot" w:pos="9016"/>
             </w:tabs>
@@ -621,7 +638,7 @@
           <w:hyperlink w:anchor="_Toc230352871" w:history="1">
             <w:r>
               <w:rPr>
-                <w:rStyle w:val="Hyperlink"/>
+                <w:rStyle w:val="Lienhypertexte"/>
                 <w:rFonts w:ascii="Times New Roman" w:hAnsi="Times New Roman" w:cs="Times New Roman"/>
                 <w:b/>
                 <w:bCs/>
@@ -681,7 +698,7 @@
         </w:p>
         <w:p>
           <w:pPr>
-            <w:pStyle w:val="TOC2"/>
+            <w:pStyle w:val="TM2"/>
             <w:tabs>
               <w:tab w:val="right" w:leader="dot" w:pos="9016"/>
             </w:tabs>
@@ -694,7 +711,7 @@
           <w:hyperlink w:anchor="_Toc230352872" w:history="1">
             <w:r>
               <w:rPr>
-                <w:rStyle w:val="Hyperlink"/>
+                <w:rStyle w:val="Lienhypertexte"/>
                 <w:rFonts w:ascii="Times New Roman" w:hAnsi="Times New Roman" w:cs="Times New Roman"/>
                 <w:b/>
                 <w:bCs/>
@@ -754,7 +771,7 @@
         </w:p>
         <w:p>
           <w:pPr>
-            <w:pStyle w:val="TOC1"/>
+            <w:pStyle w:val="TM1"/>
             <w:tabs>
               <w:tab w:val="right" w:leader="dot" w:pos="9016"/>
             </w:tabs>
@@ -767,7 +784,7 @@
           <w:hyperlink w:anchor="_Toc230352873" w:history="1">
             <w:r>
               <w:rPr>
-                <w:rStyle w:val="Hyperlink"/>
+                <w:rStyle w:val="Lienhypertexte"/>
                 <w:rFonts w:ascii="Times New Roman" w:hAnsi="Times New Roman" w:cs="Times New Roman"/>
                 <w:b/>
                 <w:bCs/>
@@ -827,7 +844,7 @@
         </w:p>
         <w:p>
           <w:pPr>
-            <w:pStyle w:val="TOC1"/>
+            <w:pStyle w:val="TM1"/>
             <w:tabs>
               <w:tab w:val="right" w:leader="dot" w:pos="9016"/>
             </w:tabs>
@@ -840,7 +857,7 @@
           <w:hyperlink w:anchor="_Toc230352874" w:history="1">
             <w:r>
               <w:rPr>
-                <w:rStyle w:val="Hyperlink"/>
+                <w:rStyle w:val="Lienhypertexte"/>
                 <w:rFonts w:ascii="Times New Roman" w:hAnsi="Times New Roman" w:cs="Times New Roman"/>
                 <w:b/>
                 <w:bCs/>
@@ -900,7 +917,7 @@
         </w:p>
         <w:p>
           <w:pPr>
-            <w:pStyle w:val="TOC1"/>
+            <w:pStyle w:val="TM1"/>
             <w:tabs>
               <w:tab w:val="right" w:leader="dot" w:pos="9016"/>
             </w:tabs>
@@ -913,7 +930,7 @@
           <w:hyperlink w:anchor="_Toc230352875" w:history="1">
             <w:r>
               <w:rPr>
-                <w:rStyle w:val="Hyperlink"/>
+                <w:rStyle w:val="Lienhypertexte"/>
                 <w:rFonts w:ascii="Times New Roman" w:hAnsi="Times New Roman" w:cs="Times New Roman"/>
                 <w:b/>
                 <w:bCs/>
@@ -1191,7 +1208,6 @@
     </w:p>
     <w:p>
       <w:pPr>
-        <w:jc w:val="center"/>
         <w:rPr>
           <w:rFonts w:ascii="Times New Roman" w:hAnsi="Times New Roman" w:cs="Times New Roman"/>
           <w:sz w:val="26"/>
@@ -1202,84 +1218,7 @@
     </w:p>
     <w:p>
       <w:pPr>
-        <w:jc w:val="center"/>
-        <w:rPr>
-          <w:rFonts w:ascii="Times New Roman" w:hAnsi="Times New Roman" w:cs="Times New Roman"/>
-          <w:sz w:val="26"/>
-          <w:szCs w:val="26"/>
-          <w:lang w:val="en-US"/>
-        </w:rPr>
-      </w:pPr>
-    </w:p>
-    <w:p>
-      <w:pPr>
-        <w:jc w:val="center"/>
-        <w:rPr>
-          <w:rFonts w:ascii="Times New Roman" w:hAnsi="Times New Roman" w:cs="Times New Roman"/>
-          <w:sz w:val="26"/>
-          <w:szCs w:val="26"/>
-          <w:lang w:val="en-US"/>
-        </w:rPr>
-      </w:pPr>
-    </w:p>
-    <w:p>
-      <w:pPr>
-        <w:jc w:val="center"/>
-        <w:rPr>
-          <w:rFonts w:ascii="Times New Roman" w:hAnsi="Times New Roman" w:cs="Times New Roman"/>
-          <w:sz w:val="26"/>
-          <w:szCs w:val="26"/>
-          <w:lang w:val="en-US"/>
-        </w:rPr>
-      </w:pPr>
-    </w:p>
-    <w:p>
-      <w:pPr>
-        <w:jc w:val="center"/>
-        <w:rPr>
-          <w:rFonts w:ascii="Times New Roman" w:hAnsi="Times New Roman" w:cs="Times New Roman"/>
-          <w:sz w:val="26"/>
-          <w:szCs w:val="26"/>
-          <w:lang w:val="en-US"/>
-        </w:rPr>
-      </w:pPr>
-    </w:p>
-    <w:p>
-      <w:pPr>
-        <w:jc w:val="center"/>
-        <w:rPr>
-          <w:rFonts w:ascii="Times New Roman" w:hAnsi="Times New Roman" w:cs="Times New Roman"/>
-          <w:sz w:val="26"/>
-          <w:szCs w:val="26"/>
-          <w:lang w:val="en-US"/>
-        </w:rPr>
-      </w:pPr>
-    </w:p>
-    <w:p>
-      <w:pPr>
-        <w:jc w:val="center"/>
-        <w:rPr>
-          <w:rFonts w:ascii="Times New Roman" w:hAnsi="Times New Roman" w:cs="Times New Roman"/>
-          <w:sz w:val="26"/>
-          <w:szCs w:val="26"/>
-          <w:lang w:val="en-US"/>
-        </w:rPr>
-      </w:pPr>
-    </w:p>
-    <w:p>
-      <w:pPr>
-        <w:jc w:val="center"/>
-        <w:rPr>
-          <w:rFonts w:ascii="Times New Roman" w:hAnsi="Times New Roman" w:cs="Times New Roman"/>
-          <w:sz w:val="26"/>
-          <w:szCs w:val="26"/>
-          <w:lang w:val="en-US"/>
-        </w:rPr>
-      </w:pPr>
-    </w:p>
-    <w:p>
-      <w:pPr>
-        <w:pStyle w:val="Heading1"/>
+        <w:pStyle w:val="Titre1"/>
         <w:rPr>
           <w:rFonts w:ascii="Times New Roman" w:hAnsi="Times New Roman" w:cs="Times New Roman"/>
           <w:b/>
@@ -1302,6 +1241,7 @@
           <w:szCs w:val="32"/>
           <w:lang w:val="en-US"/>
         </w:rPr>
+        <w:lastRenderedPageBreak/>
         <w:t>Liste</w:t>
       </w:r>
       <w:proofErr w:type="spellEnd"/>
@@ -1589,204 +1529,141 @@
       <w:pPr>
         <w:rPr>
           <w:rFonts w:ascii="Times New Roman" w:hAnsi="Times New Roman" w:cs="Times New Roman"/>
-          <w:lang w:val="en-US"/>
-        </w:rPr>
-      </w:pPr>
-      <w:r>
-        <w:rPr>
-          <w:rFonts w:ascii="Times New Roman" w:hAnsi="Times New Roman" w:cs="Times New Roman"/>
-          <w:lang w:val="en-US"/>
-        </w:rPr>
-        <w:t>IPV</w:t>
-      </w:r>
-      <w:proofErr w:type="gramStart"/>
-      <w:r>
-        <w:rPr>
-          <w:rFonts w:ascii="Times New Roman" w:hAnsi="Times New Roman" w:cs="Times New Roman"/>
-          <w:lang w:val="en-US"/>
-        </w:rPr>
-        <w:t>4 :</w:t>
-      </w:r>
-      <w:proofErr w:type="gramEnd"/>
-      <w:r>
-        <w:rPr>
-          <w:rFonts w:ascii="Times New Roman" w:hAnsi="Times New Roman" w:cs="Times New Roman"/>
-          <w:lang w:val="en-US"/>
-        </w:rPr>
-        <w:t xml:space="preserve"> Internet Protocol version 4</w:t>
-      </w:r>
-    </w:p>
-    <w:p>
-      <w:pPr>
-        <w:rPr>
-          <w:rFonts w:ascii="Times New Roman" w:hAnsi="Times New Roman" w:cs="Times New Roman"/>
-          <w:lang w:val="en-US"/>
-        </w:rPr>
-      </w:pPr>
-      <w:proofErr w:type="gramStart"/>
-      <w:r>
-        <w:rPr>
-          <w:rFonts w:ascii="Times New Roman" w:hAnsi="Times New Roman" w:cs="Times New Roman"/>
-          <w:lang w:val="en-US"/>
-        </w:rPr>
-        <w:t>DHCP :</w:t>
-      </w:r>
-      <w:proofErr w:type="gramEnd"/>
-      <w:r>
-        <w:rPr>
-          <w:rFonts w:ascii="Times New Roman" w:hAnsi="Times New Roman" w:cs="Times New Roman"/>
-          <w:lang w:val="en-US"/>
-        </w:rPr>
-        <w:t xml:space="preserve"> Dynamic Host Configuration Protocol</w:t>
-      </w:r>
-    </w:p>
-    <w:p>
-      <w:pPr>
-        <w:rPr>
-          <w:rFonts w:ascii="Times New Roman" w:hAnsi="Times New Roman" w:cs="Times New Roman"/>
-          <w:lang w:val="en-US"/>
-        </w:rPr>
-      </w:pPr>
-      <w:proofErr w:type="gramStart"/>
-      <w:r>
-        <w:rPr>
-          <w:rFonts w:ascii="Times New Roman" w:hAnsi="Times New Roman" w:cs="Times New Roman"/>
-          <w:lang w:val="en-US"/>
-        </w:rPr>
-        <w:t>DNS :</w:t>
-      </w:r>
-      <w:proofErr w:type="gramEnd"/>
-      <w:r>
-        <w:rPr>
-          <w:rFonts w:ascii="Times New Roman" w:hAnsi="Times New Roman" w:cs="Times New Roman"/>
-          <w:lang w:val="en-US"/>
-        </w:rPr>
-        <w:t xml:space="preserve"> Domain Name System</w:t>
-      </w:r>
-    </w:p>
-    <w:p>
-      <w:pPr>
-        <w:rPr>
-          <w:rFonts w:ascii="Times New Roman" w:hAnsi="Times New Roman" w:cs="Times New Roman"/>
-          <w:lang w:val="en-US"/>
-        </w:rPr>
-      </w:pPr>
-      <w:proofErr w:type="gramStart"/>
-      <w:r>
-        <w:rPr>
-          <w:rFonts w:ascii="Times New Roman" w:hAnsi="Times New Roman" w:cs="Times New Roman"/>
-          <w:lang w:val="en-US"/>
-        </w:rPr>
-        <w:t>ASA :</w:t>
-      </w:r>
-      <w:proofErr w:type="gramEnd"/>
-      <w:r>
-        <w:rPr>
-          <w:rFonts w:ascii="Times New Roman" w:hAnsi="Times New Roman" w:cs="Times New Roman"/>
-          <w:lang w:val="en-US"/>
-        </w:rPr>
-        <w:t xml:space="preserve"> Adaptive Security Appliance </w:t>
-      </w:r>
-    </w:p>
-    <w:p>
-      <w:pPr>
-        <w:rPr>
-          <w:rFonts w:ascii="Times New Roman" w:hAnsi="Times New Roman" w:cs="Times New Roman"/>
-          <w:lang w:val="en-US"/>
-        </w:rPr>
-      </w:pPr>
-    </w:p>
-    <w:p>
-      <w:pPr>
-        <w:rPr>
-          <w:rFonts w:ascii="Times New Roman" w:hAnsi="Times New Roman" w:cs="Times New Roman"/>
-          <w:lang w:val="en-US"/>
-        </w:rPr>
-      </w:pPr>
-    </w:p>
-    <w:p>
-      <w:pPr>
-        <w:rPr>
-          <w:rFonts w:ascii="Times New Roman" w:hAnsi="Times New Roman" w:cs="Times New Roman"/>
-          <w:lang w:val="en-US"/>
-        </w:rPr>
-      </w:pPr>
-    </w:p>
-    <w:p>
-      <w:pPr>
-        <w:rPr>
-          <w:rFonts w:ascii="Times New Roman" w:hAnsi="Times New Roman" w:cs="Times New Roman"/>
-          <w:lang w:val="en-US"/>
-        </w:rPr>
-      </w:pPr>
-    </w:p>
-    <w:p>
-      <w:pPr>
-        <w:rPr>
-          <w:rFonts w:ascii="Times New Roman" w:hAnsi="Times New Roman" w:cs="Times New Roman"/>
-          <w:lang w:val="en-US"/>
-        </w:rPr>
-      </w:pPr>
-    </w:p>
-    <w:p>
-      <w:pPr>
-        <w:rPr>
-          <w:rFonts w:ascii="Times New Roman" w:hAnsi="Times New Roman" w:cs="Times New Roman"/>
-          <w:lang w:val="en-US"/>
-        </w:rPr>
-      </w:pPr>
-    </w:p>
-    <w:p>
-      <w:pPr>
-        <w:rPr>
-          <w:rFonts w:ascii="Times New Roman" w:hAnsi="Times New Roman" w:cs="Times New Roman"/>
-          <w:lang w:val="en-US"/>
-        </w:rPr>
-      </w:pPr>
-    </w:p>
-    <w:p>
-      <w:pPr>
-        <w:rPr>
-          <w:rFonts w:ascii="Times New Roman" w:hAnsi="Times New Roman" w:cs="Times New Roman"/>
-          <w:lang w:val="en-US"/>
-        </w:rPr>
-      </w:pPr>
-    </w:p>
-    <w:p>
-      <w:pPr>
-        <w:rPr>
-          <w:rFonts w:ascii="Times New Roman" w:hAnsi="Times New Roman" w:cs="Times New Roman"/>
-          <w:lang w:val="en-US"/>
-        </w:rPr>
-      </w:pPr>
-    </w:p>
-    <w:p>
-      <w:pPr>
-        <w:rPr>
-          <w:rFonts w:ascii="Times New Roman" w:hAnsi="Times New Roman" w:cs="Times New Roman"/>
-          <w:lang w:val="en-US"/>
-        </w:rPr>
-      </w:pPr>
-    </w:p>
-    <w:p>
-      <w:pPr>
-        <w:rPr>
-          <w:rFonts w:ascii="Times New Roman" w:hAnsi="Times New Roman" w:cs="Times New Roman"/>
-          <w:lang w:val="en-US"/>
-        </w:rPr>
-      </w:pPr>
-    </w:p>
-    <w:p>
-      <w:pPr>
-        <w:rPr>
-          <w:rFonts w:ascii="Times New Roman" w:hAnsi="Times New Roman" w:cs="Times New Roman"/>
-          <w:lang w:val="en-US"/>
-        </w:rPr>
-      </w:pPr>
-    </w:p>
-    <w:p>
-      <w:pPr>
-        <w:pStyle w:val="Heading1"/>
+        </w:rPr>
+      </w:pPr>
+      <w:r>
+        <w:rPr>
+          <w:rFonts w:ascii="Times New Roman" w:hAnsi="Times New Roman" w:cs="Times New Roman"/>
+        </w:rPr>
+        <w:t>IPV4 : Internet Protocol version 4</w:t>
+      </w:r>
+    </w:p>
+    <w:p>
+      <w:pPr>
+        <w:rPr>
+          <w:rFonts w:ascii="Times New Roman" w:hAnsi="Times New Roman" w:cs="Times New Roman"/>
+        </w:rPr>
+      </w:pPr>
+      <w:r>
+        <w:rPr>
+          <w:rFonts w:ascii="Times New Roman" w:hAnsi="Times New Roman" w:cs="Times New Roman"/>
+        </w:rPr>
+        <w:t>DHCP : Dynamic Host Configuration Protocol</w:t>
+      </w:r>
+    </w:p>
+    <w:p>
+      <w:pPr>
+        <w:rPr>
+          <w:rFonts w:ascii="Times New Roman" w:hAnsi="Times New Roman" w:cs="Times New Roman"/>
+        </w:rPr>
+      </w:pPr>
+      <w:r>
+        <w:rPr>
+          <w:rFonts w:ascii="Times New Roman" w:hAnsi="Times New Roman" w:cs="Times New Roman"/>
+        </w:rPr>
+        <w:t>DNS : Domain Name System</w:t>
+      </w:r>
+    </w:p>
+    <w:p>
+      <w:pPr>
+        <w:rPr>
+          <w:rFonts w:ascii="Times New Roman" w:hAnsi="Times New Roman" w:cs="Times New Roman"/>
+        </w:rPr>
+      </w:pPr>
+      <w:r>
+        <w:rPr>
+          <w:rFonts w:ascii="Times New Roman" w:hAnsi="Times New Roman" w:cs="Times New Roman"/>
+        </w:rPr>
+        <w:t xml:space="preserve">ASA : Adaptive Security Appliance </w:t>
+      </w:r>
+    </w:p>
+    <w:p>
+      <w:pPr>
+        <w:rPr>
+          <w:rFonts w:ascii="Times New Roman" w:hAnsi="Times New Roman" w:cs="Times New Roman"/>
+        </w:rPr>
+      </w:pPr>
+    </w:p>
+    <w:p>
+      <w:pPr>
+        <w:rPr>
+          <w:rFonts w:ascii="Times New Roman" w:hAnsi="Times New Roman" w:cs="Times New Roman"/>
+        </w:rPr>
+      </w:pPr>
+    </w:p>
+    <w:p>
+      <w:pPr>
+        <w:rPr>
+          <w:rFonts w:ascii="Times New Roman" w:hAnsi="Times New Roman" w:cs="Times New Roman"/>
+        </w:rPr>
+      </w:pPr>
+    </w:p>
+    <w:p>
+      <w:pPr>
+        <w:rPr>
+          <w:rFonts w:ascii="Times New Roman" w:hAnsi="Times New Roman" w:cs="Times New Roman"/>
+        </w:rPr>
+      </w:pPr>
+    </w:p>
+    <w:p>
+      <w:pPr>
+        <w:rPr>
+          <w:rFonts w:ascii="Times New Roman" w:hAnsi="Times New Roman" w:cs="Times New Roman"/>
+        </w:rPr>
+      </w:pPr>
+    </w:p>
+    <w:p>
+      <w:pPr>
+        <w:rPr>
+          <w:rFonts w:ascii="Times New Roman" w:hAnsi="Times New Roman" w:cs="Times New Roman"/>
+        </w:rPr>
+      </w:pPr>
+    </w:p>
+    <w:p>
+      <w:pPr>
+        <w:rPr>
+          <w:rFonts w:ascii="Times New Roman" w:hAnsi="Times New Roman" w:cs="Times New Roman"/>
+        </w:rPr>
+      </w:pPr>
+    </w:p>
+    <w:p>
+      <w:pPr>
+        <w:rPr>
+          <w:rFonts w:ascii="Times New Roman" w:hAnsi="Times New Roman" w:cs="Times New Roman"/>
+        </w:rPr>
+      </w:pPr>
+    </w:p>
+    <w:p>
+      <w:pPr>
+        <w:rPr>
+          <w:rFonts w:ascii="Times New Roman" w:hAnsi="Times New Roman" w:cs="Times New Roman"/>
+        </w:rPr>
+      </w:pPr>
+    </w:p>
+    <w:p>
+      <w:pPr>
+        <w:rPr>
+          <w:rFonts w:ascii="Times New Roman" w:hAnsi="Times New Roman" w:cs="Times New Roman"/>
+        </w:rPr>
+      </w:pPr>
+    </w:p>
+    <w:p>
+      <w:pPr>
+        <w:rPr>
+          <w:rFonts w:ascii="Times New Roman" w:hAnsi="Times New Roman" w:cs="Times New Roman"/>
+        </w:rPr>
+      </w:pPr>
+    </w:p>
+    <w:p>
+      <w:pPr>
+        <w:rPr>
+          <w:rFonts w:ascii="Times New Roman" w:hAnsi="Times New Roman" w:cs="Times New Roman"/>
+        </w:rPr>
+      </w:pPr>
+    </w:p>
+    <w:p>
+      <w:pPr>
+        <w:pStyle w:val="Titre1"/>
         <w:jc w:val="both"/>
         <w:rPr>
           <w:rFonts w:ascii="Times New Roman" w:hAnsi="Times New Roman" w:cs="Times New Roman"/>
@@ -1795,7 +1672,6 @@
           <w:color w:val="auto"/>
           <w:sz w:val="32"/>
           <w:szCs w:val="32"/>
-          <w:lang w:val="en-US"/>
         </w:rPr>
       </w:pPr>
       <w:bookmarkStart w:id="1" w:name="_Toc230352869"/>
@@ -1807,8 +1683,8 @@
           <w:color w:val="auto"/>
           <w:sz w:val="32"/>
           <w:szCs w:val="32"/>
-          <w:lang w:val="en-US"/>
-        </w:rPr>
+        </w:rPr>
+        <w:lastRenderedPageBreak/>
         <w:t>Introduction</w:t>
       </w:r>
       <w:bookmarkEnd w:id="1"/>
@@ -1824,25 +1700,7 @@
         <w:rPr>
           <w:rFonts w:ascii="Times New Roman" w:hAnsi="Times New Roman" w:cs="Times New Roman"/>
         </w:rPr>
-        <w:t xml:space="preserve">Aujourd’hui, aucune </w:t>
-      </w:r>
-      <w:r>
-        <w:rPr>
-          <w:rFonts w:ascii="Times New Roman" w:hAnsi="Times New Roman" w:cs="Times New Roman"/>
-        </w:rPr>
-        <w:t>entreprise</w:t>
-      </w:r>
-      <w:r>
-        <w:rPr>
-          <w:rFonts w:ascii="Times New Roman" w:hAnsi="Times New Roman" w:cs="Times New Roman"/>
-        </w:rPr>
-        <w:t xml:space="preserve"> ne peut se passer d’un réseau informatique performant.</w:t>
-      </w:r>
-      <w:r>
-        <w:rPr>
-          <w:rFonts w:ascii="Times New Roman" w:hAnsi="Times New Roman" w:cs="Times New Roman"/>
-        </w:rPr>
-        <w:t xml:space="preserve"> </w:t>
+        <w:t xml:space="preserve">Aujourd’hui, aucune entreprise ne peut se passer d’un réseau informatique performant. </w:t>
       </w:r>
       <w:r>
         <w:rPr>
@@ -2011,7 +1869,7 @@
     </w:p>
     <w:p>
       <w:pPr>
-        <w:pStyle w:val="Heading1"/>
+        <w:pStyle w:val="Titre1"/>
         <w:jc w:val="both"/>
         <w:rPr>
           <w:rFonts w:ascii="Times New Roman" w:hAnsi="Times New Roman" w:cs="Times New Roman"/>
@@ -2038,7 +1896,7 @@
     </w:p>
     <w:p>
       <w:pPr>
-        <w:pStyle w:val="Heading2"/>
+        <w:pStyle w:val="Titre2"/>
         <w:jc w:val="both"/>
         <w:rPr>
           <w:rFonts w:ascii="Times New Roman" w:hAnsi="Times New Roman" w:cs="Times New Roman"/>
@@ -2077,40 +1935,12 @@
           <w:rFonts w:ascii="Times New Roman" w:hAnsi="Times New Roman" w:cs="Times New Roman"/>
           <w:lang w:eastAsia="ja-JP"/>
         </w:rPr>
-        <w:t>L</w:t>
-      </w:r>
-      <w:r>
-        <w:rPr>
-          <w:rFonts w:ascii="Times New Roman" w:hAnsi="Times New Roman" w:cs="Times New Roman"/>
-          <w:lang w:eastAsia="ja-JP"/>
-        </w:rPr>
-        <w:t>e principal objectif</w:t>
-      </w:r>
-      <w:r>
-        <w:rPr>
-          <w:rFonts w:ascii="Times New Roman" w:hAnsi="Times New Roman" w:cs="Times New Roman"/>
-          <w:lang w:eastAsia="ja-JP"/>
-        </w:rPr>
-        <w:t xml:space="preserve"> de ce projet est de concevoir une architecture réseau sécurisée pour une entreprise</w:t>
-      </w:r>
-      <w:r>
-        <w:rPr>
-          <w:rFonts w:ascii="Times New Roman" w:hAnsi="Times New Roman" w:cs="Times New Roman"/>
-          <w:lang w:eastAsia="ja-JP"/>
-        </w:rPr>
-        <w:t xml:space="preserve">, qui soit </w:t>
-      </w:r>
-      <w:r>
-        <w:rPr>
-          <w:rFonts w:ascii="Times New Roman" w:hAnsi="Times New Roman" w:cs="Times New Roman"/>
-          <w:lang w:eastAsia="ja-JP"/>
-        </w:rPr>
-        <w:t>capable de garantir la confidentialité, l’intégrité et la disponibilité des ressources informatiques, tout en assurant une connectivité optimale entre les différents services et utilisateurs.</w:t>
-      </w:r>
-    </w:p>
-    <w:p>
-      <w:pPr>
-        <w:pStyle w:val="Heading2"/>
+        <w:t>Le principal objectif de ce projet est de concevoir une architecture réseau sécurisée pour une entreprise, qui soit capable de garantir la confidentialité, l’intégrité et la disponibilité des ressources informatiques, tout en assurant une connectivité optimale entre les différents services et utilisateurs.</w:t>
+      </w:r>
+    </w:p>
+    <w:p>
+      <w:pPr>
+        <w:pStyle w:val="Titre2"/>
         <w:jc w:val="both"/>
         <w:rPr>
           <w:rFonts w:ascii="Times New Roman" w:hAnsi="Times New Roman" w:cs="Times New Roman"/>
@@ -2199,14 +2029,112 @@
           <w:b/>
           <w:bCs/>
         </w:rPr>
+        <w:t xml:space="preserve"> Répertorier les serveurs</w:t>
+      </w:r>
+      <w:r>
+        <w:rPr>
+          <w:rFonts w:ascii="Times New Roman" w:hAnsi="Times New Roman" w:cs="Times New Roman"/>
+        </w:rPr>
+        <w:t xml:space="preserve"> et leurs fonctions (ex : serveur Web, serveur DB, serveur de fichiers). </w:t>
+      </w:r>
+    </w:p>
+    <w:p>
+      <w:pPr>
+        <w:jc w:val="both"/>
+        <w:rPr>
+          <w:rFonts w:ascii="Times New Roman" w:hAnsi="Times New Roman" w:cs="Times New Roman"/>
+        </w:rPr>
+      </w:pPr>
+      <w:r>
+        <w:rPr>
+          <w:rFonts w:ascii="Times New Roman" w:hAnsi="Times New Roman" w:cs="Times New Roman"/>
+          <w:b/>
+          <w:bCs/>
+        </w:rPr>
+        <w:t>Définir les zones réseau</w:t>
+      </w:r>
+      <w:r>
+        <w:rPr>
+          <w:rFonts w:ascii="Times New Roman" w:hAnsi="Times New Roman" w:cs="Times New Roman"/>
+        </w:rPr>
+        <w:t xml:space="preserve"> (LAN, DMZ, WAN, Wi-Fi Invités) et leurs interactions. </w:t>
+      </w:r>
+    </w:p>
+    <w:p>
+      <w:pPr>
+        <w:jc w:val="both"/>
+        <w:rPr>
+          <w:rFonts w:ascii="Times New Roman" w:hAnsi="Times New Roman" w:cs="Times New Roman"/>
+          <w:b/>
+          <w:bCs/>
+        </w:rPr>
+      </w:pPr>
+      <w:r>
+        <w:rPr>
+          <w:rFonts w:ascii="Times New Roman" w:hAnsi="Times New Roman" w:cs="Times New Roman"/>
+          <w:b/>
+          <w:bCs/>
+        </w:rPr>
+        <w:t>Concevoir l’architecture réseau</w:t>
+      </w:r>
+    </w:p>
+    <w:p>
+      <w:pPr>
+        <w:jc w:val="both"/>
+        <w:rPr>
+          <w:rFonts w:ascii="Times New Roman" w:hAnsi="Times New Roman" w:cs="Times New Roman"/>
+        </w:rPr>
+      </w:pPr>
+      <w:r>
+        <w:rPr>
+          <w:rFonts w:ascii="Times New Roman" w:hAnsi="Times New Roman" w:cs="Times New Roman"/>
+          <w:b/>
+          <w:bCs/>
+        </w:rPr>
+        <w:t>Schématiser l’architecture globale</w:t>
+      </w:r>
+      <w:r>
+        <w:rPr>
+          <w:rFonts w:ascii="Times New Roman" w:hAnsi="Times New Roman" w:cs="Times New Roman"/>
+        </w:rPr>
+        <w:t xml:space="preserve"> (LAN, DMZ, WAN) dans Cisco </w:t>
+      </w:r>
+      <w:proofErr w:type="spellStart"/>
+      <w:r>
+        <w:rPr>
+          <w:rFonts w:ascii="Times New Roman" w:hAnsi="Times New Roman" w:cs="Times New Roman"/>
+        </w:rPr>
+        <w:t>Packet</w:t>
+      </w:r>
+      <w:proofErr w:type="spellEnd"/>
+      <w:r>
+        <w:rPr>
+          <w:rFonts w:ascii="Times New Roman" w:hAnsi="Times New Roman" w:cs="Times New Roman"/>
+        </w:rPr>
+        <w:t xml:space="preserve"> Tracer. </w:t>
+      </w:r>
+    </w:p>
+    <w:p>
+      <w:pPr>
+        <w:jc w:val="both"/>
+        <w:rPr>
+          <w:rFonts w:ascii="Times New Roman" w:hAnsi="Times New Roman" w:cs="Times New Roman"/>
+        </w:rPr>
+      </w:pPr>
+      <w:r>
+        <w:rPr>
+          <w:rFonts w:ascii="Times New Roman" w:hAnsi="Times New Roman" w:cs="Times New Roman"/>
+          <w:b/>
+          <w:bCs/>
+        </w:rPr>
         <w:lastRenderedPageBreak/>
-        <w:t xml:space="preserve"> Répertorier les serveurs</w:t>
-      </w:r>
-      <w:r>
-        <w:rPr>
-          <w:rFonts w:ascii="Times New Roman" w:hAnsi="Times New Roman" w:cs="Times New Roman"/>
-        </w:rPr>
-        <w:t xml:space="preserve"> et leurs fonctions (ex : serveur Web, serveur DB, serveur de fichiers). </w:t>
+        <w:t>Définir les plages d’adresses IP</w:t>
+      </w:r>
+      <w:r>
+        <w:rPr>
+          <w:rFonts w:ascii="Times New Roman" w:hAnsi="Times New Roman" w:cs="Times New Roman"/>
+        </w:rPr>
+        <w:t xml:space="preserve"> pour chaque zone (ex : 192.168.1.0/24 pour la DMZ, 192.168.2.0/24 pour le LAN). </w:t>
       </w:r>
     </w:p>
     <w:p>
@@ -2222,131 +2150,27 @@
           <w:b/>
           <w:bCs/>
         </w:rPr>
-        <w:t>Définir les zones réseau</w:t>
-      </w:r>
-      <w:r>
-        <w:rPr>
-          <w:rFonts w:ascii="Times New Roman" w:hAnsi="Times New Roman" w:cs="Times New Roman"/>
-        </w:rPr>
-        <w:t xml:space="preserve"> (LAN, DMZ, WAN, Wi-Fi Invités) et leurs interactions. </w:t>
-      </w:r>
-    </w:p>
-    <w:p>
-      <w:pPr>
-        <w:jc w:val="both"/>
-        <w:rPr>
-          <w:rFonts w:ascii="Times New Roman" w:hAnsi="Times New Roman" w:cs="Times New Roman"/>
-          <w:b/>
-          <w:bCs/>
-        </w:rPr>
-      </w:pPr>
-      <w:r>
-        <w:rPr>
-          <w:rFonts w:ascii="Times New Roman" w:hAnsi="Times New Roman" w:cs="Times New Roman"/>
-          <w:b/>
-          <w:bCs/>
-        </w:rPr>
-        <w:t>Concevoir l’architecture réseau</w:t>
-      </w:r>
-    </w:p>
-    <w:p>
-      <w:pPr>
-        <w:jc w:val="both"/>
-        <w:rPr>
-          <w:rFonts w:ascii="Times New Roman" w:hAnsi="Times New Roman" w:cs="Times New Roman"/>
-        </w:rPr>
-      </w:pPr>
-      <w:r>
-        <w:rPr>
-          <w:rFonts w:ascii="Times New Roman" w:hAnsi="Times New Roman" w:cs="Times New Roman"/>
-          <w:b/>
-          <w:bCs/>
-        </w:rPr>
-        <w:t>Schématiser l’architecture globale</w:t>
-      </w:r>
-      <w:r>
-        <w:rPr>
-          <w:rFonts w:ascii="Times New Roman" w:hAnsi="Times New Roman" w:cs="Times New Roman"/>
-        </w:rPr>
-        <w:t xml:space="preserve"> (LAN, DMZ, WAN) dans Cisco </w:t>
+        <w:t>Choisir et configurer les équipements</w:t>
+      </w:r>
+      <w:r>
+        <w:rPr>
+          <w:rFonts w:ascii="Times New Roman" w:hAnsi="Times New Roman" w:cs="Times New Roman"/>
+        </w:rPr>
+        <w:t xml:space="preserve"> (ex : routeur Cisco 2911, firewall ASA 5505, </w:t>
       </w:r>
       <w:proofErr w:type="spellStart"/>
       <w:r>
         <w:rPr>
           <w:rFonts w:ascii="Times New Roman" w:hAnsi="Times New Roman" w:cs="Times New Roman"/>
         </w:rPr>
-        <w:t>Packet</w:t>
+        <w:t>switchs</w:t>
       </w:r>
       <w:proofErr w:type="spellEnd"/>
       <w:r>
         <w:rPr>
           <w:rFonts w:ascii="Times New Roman" w:hAnsi="Times New Roman" w:cs="Times New Roman"/>
         </w:rPr>
-        <w:t xml:space="preserve"> Tracer. </w:t>
-      </w:r>
-    </w:p>
-    <w:p>
-      <w:pPr>
-        <w:jc w:val="both"/>
-        <w:rPr>
-          <w:rFonts w:ascii="Times New Roman" w:hAnsi="Times New Roman" w:cs="Times New Roman"/>
-        </w:rPr>
-      </w:pPr>
-      <w:r>
-        <w:rPr>
-          <w:rFonts w:ascii="Times New Roman" w:hAnsi="Times New Roman" w:cs="Times New Roman"/>
-          <w:b/>
-          <w:bCs/>
-        </w:rPr>
-        <w:t>Définir les plages d’adresses IP</w:t>
-      </w:r>
-      <w:r>
-        <w:rPr>
-          <w:rFonts w:ascii="Times New Roman" w:hAnsi="Times New Roman" w:cs="Times New Roman"/>
-        </w:rPr>
-        <w:t xml:space="preserve"> pour chaque zone (ex : 192.168.1.0/24 pour la DMZ, 192.168.2.0/24 pour le LAN). </w:t>
-      </w:r>
-    </w:p>
-    <w:p>
-      <w:pPr>
-        <w:jc w:val="both"/>
-        <w:rPr>
-          <w:rFonts w:ascii="Times New Roman" w:hAnsi="Times New Roman" w:cs="Times New Roman"/>
-        </w:rPr>
-      </w:pPr>
-      <w:r>
-        <w:rPr>
-          <w:rFonts w:ascii="Times New Roman" w:hAnsi="Times New Roman" w:cs="Times New Roman"/>
-          <w:b/>
-          <w:bCs/>
-        </w:rPr>
-        <w:t>Choisir et configurer les équipements</w:t>
-      </w:r>
-      <w:r>
-        <w:rPr>
-          <w:rFonts w:ascii="Times New Roman" w:hAnsi="Times New Roman" w:cs="Times New Roman"/>
-        </w:rPr>
-        <w:t xml:space="preserve"> (ex : routeur Cisco 2911, firewall ASA 5505, </w:t>
-      </w:r>
-      <w:proofErr w:type="spellStart"/>
-      <w:r>
-        <w:rPr>
-          <w:rFonts w:ascii="Times New Roman" w:hAnsi="Times New Roman" w:cs="Times New Roman"/>
-        </w:rPr>
-        <w:t>switchs</w:t>
-      </w:r>
-      <w:proofErr w:type="spellEnd"/>
-      <w:r>
-        <w:rPr>
-          <w:rFonts w:ascii="Times New Roman" w:hAnsi="Times New Roman" w:cs="Times New Roman"/>
-        </w:rPr>
-        <w:t xml:space="preserve"> 2960</w:t>
-      </w:r>
-      <w:r>
-        <w:rPr>
-          <w:rFonts w:ascii="Times New Roman" w:hAnsi="Times New Roman" w:cs="Times New Roman"/>
-        </w:rPr>
-        <w:t>)</w:t>
+        <w:t xml:space="preserve"> 2960)</w:t>
       </w:r>
     </w:p>
     <w:p>
@@ -2791,7 +2615,7 @@
     </w:p>
     <w:p>
       <w:pPr>
-        <w:pStyle w:val="Heading1"/>
+        <w:pStyle w:val="Titre1"/>
         <w:jc w:val="both"/>
         <w:rPr>
           <w:rFonts w:ascii="Times New Roman" w:hAnsi="Times New Roman" w:cs="Times New Roman"/>
@@ -2827,41 +2651,35 @@
         <w:rPr>
           <w:rFonts w:ascii="Times New Roman" w:hAnsi="Times New Roman" w:cs="Times New Roman"/>
         </w:rPr>
-        <w:t xml:space="preserve">Avec l’augmentation des volumes de données échangées, le développement du travail à distance et l'évolution constante des menaces informatiques, les infrastructures réseaux traditionnelles montrent aujourd'hui leurs limites en termes de performance, de contrôle et de protection. Les entreprises recherchent désormais des solutions fiables capables de fluidifier la </w:t>
-      </w:r>
+        <w:t>Avec l’augmentation des volumes de données échangées, le développement du travail à distance et l'évolution constante des menaces informatiques, les infrastructures réseaux traditionnelles montrent aujourd'hui leurs limites en termes de performance, de contrôle et de protection. Les entreprises recherchent désormais des solutions fiables capables de fluidifier la communication entre les collaborateurs tout en garantissant la confidentialité des données et la continuité des activités.</w:t>
+      </w:r>
+    </w:p>
+    <w:p>
+      <w:pPr>
+        <w:jc w:val="both"/>
+        <w:rPr>
+          <w:rFonts w:ascii="Times New Roman" w:hAnsi="Times New Roman" w:cs="Times New Roman"/>
+        </w:rPr>
+      </w:pPr>
+      <w:r>
+        <w:rPr>
+          <w:rFonts w:ascii="Times New Roman" w:hAnsi="Times New Roman" w:cs="Times New Roman"/>
+        </w:rPr>
+        <w:t>Dans ce contexte, la conception d'une infrastructure moderne offre de nouvelles perspectives en permettant de segmenter les flux, de centraliser la gestion des accès et de surveiller le trafic en temps réel. Cependant, la mise en place d'un tel système soulève plusieurs défis majeurs, notamment en termes de choix des équipements, de configuration des protocoles de sécurité, de tolérance aux pannes et de gestion de la bande passante.</w:t>
+      </w:r>
+    </w:p>
+    <w:p>
+      <w:pPr>
+        <w:jc w:val="both"/>
+        <w:rPr>
+          <w:rFonts w:ascii="Times New Roman" w:hAnsi="Times New Roman" w:cs="Times New Roman"/>
+        </w:rPr>
+      </w:pPr>
       <w:r>
         <w:rPr>
           <w:rFonts w:ascii="Times New Roman" w:hAnsi="Times New Roman" w:cs="Times New Roman"/>
         </w:rPr>
         <w:lastRenderedPageBreak/>
-        <w:t>communication entre les collaborateurs tout en garantissant la confidentialité des données et la continuité des activités.</w:t>
-      </w:r>
-    </w:p>
-    <w:p>
-      <w:pPr>
-        <w:jc w:val="both"/>
-        <w:rPr>
-          <w:rFonts w:ascii="Times New Roman" w:hAnsi="Times New Roman" w:cs="Times New Roman"/>
-        </w:rPr>
-      </w:pPr>
-      <w:r>
-        <w:rPr>
-          <w:rFonts w:ascii="Times New Roman" w:hAnsi="Times New Roman" w:cs="Times New Roman"/>
-        </w:rPr>
-        <w:t>Dans ce contexte, la conception d'une infrastructure moderne offre de nouvelles perspectives en permettant de segmenter les flux, de centraliser la gestion des accès et de surveiller le trafic en temps réel. Cependant, la mise en place d'un tel système soulève plusieurs défis majeurs, notamment en termes de choix des équipements, de configuration des protocoles de sécurité, de tolérance aux pannes et de gestion de la bande passante.</w:t>
-      </w:r>
-    </w:p>
-    <w:p>
-      <w:pPr>
-        <w:jc w:val="both"/>
-        <w:rPr>
-          <w:rFonts w:ascii="Times New Roman" w:hAnsi="Times New Roman" w:cs="Times New Roman"/>
-        </w:rPr>
-      </w:pPr>
-      <w:r>
-        <w:rPr>
-          <w:rFonts w:ascii="Times New Roman" w:hAnsi="Times New Roman" w:cs="Times New Roman"/>
-        </w:rPr>
         <w:t xml:space="preserve">Ainsi, la problématique de ce projet peut être formulée comme suit : Comment concevoir et simuler, à l’aide de Cisco </w:t>
       </w:r>
       <w:proofErr w:type="spellStart"/>
@@ -2893,7 +2711,7 @@
     </w:p>
     <w:p>
       <w:pPr>
-        <w:pStyle w:val="Heading1"/>
+        <w:pStyle w:val="Titre1"/>
         <w:jc w:val="both"/>
         <w:rPr>
           <w:rFonts w:ascii="Times New Roman" w:hAnsi="Times New Roman" w:cs="Times New Roman"/>
@@ -2933,15 +2751,7 @@
           <w:b/>
           <w:bCs/>
         </w:rPr>
-        <w:t>1. Analyse des besoins et étude de l'e</w:t>
-      </w:r>
-      <w:r>
-        <w:rPr>
-          <w:rFonts w:ascii="Times New Roman" w:hAnsi="Times New Roman" w:cs="Times New Roman"/>
-          <w:b/>
-          <w:bCs/>
-        </w:rPr>
-        <w:t>ntreprise</w:t>
+        <w:t>1. Analyse des besoins et étude de l'entreprise</w:t>
       </w:r>
     </w:p>
     <w:p>
@@ -3137,33 +2947,26 @@
         <w:rPr>
           <w:rFonts w:ascii="Times New Roman" w:hAnsi="Times New Roman" w:cs="Times New Roman"/>
         </w:rPr>
-        <w:t xml:space="preserve">La dernière étape consiste à vérifier le bon fonctionnement de l'architecture. Nous réalisons des tests de connectivité pour s'assurer que le réseau fonctionne, ainsi que des tests d'intrusion </w:t>
-      </w:r>
-      <w:r>
-        <w:rPr>
-          <w:rFonts w:ascii="Times New Roman" w:hAnsi="Times New Roman" w:cs="Times New Roman"/>
-        </w:rPr>
-        <w:lastRenderedPageBreak/>
-        <w:t>simulés pour prouver que les restrictions de sécurité bloquent efficacement les accès non autorisés.</w:t>
-      </w:r>
-    </w:p>
-    <w:p>
-      <w:pPr>
-        <w:rPr>
-          <w:rFonts w:ascii="Times New Roman" w:hAnsi="Times New Roman" w:cs="Times New Roman"/>
-        </w:rPr>
-      </w:pPr>
-    </w:p>
-    <w:p>
-      <w:pPr>
-        <w:rPr>
-          <w:rFonts w:ascii="Times New Roman" w:hAnsi="Times New Roman" w:cs="Times New Roman"/>
-        </w:rPr>
-      </w:pPr>
-    </w:p>
-    <w:p>
-      <w:pPr>
-        <w:pStyle w:val="Heading1"/>
+        <w:t>La dernière étape consiste à vérifier le bon fonctionnement de l'architecture. Nous réalisons des tests de connectivité pour s'assurer que le réseau fonctionne, ainsi que des tests d'intrusion simulés pour prouver que les restrictions de sécurité bloquent efficacement les accès non autorisés.</w:t>
+      </w:r>
+    </w:p>
+    <w:p>
+      <w:pPr>
+        <w:rPr>
+          <w:rFonts w:ascii="Times New Roman" w:hAnsi="Times New Roman" w:cs="Times New Roman"/>
+        </w:rPr>
+      </w:pPr>
+    </w:p>
+    <w:p>
+      <w:pPr>
+        <w:rPr>
+          <w:rFonts w:ascii="Times New Roman" w:hAnsi="Times New Roman" w:cs="Times New Roman"/>
+        </w:rPr>
+      </w:pPr>
+    </w:p>
+    <w:p>
+      <w:pPr>
+        <w:pStyle w:val="Titre1"/>
         <w:rPr>
           <w:rFonts w:ascii="Times New Roman" w:hAnsi="Times New Roman" w:cs="Times New Roman"/>
           <w:b/>
@@ -4688,11 +4491,11 @@
     <w:name w:val="Normal"/>
     <w:qFormat/>
   </w:style>
-  <w:style w:type="paragraph" w:styleId="Heading1">
+  <w:style w:type="paragraph" w:styleId="Titre1">
     <w:name w:val="heading 1"/>
     <w:basedOn w:val="Normal"/>
     <w:next w:val="Normal"/>
-    <w:link w:val="Heading1Char"/>
+    <w:link w:val="Titre1Car"/>
     <w:uiPriority w:val="9"/>
     <w:qFormat/>
     <w:rsid w:val="006E65CA"/>
@@ -4709,11 +4512,11 @@
       <w:szCs w:val="40"/>
     </w:rPr>
   </w:style>
-  <w:style w:type="paragraph" w:styleId="Heading2">
+  <w:style w:type="paragraph" w:styleId="Titre2">
     <w:name w:val="heading 2"/>
     <w:basedOn w:val="Normal"/>
     <w:next w:val="Normal"/>
-    <w:link w:val="Heading2Char"/>
+    <w:link w:val="Titre2Car"/>
     <w:uiPriority w:val="9"/>
     <w:unhideWhenUsed/>
     <w:qFormat/>
@@ -4731,11 +4534,11 @@
       <w:szCs w:val="32"/>
     </w:rPr>
   </w:style>
-  <w:style w:type="paragraph" w:styleId="Heading3">
+  <w:style w:type="paragraph" w:styleId="Titre3">
     <w:name w:val="heading 3"/>
     <w:basedOn w:val="Normal"/>
     <w:next w:val="Normal"/>
-    <w:link w:val="Heading3Char"/>
+    <w:link w:val="Titre3Car"/>
     <w:uiPriority w:val="9"/>
     <w:semiHidden/>
     <w:unhideWhenUsed/>
@@ -4754,11 +4557,11 @@
       <w:szCs w:val="28"/>
     </w:rPr>
   </w:style>
-  <w:style w:type="paragraph" w:styleId="Heading4">
+  <w:style w:type="paragraph" w:styleId="Titre4">
     <w:name w:val="heading 4"/>
     <w:basedOn w:val="Normal"/>
     <w:next w:val="Normal"/>
-    <w:link w:val="Heading4Char"/>
+    <w:link w:val="Titre4Car"/>
     <w:uiPriority w:val="9"/>
     <w:semiHidden/>
     <w:unhideWhenUsed/>
@@ -4777,11 +4580,11 @@
       <w:color w:val="0F4761" w:themeColor="accent1" w:themeShade="BF"/>
     </w:rPr>
   </w:style>
-  <w:style w:type="paragraph" w:styleId="Heading5">
+  <w:style w:type="paragraph" w:styleId="Titre5">
     <w:name w:val="heading 5"/>
     <w:basedOn w:val="Normal"/>
     <w:next w:val="Normal"/>
-    <w:link w:val="Heading5Char"/>
+    <w:link w:val="Titre5Car"/>
     <w:uiPriority w:val="9"/>
     <w:semiHidden/>
     <w:unhideWhenUsed/>
@@ -4798,11 +4601,11 @@
       <w:color w:val="0F4761" w:themeColor="accent1" w:themeShade="BF"/>
     </w:rPr>
   </w:style>
-  <w:style w:type="paragraph" w:styleId="Heading6">
+  <w:style w:type="paragraph" w:styleId="Titre6">
     <w:name w:val="heading 6"/>
     <w:basedOn w:val="Normal"/>
     <w:next w:val="Normal"/>
-    <w:link w:val="Heading6Char"/>
+    <w:link w:val="Titre6Car"/>
     <w:uiPriority w:val="9"/>
     <w:semiHidden/>
     <w:unhideWhenUsed/>
@@ -4821,11 +4624,11 @@
       <w:color w:val="595959" w:themeColor="text1" w:themeTint="A6"/>
     </w:rPr>
   </w:style>
-  <w:style w:type="paragraph" w:styleId="Heading7">
+  <w:style w:type="paragraph" w:styleId="Titre7">
     <w:name w:val="heading 7"/>
     <w:basedOn w:val="Normal"/>
     <w:next w:val="Normal"/>
-    <w:link w:val="Heading7Char"/>
+    <w:link w:val="Titre7Car"/>
     <w:uiPriority w:val="9"/>
     <w:semiHidden/>
     <w:unhideWhenUsed/>
@@ -4842,11 +4645,11 @@
       <w:color w:val="595959" w:themeColor="text1" w:themeTint="A6"/>
     </w:rPr>
   </w:style>
-  <w:style w:type="paragraph" w:styleId="Heading8">
+  <w:style w:type="paragraph" w:styleId="Titre8">
     <w:name w:val="heading 8"/>
     <w:basedOn w:val="Normal"/>
     <w:next w:val="Normal"/>
-    <w:link w:val="Heading8Char"/>
+    <w:link w:val="Titre8Car"/>
     <w:uiPriority w:val="9"/>
     <w:semiHidden/>
     <w:unhideWhenUsed/>
@@ -4865,11 +4668,11 @@
       <w:color w:val="272727" w:themeColor="text1" w:themeTint="D8"/>
     </w:rPr>
   </w:style>
-  <w:style w:type="paragraph" w:styleId="Heading9">
+  <w:style w:type="paragraph" w:styleId="Titre9">
     <w:name w:val="heading 9"/>
     <w:basedOn w:val="Normal"/>
     <w:next w:val="Normal"/>
-    <w:link w:val="Heading9Char"/>
+    <w:link w:val="Titre9Car"/>
     <w:uiPriority w:val="9"/>
     <w:semiHidden/>
     <w:unhideWhenUsed/>
@@ -4886,12 +4689,13 @@
       <w:color w:val="272727" w:themeColor="text1" w:themeTint="D8"/>
     </w:rPr>
   </w:style>
-  <w:style w:type="character" w:default="1" w:styleId="DefaultParagraphFont">
+  <w:style w:type="character" w:default="1" w:styleId="Policepardfaut">
     <w:name w:val="Default Paragraph Font"/>
     <w:uiPriority w:val="1"/>
+    <w:semiHidden/>
     <w:unhideWhenUsed/>
   </w:style>
-  <w:style w:type="table" w:default="1" w:styleId="TableNormal">
+  <w:style w:type="table" w:default="1" w:styleId="TableauNormal">
     <w:name w:val="Normal Table"/>
     <w:uiPriority w:val="99"/>
     <w:semiHidden/>
@@ -4906,16 +4710,16 @@
       </w:tblCellMar>
     </w:tblPr>
   </w:style>
-  <w:style w:type="numbering" w:default="1" w:styleId="NoList">
+  <w:style w:type="numbering" w:default="1" w:styleId="Aucuneliste">
     <w:name w:val="No List"/>
     <w:uiPriority w:val="99"/>
     <w:semiHidden/>
     <w:unhideWhenUsed/>
   </w:style>
-  <w:style w:type="character" w:customStyle="1" w:styleId="Heading1Char">
-    <w:name w:val="Heading 1 Char"/>
-    <w:basedOn w:val="DefaultParagraphFont"/>
-    <w:link w:val="Heading1"/>
+  <w:style w:type="character" w:customStyle="1" w:styleId="Titre1Car">
+    <w:name w:val="Titre 1 Car"/>
+    <w:basedOn w:val="Policepardfaut"/>
+    <w:link w:val="Titre1"/>
     <w:uiPriority w:val="9"/>
     <w:rsid w:val="006E65CA"/>
     <w:rPr>
@@ -4925,10 +4729,10 @@
       <w:szCs w:val="40"/>
     </w:rPr>
   </w:style>
-  <w:style w:type="character" w:customStyle="1" w:styleId="Heading2Char">
-    <w:name w:val="Heading 2 Char"/>
-    <w:basedOn w:val="DefaultParagraphFont"/>
-    <w:link w:val="Heading2"/>
+  <w:style w:type="character" w:customStyle="1" w:styleId="Titre2Car">
+    <w:name w:val="Titre 2 Car"/>
+    <w:basedOn w:val="Policepardfaut"/>
+    <w:link w:val="Titre2"/>
     <w:uiPriority w:val="9"/>
     <w:rsid w:val="006E65CA"/>
     <w:rPr>
@@ -4938,10 +4742,10 @@
       <w:szCs w:val="32"/>
     </w:rPr>
   </w:style>
-  <w:style w:type="character" w:customStyle="1" w:styleId="Heading3Char">
-    <w:name w:val="Heading 3 Char"/>
-    <w:basedOn w:val="DefaultParagraphFont"/>
-    <w:link w:val="Heading3"/>
+  <w:style w:type="character" w:customStyle="1" w:styleId="Titre3Car">
+    <w:name w:val="Titre 3 Car"/>
+    <w:basedOn w:val="Policepardfaut"/>
+    <w:link w:val="Titre3"/>
     <w:uiPriority w:val="9"/>
     <w:semiHidden/>
     <w:rsid w:val="006E65CA"/>
@@ -4952,10 +4756,10 @@
       <w:szCs w:val="28"/>
     </w:rPr>
   </w:style>
-  <w:style w:type="character" w:customStyle="1" w:styleId="Heading4Char">
-    <w:name w:val="Heading 4 Char"/>
-    <w:basedOn w:val="DefaultParagraphFont"/>
-    <w:link w:val="Heading4"/>
+  <w:style w:type="character" w:customStyle="1" w:styleId="Titre4Car">
+    <w:name w:val="Titre 4 Car"/>
+    <w:basedOn w:val="Policepardfaut"/>
+    <w:link w:val="Titre4"/>
     <w:uiPriority w:val="9"/>
     <w:semiHidden/>
     <w:rsid w:val="006E65CA"/>
@@ -4966,10 +4770,10 @@
       <w:color w:val="0F4761" w:themeColor="accent1" w:themeShade="BF"/>
     </w:rPr>
   </w:style>
-  <w:style w:type="character" w:customStyle="1" w:styleId="Heading5Char">
-    <w:name w:val="Heading 5 Char"/>
-    <w:basedOn w:val="DefaultParagraphFont"/>
-    <w:link w:val="Heading5"/>
+  <w:style w:type="character" w:customStyle="1" w:styleId="Titre5Car">
+    <w:name w:val="Titre 5 Car"/>
+    <w:basedOn w:val="Policepardfaut"/>
+    <w:link w:val="Titre5"/>
     <w:uiPriority w:val="9"/>
     <w:semiHidden/>
     <w:rsid w:val="006E65CA"/>
@@ -4978,10 +4782,10 @@
       <w:color w:val="0F4761" w:themeColor="accent1" w:themeShade="BF"/>
     </w:rPr>
   </w:style>
-  <w:style w:type="character" w:customStyle="1" w:styleId="Heading6Char">
-    <w:name w:val="Heading 6 Char"/>
-    <w:basedOn w:val="DefaultParagraphFont"/>
-    <w:link w:val="Heading6"/>
+  <w:style w:type="character" w:customStyle="1" w:styleId="Titre6Car">
+    <w:name w:val="Titre 6 Car"/>
+    <w:basedOn w:val="Policepardfaut"/>
+    <w:link w:val="Titre6"/>
     <w:uiPriority w:val="9"/>
     <w:semiHidden/>
     <w:rsid w:val="006E65CA"/>
@@ -4992,10 +4796,10 @@
       <w:color w:val="595959" w:themeColor="text1" w:themeTint="A6"/>
     </w:rPr>
   </w:style>
-  <w:style w:type="character" w:customStyle="1" w:styleId="Heading7Char">
-    <w:name w:val="Heading 7 Char"/>
-    <w:basedOn w:val="DefaultParagraphFont"/>
-    <w:link w:val="Heading7"/>
+  <w:style w:type="character" w:customStyle="1" w:styleId="Titre7Car">
+    <w:name w:val="Titre 7 Car"/>
+    <w:basedOn w:val="Policepardfaut"/>
+    <w:link w:val="Titre7"/>
     <w:uiPriority w:val="9"/>
     <w:semiHidden/>
     <w:rsid w:val="006E65CA"/>
@@ -5004,10 +4808,10 @@
       <w:color w:val="595959" w:themeColor="text1" w:themeTint="A6"/>
     </w:rPr>
   </w:style>
-  <w:style w:type="character" w:customStyle="1" w:styleId="Heading8Char">
-    <w:name w:val="Heading 8 Char"/>
-    <w:basedOn w:val="DefaultParagraphFont"/>
-    <w:link w:val="Heading8"/>
+  <w:style w:type="character" w:customStyle="1" w:styleId="Titre8Car">
+    <w:name w:val="Titre 8 Car"/>
+    <w:basedOn w:val="Policepardfaut"/>
+    <w:link w:val="Titre8"/>
     <w:uiPriority w:val="9"/>
     <w:semiHidden/>
     <w:rsid w:val="006E65CA"/>
@@ -5018,10 +4822,10 @@
       <w:color w:val="272727" w:themeColor="text1" w:themeTint="D8"/>
     </w:rPr>
   </w:style>
-  <w:style w:type="character" w:customStyle="1" w:styleId="Heading9Char">
-    <w:name w:val="Heading 9 Char"/>
-    <w:basedOn w:val="DefaultParagraphFont"/>
-    <w:link w:val="Heading9"/>
+  <w:style w:type="character" w:customStyle="1" w:styleId="Titre9Car">
+    <w:name w:val="Titre 9 Car"/>
+    <w:basedOn w:val="Policepardfaut"/>
+    <w:link w:val="Titre9"/>
     <w:uiPriority w:val="9"/>
     <w:semiHidden/>
     <w:rsid w:val="006E65CA"/>
@@ -5030,11 +4834,11 @@
       <w:color w:val="272727" w:themeColor="text1" w:themeTint="D8"/>
     </w:rPr>
   </w:style>
-  <w:style w:type="paragraph" w:styleId="Title">
+  <w:style w:type="paragraph" w:styleId="Titre">
     <w:name w:val="Title"/>
     <w:basedOn w:val="Normal"/>
     <w:next w:val="Normal"/>
-    <w:link w:val="TitleChar"/>
+    <w:link w:val="TitreCar"/>
     <w:uiPriority w:val="10"/>
     <w:qFormat/>
     <w:rsid w:val="006E65CA"/>
@@ -5050,10 +4854,10 @@
       <w:szCs w:val="56"/>
     </w:rPr>
   </w:style>
-  <w:style w:type="character" w:customStyle="1" w:styleId="TitleChar">
-    <w:name w:val="Title Char"/>
-    <w:basedOn w:val="DefaultParagraphFont"/>
-    <w:link w:val="Title"/>
+  <w:style w:type="character" w:customStyle="1" w:styleId="TitreCar">
+    <w:name w:val="Titre Car"/>
+    <w:basedOn w:val="Policepardfaut"/>
+    <w:link w:val="Titre"/>
     <w:uiPriority w:val="10"/>
     <w:rsid w:val="006E65CA"/>
     <w:rPr>
@@ -5064,11 +4868,11 @@
       <w:szCs w:val="56"/>
     </w:rPr>
   </w:style>
-  <w:style w:type="paragraph" w:styleId="Subtitle">
+  <w:style w:type="paragraph" w:styleId="Sous-titre">
     <w:name w:val="Subtitle"/>
     <w:basedOn w:val="Normal"/>
     <w:next w:val="Normal"/>
-    <w:link w:val="SubtitleChar"/>
+    <w:link w:val="Sous-titreCar"/>
     <w:uiPriority w:val="11"/>
     <w:qFormat/>
     <w:rsid w:val="006E65CA"/>
@@ -5085,10 +4889,10 @@
       <w:szCs w:val="28"/>
     </w:rPr>
   </w:style>
-  <w:style w:type="character" w:customStyle="1" w:styleId="SubtitleChar">
-    <w:name w:val="Subtitle Char"/>
-    <w:basedOn w:val="DefaultParagraphFont"/>
-    <w:link w:val="Subtitle"/>
+  <w:style w:type="character" w:customStyle="1" w:styleId="Sous-titreCar">
+    <w:name w:val="Sous-titre Car"/>
+    <w:basedOn w:val="Policepardfaut"/>
+    <w:link w:val="Sous-titre"/>
     <w:uiPriority w:val="11"/>
     <w:rsid w:val="006E65CA"/>
     <w:rPr>
@@ -5099,11 +4903,11 @@
       <w:szCs w:val="28"/>
     </w:rPr>
   </w:style>
-  <w:style w:type="paragraph" w:styleId="Quote">
+  <w:style w:type="paragraph" w:styleId="Citation">
     <w:name w:val="Quote"/>
     <w:basedOn w:val="Normal"/>
     <w:next w:val="Normal"/>
-    <w:link w:val="QuoteChar"/>
+    <w:link w:val="CitationCar"/>
     <w:uiPriority w:val="29"/>
     <w:qFormat/>
     <w:rsid w:val="006E65CA"/>
@@ -5117,10 +4921,10 @@
       <w:color w:val="404040" w:themeColor="text1" w:themeTint="BF"/>
     </w:rPr>
   </w:style>
-  <w:style w:type="character" w:customStyle="1" w:styleId="QuoteChar">
-    <w:name w:val="Quote Char"/>
-    <w:basedOn w:val="DefaultParagraphFont"/>
-    <w:link w:val="Quote"/>
+  <w:style w:type="character" w:customStyle="1" w:styleId="CitationCar">
+    <w:name w:val="Citation Car"/>
+    <w:basedOn w:val="Policepardfaut"/>
+    <w:link w:val="Citation"/>
     <w:uiPriority w:val="29"/>
     <w:rsid w:val="006E65CA"/>
     <w:rPr>
@@ -5129,7 +4933,7 @@
       <w:color w:val="404040" w:themeColor="text1" w:themeTint="BF"/>
     </w:rPr>
   </w:style>
-  <w:style w:type="paragraph" w:styleId="ListParagraph">
+  <w:style w:type="paragraph" w:styleId="Paragraphedeliste">
     <w:name w:val="List Paragraph"/>
     <w:basedOn w:val="Normal"/>
     <w:uiPriority w:val="34"/>
@@ -5140,9 +4944,9 @@
       <w:contextualSpacing/>
     </w:pPr>
   </w:style>
-  <w:style w:type="character" w:styleId="IntenseEmphasis">
+  <w:style w:type="character" w:styleId="Accentuationintense">
     <w:name w:val="Intense Emphasis"/>
-    <w:basedOn w:val="DefaultParagraphFont"/>
+    <w:basedOn w:val="Policepardfaut"/>
     <w:uiPriority w:val="21"/>
     <w:qFormat/>
     <w:rsid w:val="006E65CA"/>
@@ -5152,11 +4956,11 @@
       <w:color w:val="0F4761" w:themeColor="accent1" w:themeShade="BF"/>
     </w:rPr>
   </w:style>
-  <w:style w:type="paragraph" w:styleId="IntenseQuote">
+  <w:style w:type="paragraph" w:styleId="Citationintense">
     <w:name w:val="Intense Quote"/>
     <w:basedOn w:val="Normal"/>
     <w:next w:val="Normal"/>
-    <w:link w:val="IntenseQuoteChar"/>
+    <w:link w:val="CitationintenseCar"/>
     <w:uiPriority w:val="30"/>
     <w:qFormat/>
     <w:rsid w:val="006E65CA"/>
@@ -5175,10 +4979,10 @@
       <w:color w:val="0F4761" w:themeColor="accent1" w:themeShade="BF"/>
     </w:rPr>
   </w:style>
-  <w:style w:type="character" w:customStyle="1" w:styleId="IntenseQuoteChar">
-    <w:name w:val="Intense Quote Char"/>
-    <w:basedOn w:val="DefaultParagraphFont"/>
-    <w:link w:val="IntenseQuote"/>
+  <w:style w:type="character" w:customStyle="1" w:styleId="CitationintenseCar">
+    <w:name w:val="Citation intense Car"/>
+    <w:basedOn w:val="Policepardfaut"/>
+    <w:link w:val="Citationintense"/>
     <w:uiPriority w:val="30"/>
     <w:rsid w:val="006E65CA"/>
     <w:rPr>
@@ -5187,9 +4991,9 @@
       <w:color w:val="0F4761" w:themeColor="accent1" w:themeShade="BF"/>
     </w:rPr>
   </w:style>
-  <w:style w:type="character" w:styleId="IntenseReference">
+  <w:style w:type="character" w:styleId="Rfrenceintense">
     <w:name w:val="Intense Reference"/>
-    <w:basedOn w:val="DefaultParagraphFont"/>
+    <w:basedOn w:val="Policepardfaut"/>
     <w:uiPriority w:val="32"/>
     <w:qFormat/>
     <w:rsid w:val="006E65CA"/>
@@ -5201,9 +5005,9 @@
       <w:spacing w:val="5"/>
     </w:rPr>
   </w:style>
-  <w:style w:type="paragraph" w:styleId="TOCHeading">
+  <w:style w:type="paragraph" w:styleId="En-ttedetabledesmatires">
     <w:name w:val="TOC Heading"/>
-    <w:basedOn w:val="Heading1"/>
+    <w:basedOn w:val="Titre1"/>
     <w:next w:val="Normal"/>
     <w:uiPriority w:val="39"/>
     <w:unhideWhenUsed/>
@@ -5221,7 +5025,7 @@
       <w14:ligatures w14:val="none"/>
     </w:rPr>
   </w:style>
-  <w:style w:type="paragraph" w:styleId="TOC1">
+  <w:style w:type="paragraph" w:styleId="TM1">
     <w:name w:val="toc 1"/>
     <w:basedOn w:val="Normal"/>
     <w:next w:val="Normal"/>
@@ -5233,9 +5037,9 @@
       <w:spacing w:after="100"/>
     </w:pPr>
   </w:style>
-  <w:style w:type="character" w:styleId="Hyperlink">
+  <w:style w:type="character" w:styleId="Lienhypertexte">
     <w:name w:val="Hyperlink"/>
-    <w:basedOn w:val="DefaultParagraphFont"/>
+    <w:basedOn w:val="Policepardfaut"/>
     <w:uiPriority w:val="99"/>
     <w:unhideWhenUsed/>
     <w:rsid w:val="00AE34E4"/>
@@ -5244,7 +5048,7 @@
       <w:u w:val="single"/>
     </w:rPr>
   </w:style>
-  <w:style w:type="paragraph" w:styleId="TOC2">
+  <w:style w:type="paragraph" w:styleId="TM2">
     <w:name w:val="toc 2"/>
     <w:basedOn w:val="Normal"/>
     <w:next w:val="Normal"/>

--- a/Rapport final.docx
+++ b/Rapport final.docx
@@ -113,6 +113,52 @@
           <w:rFonts w:ascii="Times New Roman" w:hAnsi="Times New Roman" w:cs="Times New Roman"/>
           <w:b/>
           <w:bCs/>
+          <w:sz w:val="34"/>
+          <w:szCs w:val="34"/>
+        </w:rPr>
+      </w:pPr>
+      <w:r>
+        <w:rPr>
+          <w:rFonts w:ascii="Times New Roman" w:hAnsi="Times New Roman" w:cs="Times New Roman"/>
+          <w:b/>
+          <w:bCs/>
+          <w:sz w:val="34"/>
+          <w:szCs w:val="34"/>
+        </w:rPr>
+        <w:t xml:space="preserve">Projet final du cours de </w:t>
+      </w:r>
+      <w:proofErr w:type="spellStart"/>
+      <w:r>
+        <w:rPr>
+          <w:rFonts w:ascii="Times New Roman" w:hAnsi="Times New Roman" w:cs="Times New Roman"/>
+          <w:b/>
+          <w:bCs/>
+          <w:sz w:val="34"/>
+          <w:szCs w:val="34"/>
+        </w:rPr>
+        <w:t>RéseauxII</w:t>
+      </w:r>
+      <w:proofErr w:type="spellEnd"/>
+    </w:p>
+    <w:p>
+      <w:pPr>
+        <w:jc w:val="center"/>
+        <w:rPr>
+          <w:rFonts w:ascii="Times New Roman" w:hAnsi="Times New Roman" w:cs="Times New Roman"/>
+          <w:b/>
+          <w:bCs/>
+          <w:sz w:val="34"/>
+          <w:szCs w:val="34"/>
+        </w:rPr>
+      </w:pPr>
+    </w:p>
+    <w:p>
+      <w:pPr>
+        <w:jc w:val="center"/>
+        <w:rPr>
+          <w:rFonts w:ascii="Times New Roman" w:hAnsi="Times New Roman" w:cs="Times New Roman"/>
+          <w:b/>
+          <w:bCs/>
           <w:sz w:val="32"/>
           <w:szCs w:val="32"/>
         </w:rPr>
@@ -125,12 +171,9 @@
           <w:sz w:val="32"/>
           <w:szCs w:val="32"/>
         </w:rPr>
-        <w:t>Conception d’une Architecture Réseau Sécurisée pour une Entreprise</w:t>
-      </w:r>
-    </w:p>
-    <w:p>
-      <w:pPr>
-        <w:jc w:val="center"/>
+        <w:t>« </w:t>
+      </w:r>
+      <w:r>
         <w:rPr>
           <w:rFonts w:ascii="Times New Roman" w:hAnsi="Times New Roman" w:cs="Times New Roman"/>
           <w:b/>
@@ -138,16 +181,27 @@
           <w:sz w:val="32"/>
           <w:szCs w:val="32"/>
         </w:rPr>
-      </w:pPr>
-    </w:p>
-    <w:p>
-      <w:pPr>
-        <w:jc w:val="center"/>
-        <w:rPr>
-          <w:rFonts w:ascii="Times New Roman" w:hAnsi="Times New Roman" w:cs="Times New Roman"/>
+        <w:t>Conception d’une Architecture Réseau Sécurisée pour une Entreprise</w:t>
+      </w:r>
+      <w:r>
+        <w:rPr>
+          <w:rFonts w:ascii="Times New Roman" w:hAnsi="Times New Roman" w:cs="Times New Roman"/>
+          <w:b/>
+          <w:bCs/>
           <w:sz w:val="32"/>
           <w:szCs w:val="32"/>
         </w:rPr>
+        <w:t> »</w:t>
+      </w:r>
+    </w:p>
+    <w:p>
+      <w:pPr>
+        <w:jc w:val="center"/>
+        <w:rPr>
+          <w:rFonts w:ascii="Times New Roman" w:hAnsi="Times New Roman" w:cs="Times New Roman"/>
+          <w:sz w:val="32"/>
+          <w:szCs w:val="32"/>
+        </w:rPr>
       </w:pPr>
     </w:p>
     <w:p>
@@ -285,26 +339,6 @@
         </w:rPr>
         <w:t>Ismaël SAINT AMOUR</w:t>
       </w:r>
-    </w:p>
-    <w:p>
-      <w:pPr>
-        <w:jc w:val="center"/>
-        <w:rPr>
-          <w:rFonts w:ascii="Times New Roman" w:hAnsi="Times New Roman" w:cs="Times New Roman"/>
-          <w:sz w:val="28"/>
-          <w:szCs w:val="28"/>
-        </w:rPr>
-      </w:pPr>
-    </w:p>
-    <w:p>
-      <w:pPr>
-        <w:jc w:val="center"/>
-        <w:rPr>
-          <w:rFonts w:ascii="Times New Roman" w:hAnsi="Times New Roman" w:cs="Times New Roman"/>
-          <w:sz w:val="28"/>
-          <w:szCs w:val="28"/>
-        </w:rPr>
-      </w:pPr>
     </w:p>
     <w:p>
       <w:pPr>
@@ -371,21 +405,27 @@
       <w:sdtContent>
         <w:p>
           <w:pPr>
-            <w:pStyle w:val="En-ttedetabledesmatires"/>
+            <w:pStyle w:val="TOCHeading"/>
             <w:rPr>
               <w:rFonts w:ascii="Times New Roman" w:hAnsi="Times New Roman" w:cs="Times New Roman"/>
+              <w:b/>
+              <w:bCs/>
+              <w:color w:val="auto"/>
             </w:rPr>
           </w:pPr>
           <w:r>
             <w:rPr>
               <w:rFonts w:ascii="Times New Roman" w:hAnsi="Times New Roman" w:cs="Times New Roman"/>
+              <w:b/>
+              <w:bCs/>
+              <w:color w:val="auto"/>
             </w:rPr>
             <w:t>Table des matières</w:t>
           </w:r>
         </w:p>
         <w:p>
           <w:pPr>
-            <w:pStyle w:val="TM1"/>
+            <w:pStyle w:val="TOC1"/>
             <w:tabs>
               <w:tab w:val="right" w:leader="dot" w:pos="9016"/>
             </w:tabs>
@@ -414,10 +454,10 @@
             </w:rPr>
             <w:fldChar w:fldCharType="separate"/>
           </w:r>
-          <w:hyperlink w:anchor="_Toc230352868" w:history="1">
-            <w:r>
-              <w:rPr>
-                <w:rStyle w:val="Lienhypertexte"/>
+          <w:hyperlink w:anchor="_Toc230375569" w:history="1">
+            <w:r>
+              <w:rPr>
+                <w:rStyle w:val="Hyperlink"/>
                 <w:rFonts w:ascii="Times New Roman" w:hAnsi="Times New Roman" w:cs="Times New Roman"/>
                 <w:b/>
                 <w:bCs/>
@@ -445,7 +485,7 @@
                 <w:noProof/>
                 <w:webHidden/>
               </w:rPr>
-              <w:instrText xml:space="preserve"> PAGEREF _Toc230352868 \h </w:instrText>
+              <w:instrText xml:space="preserve"> PAGEREF _Toc230375569 \h </w:instrText>
             </w:r>
             <w:r>
               <w:rPr>
@@ -478,7 +518,7 @@
         </w:p>
         <w:p>
           <w:pPr>
-            <w:pStyle w:val="TM1"/>
+            <w:pStyle w:val="TOC1"/>
             <w:tabs>
               <w:tab w:val="right" w:leader="dot" w:pos="9016"/>
             </w:tabs>
@@ -488,15 +528,14 @@
               <w:lang w:eastAsia="fr-FR"/>
             </w:rPr>
           </w:pPr>
-          <w:hyperlink w:anchor="_Toc230352869" w:history="1">
-            <w:r>
-              <w:rPr>
-                <w:rStyle w:val="Lienhypertexte"/>
+          <w:hyperlink w:anchor="_Toc230375570" w:history="1">
+            <w:r>
+              <w:rPr>
+                <w:rStyle w:val="Hyperlink"/>
                 <w:rFonts w:ascii="Times New Roman" w:hAnsi="Times New Roman" w:cs="Times New Roman"/>
                 <w:b/>
                 <w:bCs/>
                 <w:noProof/>
-                <w:lang w:val="en-US"/>
               </w:rPr>
               <w:t>Introduction</w:t>
             </w:r>
@@ -519,7 +558,7 @@
                 <w:noProof/>
                 <w:webHidden/>
               </w:rPr>
-              <w:instrText xml:space="preserve"> PAGEREF _Toc230352869 \h </w:instrText>
+              <w:instrText xml:space="preserve"> PAGEREF _Toc230375570 \h </w:instrText>
             </w:r>
             <w:r>
               <w:rPr>
@@ -552,7 +591,7 @@
         </w:p>
         <w:p>
           <w:pPr>
-            <w:pStyle w:val="TM1"/>
+            <w:pStyle w:val="TOC1"/>
             <w:tabs>
               <w:tab w:val="right" w:leader="dot" w:pos="9016"/>
             </w:tabs>
@@ -562,10 +601,10 @@
               <w:lang w:eastAsia="fr-FR"/>
             </w:rPr>
           </w:pPr>
-          <w:hyperlink w:anchor="_Toc230352870" w:history="1">
-            <w:r>
-              <w:rPr>
-                <w:rStyle w:val="Lienhypertexte"/>
+          <w:hyperlink w:anchor="_Toc230375571" w:history="1">
+            <w:r>
+              <w:rPr>
+                <w:rStyle w:val="Hyperlink"/>
                 <w:rFonts w:ascii="Times New Roman" w:hAnsi="Times New Roman" w:cs="Times New Roman"/>
                 <w:b/>
                 <w:bCs/>
@@ -592,7 +631,7 @@
                 <w:noProof/>
                 <w:webHidden/>
               </w:rPr>
-              <w:instrText xml:space="preserve"> PAGEREF _Toc230352870 \h </w:instrText>
+              <w:instrText xml:space="preserve"> PAGEREF _Toc230375571 \h </w:instrText>
             </w:r>
             <w:r>
               <w:rPr>
@@ -625,7 +664,7 @@
         </w:p>
         <w:p>
           <w:pPr>
-            <w:pStyle w:val="TM2"/>
+            <w:pStyle w:val="TOC2"/>
             <w:tabs>
               <w:tab w:val="right" w:leader="dot" w:pos="9016"/>
             </w:tabs>
@@ -635,10 +674,10 @@
               <w:lang w:eastAsia="fr-FR"/>
             </w:rPr>
           </w:pPr>
-          <w:hyperlink w:anchor="_Toc230352871" w:history="1">
-            <w:r>
-              <w:rPr>
-                <w:rStyle w:val="Lienhypertexte"/>
+          <w:hyperlink w:anchor="_Toc230375572" w:history="1">
+            <w:r>
+              <w:rPr>
+                <w:rStyle w:val="Hyperlink"/>
                 <w:rFonts w:ascii="Times New Roman" w:hAnsi="Times New Roman" w:cs="Times New Roman"/>
                 <w:b/>
                 <w:bCs/>
@@ -665,7 +704,7 @@
                 <w:noProof/>
                 <w:webHidden/>
               </w:rPr>
-              <w:instrText xml:space="preserve"> PAGEREF _Toc230352871 \h </w:instrText>
+              <w:instrText xml:space="preserve"> PAGEREF _Toc230375572 \h </w:instrText>
             </w:r>
             <w:r>
               <w:rPr>
@@ -698,7 +737,7 @@
         </w:p>
         <w:p>
           <w:pPr>
-            <w:pStyle w:val="TM2"/>
+            <w:pStyle w:val="TOC2"/>
             <w:tabs>
               <w:tab w:val="right" w:leader="dot" w:pos="9016"/>
             </w:tabs>
@@ -708,10 +747,10 @@
               <w:lang w:eastAsia="fr-FR"/>
             </w:rPr>
           </w:pPr>
-          <w:hyperlink w:anchor="_Toc230352872" w:history="1">
-            <w:r>
-              <w:rPr>
-                <w:rStyle w:val="Lienhypertexte"/>
+          <w:hyperlink w:anchor="_Toc230375573" w:history="1">
+            <w:r>
+              <w:rPr>
+                <w:rStyle w:val="Hyperlink"/>
                 <w:rFonts w:ascii="Times New Roman" w:hAnsi="Times New Roman" w:cs="Times New Roman"/>
                 <w:b/>
                 <w:bCs/>
@@ -738,7 +777,7 @@
                 <w:noProof/>
                 <w:webHidden/>
               </w:rPr>
-              <w:instrText xml:space="preserve"> PAGEREF _Toc230352872 \h </w:instrText>
+              <w:instrText xml:space="preserve"> PAGEREF _Toc230375573 \h </w:instrText>
             </w:r>
             <w:r>
               <w:rPr>
@@ -771,7 +810,7 @@
         </w:p>
         <w:p>
           <w:pPr>
-            <w:pStyle w:val="TM1"/>
+            <w:pStyle w:val="TOC1"/>
             <w:tabs>
               <w:tab w:val="right" w:leader="dot" w:pos="9016"/>
             </w:tabs>
@@ -781,10 +820,10 @@
               <w:lang w:eastAsia="fr-FR"/>
             </w:rPr>
           </w:pPr>
-          <w:hyperlink w:anchor="_Toc230352873" w:history="1">
-            <w:r>
-              <w:rPr>
-                <w:rStyle w:val="Lienhypertexte"/>
+          <w:hyperlink w:anchor="_Toc230375574" w:history="1">
+            <w:r>
+              <w:rPr>
+                <w:rStyle w:val="Hyperlink"/>
                 <w:rFonts w:ascii="Times New Roman" w:hAnsi="Times New Roman" w:cs="Times New Roman"/>
                 <w:b/>
                 <w:bCs/>
@@ -811,7 +850,7 @@
                 <w:noProof/>
                 <w:webHidden/>
               </w:rPr>
-              <w:instrText xml:space="preserve"> PAGEREF _Toc230352873 \h </w:instrText>
+              <w:instrText xml:space="preserve"> PAGEREF _Toc230375574 \h </w:instrText>
             </w:r>
             <w:r>
               <w:rPr>
@@ -844,7 +883,7 @@
         </w:p>
         <w:p>
           <w:pPr>
-            <w:pStyle w:val="TM1"/>
+            <w:pStyle w:val="TOC1"/>
             <w:tabs>
               <w:tab w:val="right" w:leader="dot" w:pos="9016"/>
             </w:tabs>
@@ -854,10 +893,10 @@
               <w:lang w:eastAsia="fr-FR"/>
             </w:rPr>
           </w:pPr>
-          <w:hyperlink w:anchor="_Toc230352874" w:history="1">
-            <w:r>
-              <w:rPr>
-                <w:rStyle w:val="Lienhypertexte"/>
+          <w:hyperlink w:anchor="_Toc230375575" w:history="1">
+            <w:r>
+              <w:rPr>
+                <w:rStyle w:val="Hyperlink"/>
                 <w:rFonts w:ascii="Times New Roman" w:hAnsi="Times New Roman" w:cs="Times New Roman"/>
                 <w:b/>
                 <w:bCs/>
@@ -884,7 +923,7 @@
                 <w:noProof/>
                 <w:webHidden/>
               </w:rPr>
-              <w:instrText xml:space="preserve"> PAGEREF _Toc230352874 \h </w:instrText>
+              <w:instrText xml:space="preserve"> PAGEREF _Toc230375575 \h </w:instrText>
             </w:r>
             <w:r>
               <w:rPr>
@@ -917,7 +956,7 @@
         </w:p>
         <w:p>
           <w:pPr>
-            <w:pStyle w:val="TM1"/>
+            <w:pStyle w:val="TOC1"/>
             <w:tabs>
               <w:tab w:val="right" w:leader="dot" w:pos="9016"/>
             </w:tabs>
@@ -927,10 +966,10 @@
               <w:lang w:eastAsia="fr-FR"/>
             </w:rPr>
           </w:pPr>
-          <w:hyperlink w:anchor="_Toc230352875" w:history="1">
-            <w:r>
-              <w:rPr>
-                <w:rStyle w:val="Lienhypertexte"/>
+          <w:hyperlink w:anchor="_Toc230375576" w:history="1">
+            <w:r>
+              <w:rPr>
+                <w:rStyle w:val="Hyperlink"/>
                 <w:rFonts w:ascii="Times New Roman" w:hAnsi="Times New Roman" w:cs="Times New Roman"/>
                 <w:b/>
                 <w:bCs/>
@@ -957,7 +996,7 @@
                 <w:noProof/>
                 <w:webHidden/>
               </w:rPr>
-              <w:instrText xml:space="preserve"> PAGEREF _Toc230352875 \h </w:instrText>
+              <w:instrText xml:space="preserve"> PAGEREF _Toc230375576 \h </w:instrText>
             </w:r>
             <w:r>
               <w:rPr>
@@ -978,6 +1017,225 @@
                 <w:webHidden/>
               </w:rPr>
               <w:t>7</w:t>
+            </w:r>
+            <w:r>
+              <w:rPr>
+                <w:noProof/>
+                <w:webHidden/>
+              </w:rPr>
+              <w:fldChar w:fldCharType="end"/>
+            </w:r>
+          </w:hyperlink>
+        </w:p>
+        <w:p>
+          <w:pPr>
+            <w:pStyle w:val="TOC1"/>
+            <w:tabs>
+              <w:tab w:val="right" w:leader="dot" w:pos="9016"/>
+            </w:tabs>
+            <w:rPr>
+              <w:rFonts w:eastAsiaTheme="minorEastAsia"/>
+              <w:noProof/>
+              <w:lang w:eastAsia="fr-FR"/>
+            </w:rPr>
+          </w:pPr>
+          <w:hyperlink w:anchor="_Toc230375577" w:history="1">
+            <w:r>
+              <w:rPr>
+                <w:rStyle w:val="Hyperlink"/>
+                <w:rFonts w:ascii="Times New Roman" w:hAnsi="Times New Roman" w:cs="Times New Roman"/>
+                <w:b/>
+                <w:bCs/>
+                <w:noProof/>
+              </w:rPr>
+              <w:t>Description du projet</w:t>
+            </w:r>
+            <w:r>
+              <w:rPr>
+                <w:noProof/>
+                <w:webHidden/>
+              </w:rPr>
+              <w:tab/>
+            </w:r>
+            <w:r>
+              <w:rPr>
+                <w:noProof/>
+                <w:webHidden/>
+              </w:rPr>
+              <w:fldChar w:fldCharType="begin"/>
+            </w:r>
+            <w:r>
+              <w:rPr>
+                <w:noProof/>
+                <w:webHidden/>
+              </w:rPr>
+              <w:instrText xml:space="preserve"> PAGEREF _Toc230375577 \h </w:instrText>
+            </w:r>
+            <w:r>
+              <w:rPr>
+                <w:noProof/>
+                <w:webHidden/>
+              </w:rPr>
+            </w:r>
+            <w:r>
+              <w:rPr>
+                <w:noProof/>
+                <w:webHidden/>
+              </w:rPr>
+              <w:fldChar w:fldCharType="separate"/>
+            </w:r>
+            <w:r>
+              <w:rPr>
+                <w:noProof/>
+                <w:webHidden/>
+              </w:rPr>
+              <w:t>7</w:t>
+            </w:r>
+            <w:r>
+              <w:rPr>
+                <w:noProof/>
+                <w:webHidden/>
+              </w:rPr>
+              <w:fldChar w:fldCharType="end"/>
+            </w:r>
+          </w:hyperlink>
+        </w:p>
+        <w:p>
+          <w:pPr>
+            <w:pStyle w:val="TOC1"/>
+            <w:tabs>
+              <w:tab w:val="right" w:leader="dot" w:pos="9016"/>
+            </w:tabs>
+            <w:rPr>
+              <w:rFonts w:eastAsiaTheme="minorEastAsia"/>
+              <w:noProof/>
+              <w:lang w:eastAsia="fr-FR"/>
+            </w:rPr>
+          </w:pPr>
+          <w:hyperlink w:anchor="_Toc230375578" w:history="1">
+            <w:r>
+              <w:rPr>
+                <w:rStyle w:val="Hyperlink"/>
+                <w:rFonts w:ascii="Times New Roman" w:hAnsi="Times New Roman" w:cs="Times New Roman"/>
+                <w:b/>
+                <w:bCs/>
+                <w:noProof/>
+              </w:rPr>
+              <w:t>Résultats et Analyse</w:t>
+            </w:r>
+            <w:r>
+              <w:rPr>
+                <w:noProof/>
+                <w:webHidden/>
+              </w:rPr>
+              <w:tab/>
+            </w:r>
+            <w:r>
+              <w:rPr>
+                <w:noProof/>
+                <w:webHidden/>
+              </w:rPr>
+              <w:fldChar w:fldCharType="begin"/>
+            </w:r>
+            <w:r>
+              <w:rPr>
+                <w:noProof/>
+                <w:webHidden/>
+              </w:rPr>
+              <w:instrText xml:space="preserve"> PAGEREF _Toc230375578 \h </w:instrText>
+            </w:r>
+            <w:r>
+              <w:rPr>
+                <w:noProof/>
+                <w:webHidden/>
+              </w:rPr>
+            </w:r>
+            <w:r>
+              <w:rPr>
+                <w:noProof/>
+                <w:webHidden/>
+              </w:rPr>
+              <w:fldChar w:fldCharType="separate"/>
+            </w:r>
+            <w:r>
+              <w:rPr>
+                <w:noProof/>
+                <w:webHidden/>
+              </w:rPr>
+              <w:t>8</w:t>
+            </w:r>
+            <w:r>
+              <w:rPr>
+                <w:noProof/>
+                <w:webHidden/>
+              </w:rPr>
+              <w:fldChar w:fldCharType="end"/>
+            </w:r>
+          </w:hyperlink>
+        </w:p>
+        <w:p>
+          <w:pPr>
+            <w:pStyle w:val="TOC1"/>
+            <w:tabs>
+              <w:tab w:val="right" w:leader="dot" w:pos="9016"/>
+            </w:tabs>
+            <w:rPr>
+              <w:rFonts w:eastAsiaTheme="minorEastAsia"/>
+              <w:noProof/>
+              <w:lang w:eastAsia="fr-FR"/>
+            </w:rPr>
+          </w:pPr>
+          <w:hyperlink w:anchor="_Toc230375579" w:history="1">
+            <w:r>
+              <w:rPr>
+                <w:rStyle w:val="Hyperlink"/>
+                <w:rFonts w:ascii="Times New Roman" w:hAnsi="Times New Roman" w:cs="Times New Roman"/>
+                <w:b/>
+                <w:bCs/>
+                <w:noProof/>
+              </w:rPr>
+              <w:t>Conclusion</w:t>
+            </w:r>
+            <w:r>
+              <w:rPr>
+                <w:noProof/>
+                <w:webHidden/>
+              </w:rPr>
+              <w:tab/>
+            </w:r>
+            <w:r>
+              <w:rPr>
+                <w:noProof/>
+                <w:webHidden/>
+              </w:rPr>
+              <w:fldChar w:fldCharType="begin"/>
+            </w:r>
+            <w:r>
+              <w:rPr>
+                <w:noProof/>
+                <w:webHidden/>
+              </w:rPr>
+              <w:instrText xml:space="preserve"> PAGEREF _Toc230375579 \h </w:instrText>
+            </w:r>
+            <w:r>
+              <w:rPr>
+                <w:noProof/>
+                <w:webHidden/>
+              </w:rPr>
+            </w:r>
+            <w:r>
+              <w:rPr>
+                <w:noProof/>
+                <w:webHidden/>
+              </w:rPr>
+              <w:fldChar w:fldCharType="separate"/>
+            </w:r>
+            <w:r>
+              <w:rPr>
+                <w:noProof/>
+                <w:webHidden/>
+              </w:rPr>
+              <w:t>8</w:t>
             </w:r>
             <w:r>
               <w:rPr>
@@ -1175,7 +1433,33 @@
     </w:p>
     <w:p>
       <w:pPr>
-        <w:jc w:val="center"/>
+        <w:pStyle w:val="Heading1"/>
+        <w:rPr>
+          <w:rFonts w:ascii="Times New Roman" w:hAnsi="Times New Roman" w:cs="Times New Roman"/>
+          <w:b/>
+          <w:bCs/>
+          <w:color w:val="auto"/>
+          <w:sz w:val="32"/>
+          <w:szCs w:val="32"/>
+        </w:rPr>
+      </w:pPr>
+      <w:bookmarkStart w:id="0" w:name="_Toc230375569"/>
+      <w:r>
+        <w:rPr>
+          <w:rFonts w:ascii="Times New Roman" w:hAnsi="Times New Roman" w:cs="Times New Roman"/>
+          <w:b/>
+          <w:bCs/>
+          <w:color w:val="auto"/>
+          <w:sz w:val="32"/>
+          <w:szCs w:val="32"/>
+        </w:rPr>
+        <w:lastRenderedPageBreak/>
+        <w:t>Liste des Abréviations</w:t>
+      </w:r>
+      <w:bookmarkEnd w:id="0"/>
+    </w:p>
+    <w:p>
+      <w:pPr>
         <w:rPr>
           <w:rFonts w:ascii="Times New Roman" w:hAnsi="Times New Roman" w:cs="Times New Roman"/>
           <w:sz w:val="26"/>
@@ -1183,42 +1467,362 @@
           <w:lang w:val="en-US"/>
         </w:rPr>
       </w:pPr>
-    </w:p>
-    <w:p>
-      <w:pPr>
-        <w:jc w:val="center"/>
+      <w:r>
         <w:rPr>
           <w:rFonts w:ascii="Times New Roman" w:hAnsi="Times New Roman" w:cs="Times New Roman"/>
           <w:sz w:val="26"/>
           <w:szCs w:val="26"/>
           <w:lang w:val="en-US"/>
         </w:rPr>
-      </w:pPr>
-    </w:p>
-    <w:p>
-      <w:pPr>
-        <w:jc w:val="center"/>
+        <w:t xml:space="preserve">ACL: </w:t>
+      </w:r>
+      <w:r>
         <w:rPr>
           <w:rFonts w:ascii="Times New Roman" w:hAnsi="Times New Roman" w:cs="Times New Roman"/>
           <w:sz w:val="26"/>
           <w:szCs w:val="26"/>
           <w:lang w:val="en-US"/>
         </w:rPr>
-      </w:pPr>
-    </w:p>
-    <w:p>
-      <w:pPr>
+        <w:t xml:space="preserve"> </w:t>
+      </w:r>
+      <w:r>
         <w:rPr>
           <w:rFonts w:ascii="Times New Roman" w:hAnsi="Times New Roman" w:cs="Times New Roman"/>
           <w:sz w:val="26"/>
           <w:szCs w:val="26"/>
           <w:lang w:val="en-US"/>
         </w:rPr>
-      </w:pPr>
-    </w:p>
-    <w:p>
-      <w:pPr>
-        <w:pStyle w:val="Titre1"/>
+        <w:t>Access Control List</w:t>
+      </w:r>
+    </w:p>
+    <w:p>
+      <w:pPr>
+        <w:rPr>
+          <w:rFonts w:ascii="Times New Roman" w:hAnsi="Times New Roman" w:cs="Times New Roman"/>
+          <w:sz w:val="26"/>
+          <w:szCs w:val="26"/>
+          <w:lang w:val="en-US"/>
+        </w:rPr>
+      </w:pPr>
+      <w:r>
+        <w:rPr>
+          <w:rFonts w:ascii="Times New Roman" w:hAnsi="Times New Roman" w:cs="Times New Roman"/>
+          <w:sz w:val="26"/>
+          <w:szCs w:val="26"/>
+          <w:lang w:val="en-US"/>
+        </w:rPr>
+        <w:t xml:space="preserve">DMZ: </w:t>
+      </w:r>
+      <w:r>
+        <w:rPr>
+          <w:rFonts w:ascii="Times New Roman" w:hAnsi="Times New Roman" w:cs="Times New Roman"/>
+          <w:sz w:val="26"/>
+          <w:szCs w:val="26"/>
+          <w:lang w:val="en-US"/>
+        </w:rPr>
+        <w:t xml:space="preserve"> </w:t>
+      </w:r>
+      <w:r>
+        <w:rPr>
+          <w:rFonts w:ascii="Times New Roman" w:hAnsi="Times New Roman" w:cs="Times New Roman"/>
+          <w:sz w:val="26"/>
+          <w:szCs w:val="26"/>
+          <w:lang w:val="en-US"/>
+        </w:rPr>
+        <w:t>Demilitarized Zone</w:t>
+      </w:r>
+    </w:p>
+    <w:p>
+      <w:pPr>
+        <w:rPr>
+          <w:rFonts w:ascii="Times New Roman" w:hAnsi="Times New Roman" w:cs="Times New Roman"/>
+          <w:sz w:val="26"/>
+          <w:szCs w:val="26"/>
+          <w:lang w:val="en-US"/>
+        </w:rPr>
+      </w:pPr>
+      <w:r>
+        <w:rPr>
+          <w:rFonts w:ascii="Times New Roman" w:hAnsi="Times New Roman" w:cs="Times New Roman"/>
+          <w:sz w:val="26"/>
+          <w:szCs w:val="26"/>
+          <w:lang w:val="en-US"/>
+        </w:rPr>
+        <w:t>VLAN:</w:t>
+      </w:r>
+      <w:r>
+        <w:rPr>
+          <w:rFonts w:ascii="Times New Roman" w:hAnsi="Times New Roman" w:cs="Times New Roman"/>
+          <w:sz w:val="26"/>
+          <w:szCs w:val="26"/>
+          <w:lang w:val="en-US"/>
+        </w:rPr>
+        <w:t xml:space="preserve"> </w:t>
+      </w:r>
+      <w:r>
+        <w:rPr>
+          <w:rFonts w:ascii="Times New Roman" w:hAnsi="Times New Roman" w:cs="Times New Roman"/>
+          <w:sz w:val="26"/>
+          <w:szCs w:val="26"/>
+          <w:lang w:val="en-US"/>
+        </w:rPr>
+        <w:t xml:space="preserve"> Virtual Local Area Network</w:t>
+      </w:r>
+    </w:p>
+    <w:p>
+      <w:pPr>
+        <w:rPr>
+          <w:rFonts w:ascii="Times New Roman" w:hAnsi="Times New Roman" w:cs="Times New Roman"/>
+          <w:sz w:val="26"/>
+          <w:szCs w:val="26"/>
+          <w:lang w:val="en-US"/>
+        </w:rPr>
+      </w:pPr>
+      <w:r>
+        <w:rPr>
+          <w:rFonts w:ascii="Times New Roman" w:hAnsi="Times New Roman" w:cs="Times New Roman"/>
+          <w:sz w:val="26"/>
+          <w:szCs w:val="26"/>
+          <w:lang w:val="en-US"/>
+        </w:rPr>
+        <w:t>LAN: Local Area Network</w:t>
+      </w:r>
+    </w:p>
+    <w:p>
+      <w:pPr>
+        <w:rPr>
+          <w:rFonts w:ascii="Times New Roman" w:hAnsi="Times New Roman" w:cs="Times New Roman"/>
+          <w:sz w:val="26"/>
+          <w:szCs w:val="26"/>
+          <w:lang w:val="en-US"/>
+        </w:rPr>
+      </w:pPr>
+      <w:r>
+        <w:rPr>
+          <w:rFonts w:ascii="Times New Roman" w:hAnsi="Times New Roman" w:cs="Times New Roman"/>
+          <w:sz w:val="26"/>
+          <w:szCs w:val="26"/>
+          <w:lang w:val="en-US"/>
+        </w:rPr>
+        <w:t>WAN: Wide Area Network</w:t>
+      </w:r>
+    </w:p>
+    <w:p>
+      <w:pPr>
+        <w:rPr>
+          <w:rFonts w:ascii="Times New Roman" w:hAnsi="Times New Roman" w:cs="Times New Roman"/>
+          <w:sz w:val="26"/>
+          <w:szCs w:val="26"/>
+          <w:lang w:val="en-US"/>
+        </w:rPr>
+      </w:pPr>
+      <w:r>
+        <w:rPr>
+          <w:rFonts w:ascii="Times New Roman" w:hAnsi="Times New Roman" w:cs="Times New Roman"/>
+          <w:sz w:val="26"/>
+          <w:szCs w:val="26"/>
+          <w:lang w:val="en-US"/>
+        </w:rPr>
+        <w:t>NAT: Network Address Translation</w:t>
+      </w:r>
+    </w:p>
+    <w:p>
+      <w:pPr>
+        <w:rPr>
+          <w:rFonts w:ascii="Times New Roman" w:hAnsi="Times New Roman" w:cs="Times New Roman"/>
+          <w:lang w:val="en-US"/>
+        </w:rPr>
+      </w:pPr>
+      <w:r>
+        <w:rPr>
+          <w:rFonts w:ascii="Times New Roman" w:hAnsi="Times New Roman" w:cs="Times New Roman"/>
+          <w:lang w:val="en-US"/>
+        </w:rPr>
+        <w:t>SSH: Secure Shell</w:t>
+      </w:r>
+    </w:p>
+    <w:p>
+      <w:pPr>
+        <w:rPr>
+          <w:rFonts w:ascii="Times New Roman" w:hAnsi="Times New Roman" w:cs="Times New Roman"/>
+          <w:lang w:val="en-US"/>
+        </w:rPr>
+      </w:pPr>
+      <w:r>
+        <w:rPr>
+          <w:rFonts w:ascii="Times New Roman" w:hAnsi="Times New Roman" w:cs="Times New Roman"/>
+          <w:lang w:val="en-US"/>
+        </w:rPr>
+        <w:t>IDS: Intrusion Detection System</w:t>
+      </w:r>
+    </w:p>
+    <w:p>
+      <w:pPr>
+        <w:rPr>
+          <w:rFonts w:ascii="Times New Roman" w:hAnsi="Times New Roman" w:cs="Times New Roman"/>
+          <w:lang w:val="en-US"/>
+        </w:rPr>
+      </w:pPr>
+      <w:r>
+        <w:rPr>
+          <w:rFonts w:ascii="Times New Roman" w:hAnsi="Times New Roman" w:cs="Times New Roman"/>
+          <w:lang w:val="en-US"/>
+        </w:rPr>
+        <w:t>IPS: Intrusion Prevention System</w:t>
+      </w:r>
+    </w:p>
+    <w:p>
+      <w:pPr>
+        <w:rPr>
+          <w:rFonts w:ascii="Times New Roman" w:hAnsi="Times New Roman" w:cs="Times New Roman"/>
+        </w:rPr>
+      </w:pPr>
+      <w:r>
+        <w:rPr>
+          <w:rFonts w:ascii="Times New Roman" w:hAnsi="Times New Roman" w:cs="Times New Roman"/>
+        </w:rPr>
+        <w:t>IPV4: Internet Protocol version 4</w:t>
+      </w:r>
+    </w:p>
+    <w:p>
+      <w:pPr>
+        <w:rPr>
+          <w:rFonts w:ascii="Times New Roman" w:hAnsi="Times New Roman" w:cs="Times New Roman"/>
+        </w:rPr>
+      </w:pPr>
+      <w:r>
+        <w:rPr>
+          <w:rFonts w:ascii="Times New Roman" w:hAnsi="Times New Roman" w:cs="Times New Roman"/>
+        </w:rPr>
+        <w:t>DHCP: Dynamic Host Configuration Protocol</w:t>
+      </w:r>
+    </w:p>
+    <w:p>
+      <w:pPr>
+        <w:rPr>
+          <w:rFonts w:ascii="Times New Roman" w:hAnsi="Times New Roman" w:cs="Times New Roman"/>
+        </w:rPr>
+      </w:pPr>
+      <w:r>
+        <w:rPr>
+          <w:rFonts w:ascii="Times New Roman" w:hAnsi="Times New Roman" w:cs="Times New Roman"/>
+        </w:rPr>
+        <w:t>DNS</w:t>
+      </w:r>
+      <w:r>
+        <w:rPr>
+          <w:rFonts w:ascii="Times New Roman" w:hAnsi="Times New Roman" w:cs="Times New Roman"/>
+        </w:rPr>
+        <w:t> :</w:t>
+      </w:r>
+      <w:r>
+        <w:rPr>
+          <w:rFonts w:ascii="Times New Roman" w:hAnsi="Times New Roman" w:cs="Times New Roman"/>
+        </w:rPr>
+        <w:t xml:space="preserve"> Domain Name System</w:t>
+      </w:r>
+    </w:p>
+    <w:p>
+      <w:pPr>
+        <w:rPr>
+          <w:rFonts w:ascii="Times New Roman" w:hAnsi="Times New Roman" w:cs="Times New Roman"/>
+        </w:rPr>
+      </w:pPr>
+      <w:r>
+        <w:rPr>
+          <w:rFonts w:ascii="Times New Roman" w:hAnsi="Times New Roman" w:cs="Times New Roman"/>
+        </w:rPr>
+        <w:t xml:space="preserve">ASA : Adaptive Security Appliance </w:t>
+      </w:r>
+    </w:p>
+    <w:p>
+      <w:pPr>
+        <w:rPr>
+          <w:rFonts w:ascii="Times New Roman" w:hAnsi="Times New Roman" w:cs="Times New Roman"/>
+        </w:rPr>
+      </w:pPr>
+    </w:p>
+    <w:p>
+      <w:pPr>
+        <w:rPr>
+          <w:rFonts w:ascii="Times New Roman" w:hAnsi="Times New Roman" w:cs="Times New Roman"/>
+        </w:rPr>
+      </w:pPr>
+    </w:p>
+    <w:p>
+      <w:pPr>
+        <w:rPr>
+          <w:rFonts w:ascii="Times New Roman" w:hAnsi="Times New Roman" w:cs="Times New Roman"/>
+        </w:rPr>
+      </w:pPr>
+    </w:p>
+    <w:p>
+      <w:pPr>
+        <w:rPr>
+          <w:rFonts w:ascii="Times New Roman" w:hAnsi="Times New Roman" w:cs="Times New Roman"/>
+        </w:rPr>
+      </w:pPr>
+    </w:p>
+    <w:p>
+      <w:pPr>
+        <w:rPr>
+          <w:rFonts w:ascii="Times New Roman" w:hAnsi="Times New Roman" w:cs="Times New Roman"/>
+        </w:rPr>
+      </w:pPr>
+    </w:p>
+    <w:p>
+      <w:pPr>
+        <w:rPr>
+          <w:rFonts w:ascii="Times New Roman" w:hAnsi="Times New Roman" w:cs="Times New Roman"/>
+        </w:rPr>
+      </w:pPr>
+    </w:p>
+    <w:p>
+      <w:pPr>
+        <w:rPr>
+          <w:rFonts w:ascii="Times New Roman" w:hAnsi="Times New Roman" w:cs="Times New Roman"/>
+        </w:rPr>
+      </w:pPr>
+    </w:p>
+    <w:p>
+      <w:pPr>
+        <w:rPr>
+          <w:rFonts w:ascii="Times New Roman" w:hAnsi="Times New Roman" w:cs="Times New Roman"/>
+        </w:rPr>
+      </w:pPr>
+    </w:p>
+    <w:p>
+      <w:pPr>
+        <w:rPr>
+          <w:rFonts w:ascii="Times New Roman" w:hAnsi="Times New Roman" w:cs="Times New Roman"/>
+        </w:rPr>
+      </w:pPr>
+    </w:p>
+    <w:p>
+      <w:pPr>
+        <w:rPr>
+          <w:rFonts w:ascii="Times New Roman" w:hAnsi="Times New Roman" w:cs="Times New Roman"/>
+        </w:rPr>
+      </w:pPr>
+    </w:p>
+    <w:p>
+      <w:pPr>
+        <w:rPr>
+          <w:rFonts w:ascii="Times New Roman" w:hAnsi="Times New Roman" w:cs="Times New Roman"/>
+        </w:rPr>
+      </w:pPr>
+    </w:p>
+    <w:p>
+      <w:pPr>
+        <w:rPr>
+          <w:rFonts w:ascii="Times New Roman" w:hAnsi="Times New Roman" w:cs="Times New Roman"/>
+        </w:rPr>
+      </w:pPr>
+    </w:p>
+    <w:p>
+      <w:pPr>
+        <w:pStyle w:val="Heading1"/>
+        <w:jc w:val="both"/>
         <w:rPr>
           <w:rFonts w:ascii="Times New Roman" w:hAnsi="Times New Roman" w:cs="Times New Roman"/>
           <w:b/>
@@ -1226,11 +1830,9 @@
           <w:color w:val="auto"/>
           <w:sz w:val="32"/>
           <w:szCs w:val="32"/>
-          <w:lang w:val="en-US"/>
-        </w:rPr>
-      </w:pPr>
-      <w:bookmarkStart w:id="0" w:name="_Toc230352868"/>
-      <w:proofErr w:type="spellStart"/>
+        </w:rPr>
+      </w:pPr>
+      <w:bookmarkStart w:id="1" w:name="_Toc230375570"/>
       <w:r>
         <w:rPr>
           <w:rFonts w:ascii="Times New Roman" w:hAnsi="Times New Roman" w:cs="Times New Roman"/>
@@ -1239,13 +1841,194 @@
           <w:color w:val="auto"/>
           <w:sz w:val="32"/>
           <w:szCs w:val="32"/>
-          <w:lang w:val="en-US"/>
         </w:rPr>
         <w:lastRenderedPageBreak/>
-        <w:t>Liste</w:t>
-      </w:r>
-      <w:proofErr w:type="spellEnd"/>
-      <w:r>
+        <w:t>Introduction</w:t>
+      </w:r>
+      <w:bookmarkEnd w:id="1"/>
+    </w:p>
+    <w:p>
+      <w:pPr>
+        <w:jc w:val="both"/>
+        <w:rPr>
+          <w:rFonts w:ascii="Times New Roman" w:hAnsi="Times New Roman" w:cs="Times New Roman"/>
+        </w:rPr>
+      </w:pPr>
+      <w:r>
+        <w:rPr>
+          <w:rFonts w:ascii="Times New Roman" w:hAnsi="Times New Roman" w:cs="Times New Roman"/>
+        </w:rPr>
+        <w:t xml:space="preserve">Aujourd’hui, aucune entreprise ne peut se passer d’un réseau informatique performant. </w:t>
+      </w:r>
+      <w:r>
+        <w:rPr>
+          <w:rFonts w:ascii="Times New Roman" w:hAnsi="Times New Roman" w:cs="Times New Roman"/>
+        </w:rPr>
+        <w:t xml:space="preserve">C’est grâce à lui que les employés communiquent, partagent des fichiers et accèdent à Internet ou aux logiciels de travail. Cependant, avec le développement du numérique, les cyberattaques sont devenues massives et touchent désormais toutes les entreprises, petites ou grandes. </w:t>
+      </w:r>
+      <w:r>
+        <w:rPr>
+          <w:rFonts w:ascii="Times New Roman" w:hAnsi="Times New Roman" w:cs="Times New Roman"/>
+        </w:rPr>
+        <w:t>Les entreprises font donc face à des v</w:t>
+      </w:r>
+      <w:r>
+        <w:rPr>
+          <w:rFonts w:ascii="Times New Roman" w:hAnsi="Times New Roman" w:cs="Times New Roman"/>
+        </w:rPr>
+        <w:t>ol</w:t>
+      </w:r>
+      <w:r>
+        <w:rPr>
+          <w:rFonts w:ascii="Times New Roman" w:hAnsi="Times New Roman" w:cs="Times New Roman"/>
+        </w:rPr>
+        <w:t>s</w:t>
+      </w:r>
+      <w:r>
+        <w:rPr>
+          <w:rFonts w:ascii="Times New Roman" w:hAnsi="Times New Roman" w:cs="Times New Roman"/>
+        </w:rPr>
+        <w:t xml:space="preserve"> de données</w:t>
+      </w:r>
+      <w:r>
+        <w:rPr>
+          <w:rFonts w:ascii="Times New Roman" w:hAnsi="Times New Roman" w:cs="Times New Roman"/>
+        </w:rPr>
+        <w:t xml:space="preserve"> pouvant entrainer une demande rançon</w:t>
+      </w:r>
+      <w:r>
+        <w:rPr>
+          <w:rFonts w:ascii="Times New Roman" w:hAnsi="Times New Roman" w:cs="Times New Roman"/>
+        </w:rPr>
+        <w:t xml:space="preserve">, </w:t>
+      </w:r>
+      <w:r>
+        <w:rPr>
+          <w:rFonts w:ascii="Times New Roman" w:hAnsi="Times New Roman" w:cs="Times New Roman"/>
+        </w:rPr>
+        <w:t xml:space="preserve">des </w:t>
+      </w:r>
+      <w:r>
+        <w:rPr>
+          <w:rFonts w:ascii="Times New Roman" w:hAnsi="Times New Roman" w:cs="Times New Roman"/>
+        </w:rPr>
+        <w:t xml:space="preserve">virus </w:t>
+      </w:r>
+      <w:r>
+        <w:rPr>
+          <w:rFonts w:ascii="Times New Roman" w:hAnsi="Times New Roman" w:cs="Times New Roman"/>
+        </w:rPr>
+        <w:t>pouvant</w:t>
+      </w:r>
+      <w:r>
+        <w:rPr>
+          <w:rFonts w:ascii="Times New Roman" w:hAnsi="Times New Roman" w:cs="Times New Roman"/>
+        </w:rPr>
+        <w:t xml:space="preserve"> </w:t>
+      </w:r>
+      <w:r>
+        <w:rPr>
+          <w:rFonts w:ascii="Times New Roman" w:hAnsi="Times New Roman" w:cs="Times New Roman"/>
+        </w:rPr>
+        <w:t>bloquer</w:t>
+      </w:r>
+      <w:r>
+        <w:rPr>
+          <w:rFonts w:ascii="Times New Roman" w:hAnsi="Times New Roman" w:cs="Times New Roman"/>
+        </w:rPr>
+        <w:t xml:space="preserve"> </w:t>
+      </w:r>
+      <w:r>
+        <w:rPr>
+          <w:rFonts w:ascii="Times New Roman" w:hAnsi="Times New Roman" w:cs="Times New Roman"/>
+        </w:rPr>
+        <w:t>leurs</w:t>
+      </w:r>
+      <w:r>
+        <w:rPr>
+          <w:rFonts w:ascii="Times New Roman" w:hAnsi="Times New Roman" w:cs="Times New Roman"/>
+        </w:rPr>
+        <w:t xml:space="preserve"> systèmes</w:t>
+      </w:r>
+      <w:r>
+        <w:rPr>
+          <w:rFonts w:ascii="Times New Roman" w:hAnsi="Times New Roman" w:cs="Times New Roman"/>
+        </w:rPr>
+        <w:t xml:space="preserve">, </w:t>
+      </w:r>
+      <w:r>
+        <w:rPr>
+          <w:rFonts w:ascii="Times New Roman" w:hAnsi="Times New Roman" w:cs="Times New Roman"/>
+        </w:rPr>
+        <w:t>les risques sont réels et peuvent paralyser une activité en quelques minutes.</w:t>
+      </w:r>
+    </w:p>
+    <w:p>
+      <w:pPr>
+        <w:jc w:val="both"/>
+        <w:rPr>
+          <w:rFonts w:ascii="Times New Roman" w:hAnsi="Times New Roman" w:cs="Times New Roman"/>
+        </w:rPr>
+      </w:pPr>
+      <w:r>
+        <w:rPr>
+          <w:rFonts w:ascii="Times New Roman" w:hAnsi="Times New Roman" w:cs="Times New Roman"/>
+        </w:rPr>
+        <w:t xml:space="preserve">Le grand défi actuel est donc de trouver le bon équilibre : </w:t>
+      </w:r>
+      <w:r>
+        <w:rPr>
+          <w:rFonts w:ascii="Times New Roman" w:hAnsi="Times New Roman" w:cs="Times New Roman"/>
+          <w:b/>
+          <w:bCs/>
+        </w:rPr>
+        <w:t>comment construire un réseau rapide et facile à utiliser au quotidien, tout en bloquant efficacement les menaces ?</w:t>
+      </w:r>
+      <w:r>
+        <w:rPr>
+          <w:rFonts w:ascii="Times New Roman" w:hAnsi="Times New Roman" w:cs="Times New Roman"/>
+        </w:rPr>
+        <w:t xml:space="preserve"> C'est tout l'enjeu de notre projet, intitulé </w:t>
+      </w:r>
+      <w:r>
+        <w:rPr>
+          <w:rFonts w:ascii="Times New Roman" w:hAnsi="Times New Roman" w:cs="Times New Roman"/>
+          <w:i/>
+          <w:iCs/>
+        </w:rPr>
+        <w:t>« Conception d’une architecture réseau sécurisée pour une entreprise »</w:t>
+      </w:r>
+      <w:r>
+        <w:rPr>
+          <w:rFonts w:ascii="Times New Roman" w:hAnsi="Times New Roman" w:cs="Times New Roman"/>
+        </w:rPr>
+        <w:t xml:space="preserve">. </w:t>
+      </w:r>
+      <w:r>
+        <w:rPr>
+          <w:rFonts w:ascii="Times New Roman" w:hAnsi="Times New Roman" w:cs="Times New Roman"/>
+        </w:rPr>
+        <w:t>L'objectif de ce travail est de concevoir une infrastructure moderne et résiliente, capable de répondre aux exigences opérationnelles de l'entreprise tout en intégrant les meilleures pratiques de la cybersécurité (telles que la segmentation réseau, le principe du moindre privilège et la mise en place de mécanismes de redondance).</w:t>
+      </w:r>
+    </w:p>
+    <w:p>
+      <w:pPr>
+        <w:jc w:val="both"/>
+        <w:rPr>
+          <w:rFonts w:ascii="Times New Roman" w:hAnsi="Times New Roman" w:cs="Times New Roman"/>
+        </w:rPr>
+      </w:pPr>
+      <w:r>
+        <w:rPr>
+          <w:rFonts w:ascii="Times New Roman" w:hAnsi="Times New Roman" w:cs="Times New Roman"/>
+        </w:rPr>
+        <w:t>Pour présenter ce travail, notre rapport s'organisera en trois parties. D'abord, nous ferons le point sur les besoins de l'entreprise et les risques de sécurité à prendre en compte. Ensuite, nous présenterons le plan détaillé de la nouvelle architecture (choix des matériels, des connexions et des outils de protection). Enfin, nous testerons cette solution pour prouver qu'elle fonctionne et qu'elle résiste bien aux pannes et aux intrusions.</w:t>
+      </w:r>
+    </w:p>
+    <w:p>
+      <w:pPr>
+        <w:pStyle w:val="Heading1"/>
+        <w:jc w:val="both"/>
         <w:rPr>
           <w:rFonts w:ascii="Times New Roman" w:hAnsi="Times New Roman" w:cs="Times New Roman"/>
           <w:b/>
@@ -1253,11 +2036,9 @@
           <w:color w:val="auto"/>
           <w:sz w:val="32"/>
           <w:szCs w:val="32"/>
-          <w:lang w:val="en-US"/>
-        </w:rPr>
-        <w:t xml:space="preserve"> des </w:t>
-      </w:r>
-      <w:proofErr w:type="spellStart"/>
+        </w:rPr>
+      </w:pPr>
+      <w:bookmarkStart w:id="2" w:name="_Toc230375571"/>
       <w:r>
         <w:rPr>
           <w:rFonts w:ascii="Times New Roman" w:hAnsi="Times New Roman" w:cs="Times New Roman"/>
@@ -1266,629 +2047,6 @@
           <w:color w:val="auto"/>
           <w:sz w:val="32"/>
           <w:szCs w:val="32"/>
-          <w:lang w:val="en-US"/>
-        </w:rPr>
-        <w:t>Abréviations</w:t>
-      </w:r>
-      <w:bookmarkEnd w:id="0"/>
-      <w:proofErr w:type="spellEnd"/>
-    </w:p>
-    <w:p>
-      <w:pPr>
-        <w:rPr>
-          <w:rFonts w:ascii="Times New Roman" w:hAnsi="Times New Roman" w:cs="Times New Roman"/>
-          <w:sz w:val="26"/>
-          <w:szCs w:val="26"/>
-          <w:lang w:val="en-US"/>
-        </w:rPr>
-      </w:pPr>
-      <w:proofErr w:type="gramStart"/>
-      <w:r>
-        <w:rPr>
-          <w:rFonts w:ascii="Times New Roman" w:hAnsi="Times New Roman" w:cs="Times New Roman"/>
-          <w:sz w:val="26"/>
-          <w:szCs w:val="26"/>
-          <w:lang w:val="en-US"/>
-        </w:rPr>
-        <w:t>ACL :</w:t>
-      </w:r>
-      <w:proofErr w:type="gramEnd"/>
-      <w:r>
-        <w:rPr>
-          <w:rFonts w:ascii="Times New Roman" w:hAnsi="Times New Roman" w:cs="Times New Roman"/>
-          <w:sz w:val="26"/>
-          <w:szCs w:val="26"/>
-          <w:lang w:val="en-US"/>
-        </w:rPr>
-        <w:t xml:space="preserve"> Access Control List</w:t>
-      </w:r>
-    </w:p>
-    <w:p>
-      <w:pPr>
-        <w:rPr>
-          <w:rFonts w:ascii="Times New Roman" w:hAnsi="Times New Roman" w:cs="Times New Roman"/>
-          <w:sz w:val="26"/>
-          <w:szCs w:val="26"/>
-          <w:lang w:val="en-US"/>
-        </w:rPr>
-      </w:pPr>
-      <w:proofErr w:type="gramStart"/>
-      <w:r>
-        <w:rPr>
-          <w:rFonts w:ascii="Times New Roman" w:hAnsi="Times New Roman" w:cs="Times New Roman"/>
-          <w:sz w:val="26"/>
-          <w:szCs w:val="26"/>
-          <w:lang w:val="en-US"/>
-        </w:rPr>
-        <w:t>DMZ :</w:t>
-      </w:r>
-      <w:proofErr w:type="gramEnd"/>
-      <w:r>
-        <w:rPr>
-          <w:rFonts w:ascii="Times New Roman" w:hAnsi="Times New Roman" w:cs="Times New Roman"/>
-          <w:sz w:val="26"/>
-          <w:szCs w:val="26"/>
-          <w:lang w:val="en-US"/>
-        </w:rPr>
-        <w:t xml:space="preserve"> Demilitarized Zone</w:t>
-      </w:r>
-    </w:p>
-    <w:p>
-      <w:pPr>
-        <w:rPr>
-          <w:rFonts w:ascii="Times New Roman" w:hAnsi="Times New Roman" w:cs="Times New Roman"/>
-          <w:sz w:val="26"/>
-          <w:szCs w:val="26"/>
-          <w:lang w:val="en-US"/>
-        </w:rPr>
-      </w:pPr>
-      <w:proofErr w:type="gramStart"/>
-      <w:r>
-        <w:rPr>
-          <w:rFonts w:ascii="Times New Roman" w:hAnsi="Times New Roman" w:cs="Times New Roman"/>
-          <w:sz w:val="26"/>
-          <w:szCs w:val="26"/>
-          <w:lang w:val="en-US"/>
-        </w:rPr>
-        <w:t>VLAN :</w:t>
-      </w:r>
-      <w:proofErr w:type="gramEnd"/>
-      <w:r>
-        <w:rPr>
-          <w:rFonts w:ascii="Times New Roman" w:hAnsi="Times New Roman" w:cs="Times New Roman"/>
-          <w:sz w:val="26"/>
-          <w:szCs w:val="26"/>
-          <w:lang w:val="en-US"/>
-        </w:rPr>
-        <w:t xml:space="preserve"> Virtual Local Area Network</w:t>
-      </w:r>
-    </w:p>
-    <w:p>
-      <w:pPr>
-        <w:rPr>
-          <w:rFonts w:ascii="Times New Roman" w:hAnsi="Times New Roman" w:cs="Times New Roman"/>
-          <w:sz w:val="26"/>
-          <w:szCs w:val="26"/>
-          <w:lang w:val="en-US"/>
-        </w:rPr>
-      </w:pPr>
-      <w:proofErr w:type="gramStart"/>
-      <w:r>
-        <w:rPr>
-          <w:rFonts w:ascii="Times New Roman" w:hAnsi="Times New Roman" w:cs="Times New Roman"/>
-          <w:sz w:val="26"/>
-          <w:szCs w:val="26"/>
-          <w:lang w:val="en-US"/>
-        </w:rPr>
-        <w:t>LAN :</w:t>
-      </w:r>
-      <w:proofErr w:type="gramEnd"/>
-      <w:r>
-        <w:rPr>
-          <w:rFonts w:ascii="Times New Roman" w:hAnsi="Times New Roman" w:cs="Times New Roman"/>
-          <w:sz w:val="26"/>
-          <w:szCs w:val="26"/>
-          <w:lang w:val="en-US"/>
-        </w:rPr>
-        <w:t xml:space="preserve"> Local Area Network</w:t>
-      </w:r>
-    </w:p>
-    <w:p>
-      <w:pPr>
-        <w:rPr>
-          <w:rFonts w:ascii="Times New Roman" w:hAnsi="Times New Roman" w:cs="Times New Roman"/>
-          <w:sz w:val="26"/>
-          <w:szCs w:val="26"/>
-          <w:lang w:val="en-US"/>
-        </w:rPr>
-      </w:pPr>
-      <w:proofErr w:type="gramStart"/>
-      <w:r>
-        <w:rPr>
-          <w:rFonts w:ascii="Times New Roman" w:hAnsi="Times New Roman" w:cs="Times New Roman"/>
-          <w:sz w:val="26"/>
-          <w:szCs w:val="26"/>
-          <w:lang w:val="en-US"/>
-        </w:rPr>
-        <w:t>WAN :</w:t>
-      </w:r>
-      <w:proofErr w:type="gramEnd"/>
-      <w:r>
-        <w:rPr>
-          <w:rFonts w:ascii="Times New Roman" w:hAnsi="Times New Roman" w:cs="Times New Roman"/>
-          <w:sz w:val="26"/>
-          <w:szCs w:val="26"/>
-          <w:lang w:val="en-US"/>
-        </w:rPr>
-        <w:t xml:space="preserve"> Wide Area Network</w:t>
-      </w:r>
-    </w:p>
-    <w:p>
-      <w:pPr>
-        <w:rPr>
-          <w:rFonts w:ascii="Times New Roman" w:hAnsi="Times New Roman" w:cs="Times New Roman"/>
-          <w:sz w:val="26"/>
-          <w:szCs w:val="26"/>
-          <w:lang w:val="en-US"/>
-        </w:rPr>
-      </w:pPr>
-      <w:proofErr w:type="gramStart"/>
-      <w:r>
-        <w:rPr>
-          <w:rFonts w:ascii="Times New Roman" w:hAnsi="Times New Roman" w:cs="Times New Roman"/>
-          <w:sz w:val="26"/>
-          <w:szCs w:val="26"/>
-          <w:lang w:val="en-US"/>
-        </w:rPr>
-        <w:t>NAT :</w:t>
-      </w:r>
-      <w:proofErr w:type="gramEnd"/>
-      <w:r>
-        <w:rPr>
-          <w:rFonts w:ascii="Times New Roman" w:hAnsi="Times New Roman" w:cs="Times New Roman"/>
-          <w:sz w:val="26"/>
-          <w:szCs w:val="26"/>
-          <w:lang w:val="en-US"/>
-        </w:rPr>
-        <w:t xml:space="preserve"> Network Address Translation</w:t>
-      </w:r>
-    </w:p>
-    <w:p>
-      <w:pPr>
-        <w:rPr>
-          <w:rFonts w:ascii="Times New Roman" w:hAnsi="Times New Roman" w:cs="Times New Roman"/>
-          <w:lang w:val="en-US"/>
-        </w:rPr>
-      </w:pPr>
-      <w:proofErr w:type="gramStart"/>
-      <w:r>
-        <w:rPr>
-          <w:rFonts w:ascii="Times New Roman" w:hAnsi="Times New Roman" w:cs="Times New Roman"/>
-          <w:lang w:val="en-US"/>
-        </w:rPr>
-        <w:t>SSH :</w:t>
-      </w:r>
-      <w:proofErr w:type="gramEnd"/>
-      <w:r>
-        <w:rPr>
-          <w:rFonts w:ascii="Times New Roman" w:hAnsi="Times New Roman" w:cs="Times New Roman"/>
-          <w:lang w:val="en-US"/>
-        </w:rPr>
-        <w:t xml:space="preserve"> Secure Shell</w:t>
-      </w:r>
-    </w:p>
-    <w:p>
-      <w:pPr>
-        <w:rPr>
-          <w:rFonts w:ascii="Times New Roman" w:hAnsi="Times New Roman" w:cs="Times New Roman"/>
-          <w:lang w:val="en-US"/>
-        </w:rPr>
-      </w:pPr>
-      <w:proofErr w:type="gramStart"/>
-      <w:r>
-        <w:rPr>
-          <w:rFonts w:ascii="Times New Roman" w:hAnsi="Times New Roman" w:cs="Times New Roman"/>
-          <w:lang w:val="en-US"/>
-        </w:rPr>
-        <w:t>IDS :</w:t>
-      </w:r>
-      <w:proofErr w:type="gramEnd"/>
-      <w:r>
-        <w:rPr>
-          <w:rFonts w:ascii="Times New Roman" w:hAnsi="Times New Roman" w:cs="Times New Roman"/>
-          <w:lang w:val="en-US"/>
-        </w:rPr>
-        <w:t xml:space="preserve"> Intrusion Detection System</w:t>
-      </w:r>
-    </w:p>
-    <w:p>
-      <w:pPr>
-        <w:rPr>
-          <w:rFonts w:ascii="Times New Roman" w:hAnsi="Times New Roman" w:cs="Times New Roman"/>
-          <w:lang w:val="en-US"/>
-        </w:rPr>
-      </w:pPr>
-      <w:proofErr w:type="gramStart"/>
-      <w:r>
-        <w:rPr>
-          <w:rFonts w:ascii="Times New Roman" w:hAnsi="Times New Roman" w:cs="Times New Roman"/>
-          <w:lang w:val="en-US"/>
-        </w:rPr>
-        <w:t>IPS :</w:t>
-      </w:r>
-      <w:proofErr w:type="gramEnd"/>
-      <w:r>
-        <w:rPr>
-          <w:rFonts w:ascii="Times New Roman" w:hAnsi="Times New Roman" w:cs="Times New Roman"/>
-          <w:lang w:val="en-US"/>
-        </w:rPr>
-        <w:t xml:space="preserve"> Intrusion Prevention System</w:t>
-      </w:r>
-    </w:p>
-    <w:p>
-      <w:pPr>
-        <w:rPr>
-          <w:rFonts w:ascii="Times New Roman" w:hAnsi="Times New Roman" w:cs="Times New Roman"/>
-        </w:rPr>
-      </w:pPr>
-      <w:r>
-        <w:rPr>
-          <w:rFonts w:ascii="Times New Roman" w:hAnsi="Times New Roman" w:cs="Times New Roman"/>
-        </w:rPr>
-        <w:t>IPV4 : Internet Protocol version 4</w:t>
-      </w:r>
-    </w:p>
-    <w:p>
-      <w:pPr>
-        <w:rPr>
-          <w:rFonts w:ascii="Times New Roman" w:hAnsi="Times New Roman" w:cs="Times New Roman"/>
-        </w:rPr>
-      </w:pPr>
-      <w:r>
-        <w:rPr>
-          <w:rFonts w:ascii="Times New Roman" w:hAnsi="Times New Roman" w:cs="Times New Roman"/>
-        </w:rPr>
-        <w:t>DHCP : Dynamic Host Configuration Protocol</w:t>
-      </w:r>
-    </w:p>
-    <w:p>
-      <w:pPr>
-        <w:rPr>
-          <w:rFonts w:ascii="Times New Roman" w:hAnsi="Times New Roman" w:cs="Times New Roman"/>
-        </w:rPr>
-      </w:pPr>
-      <w:r>
-        <w:rPr>
-          <w:rFonts w:ascii="Times New Roman" w:hAnsi="Times New Roman" w:cs="Times New Roman"/>
-        </w:rPr>
-        <w:t>DNS : Domain Name System</w:t>
-      </w:r>
-    </w:p>
-    <w:p>
-      <w:pPr>
-        <w:rPr>
-          <w:rFonts w:ascii="Times New Roman" w:hAnsi="Times New Roman" w:cs="Times New Roman"/>
-        </w:rPr>
-      </w:pPr>
-      <w:r>
-        <w:rPr>
-          <w:rFonts w:ascii="Times New Roman" w:hAnsi="Times New Roman" w:cs="Times New Roman"/>
-        </w:rPr>
-        <w:t xml:space="preserve">ASA : Adaptive Security Appliance </w:t>
-      </w:r>
-    </w:p>
-    <w:p>
-      <w:pPr>
-        <w:rPr>
-          <w:rFonts w:ascii="Times New Roman" w:hAnsi="Times New Roman" w:cs="Times New Roman"/>
-        </w:rPr>
-      </w:pPr>
-    </w:p>
-    <w:p>
-      <w:pPr>
-        <w:rPr>
-          <w:rFonts w:ascii="Times New Roman" w:hAnsi="Times New Roman" w:cs="Times New Roman"/>
-        </w:rPr>
-      </w:pPr>
-    </w:p>
-    <w:p>
-      <w:pPr>
-        <w:rPr>
-          <w:rFonts w:ascii="Times New Roman" w:hAnsi="Times New Roman" w:cs="Times New Roman"/>
-        </w:rPr>
-      </w:pPr>
-    </w:p>
-    <w:p>
-      <w:pPr>
-        <w:rPr>
-          <w:rFonts w:ascii="Times New Roman" w:hAnsi="Times New Roman" w:cs="Times New Roman"/>
-        </w:rPr>
-      </w:pPr>
-    </w:p>
-    <w:p>
-      <w:pPr>
-        <w:rPr>
-          <w:rFonts w:ascii="Times New Roman" w:hAnsi="Times New Roman" w:cs="Times New Roman"/>
-        </w:rPr>
-      </w:pPr>
-    </w:p>
-    <w:p>
-      <w:pPr>
-        <w:rPr>
-          <w:rFonts w:ascii="Times New Roman" w:hAnsi="Times New Roman" w:cs="Times New Roman"/>
-        </w:rPr>
-      </w:pPr>
-    </w:p>
-    <w:p>
-      <w:pPr>
-        <w:rPr>
-          <w:rFonts w:ascii="Times New Roman" w:hAnsi="Times New Roman" w:cs="Times New Roman"/>
-        </w:rPr>
-      </w:pPr>
-    </w:p>
-    <w:p>
-      <w:pPr>
-        <w:rPr>
-          <w:rFonts w:ascii="Times New Roman" w:hAnsi="Times New Roman" w:cs="Times New Roman"/>
-        </w:rPr>
-      </w:pPr>
-    </w:p>
-    <w:p>
-      <w:pPr>
-        <w:rPr>
-          <w:rFonts w:ascii="Times New Roman" w:hAnsi="Times New Roman" w:cs="Times New Roman"/>
-        </w:rPr>
-      </w:pPr>
-    </w:p>
-    <w:p>
-      <w:pPr>
-        <w:rPr>
-          <w:rFonts w:ascii="Times New Roman" w:hAnsi="Times New Roman" w:cs="Times New Roman"/>
-        </w:rPr>
-      </w:pPr>
-    </w:p>
-    <w:p>
-      <w:pPr>
-        <w:rPr>
-          <w:rFonts w:ascii="Times New Roman" w:hAnsi="Times New Roman" w:cs="Times New Roman"/>
-        </w:rPr>
-      </w:pPr>
-    </w:p>
-    <w:p>
-      <w:pPr>
-        <w:rPr>
-          <w:rFonts w:ascii="Times New Roman" w:hAnsi="Times New Roman" w:cs="Times New Roman"/>
-        </w:rPr>
-      </w:pPr>
-    </w:p>
-    <w:p>
-      <w:pPr>
-        <w:pStyle w:val="Titre1"/>
-        <w:jc w:val="both"/>
-        <w:rPr>
-          <w:rFonts w:ascii="Times New Roman" w:hAnsi="Times New Roman" w:cs="Times New Roman"/>
-          <w:b/>
-          <w:bCs/>
-          <w:color w:val="auto"/>
-          <w:sz w:val="32"/>
-          <w:szCs w:val="32"/>
-        </w:rPr>
-      </w:pPr>
-      <w:bookmarkStart w:id="1" w:name="_Toc230352869"/>
-      <w:r>
-        <w:rPr>
-          <w:rFonts w:ascii="Times New Roman" w:hAnsi="Times New Roman" w:cs="Times New Roman"/>
-          <w:b/>
-          <w:bCs/>
-          <w:color w:val="auto"/>
-          <w:sz w:val="32"/>
-          <w:szCs w:val="32"/>
-        </w:rPr>
-        <w:lastRenderedPageBreak/>
-        <w:t>Introduction</w:t>
-      </w:r>
-      <w:bookmarkEnd w:id="1"/>
-    </w:p>
-    <w:p>
-      <w:pPr>
-        <w:jc w:val="both"/>
-        <w:rPr>
-          <w:rFonts w:ascii="Times New Roman" w:hAnsi="Times New Roman" w:cs="Times New Roman"/>
-        </w:rPr>
-      </w:pPr>
-      <w:r>
-        <w:rPr>
-          <w:rFonts w:ascii="Times New Roman" w:hAnsi="Times New Roman" w:cs="Times New Roman"/>
-        </w:rPr>
-        <w:t xml:space="preserve">Aujourd’hui, aucune entreprise ne peut se passer d’un réseau informatique performant. </w:t>
-      </w:r>
-      <w:r>
-        <w:rPr>
-          <w:rFonts w:ascii="Times New Roman" w:hAnsi="Times New Roman" w:cs="Times New Roman"/>
-        </w:rPr>
-        <w:t xml:space="preserve">C’est grâce à lui que les employés communiquent, partagent des fichiers et accèdent à Internet ou aux logiciels de travail. Cependant, avec le développement du numérique, les cyberattaques sont devenues massives et touchent désormais toutes les entreprises, petites ou grandes. </w:t>
-      </w:r>
-      <w:r>
-        <w:rPr>
-          <w:rFonts w:ascii="Times New Roman" w:hAnsi="Times New Roman" w:cs="Times New Roman"/>
-        </w:rPr>
-        <w:t>Les entreprises font donc face à des v</w:t>
-      </w:r>
-      <w:r>
-        <w:rPr>
-          <w:rFonts w:ascii="Times New Roman" w:hAnsi="Times New Roman" w:cs="Times New Roman"/>
-        </w:rPr>
-        <w:t>ol</w:t>
-      </w:r>
-      <w:r>
-        <w:rPr>
-          <w:rFonts w:ascii="Times New Roman" w:hAnsi="Times New Roman" w:cs="Times New Roman"/>
-        </w:rPr>
-        <w:t>s</w:t>
-      </w:r>
-      <w:r>
-        <w:rPr>
-          <w:rFonts w:ascii="Times New Roman" w:hAnsi="Times New Roman" w:cs="Times New Roman"/>
-        </w:rPr>
-        <w:t xml:space="preserve"> de données</w:t>
-      </w:r>
-      <w:r>
-        <w:rPr>
-          <w:rFonts w:ascii="Times New Roman" w:hAnsi="Times New Roman" w:cs="Times New Roman"/>
-        </w:rPr>
-        <w:t xml:space="preserve"> pouvant entrainer une demande rançon</w:t>
-      </w:r>
-      <w:r>
-        <w:rPr>
-          <w:rFonts w:ascii="Times New Roman" w:hAnsi="Times New Roman" w:cs="Times New Roman"/>
-        </w:rPr>
-        <w:t xml:space="preserve">, </w:t>
-      </w:r>
-      <w:r>
-        <w:rPr>
-          <w:rFonts w:ascii="Times New Roman" w:hAnsi="Times New Roman" w:cs="Times New Roman"/>
-        </w:rPr>
-        <w:t xml:space="preserve">des </w:t>
-      </w:r>
-      <w:r>
-        <w:rPr>
-          <w:rFonts w:ascii="Times New Roman" w:hAnsi="Times New Roman" w:cs="Times New Roman"/>
-        </w:rPr>
-        <w:t xml:space="preserve">virus </w:t>
-      </w:r>
-      <w:r>
-        <w:rPr>
-          <w:rFonts w:ascii="Times New Roman" w:hAnsi="Times New Roman" w:cs="Times New Roman"/>
-        </w:rPr>
-        <w:t>pouvant</w:t>
-      </w:r>
-      <w:r>
-        <w:rPr>
-          <w:rFonts w:ascii="Times New Roman" w:hAnsi="Times New Roman" w:cs="Times New Roman"/>
-        </w:rPr>
-        <w:t xml:space="preserve"> </w:t>
-      </w:r>
-      <w:r>
-        <w:rPr>
-          <w:rFonts w:ascii="Times New Roman" w:hAnsi="Times New Roman" w:cs="Times New Roman"/>
-        </w:rPr>
-        <w:t>bloquer</w:t>
-      </w:r>
-      <w:r>
-        <w:rPr>
-          <w:rFonts w:ascii="Times New Roman" w:hAnsi="Times New Roman" w:cs="Times New Roman"/>
-        </w:rPr>
-        <w:t xml:space="preserve"> </w:t>
-      </w:r>
-      <w:r>
-        <w:rPr>
-          <w:rFonts w:ascii="Times New Roman" w:hAnsi="Times New Roman" w:cs="Times New Roman"/>
-        </w:rPr>
-        <w:t>leurs</w:t>
-      </w:r>
-      <w:r>
-        <w:rPr>
-          <w:rFonts w:ascii="Times New Roman" w:hAnsi="Times New Roman" w:cs="Times New Roman"/>
-        </w:rPr>
-        <w:t xml:space="preserve"> systèmes</w:t>
-      </w:r>
-      <w:r>
-        <w:rPr>
-          <w:rFonts w:ascii="Times New Roman" w:hAnsi="Times New Roman" w:cs="Times New Roman"/>
-        </w:rPr>
-        <w:t xml:space="preserve">, </w:t>
-      </w:r>
-      <w:r>
-        <w:rPr>
-          <w:rFonts w:ascii="Times New Roman" w:hAnsi="Times New Roman" w:cs="Times New Roman"/>
-        </w:rPr>
-        <w:t>les risques sont réels et peuvent paralyser une activité en quelques minutes.</w:t>
-      </w:r>
-    </w:p>
-    <w:p>
-      <w:pPr>
-        <w:jc w:val="both"/>
-        <w:rPr>
-          <w:rFonts w:ascii="Times New Roman" w:hAnsi="Times New Roman" w:cs="Times New Roman"/>
-        </w:rPr>
-      </w:pPr>
-      <w:r>
-        <w:rPr>
-          <w:rFonts w:ascii="Times New Roman" w:hAnsi="Times New Roman" w:cs="Times New Roman"/>
-        </w:rPr>
-        <w:t xml:space="preserve">Le grand défi actuel est donc de trouver le bon équilibre : </w:t>
-      </w:r>
-      <w:r>
-        <w:rPr>
-          <w:rFonts w:ascii="Times New Roman" w:hAnsi="Times New Roman" w:cs="Times New Roman"/>
-          <w:b/>
-          <w:bCs/>
-        </w:rPr>
-        <w:t>comment construire un réseau rapide et facile à utiliser au quotidien, tout en bloquant efficacement les menaces ?</w:t>
-      </w:r>
-      <w:r>
-        <w:rPr>
-          <w:rFonts w:ascii="Times New Roman" w:hAnsi="Times New Roman" w:cs="Times New Roman"/>
-        </w:rPr>
-        <w:t xml:space="preserve"> C'est tout l'enjeu de notre projet, intitulé </w:t>
-      </w:r>
-      <w:r>
-        <w:rPr>
-          <w:rFonts w:ascii="Times New Roman" w:hAnsi="Times New Roman" w:cs="Times New Roman"/>
-          <w:i/>
-          <w:iCs/>
-        </w:rPr>
-        <w:t>« Conception d’une architecture réseau sécurisée pour une entreprise »</w:t>
-      </w:r>
-      <w:r>
-        <w:rPr>
-          <w:rFonts w:ascii="Times New Roman" w:hAnsi="Times New Roman" w:cs="Times New Roman"/>
-        </w:rPr>
-        <w:t xml:space="preserve">. </w:t>
-      </w:r>
-      <w:r>
-        <w:rPr>
-          <w:rFonts w:ascii="Times New Roman" w:hAnsi="Times New Roman" w:cs="Times New Roman"/>
-        </w:rPr>
-        <w:t>L'objectif de ce travail est de concevoir une infrastructure moderne et résiliente, capable de répondre aux exigences opérationnelles de l'entreprise tout en intégrant les meilleures pratiques de la cybersécurité (telles que la segmentation réseau, le principe du moindre privilège et la mise en place de mécanismes de redondance).</w:t>
-      </w:r>
-    </w:p>
-    <w:p>
-      <w:pPr>
-        <w:jc w:val="both"/>
-        <w:rPr>
-          <w:rFonts w:ascii="Times New Roman" w:hAnsi="Times New Roman" w:cs="Times New Roman"/>
-        </w:rPr>
-      </w:pPr>
-      <w:r>
-        <w:rPr>
-          <w:rFonts w:ascii="Times New Roman" w:hAnsi="Times New Roman" w:cs="Times New Roman"/>
-        </w:rPr>
-        <w:t>Pour présenter ce travail, notre rapport s'organisera en trois parties. D'abord, nous ferons le point sur les besoins de l'entreprise et les risques de sécurité à prendre en compte. Ensuite, nous présenterons le plan détaillé de la nouvelle architecture (choix des matériels, des connexions et des outils de protection). Enfin, nous testerons cette solution pour prouver qu'elle fonctionne et qu'elle résiste bien aux pannes et aux intrusions.</w:t>
-      </w:r>
-    </w:p>
-    <w:p>
-      <w:pPr>
-        <w:pStyle w:val="Titre1"/>
-        <w:jc w:val="both"/>
-        <w:rPr>
-          <w:rFonts w:ascii="Times New Roman" w:hAnsi="Times New Roman" w:cs="Times New Roman"/>
-          <w:b/>
-          <w:bCs/>
-          <w:color w:val="auto"/>
-          <w:sz w:val="32"/>
-          <w:szCs w:val="32"/>
-        </w:rPr>
-      </w:pPr>
-      <w:bookmarkStart w:id="2" w:name="_Toc230352870"/>
-      <w:r>
-        <w:rPr>
-          <w:rFonts w:ascii="Times New Roman" w:hAnsi="Times New Roman" w:cs="Times New Roman"/>
-          <w:b/>
-          <w:bCs/>
-          <w:color w:val="auto"/>
-          <w:sz w:val="32"/>
-          <w:szCs w:val="32"/>
         </w:rPr>
         <w:t>Objectifs du projet</w:t>
       </w:r>
@@ -1896,7 +2054,7 @@
     </w:p>
     <w:p>
       <w:pPr>
-        <w:pStyle w:val="Titre2"/>
+        <w:pStyle w:val="Heading2"/>
         <w:jc w:val="both"/>
         <w:rPr>
           <w:rFonts w:ascii="Times New Roman" w:hAnsi="Times New Roman" w:cs="Times New Roman"/>
@@ -1908,7 +2066,7 @@
           <w:lang w:eastAsia="ja-JP"/>
         </w:rPr>
       </w:pPr>
-      <w:bookmarkStart w:id="3" w:name="_Toc230352871"/>
+      <w:bookmarkStart w:id="3" w:name="_Toc230375572"/>
       <w:r>
         <w:rPr>
           <w:rFonts w:ascii="Times New Roman" w:hAnsi="Times New Roman" w:cs="Times New Roman"/>
@@ -1940,7 +2098,7 @@
     </w:p>
     <w:p>
       <w:pPr>
-        <w:pStyle w:val="Titre2"/>
+        <w:pStyle w:val="Heading2"/>
         <w:jc w:val="both"/>
         <w:rPr>
           <w:rFonts w:ascii="Times New Roman" w:hAnsi="Times New Roman" w:cs="Times New Roman"/>
@@ -1951,7 +2109,7 @@
           <w:szCs w:val="30"/>
         </w:rPr>
       </w:pPr>
-      <w:bookmarkStart w:id="4" w:name="_Toc230352872"/>
+      <w:bookmarkStart w:id="4" w:name="_Toc230375573"/>
       <w:r>
         <w:rPr>
           <w:rFonts w:ascii="Times New Roman" w:hAnsi="Times New Roman" w:cs="Times New Roman"/>
@@ -2013,7 +2171,7 @@
         <w:rPr>
           <w:rFonts w:ascii="Times New Roman" w:hAnsi="Times New Roman" w:cs="Times New Roman"/>
         </w:rPr>
-        <w:t xml:space="preserve"> et leurs rôles dans l’entreprise (ex : employés RH, développeurs, invités, administrateurs). </w:t>
+        <w:t xml:space="preserve"> et leurs rôles dans l’entreprise </w:t>
       </w:r>
     </w:p>
     <w:p>
@@ -2035,7 +2193,7 @@
         <w:rPr>
           <w:rFonts w:ascii="Times New Roman" w:hAnsi="Times New Roman" w:cs="Times New Roman"/>
         </w:rPr>
-        <w:t xml:space="preserve"> et leurs fonctions (ex : serveur Web, serveur DB, serveur de fichiers). </w:t>
+        <w:t xml:space="preserve"> et leurs fonctions </w:t>
       </w:r>
     </w:p>
     <w:p>
@@ -2127,14 +2285,48 @@
           <w:b/>
           <w:bCs/>
         </w:rPr>
+        <w:t>Définir les plages d’adresses IP</w:t>
+      </w:r>
+      <w:r>
+        <w:rPr>
+          <w:rFonts w:ascii="Times New Roman" w:hAnsi="Times New Roman" w:cs="Times New Roman"/>
+        </w:rPr>
+        <w:t xml:space="preserve"> pour chaque zone </w:t>
+      </w:r>
+    </w:p>
+    <w:p>
+      <w:pPr>
+        <w:jc w:val="both"/>
+        <w:rPr>
+          <w:rFonts w:ascii="Times New Roman" w:hAnsi="Times New Roman" w:cs="Times New Roman"/>
+        </w:rPr>
+      </w:pPr>
+      <w:r>
+        <w:rPr>
+          <w:rFonts w:ascii="Times New Roman" w:hAnsi="Times New Roman" w:cs="Times New Roman"/>
+          <w:b/>
+          <w:bCs/>
+        </w:rPr>
+        <w:t>Choisir et configurer les équipements</w:t>
+      </w:r>
+    </w:p>
+    <w:p>
+      <w:pPr>
+        <w:jc w:val="both"/>
+        <w:rPr>
+          <w:rFonts w:ascii="Times New Roman" w:hAnsi="Times New Roman" w:cs="Times New Roman"/>
+          <w:b/>
+          <w:bCs/>
+        </w:rPr>
+      </w:pPr>
+      <w:r>
+        <w:rPr>
+          <w:rFonts w:ascii="Times New Roman" w:hAnsi="Times New Roman" w:cs="Times New Roman"/>
+          <w:b/>
+          <w:bCs/>
+        </w:rPr>
         <w:lastRenderedPageBreak/>
-        <w:t>Définir les plages d’adresses IP</w:t>
-      </w:r>
-      <w:r>
-        <w:rPr>
-          <w:rFonts w:ascii="Times New Roman" w:hAnsi="Times New Roman" w:cs="Times New Roman"/>
-        </w:rPr>
-        <w:t xml:space="preserve"> pour chaque zone (ex : 192.168.1.0/24 pour la DMZ, 192.168.2.0/24 pour le LAN). </w:t>
+        <w:t>Segmenter le réseau</w:t>
       </w:r>
     </w:p>
     <w:p>
@@ -2150,18 +2342,36 @@
           <w:b/>
           <w:bCs/>
         </w:rPr>
-        <w:t>Choisir et configurer les équipements</w:t>
-      </w:r>
-      <w:r>
-        <w:rPr>
-          <w:rFonts w:ascii="Times New Roman" w:hAnsi="Times New Roman" w:cs="Times New Roman"/>
-        </w:rPr>
-        <w:t xml:space="preserve"> (ex : routeur Cisco 2911, firewall ASA 5505, </w:t>
+        <w:t>Créer des VLANs</w:t>
+      </w:r>
+      <w:r>
+        <w:rPr>
+          <w:rFonts w:ascii="Times New Roman" w:hAnsi="Times New Roman" w:cs="Times New Roman"/>
+        </w:rPr>
+        <w:t xml:space="preserve"> pour isoler les différents groupes </w:t>
+      </w:r>
+    </w:p>
+    <w:p>
+      <w:pPr>
+        <w:jc w:val="both"/>
+        <w:rPr>
+          <w:rFonts w:ascii="Times New Roman" w:hAnsi="Times New Roman" w:cs="Times New Roman"/>
+        </w:rPr>
+      </w:pPr>
+      <w:r>
+        <w:rPr>
+          <w:rFonts w:ascii="Times New Roman" w:hAnsi="Times New Roman" w:cs="Times New Roman"/>
+          <w:b/>
+          <w:bCs/>
+        </w:rPr>
+        <w:t xml:space="preserve">Assigner les ports des </w:t>
       </w:r>
       <w:proofErr w:type="spellStart"/>
       <w:r>
         <w:rPr>
           <w:rFonts w:ascii="Times New Roman" w:hAnsi="Times New Roman" w:cs="Times New Roman"/>
+          <w:b/>
+          <w:bCs/>
         </w:rPr>
         <w:t>switchs</w:t>
       </w:r>
@@ -2170,7 +2380,7 @@
         <w:rPr>
           <w:rFonts w:ascii="Times New Roman" w:hAnsi="Times New Roman" w:cs="Times New Roman"/>
         </w:rPr>
-        <w:t xml:space="preserve"> 2960)</w:t>
+        <w:t xml:space="preserve"> aux VLANs correspondants. </w:t>
       </w:r>
     </w:p>
     <w:p>
@@ -2178,17 +2388,31 @@
         <w:jc w:val="both"/>
         <w:rPr>
           <w:rFonts w:ascii="Times New Roman" w:hAnsi="Times New Roman" w:cs="Times New Roman"/>
-          <w:b/>
-          <w:bCs/>
-        </w:rPr>
-      </w:pPr>
-      <w:r>
-        <w:rPr>
-          <w:rFonts w:ascii="Times New Roman" w:hAnsi="Times New Roman" w:cs="Times New Roman"/>
-          <w:b/>
-          <w:bCs/>
-        </w:rPr>
-        <w:t>Segmenter le réseau</w:t>
+        </w:rPr>
+      </w:pPr>
+      <w:r>
+        <w:rPr>
+          <w:rFonts w:ascii="Times New Roman" w:hAnsi="Times New Roman" w:cs="Times New Roman"/>
+          <w:b/>
+          <w:bCs/>
+        </w:rPr>
+        <w:t xml:space="preserve">Configurer l’Inter-VLAN </w:t>
+      </w:r>
+      <w:proofErr w:type="spellStart"/>
+      <w:r>
+        <w:rPr>
+          <w:rFonts w:ascii="Times New Roman" w:hAnsi="Times New Roman" w:cs="Times New Roman"/>
+          <w:b/>
+          <w:bCs/>
+        </w:rPr>
+        <w:t>Routing</w:t>
+      </w:r>
+      <w:proofErr w:type="spellEnd"/>
+      <w:r>
+        <w:rPr>
+          <w:rFonts w:ascii="Times New Roman" w:hAnsi="Times New Roman" w:cs="Times New Roman"/>
+        </w:rPr>
+        <w:t xml:space="preserve"> pour permettre la communication entre VLANs. </w:t>
       </w:r>
     </w:p>
     <w:p>
@@ -2196,21 +2420,17 @@
         <w:jc w:val="both"/>
         <w:rPr>
           <w:rFonts w:ascii="Times New Roman" w:hAnsi="Times New Roman" w:cs="Times New Roman"/>
-        </w:rPr>
-      </w:pPr>
-      <w:r>
-        <w:rPr>
-          <w:rFonts w:ascii="Times New Roman" w:hAnsi="Times New Roman" w:cs="Times New Roman"/>
-          <w:b/>
-          <w:bCs/>
-        </w:rPr>
-        <w:t>Créer des VLANs</w:t>
-      </w:r>
-      <w:r>
-        <w:rPr>
-          <w:rFonts w:ascii="Times New Roman" w:hAnsi="Times New Roman" w:cs="Times New Roman"/>
-        </w:rPr>
-        <w:t xml:space="preserve"> pour isoler les différents groupes (ex : VLAN 10 pour la RH, VLAN 20 pour les développeurs). </w:t>
+          <w:b/>
+          <w:bCs/>
+        </w:rPr>
+      </w:pPr>
+      <w:r>
+        <w:rPr>
+          <w:rFonts w:ascii="Times New Roman" w:hAnsi="Times New Roman" w:cs="Times New Roman"/>
+          <w:b/>
+          <w:bCs/>
+        </w:rPr>
+        <w:t>Sécuriser le réseau</w:t>
       </w:r>
     </w:p>
     <w:p>
@@ -2226,7 +2446,7 @@
           <w:b/>
           <w:bCs/>
         </w:rPr>
-        <w:t xml:space="preserve">Assigner les ports des </w:t>
+        <w:t xml:space="preserve">Configurer des </w:t>
       </w:r>
       <w:proofErr w:type="spellStart"/>
       <w:r>
@@ -2235,6 +2455,92 @@
           <w:b/>
           <w:bCs/>
         </w:rPr>
+        <w:t>ACLs</w:t>
+      </w:r>
+      <w:proofErr w:type="spellEnd"/>
+      <w:r>
+        <w:rPr>
+          <w:rFonts w:ascii="Times New Roman" w:hAnsi="Times New Roman" w:cs="Times New Roman"/>
+          <w:b/>
+          <w:bCs/>
+        </w:rPr>
+        <w:t xml:space="preserve"> (Access Control </w:t>
+      </w:r>
+      <w:proofErr w:type="spellStart"/>
+      <w:r>
+        <w:rPr>
+          <w:rFonts w:ascii="Times New Roman" w:hAnsi="Times New Roman" w:cs="Times New Roman"/>
+          <w:b/>
+          <w:bCs/>
+        </w:rPr>
+        <w:t>Lists</w:t>
+      </w:r>
+      <w:proofErr w:type="spellEnd"/>
+      <w:r>
+        <w:rPr>
+          <w:rFonts w:ascii="Times New Roman" w:hAnsi="Times New Roman" w:cs="Times New Roman"/>
+          <w:b/>
+          <w:bCs/>
+        </w:rPr>
+        <w:t>)</w:t>
+      </w:r>
+      <w:r>
+        <w:rPr>
+          <w:rFonts w:ascii="Times New Roman" w:hAnsi="Times New Roman" w:cs="Times New Roman"/>
+        </w:rPr>
+        <w:t xml:space="preserve"> pour </w:t>
+      </w:r>
+      <w:r>
+        <w:rPr>
+          <w:rFonts w:ascii="Times New Roman" w:hAnsi="Times New Roman" w:cs="Times New Roman"/>
+        </w:rPr>
+        <w:t>b</w:t>
+      </w:r>
+      <w:r>
+        <w:rPr>
+          <w:rFonts w:ascii="Times New Roman" w:hAnsi="Times New Roman" w:cs="Times New Roman"/>
+        </w:rPr>
+        <w:t>loquer les accès non autorisés</w:t>
+      </w:r>
+      <w:r>
+        <w:rPr>
+          <w:rFonts w:ascii="Times New Roman" w:hAnsi="Times New Roman" w:cs="Times New Roman"/>
+        </w:rPr>
+        <w:t>, a</w:t>
+      </w:r>
+      <w:r>
+        <w:rPr>
+          <w:rFonts w:ascii="Times New Roman" w:hAnsi="Times New Roman" w:cs="Times New Roman"/>
+        </w:rPr>
+        <w:t>utoriser les flux légitimes (ex : HTTP/HTTPS vers le serveur Web).</w:t>
+      </w:r>
+    </w:p>
+    <w:p>
+      <w:pPr>
+        <w:jc w:val="both"/>
+        <w:rPr>
+          <w:rFonts w:ascii="Times New Roman" w:hAnsi="Times New Roman" w:cs="Times New Roman"/>
+        </w:rPr>
+      </w:pPr>
+      <w:r>
+        <w:rPr>
+          <w:rFonts w:ascii="Times New Roman" w:hAnsi="Times New Roman" w:cs="Times New Roman"/>
+          <w:b/>
+          <w:bCs/>
+        </w:rPr>
+        <w:t>Activer la Port Security</w:t>
+      </w:r>
+      <w:r>
+        <w:rPr>
+          <w:rFonts w:ascii="Times New Roman" w:hAnsi="Times New Roman" w:cs="Times New Roman"/>
+        </w:rPr>
+        <w:t xml:space="preserve"> sur les </w:t>
+      </w:r>
+      <w:proofErr w:type="spellStart"/>
+      <w:r>
+        <w:rPr>
+          <w:rFonts w:ascii="Times New Roman" w:hAnsi="Times New Roman" w:cs="Times New Roman"/>
+        </w:rPr>
         <w:t>switchs</w:t>
       </w:r>
       <w:proofErr w:type="spellEnd"/>
@@ -2242,7 +2548,7 @@
         <w:rPr>
           <w:rFonts w:ascii="Times New Roman" w:hAnsi="Times New Roman" w:cs="Times New Roman"/>
         </w:rPr>
-        <w:t xml:space="preserve"> aux VLANs correspondants. </w:t>
+        <w:t xml:space="preserve"> pour limiter le nombre d’appareils par port. </w:t>
       </w:r>
     </w:p>
     <w:p>
@@ -2258,23 +2564,13 @@
           <w:b/>
           <w:bCs/>
         </w:rPr>
-        <w:t xml:space="preserve">Configurer l’Inter-VLAN </w:t>
-      </w:r>
-      <w:proofErr w:type="spellStart"/>
-      <w:r>
-        <w:rPr>
-          <w:rFonts w:ascii="Times New Roman" w:hAnsi="Times New Roman" w:cs="Times New Roman"/>
-          <w:b/>
-          <w:bCs/>
-        </w:rPr>
-        <w:t>Routing</w:t>
-      </w:r>
-      <w:proofErr w:type="spellEnd"/>
-      <w:r>
-        <w:rPr>
-          <w:rFonts w:ascii="Times New Roman" w:hAnsi="Times New Roman" w:cs="Times New Roman"/>
-        </w:rPr>
-        <w:t xml:space="preserve"> pour permettre la communication entre VLANs. </w:t>
+        <w:t>Configurer le NAT</w:t>
+      </w:r>
+      <w:r>
+        <w:rPr>
+          <w:rFonts w:ascii="Times New Roman" w:hAnsi="Times New Roman" w:cs="Times New Roman"/>
+        </w:rPr>
+        <w:t xml:space="preserve"> pour masquer les adresses internes et permettre l’accès à Internet. </w:t>
       </w:r>
     </w:p>
     <w:p>
@@ -2292,330 +2588,12 @@
           <w:b/>
           <w:bCs/>
         </w:rPr>
-        <w:t>Sécuriser le réseau</w:t>
-      </w:r>
-    </w:p>
-    <w:p>
-      <w:pPr>
-        <w:jc w:val="both"/>
-        <w:rPr>
-          <w:rFonts w:ascii="Times New Roman" w:hAnsi="Times New Roman" w:cs="Times New Roman"/>
-        </w:rPr>
-      </w:pPr>
-      <w:r>
-        <w:rPr>
-          <w:rFonts w:ascii="Times New Roman" w:hAnsi="Times New Roman" w:cs="Times New Roman"/>
-          <w:b/>
-          <w:bCs/>
-        </w:rPr>
-        <w:t xml:space="preserve">Configurer des </w:t>
-      </w:r>
-      <w:proofErr w:type="spellStart"/>
-      <w:r>
-        <w:rPr>
-          <w:rFonts w:ascii="Times New Roman" w:hAnsi="Times New Roman" w:cs="Times New Roman"/>
-          <w:b/>
-          <w:bCs/>
-        </w:rPr>
-        <w:t>ACLs</w:t>
-      </w:r>
-      <w:proofErr w:type="spellEnd"/>
-      <w:r>
-        <w:rPr>
-          <w:rFonts w:ascii="Times New Roman" w:hAnsi="Times New Roman" w:cs="Times New Roman"/>
-          <w:b/>
-          <w:bCs/>
-        </w:rPr>
-        <w:t xml:space="preserve"> (Access Control </w:t>
-      </w:r>
-      <w:proofErr w:type="spellStart"/>
-      <w:r>
-        <w:rPr>
-          <w:rFonts w:ascii="Times New Roman" w:hAnsi="Times New Roman" w:cs="Times New Roman"/>
-          <w:b/>
-          <w:bCs/>
-        </w:rPr>
-        <w:t>Lists</w:t>
-      </w:r>
-      <w:proofErr w:type="spellEnd"/>
-      <w:r>
-        <w:rPr>
-          <w:rFonts w:ascii="Times New Roman" w:hAnsi="Times New Roman" w:cs="Times New Roman"/>
-          <w:b/>
-          <w:bCs/>
-        </w:rPr>
-        <w:t>)</w:t>
-      </w:r>
-      <w:r>
-        <w:rPr>
-          <w:rFonts w:ascii="Times New Roman" w:hAnsi="Times New Roman" w:cs="Times New Roman"/>
-        </w:rPr>
-        <w:t xml:space="preserve"> pour : </w:t>
-      </w:r>
-    </w:p>
-    <w:p>
-      <w:pPr>
-        <w:numPr>
-          <w:ilvl w:val="1"/>
-          <w:numId w:val="5"/>
-        </w:numPr>
-        <w:jc w:val="both"/>
-        <w:rPr>
-          <w:rFonts w:ascii="Times New Roman" w:hAnsi="Times New Roman" w:cs="Times New Roman"/>
-        </w:rPr>
-      </w:pPr>
-      <w:r>
-        <w:rPr>
-          <w:rFonts w:ascii="Times New Roman" w:hAnsi="Times New Roman" w:cs="Times New Roman"/>
-        </w:rPr>
-        <w:t>Bloquer les accès non autorisés (ex : invités → LAN).</w:t>
-      </w:r>
-    </w:p>
-    <w:p>
-      <w:pPr>
-        <w:numPr>
-          <w:ilvl w:val="1"/>
-          <w:numId w:val="5"/>
-        </w:numPr>
-        <w:jc w:val="both"/>
-        <w:rPr>
-          <w:rFonts w:ascii="Times New Roman" w:hAnsi="Times New Roman" w:cs="Times New Roman"/>
-        </w:rPr>
-      </w:pPr>
-      <w:r>
-        <w:rPr>
-          <w:rFonts w:ascii="Times New Roman" w:hAnsi="Times New Roman" w:cs="Times New Roman"/>
-        </w:rPr>
-        <w:t>Autoriser les flux légitimes (ex : HTTP/HTTPS vers le serveur Web).</w:t>
-      </w:r>
-    </w:p>
-    <w:p>
-      <w:pPr>
-        <w:numPr>
-          <w:ilvl w:val="1"/>
-          <w:numId w:val="5"/>
-        </w:numPr>
-        <w:jc w:val="both"/>
-        <w:rPr>
-          <w:rFonts w:ascii="Times New Roman" w:hAnsi="Times New Roman" w:cs="Times New Roman"/>
-        </w:rPr>
-      </w:pPr>
-      <w:r>
-        <w:rPr>
-          <w:rFonts w:ascii="Times New Roman" w:hAnsi="Times New Roman" w:cs="Times New Roman"/>
-          <w:i/>
-          <w:iCs/>
-        </w:rPr>
-        <w:t>Critère de réussite</w:t>
-      </w:r>
-      <w:r>
-        <w:rPr>
-          <w:rFonts w:ascii="Times New Roman" w:hAnsi="Times New Roman" w:cs="Times New Roman"/>
-        </w:rPr>
-        <w:t xml:space="preserve"> : </w:t>
-      </w:r>
-      <w:proofErr w:type="spellStart"/>
-      <w:r>
-        <w:rPr>
-          <w:rFonts w:ascii="Times New Roman" w:hAnsi="Times New Roman" w:cs="Times New Roman"/>
-        </w:rPr>
-        <w:t>ACLs</w:t>
-      </w:r>
-      <w:proofErr w:type="spellEnd"/>
-      <w:r>
-        <w:rPr>
-          <w:rFonts w:ascii="Times New Roman" w:hAnsi="Times New Roman" w:cs="Times New Roman"/>
-        </w:rPr>
-        <w:t xml:space="preserve"> appliquées sur le firewall/routeur avec show </w:t>
-      </w:r>
-      <w:proofErr w:type="spellStart"/>
-      <w:r>
-        <w:rPr>
-          <w:rFonts w:ascii="Times New Roman" w:hAnsi="Times New Roman" w:cs="Times New Roman"/>
-        </w:rPr>
-        <w:t>access-lists</w:t>
-      </w:r>
-      <w:proofErr w:type="spellEnd"/>
-      <w:r>
-        <w:rPr>
-          <w:rFonts w:ascii="Times New Roman" w:hAnsi="Times New Roman" w:cs="Times New Roman"/>
-        </w:rPr>
-        <w:t>.</w:t>
-      </w:r>
-    </w:p>
-    <w:p>
-      <w:pPr>
-        <w:jc w:val="both"/>
-        <w:rPr>
-          <w:rFonts w:ascii="Times New Roman" w:hAnsi="Times New Roman" w:cs="Times New Roman"/>
-        </w:rPr>
-      </w:pPr>
-      <w:r>
-        <w:rPr>
-          <w:rFonts w:ascii="Times New Roman" w:hAnsi="Times New Roman" w:cs="Times New Roman"/>
-          <w:b/>
-          <w:bCs/>
-        </w:rPr>
-        <w:t>Activer la Port Security</w:t>
-      </w:r>
-      <w:r>
-        <w:rPr>
-          <w:rFonts w:ascii="Times New Roman" w:hAnsi="Times New Roman" w:cs="Times New Roman"/>
-        </w:rPr>
-        <w:t xml:space="preserve"> sur les </w:t>
-      </w:r>
-      <w:proofErr w:type="spellStart"/>
-      <w:r>
-        <w:rPr>
-          <w:rFonts w:ascii="Times New Roman" w:hAnsi="Times New Roman" w:cs="Times New Roman"/>
-        </w:rPr>
-        <w:t>switchs</w:t>
-      </w:r>
-      <w:proofErr w:type="spellEnd"/>
-      <w:r>
-        <w:rPr>
-          <w:rFonts w:ascii="Times New Roman" w:hAnsi="Times New Roman" w:cs="Times New Roman"/>
-        </w:rPr>
-        <w:t xml:space="preserve"> pour limiter le nombre d’appareils par port. </w:t>
-      </w:r>
-    </w:p>
-    <w:p>
-      <w:pPr>
-        <w:numPr>
-          <w:ilvl w:val="1"/>
-          <w:numId w:val="5"/>
-        </w:numPr>
-        <w:jc w:val="both"/>
-        <w:rPr>
-          <w:rFonts w:ascii="Times New Roman" w:hAnsi="Times New Roman" w:cs="Times New Roman"/>
-        </w:rPr>
-      </w:pPr>
-      <w:r>
-        <w:rPr>
-          <w:rFonts w:ascii="Times New Roman" w:hAnsi="Times New Roman" w:cs="Times New Roman"/>
-          <w:i/>
-          <w:iCs/>
-        </w:rPr>
-        <w:t>Critère de réussite</w:t>
-      </w:r>
-      <w:r>
-        <w:rPr>
-          <w:rFonts w:ascii="Times New Roman" w:hAnsi="Times New Roman" w:cs="Times New Roman"/>
-        </w:rPr>
-        <w:t xml:space="preserve"> : Commandes </w:t>
-      </w:r>
-      <w:proofErr w:type="spellStart"/>
-      <w:r>
-        <w:rPr>
-          <w:rFonts w:ascii="Times New Roman" w:hAnsi="Times New Roman" w:cs="Times New Roman"/>
-        </w:rPr>
-        <w:t>switchport</w:t>
-      </w:r>
-      <w:proofErr w:type="spellEnd"/>
-      <w:r>
-        <w:rPr>
-          <w:rFonts w:ascii="Times New Roman" w:hAnsi="Times New Roman" w:cs="Times New Roman"/>
-        </w:rPr>
-        <w:t xml:space="preserve"> port-</w:t>
-      </w:r>
-      <w:proofErr w:type="spellStart"/>
-      <w:r>
-        <w:rPr>
-          <w:rFonts w:ascii="Times New Roman" w:hAnsi="Times New Roman" w:cs="Times New Roman"/>
-        </w:rPr>
-        <w:t>security</w:t>
-      </w:r>
-      <w:proofErr w:type="spellEnd"/>
-      <w:r>
-        <w:rPr>
-          <w:rFonts w:ascii="Times New Roman" w:hAnsi="Times New Roman" w:cs="Times New Roman"/>
-        </w:rPr>
-        <w:t xml:space="preserve"> appliquées et testées (ex : tentative de connexion avec 2 </w:t>
-      </w:r>
-      <w:proofErr w:type="spellStart"/>
-      <w:r>
-        <w:rPr>
-          <w:rFonts w:ascii="Times New Roman" w:hAnsi="Times New Roman" w:cs="Times New Roman"/>
-        </w:rPr>
-        <w:t>PCs</w:t>
-      </w:r>
-      <w:proofErr w:type="spellEnd"/>
-      <w:r>
-        <w:rPr>
-          <w:rFonts w:ascii="Times New Roman" w:hAnsi="Times New Roman" w:cs="Times New Roman"/>
-        </w:rPr>
-        <w:t xml:space="preserve"> sur un port configuré pour 1 appareil).</w:t>
-      </w:r>
-    </w:p>
-    <w:p>
-      <w:pPr>
-        <w:jc w:val="both"/>
-        <w:rPr>
-          <w:rFonts w:ascii="Times New Roman" w:hAnsi="Times New Roman" w:cs="Times New Roman"/>
-        </w:rPr>
-      </w:pPr>
-      <w:r>
-        <w:rPr>
-          <w:rFonts w:ascii="Times New Roman" w:hAnsi="Times New Roman" w:cs="Times New Roman"/>
-          <w:b/>
-          <w:bCs/>
-        </w:rPr>
-        <w:t>Configurer le NAT</w:t>
-      </w:r>
-      <w:r>
-        <w:rPr>
-          <w:rFonts w:ascii="Times New Roman" w:hAnsi="Times New Roman" w:cs="Times New Roman"/>
-        </w:rPr>
-        <w:t xml:space="preserve"> pour masquer les adresses internes et permettre l’accès à Internet. </w:t>
-      </w:r>
-    </w:p>
-    <w:p>
-      <w:pPr>
-        <w:numPr>
-          <w:ilvl w:val="1"/>
-          <w:numId w:val="5"/>
-        </w:numPr>
-        <w:jc w:val="both"/>
-        <w:rPr>
-          <w:rFonts w:ascii="Times New Roman" w:hAnsi="Times New Roman" w:cs="Times New Roman"/>
-        </w:rPr>
-      </w:pPr>
-      <w:r>
-        <w:rPr>
-          <w:rFonts w:ascii="Times New Roman" w:hAnsi="Times New Roman" w:cs="Times New Roman"/>
-          <w:i/>
-          <w:iCs/>
-        </w:rPr>
-        <w:t>Critère de réussite</w:t>
-      </w:r>
-      <w:r>
-        <w:rPr>
-          <w:rFonts w:ascii="Times New Roman" w:hAnsi="Times New Roman" w:cs="Times New Roman"/>
-        </w:rPr>
-        <w:t xml:space="preserve"> : NAT fonctionnel (test : un PC du LAN peut accéder à un serveur externe simulé).</w:t>
-      </w:r>
-    </w:p>
-    <w:p>
-      <w:pPr>
-        <w:jc w:val="both"/>
-        <w:rPr>
-          <w:rFonts w:ascii="Times New Roman" w:hAnsi="Times New Roman" w:cs="Times New Roman"/>
-          <w:b/>
-          <w:bCs/>
-        </w:rPr>
-      </w:pPr>
-      <w:r>
-        <w:rPr>
-          <w:rFonts w:ascii="Times New Roman" w:hAnsi="Times New Roman" w:cs="Times New Roman"/>
-          <w:b/>
-          <w:bCs/>
-        </w:rPr>
         <w:t>Tester la sécurité du réseau</w:t>
       </w:r>
     </w:p>
     <w:p>
       <w:pPr>
-        <w:pStyle w:val="Titre1"/>
+        <w:pStyle w:val="Heading1"/>
         <w:jc w:val="both"/>
         <w:rPr>
           <w:rFonts w:ascii="Times New Roman" w:hAnsi="Times New Roman" w:cs="Times New Roman"/>
@@ -2626,7 +2604,7 @@
           <w:szCs w:val="32"/>
         </w:rPr>
       </w:pPr>
-      <w:bookmarkStart w:id="5" w:name="_Toc230352873"/>
+      <w:bookmarkStart w:id="5" w:name="_Toc230375574"/>
       <w:r>
         <w:rPr>
           <w:rFonts w:ascii="Times New Roman" w:hAnsi="Times New Roman" w:cs="Times New Roman"/>
@@ -2679,7 +2657,6 @@
         <w:rPr>
           <w:rFonts w:ascii="Times New Roman" w:hAnsi="Times New Roman" w:cs="Times New Roman"/>
         </w:rPr>
-        <w:lastRenderedPageBreak/>
         <w:t xml:space="preserve">Ainsi, la problématique de ce projet peut être formulée comme suit : Comment concevoir et simuler, à l’aide de Cisco </w:t>
       </w:r>
       <w:proofErr w:type="spellStart"/>
@@ -2711,7 +2688,7 @@
     </w:p>
     <w:p>
       <w:pPr>
-        <w:pStyle w:val="Titre1"/>
+        <w:pStyle w:val="Heading1"/>
         <w:jc w:val="both"/>
         <w:rPr>
           <w:rFonts w:ascii="Times New Roman" w:hAnsi="Times New Roman" w:cs="Times New Roman"/>
@@ -2722,7 +2699,7 @@
           <w:szCs w:val="32"/>
         </w:rPr>
       </w:pPr>
-      <w:bookmarkStart w:id="6" w:name="_Toc230352874"/>
+      <w:bookmarkStart w:id="6" w:name="_Toc230375575"/>
       <w:r>
         <w:rPr>
           <w:rFonts w:ascii="Times New Roman" w:hAnsi="Times New Roman" w:cs="Times New Roman"/>
@@ -2783,6 +2760,7 @@
           <w:b/>
           <w:bCs/>
         </w:rPr>
+        <w:lastRenderedPageBreak/>
         <w:t>2. Conception théorique de l'architecture (Design)</w:t>
       </w:r>
     </w:p>
@@ -2952,21 +2930,7 @@
     </w:p>
     <w:p>
       <w:pPr>
-        <w:rPr>
-          <w:rFonts w:ascii="Times New Roman" w:hAnsi="Times New Roman" w:cs="Times New Roman"/>
-        </w:rPr>
-      </w:pPr>
-    </w:p>
-    <w:p>
-      <w:pPr>
-        <w:rPr>
-          <w:rFonts w:ascii="Times New Roman" w:hAnsi="Times New Roman" w:cs="Times New Roman"/>
-        </w:rPr>
-      </w:pPr>
-    </w:p>
-    <w:p>
-      <w:pPr>
-        <w:pStyle w:val="Titre1"/>
+        <w:pStyle w:val="Heading1"/>
         <w:rPr>
           <w:rFonts w:ascii="Times New Roman" w:hAnsi="Times New Roman" w:cs="Times New Roman"/>
           <w:b/>
@@ -2976,7 +2940,7 @@
           <w:szCs w:val="32"/>
         </w:rPr>
       </w:pPr>
-      <w:bookmarkStart w:id="7" w:name="_Toc230352875"/>
+      <w:bookmarkStart w:id="7" w:name="_Toc230375576"/>
       <w:r>
         <w:rPr>
           <w:rFonts w:ascii="Times New Roman" w:hAnsi="Times New Roman" w:cs="Times New Roman"/>
@@ -2989,6 +2953,1808 @@
         <w:t>Outils et technologies utilisés</w:t>
       </w:r>
       <w:bookmarkEnd w:id="7"/>
+    </w:p>
+    <w:tbl>
+      <w:tblPr>
+        <w:tblW w:w="9360" w:type="dxa"/>
+        <w:tblBorders>
+          <w:top w:val="single" w:sz="4" w:space="0" w:color="auto"/>
+          <w:left w:val="single" w:sz="4" w:space="0" w:color="auto"/>
+          <w:bottom w:val="single" w:sz="4" w:space="0" w:color="auto"/>
+          <w:right w:val="single" w:sz="4" w:space="0" w:color="auto"/>
+          <w:insideH w:val="single" w:sz="4" w:space="0" w:color="auto"/>
+          <w:insideV w:val="single" w:sz="4" w:space="0" w:color="auto"/>
+        </w:tblBorders>
+        <w:tblCellMar>
+          <w:left w:w="10" w:type="dxa"/>
+          <w:right w:w="10" w:type="dxa"/>
+        </w:tblCellMar>
+        <w:tblLook w:val="04A0" w:firstRow="1" w:lastRow="0" w:firstColumn="1" w:lastColumn="0" w:noHBand="0" w:noVBand="1"/>
+      </w:tblPr>
+      <w:tblGrid>
+        <w:gridCol w:w="2340"/>
+        <w:gridCol w:w="2340"/>
+        <w:gridCol w:w="2340"/>
+        <w:gridCol w:w="2340"/>
+      </w:tblGrid>
+      <w:tr>
+        <w:tblPrEx>
+          <w:tblCellMar>
+            <w:top w:w="0" w:type="dxa"/>
+            <w:bottom w:w="0" w:type="dxa"/>
+          </w:tblCellMar>
+        </w:tblPrEx>
+        <w:trPr>
+          <w:tblHeader/>
+        </w:trPr>
+        <w:tc>
+          <w:tcPr>
+            <w:tcW w:w="2340" w:type="dxa"/>
+            <w:tcBorders>
+              <w:top w:val="single" w:sz="1" w:space="0" w:color="BBBBBB"/>
+              <w:left w:val="single" w:sz="1" w:space="0" w:color="BBBBBB"/>
+              <w:bottom w:val="single" w:sz="1" w:space="0" w:color="BBBBBB"/>
+              <w:right w:val="single" w:sz="1" w:space="0" w:color="BBBBBB"/>
+            </w:tcBorders>
+            <w:shd w:val="clear" w:color="auto" w:fill="2E75B6"/>
+            <w:tcMar>
+              <w:top w:w="80" w:type="dxa"/>
+              <w:left w:w="120" w:type="dxa"/>
+              <w:bottom w:w="80" w:type="dxa"/>
+              <w:right w:w="120" w:type="dxa"/>
+            </w:tcMar>
+            <w:vAlign w:val="center"/>
+          </w:tcPr>
+          <w:p>
+            <w:pPr>
+              <w:jc w:val="center"/>
+            </w:pPr>
+            <w:r>
+              <w:rPr>
+                <w:rFonts w:ascii="Arial" w:eastAsia="Arial" w:hAnsi="Arial" w:cs="Arial"/>
+                <w:b/>
+                <w:bCs/>
+                <w:color w:val="FFFFFF"/>
+                <w:sz w:val="20"/>
+                <w:szCs w:val="20"/>
+              </w:rPr>
+              <w:t>Équipement</w:t>
+            </w:r>
+          </w:p>
+        </w:tc>
+        <w:tc>
+          <w:tcPr>
+            <w:tcW w:w="2340" w:type="dxa"/>
+            <w:tcBorders>
+              <w:top w:val="single" w:sz="1" w:space="0" w:color="BBBBBB"/>
+              <w:left w:val="single" w:sz="1" w:space="0" w:color="BBBBBB"/>
+              <w:bottom w:val="single" w:sz="1" w:space="0" w:color="BBBBBB"/>
+              <w:right w:val="single" w:sz="1" w:space="0" w:color="BBBBBB"/>
+            </w:tcBorders>
+            <w:shd w:val="clear" w:color="auto" w:fill="2E75B6"/>
+            <w:tcMar>
+              <w:top w:w="80" w:type="dxa"/>
+              <w:left w:w="120" w:type="dxa"/>
+              <w:bottom w:w="80" w:type="dxa"/>
+              <w:right w:w="120" w:type="dxa"/>
+            </w:tcMar>
+            <w:vAlign w:val="center"/>
+          </w:tcPr>
+          <w:p>
+            <w:pPr>
+              <w:jc w:val="center"/>
+            </w:pPr>
+            <w:r>
+              <w:rPr>
+                <w:rFonts w:ascii="Arial" w:eastAsia="Arial" w:hAnsi="Arial" w:cs="Arial"/>
+                <w:b/>
+                <w:bCs/>
+                <w:color w:val="FFFFFF"/>
+                <w:sz w:val="20"/>
+                <w:szCs w:val="20"/>
+              </w:rPr>
+              <w:t>Modèle</w:t>
+            </w:r>
+          </w:p>
+        </w:tc>
+        <w:tc>
+          <w:tcPr>
+            <w:tcW w:w="2340" w:type="dxa"/>
+            <w:tcBorders>
+              <w:top w:val="single" w:sz="1" w:space="0" w:color="BBBBBB"/>
+              <w:left w:val="single" w:sz="1" w:space="0" w:color="BBBBBB"/>
+              <w:bottom w:val="single" w:sz="1" w:space="0" w:color="BBBBBB"/>
+              <w:right w:val="single" w:sz="1" w:space="0" w:color="BBBBBB"/>
+            </w:tcBorders>
+            <w:shd w:val="clear" w:color="auto" w:fill="2E75B6"/>
+            <w:tcMar>
+              <w:top w:w="80" w:type="dxa"/>
+              <w:left w:w="120" w:type="dxa"/>
+              <w:bottom w:w="80" w:type="dxa"/>
+              <w:right w:w="120" w:type="dxa"/>
+            </w:tcMar>
+            <w:vAlign w:val="center"/>
+          </w:tcPr>
+          <w:p>
+            <w:pPr>
+              <w:jc w:val="center"/>
+            </w:pPr>
+            <w:r>
+              <w:rPr>
+                <w:rFonts w:ascii="Arial" w:eastAsia="Arial" w:hAnsi="Arial" w:cs="Arial"/>
+                <w:b/>
+                <w:bCs/>
+                <w:color w:val="FFFFFF"/>
+                <w:sz w:val="20"/>
+                <w:szCs w:val="20"/>
+              </w:rPr>
+              <w:t>Rôle</w:t>
+            </w:r>
+          </w:p>
+        </w:tc>
+        <w:tc>
+          <w:tcPr>
+            <w:tcW w:w="2340" w:type="dxa"/>
+            <w:tcBorders>
+              <w:top w:val="single" w:sz="1" w:space="0" w:color="BBBBBB"/>
+              <w:left w:val="single" w:sz="1" w:space="0" w:color="BBBBBB"/>
+              <w:bottom w:val="single" w:sz="1" w:space="0" w:color="BBBBBB"/>
+              <w:right w:val="single" w:sz="1" w:space="0" w:color="BBBBBB"/>
+            </w:tcBorders>
+            <w:shd w:val="clear" w:color="auto" w:fill="2E75B6"/>
+            <w:tcMar>
+              <w:top w:w="80" w:type="dxa"/>
+              <w:left w:w="120" w:type="dxa"/>
+              <w:bottom w:w="80" w:type="dxa"/>
+              <w:right w:w="120" w:type="dxa"/>
+            </w:tcMar>
+            <w:vAlign w:val="center"/>
+          </w:tcPr>
+          <w:p>
+            <w:pPr>
+              <w:jc w:val="center"/>
+            </w:pPr>
+            <w:r>
+              <w:rPr>
+                <w:rFonts w:ascii="Arial" w:eastAsia="Arial" w:hAnsi="Arial" w:cs="Arial"/>
+                <w:b/>
+                <w:bCs/>
+                <w:color w:val="FFFFFF"/>
+                <w:sz w:val="20"/>
+                <w:szCs w:val="20"/>
+              </w:rPr>
+              <w:t>Quantité</w:t>
+            </w:r>
+          </w:p>
+        </w:tc>
+      </w:tr>
+      <w:tr>
+        <w:tblPrEx>
+          <w:tblCellMar>
+            <w:top w:w="0" w:type="dxa"/>
+            <w:bottom w:w="0" w:type="dxa"/>
+          </w:tblCellMar>
+        </w:tblPrEx>
+        <w:tc>
+          <w:tcPr>
+            <w:tcW w:w="2340" w:type="dxa"/>
+            <w:tcBorders>
+              <w:top w:val="single" w:sz="1" w:space="0" w:color="BBBBBB"/>
+              <w:left w:val="single" w:sz="1" w:space="0" w:color="BBBBBB"/>
+              <w:bottom w:val="single" w:sz="1" w:space="0" w:color="BBBBBB"/>
+              <w:right w:val="single" w:sz="1" w:space="0" w:color="BBBBBB"/>
+            </w:tcBorders>
+            <w:shd w:val="clear" w:color="auto" w:fill="FFFFFF"/>
+            <w:tcMar>
+              <w:top w:w="60" w:type="dxa"/>
+              <w:left w:w="120" w:type="dxa"/>
+              <w:bottom w:w="60" w:type="dxa"/>
+              <w:right w:w="120" w:type="dxa"/>
+            </w:tcMar>
+          </w:tcPr>
+          <w:p>
+            <w:r>
+              <w:rPr>
+                <w:rFonts w:ascii="Arial" w:eastAsia="Arial" w:hAnsi="Arial" w:cs="Arial"/>
+                <w:color w:val="404040"/>
+                <w:sz w:val="20"/>
+                <w:szCs w:val="20"/>
+              </w:rPr>
+              <w:t>Routeur</w:t>
+            </w:r>
+          </w:p>
+        </w:tc>
+        <w:tc>
+          <w:tcPr>
+            <w:tcW w:w="2340" w:type="dxa"/>
+            <w:tcBorders>
+              <w:top w:val="single" w:sz="1" w:space="0" w:color="BBBBBB"/>
+              <w:left w:val="single" w:sz="1" w:space="0" w:color="BBBBBB"/>
+              <w:bottom w:val="single" w:sz="1" w:space="0" w:color="BBBBBB"/>
+              <w:right w:val="single" w:sz="1" w:space="0" w:color="BBBBBB"/>
+            </w:tcBorders>
+            <w:shd w:val="clear" w:color="auto" w:fill="FFFFFF"/>
+            <w:tcMar>
+              <w:top w:w="60" w:type="dxa"/>
+              <w:left w:w="120" w:type="dxa"/>
+              <w:bottom w:w="60" w:type="dxa"/>
+              <w:right w:w="120" w:type="dxa"/>
+            </w:tcMar>
+          </w:tcPr>
+          <w:p>
+            <w:r>
+              <w:rPr>
+                <w:rFonts w:ascii="Arial" w:eastAsia="Arial" w:hAnsi="Arial" w:cs="Arial"/>
+                <w:color w:val="404040"/>
+                <w:sz w:val="20"/>
+                <w:szCs w:val="20"/>
+              </w:rPr>
+              <w:t>Cisco 2911</w:t>
+            </w:r>
+          </w:p>
+        </w:tc>
+        <w:tc>
+          <w:tcPr>
+            <w:tcW w:w="2340" w:type="dxa"/>
+            <w:tcBorders>
+              <w:top w:val="single" w:sz="1" w:space="0" w:color="BBBBBB"/>
+              <w:left w:val="single" w:sz="1" w:space="0" w:color="BBBBBB"/>
+              <w:bottom w:val="single" w:sz="1" w:space="0" w:color="BBBBBB"/>
+              <w:right w:val="single" w:sz="1" w:space="0" w:color="BBBBBB"/>
+            </w:tcBorders>
+            <w:shd w:val="clear" w:color="auto" w:fill="FFFFFF"/>
+            <w:tcMar>
+              <w:top w:w="60" w:type="dxa"/>
+              <w:left w:w="120" w:type="dxa"/>
+              <w:bottom w:w="60" w:type="dxa"/>
+              <w:right w:w="120" w:type="dxa"/>
+            </w:tcMar>
+          </w:tcPr>
+          <w:p>
+            <w:r>
+              <w:rPr>
+                <w:rFonts w:ascii="Arial" w:eastAsia="Arial" w:hAnsi="Arial" w:cs="Arial"/>
+                <w:color w:val="404040"/>
+                <w:sz w:val="20"/>
+                <w:szCs w:val="20"/>
+              </w:rPr>
+              <w:t>Routeur WAN / Passerelle</w:t>
+            </w:r>
+          </w:p>
+        </w:tc>
+        <w:tc>
+          <w:tcPr>
+            <w:tcW w:w="2340" w:type="dxa"/>
+            <w:tcBorders>
+              <w:top w:val="single" w:sz="1" w:space="0" w:color="BBBBBB"/>
+              <w:left w:val="single" w:sz="1" w:space="0" w:color="BBBBBB"/>
+              <w:bottom w:val="single" w:sz="1" w:space="0" w:color="BBBBBB"/>
+              <w:right w:val="single" w:sz="1" w:space="0" w:color="BBBBBB"/>
+            </w:tcBorders>
+            <w:shd w:val="clear" w:color="auto" w:fill="FFFFFF"/>
+            <w:tcMar>
+              <w:top w:w="60" w:type="dxa"/>
+              <w:left w:w="120" w:type="dxa"/>
+              <w:bottom w:w="60" w:type="dxa"/>
+              <w:right w:w="120" w:type="dxa"/>
+            </w:tcMar>
+          </w:tcPr>
+          <w:p>
+            <w:r>
+              <w:rPr>
+                <w:rFonts w:ascii="Arial" w:eastAsia="Arial" w:hAnsi="Arial" w:cs="Arial"/>
+                <w:color w:val="404040"/>
+                <w:sz w:val="20"/>
+                <w:szCs w:val="20"/>
+              </w:rPr>
+              <w:t>1</w:t>
+            </w:r>
+          </w:p>
+        </w:tc>
+      </w:tr>
+      <w:tr>
+        <w:tblPrEx>
+          <w:tblCellMar>
+            <w:top w:w="0" w:type="dxa"/>
+            <w:bottom w:w="0" w:type="dxa"/>
+          </w:tblCellMar>
+        </w:tblPrEx>
+        <w:tc>
+          <w:tcPr>
+            <w:tcW w:w="2340" w:type="dxa"/>
+            <w:tcBorders>
+              <w:top w:val="single" w:sz="1" w:space="0" w:color="BBBBBB"/>
+              <w:left w:val="single" w:sz="1" w:space="0" w:color="BBBBBB"/>
+              <w:bottom w:val="single" w:sz="1" w:space="0" w:color="BBBBBB"/>
+              <w:right w:val="single" w:sz="1" w:space="0" w:color="BBBBBB"/>
+            </w:tcBorders>
+            <w:shd w:val="clear" w:color="auto" w:fill="EBF3FB"/>
+            <w:tcMar>
+              <w:top w:w="60" w:type="dxa"/>
+              <w:left w:w="120" w:type="dxa"/>
+              <w:bottom w:w="60" w:type="dxa"/>
+              <w:right w:w="120" w:type="dxa"/>
+            </w:tcMar>
+          </w:tcPr>
+          <w:p>
+            <w:r>
+              <w:rPr>
+                <w:rFonts w:ascii="Arial" w:eastAsia="Arial" w:hAnsi="Arial" w:cs="Arial"/>
+                <w:color w:val="404040"/>
+                <w:sz w:val="20"/>
+                <w:szCs w:val="20"/>
+              </w:rPr>
+              <w:t>Switch Layer 3</w:t>
+            </w:r>
+          </w:p>
+        </w:tc>
+        <w:tc>
+          <w:tcPr>
+            <w:tcW w:w="2340" w:type="dxa"/>
+            <w:tcBorders>
+              <w:top w:val="single" w:sz="1" w:space="0" w:color="BBBBBB"/>
+              <w:left w:val="single" w:sz="1" w:space="0" w:color="BBBBBB"/>
+              <w:bottom w:val="single" w:sz="1" w:space="0" w:color="BBBBBB"/>
+              <w:right w:val="single" w:sz="1" w:space="0" w:color="BBBBBB"/>
+            </w:tcBorders>
+            <w:shd w:val="clear" w:color="auto" w:fill="EBF3FB"/>
+            <w:tcMar>
+              <w:top w:w="60" w:type="dxa"/>
+              <w:left w:w="120" w:type="dxa"/>
+              <w:bottom w:w="60" w:type="dxa"/>
+              <w:right w:w="120" w:type="dxa"/>
+            </w:tcMar>
+          </w:tcPr>
+          <w:p>
+            <w:r>
+              <w:rPr>
+                <w:rFonts w:ascii="Arial" w:eastAsia="Arial" w:hAnsi="Arial" w:cs="Arial"/>
+                <w:color w:val="404040"/>
+                <w:sz w:val="20"/>
+                <w:szCs w:val="20"/>
+              </w:rPr>
+              <w:t>Cisco 3560-24PS</w:t>
+            </w:r>
+          </w:p>
+        </w:tc>
+        <w:tc>
+          <w:tcPr>
+            <w:tcW w:w="2340" w:type="dxa"/>
+            <w:tcBorders>
+              <w:top w:val="single" w:sz="1" w:space="0" w:color="BBBBBB"/>
+              <w:left w:val="single" w:sz="1" w:space="0" w:color="BBBBBB"/>
+              <w:bottom w:val="single" w:sz="1" w:space="0" w:color="BBBBBB"/>
+              <w:right w:val="single" w:sz="1" w:space="0" w:color="BBBBBB"/>
+            </w:tcBorders>
+            <w:shd w:val="clear" w:color="auto" w:fill="EBF3FB"/>
+            <w:tcMar>
+              <w:top w:w="60" w:type="dxa"/>
+              <w:left w:w="120" w:type="dxa"/>
+              <w:bottom w:w="60" w:type="dxa"/>
+              <w:right w:w="120" w:type="dxa"/>
+            </w:tcMar>
+          </w:tcPr>
+          <w:p>
+            <w:r>
+              <w:rPr>
+                <w:rFonts w:ascii="Arial" w:eastAsia="Arial" w:hAnsi="Arial" w:cs="Arial"/>
+                <w:color w:val="404040"/>
+                <w:sz w:val="20"/>
+                <w:szCs w:val="20"/>
+              </w:rPr>
+              <w:t>Routage inter-VLAN (Core)</w:t>
+            </w:r>
+          </w:p>
+        </w:tc>
+        <w:tc>
+          <w:tcPr>
+            <w:tcW w:w="2340" w:type="dxa"/>
+            <w:tcBorders>
+              <w:top w:val="single" w:sz="1" w:space="0" w:color="BBBBBB"/>
+              <w:left w:val="single" w:sz="1" w:space="0" w:color="BBBBBB"/>
+              <w:bottom w:val="single" w:sz="1" w:space="0" w:color="BBBBBB"/>
+              <w:right w:val="single" w:sz="1" w:space="0" w:color="BBBBBB"/>
+            </w:tcBorders>
+            <w:shd w:val="clear" w:color="auto" w:fill="EBF3FB"/>
+            <w:tcMar>
+              <w:top w:w="60" w:type="dxa"/>
+              <w:left w:w="120" w:type="dxa"/>
+              <w:bottom w:w="60" w:type="dxa"/>
+              <w:right w:w="120" w:type="dxa"/>
+            </w:tcMar>
+          </w:tcPr>
+          <w:p>
+            <w:r>
+              <w:rPr>
+                <w:rFonts w:ascii="Arial" w:eastAsia="Arial" w:hAnsi="Arial" w:cs="Arial"/>
+                <w:color w:val="404040"/>
+                <w:sz w:val="20"/>
+                <w:szCs w:val="20"/>
+              </w:rPr>
+              <w:t>1</w:t>
+            </w:r>
+          </w:p>
+        </w:tc>
+      </w:tr>
+      <w:tr>
+        <w:tblPrEx>
+          <w:tblCellMar>
+            <w:top w:w="0" w:type="dxa"/>
+            <w:bottom w:w="0" w:type="dxa"/>
+          </w:tblCellMar>
+        </w:tblPrEx>
+        <w:tc>
+          <w:tcPr>
+            <w:tcW w:w="2340" w:type="dxa"/>
+            <w:tcBorders>
+              <w:top w:val="single" w:sz="1" w:space="0" w:color="BBBBBB"/>
+              <w:left w:val="single" w:sz="1" w:space="0" w:color="BBBBBB"/>
+              <w:bottom w:val="single" w:sz="1" w:space="0" w:color="BBBBBB"/>
+              <w:right w:val="single" w:sz="1" w:space="0" w:color="BBBBBB"/>
+            </w:tcBorders>
+            <w:shd w:val="clear" w:color="auto" w:fill="FFFFFF"/>
+            <w:tcMar>
+              <w:top w:w="60" w:type="dxa"/>
+              <w:left w:w="120" w:type="dxa"/>
+              <w:bottom w:w="60" w:type="dxa"/>
+              <w:right w:w="120" w:type="dxa"/>
+            </w:tcMar>
+          </w:tcPr>
+          <w:p>
+            <w:r>
+              <w:rPr>
+                <w:rFonts w:ascii="Arial" w:eastAsia="Arial" w:hAnsi="Arial" w:cs="Arial"/>
+                <w:color w:val="404040"/>
+                <w:sz w:val="20"/>
+                <w:szCs w:val="20"/>
+              </w:rPr>
+              <w:t>Switch Layer 2</w:t>
+            </w:r>
+          </w:p>
+        </w:tc>
+        <w:tc>
+          <w:tcPr>
+            <w:tcW w:w="2340" w:type="dxa"/>
+            <w:tcBorders>
+              <w:top w:val="single" w:sz="1" w:space="0" w:color="BBBBBB"/>
+              <w:left w:val="single" w:sz="1" w:space="0" w:color="BBBBBB"/>
+              <w:bottom w:val="single" w:sz="1" w:space="0" w:color="BBBBBB"/>
+              <w:right w:val="single" w:sz="1" w:space="0" w:color="BBBBBB"/>
+            </w:tcBorders>
+            <w:shd w:val="clear" w:color="auto" w:fill="FFFFFF"/>
+            <w:tcMar>
+              <w:top w:w="60" w:type="dxa"/>
+              <w:left w:w="120" w:type="dxa"/>
+              <w:bottom w:w="60" w:type="dxa"/>
+              <w:right w:w="120" w:type="dxa"/>
+            </w:tcMar>
+          </w:tcPr>
+          <w:p>
+            <w:r>
+              <w:rPr>
+                <w:rFonts w:ascii="Arial" w:eastAsia="Arial" w:hAnsi="Arial" w:cs="Arial"/>
+                <w:color w:val="404040"/>
+                <w:sz w:val="20"/>
+                <w:szCs w:val="20"/>
+              </w:rPr>
+              <w:t>Cisco 2960</w:t>
+            </w:r>
+          </w:p>
+        </w:tc>
+        <w:tc>
+          <w:tcPr>
+            <w:tcW w:w="2340" w:type="dxa"/>
+            <w:tcBorders>
+              <w:top w:val="single" w:sz="1" w:space="0" w:color="BBBBBB"/>
+              <w:left w:val="single" w:sz="1" w:space="0" w:color="BBBBBB"/>
+              <w:bottom w:val="single" w:sz="1" w:space="0" w:color="BBBBBB"/>
+              <w:right w:val="single" w:sz="1" w:space="0" w:color="BBBBBB"/>
+            </w:tcBorders>
+            <w:shd w:val="clear" w:color="auto" w:fill="FFFFFF"/>
+            <w:tcMar>
+              <w:top w:w="60" w:type="dxa"/>
+              <w:left w:w="120" w:type="dxa"/>
+              <w:bottom w:w="60" w:type="dxa"/>
+              <w:right w:w="120" w:type="dxa"/>
+            </w:tcMar>
+          </w:tcPr>
+          <w:p>
+            <w:r>
+              <w:rPr>
+                <w:rFonts w:ascii="Arial" w:eastAsia="Arial" w:hAnsi="Arial" w:cs="Arial"/>
+                <w:color w:val="404040"/>
+                <w:sz w:val="20"/>
+                <w:szCs w:val="20"/>
+              </w:rPr>
+              <w:t>Accès LAN / DMZ / Admin</w:t>
+            </w:r>
+          </w:p>
+        </w:tc>
+        <w:tc>
+          <w:tcPr>
+            <w:tcW w:w="2340" w:type="dxa"/>
+            <w:tcBorders>
+              <w:top w:val="single" w:sz="1" w:space="0" w:color="BBBBBB"/>
+              <w:left w:val="single" w:sz="1" w:space="0" w:color="BBBBBB"/>
+              <w:bottom w:val="single" w:sz="1" w:space="0" w:color="BBBBBB"/>
+              <w:right w:val="single" w:sz="1" w:space="0" w:color="BBBBBB"/>
+            </w:tcBorders>
+            <w:shd w:val="clear" w:color="auto" w:fill="FFFFFF"/>
+            <w:tcMar>
+              <w:top w:w="60" w:type="dxa"/>
+              <w:left w:w="120" w:type="dxa"/>
+              <w:bottom w:w="60" w:type="dxa"/>
+              <w:right w:w="120" w:type="dxa"/>
+            </w:tcMar>
+          </w:tcPr>
+          <w:p>
+            <w:r>
+              <w:rPr>
+                <w:rFonts w:ascii="Arial" w:eastAsia="Arial" w:hAnsi="Arial" w:cs="Arial"/>
+                <w:color w:val="404040"/>
+                <w:sz w:val="20"/>
+                <w:szCs w:val="20"/>
+              </w:rPr>
+              <w:t>3</w:t>
+            </w:r>
+          </w:p>
+        </w:tc>
+      </w:tr>
+      <w:tr>
+        <w:tblPrEx>
+          <w:tblCellMar>
+            <w:top w:w="0" w:type="dxa"/>
+            <w:bottom w:w="0" w:type="dxa"/>
+          </w:tblCellMar>
+        </w:tblPrEx>
+        <w:tc>
+          <w:tcPr>
+            <w:tcW w:w="2340" w:type="dxa"/>
+            <w:tcBorders>
+              <w:top w:val="single" w:sz="1" w:space="0" w:color="BBBBBB"/>
+              <w:left w:val="single" w:sz="1" w:space="0" w:color="BBBBBB"/>
+              <w:bottom w:val="single" w:sz="1" w:space="0" w:color="BBBBBB"/>
+              <w:right w:val="single" w:sz="1" w:space="0" w:color="BBBBBB"/>
+            </w:tcBorders>
+            <w:shd w:val="clear" w:color="auto" w:fill="EBF3FB"/>
+            <w:tcMar>
+              <w:top w:w="60" w:type="dxa"/>
+              <w:left w:w="120" w:type="dxa"/>
+              <w:bottom w:w="60" w:type="dxa"/>
+              <w:right w:w="120" w:type="dxa"/>
+            </w:tcMar>
+          </w:tcPr>
+          <w:p>
+            <w:r>
+              <w:rPr>
+                <w:rFonts w:ascii="Arial" w:eastAsia="Arial" w:hAnsi="Arial" w:cs="Arial"/>
+                <w:color w:val="404040"/>
+                <w:sz w:val="20"/>
+                <w:szCs w:val="20"/>
+              </w:rPr>
+              <w:t>Serveur Web</w:t>
+            </w:r>
+          </w:p>
+        </w:tc>
+        <w:tc>
+          <w:tcPr>
+            <w:tcW w:w="2340" w:type="dxa"/>
+            <w:tcBorders>
+              <w:top w:val="single" w:sz="1" w:space="0" w:color="BBBBBB"/>
+              <w:left w:val="single" w:sz="1" w:space="0" w:color="BBBBBB"/>
+              <w:bottom w:val="single" w:sz="1" w:space="0" w:color="BBBBBB"/>
+              <w:right w:val="single" w:sz="1" w:space="0" w:color="BBBBBB"/>
+            </w:tcBorders>
+            <w:shd w:val="clear" w:color="auto" w:fill="EBF3FB"/>
+            <w:tcMar>
+              <w:top w:w="60" w:type="dxa"/>
+              <w:left w:w="120" w:type="dxa"/>
+              <w:bottom w:w="60" w:type="dxa"/>
+              <w:right w:w="120" w:type="dxa"/>
+            </w:tcMar>
+          </w:tcPr>
+          <w:p>
+            <w:r>
+              <w:rPr>
+                <w:rFonts w:ascii="Arial" w:eastAsia="Arial" w:hAnsi="Arial" w:cs="Arial"/>
+                <w:color w:val="404040"/>
+                <w:sz w:val="20"/>
+                <w:szCs w:val="20"/>
+              </w:rPr>
+              <w:t>Server-PT</w:t>
+            </w:r>
+          </w:p>
+        </w:tc>
+        <w:tc>
+          <w:tcPr>
+            <w:tcW w:w="2340" w:type="dxa"/>
+            <w:tcBorders>
+              <w:top w:val="single" w:sz="1" w:space="0" w:color="BBBBBB"/>
+              <w:left w:val="single" w:sz="1" w:space="0" w:color="BBBBBB"/>
+              <w:bottom w:val="single" w:sz="1" w:space="0" w:color="BBBBBB"/>
+              <w:right w:val="single" w:sz="1" w:space="0" w:color="BBBBBB"/>
+            </w:tcBorders>
+            <w:shd w:val="clear" w:color="auto" w:fill="EBF3FB"/>
+            <w:tcMar>
+              <w:top w:w="60" w:type="dxa"/>
+              <w:left w:w="120" w:type="dxa"/>
+              <w:bottom w:w="60" w:type="dxa"/>
+              <w:right w:w="120" w:type="dxa"/>
+            </w:tcMar>
+          </w:tcPr>
+          <w:p>
+            <w:r>
+              <w:rPr>
+                <w:rFonts w:ascii="Arial" w:eastAsia="Arial" w:hAnsi="Arial" w:cs="Arial"/>
+                <w:color w:val="404040"/>
+                <w:sz w:val="20"/>
+                <w:szCs w:val="20"/>
+              </w:rPr>
+              <w:t>HTTP/HTTPS (DMZ)</w:t>
+            </w:r>
+          </w:p>
+        </w:tc>
+        <w:tc>
+          <w:tcPr>
+            <w:tcW w:w="2340" w:type="dxa"/>
+            <w:tcBorders>
+              <w:top w:val="single" w:sz="1" w:space="0" w:color="BBBBBB"/>
+              <w:left w:val="single" w:sz="1" w:space="0" w:color="BBBBBB"/>
+              <w:bottom w:val="single" w:sz="1" w:space="0" w:color="BBBBBB"/>
+              <w:right w:val="single" w:sz="1" w:space="0" w:color="BBBBBB"/>
+            </w:tcBorders>
+            <w:shd w:val="clear" w:color="auto" w:fill="EBF3FB"/>
+            <w:tcMar>
+              <w:top w:w="60" w:type="dxa"/>
+              <w:left w:w="120" w:type="dxa"/>
+              <w:bottom w:w="60" w:type="dxa"/>
+              <w:right w:w="120" w:type="dxa"/>
+            </w:tcMar>
+          </w:tcPr>
+          <w:p>
+            <w:r>
+              <w:rPr>
+                <w:rFonts w:ascii="Arial" w:eastAsia="Arial" w:hAnsi="Arial" w:cs="Arial"/>
+                <w:color w:val="404040"/>
+                <w:sz w:val="20"/>
+                <w:szCs w:val="20"/>
+              </w:rPr>
+              <w:t>1</w:t>
+            </w:r>
+          </w:p>
+        </w:tc>
+      </w:tr>
+      <w:tr>
+        <w:tblPrEx>
+          <w:tblCellMar>
+            <w:top w:w="0" w:type="dxa"/>
+            <w:bottom w:w="0" w:type="dxa"/>
+          </w:tblCellMar>
+        </w:tblPrEx>
+        <w:tc>
+          <w:tcPr>
+            <w:tcW w:w="2340" w:type="dxa"/>
+            <w:tcBorders>
+              <w:top w:val="single" w:sz="1" w:space="0" w:color="BBBBBB"/>
+              <w:left w:val="single" w:sz="1" w:space="0" w:color="BBBBBB"/>
+              <w:bottom w:val="single" w:sz="1" w:space="0" w:color="BBBBBB"/>
+              <w:right w:val="single" w:sz="1" w:space="0" w:color="BBBBBB"/>
+            </w:tcBorders>
+            <w:shd w:val="clear" w:color="auto" w:fill="FFFFFF"/>
+            <w:tcMar>
+              <w:top w:w="60" w:type="dxa"/>
+              <w:left w:w="120" w:type="dxa"/>
+              <w:bottom w:w="60" w:type="dxa"/>
+              <w:right w:w="120" w:type="dxa"/>
+            </w:tcMar>
+          </w:tcPr>
+          <w:p>
+            <w:r>
+              <w:rPr>
+                <w:rFonts w:ascii="Arial" w:eastAsia="Arial" w:hAnsi="Arial" w:cs="Arial"/>
+                <w:color w:val="404040"/>
+                <w:sz w:val="20"/>
+                <w:szCs w:val="20"/>
+              </w:rPr>
+              <w:t>Serveur DNS</w:t>
+            </w:r>
+          </w:p>
+        </w:tc>
+        <w:tc>
+          <w:tcPr>
+            <w:tcW w:w="2340" w:type="dxa"/>
+            <w:tcBorders>
+              <w:top w:val="single" w:sz="1" w:space="0" w:color="BBBBBB"/>
+              <w:left w:val="single" w:sz="1" w:space="0" w:color="BBBBBB"/>
+              <w:bottom w:val="single" w:sz="1" w:space="0" w:color="BBBBBB"/>
+              <w:right w:val="single" w:sz="1" w:space="0" w:color="BBBBBB"/>
+            </w:tcBorders>
+            <w:shd w:val="clear" w:color="auto" w:fill="FFFFFF"/>
+            <w:tcMar>
+              <w:top w:w="60" w:type="dxa"/>
+              <w:left w:w="120" w:type="dxa"/>
+              <w:bottom w:w="60" w:type="dxa"/>
+              <w:right w:w="120" w:type="dxa"/>
+            </w:tcMar>
+          </w:tcPr>
+          <w:p>
+            <w:r>
+              <w:rPr>
+                <w:rFonts w:ascii="Arial" w:eastAsia="Arial" w:hAnsi="Arial" w:cs="Arial"/>
+                <w:color w:val="404040"/>
+                <w:sz w:val="20"/>
+                <w:szCs w:val="20"/>
+              </w:rPr>
+              <w:t>Server-PT</w:t>
+            </w:r>
+          </w:p>
+        </w:tc>
+        <w:tc>
+          <w:tcPr>
+            <w:tcW w:w="2340" w:type="dxa"/>
+            <w:tcBorders>
+              <w:top w:val="single" w:sz="1" w:space="0" w:color="BBBBBB"/>
+              <w:left w:val="single" w:sz="1" w:space="0" w:color="BBBBBB"/>
+              <w:bottom w:val="single" w:sz="1" w:space="0" w:color="BBBBBB"/>
+              <w:right w:val="single" w:sz="1" w:space="0" w:color="BBBBBB"/>
+            </w:tcBorders>
+            <w:shd w:val="clear" w:color="auto" w:fill="FFFFFF"/>
+            <w:tcMar>
+              <w:top w:w="60" w:type="dxa"/>
+              <w:left w:w="120" w:type="dxa"/>
+              <w:bottom w:w="60" w:type="dxa"/>
+              <w:right w:w="120" w:type="dxa"/>
+            </w:tcMar>
+          </w:tcPr>
+          <w:p>
+            <w:r>
+              <w:rPr>
+                <w:rFonts w:ascii="Arial" w:eastAsia="Arial" w:hAnsi="Arial" w:cs="Arial"/>
+                <w:color w:val="404040"/>
+                <w:sz w:val="20"/>
+                <w:szCs w:val="20"/>
+              </w:rPr>
+              <w:t>Résolution de noms (DMZ)</w:t>
+            </w:r>
+          </w:p>
+        </w:tc>
+        <w:tc>
+          <w:tcPr>
+            <w:tcW w:w="2340" w:type="dxa"/>
+            <w:tcBorders>
+              <w:top w:val="single" w:sz="1" w:space="0" w:color="BBBBBB"/>
+              <w:left w:val="single" w:sz="1" w:space="0" w:color="BBBBBB"/>
+              <w:bottom w:val="single" w:sz="1" w:space="0" w:color="BBBBBB"/>
+              <w:right w:val="single" w:sz="1" w:space="0" w:color="BBBBBB"/>
+            </w:tcBorders>
+            <w:shd w:val="clear" w:color="auto" w:fill="FFFFFF"/>
+            <w:tcMar>
+              <w:top w:w="60" w:type="dxa"/>
+              <w:left w:w="120" w:type="dxa"/>
+              <w:bottom w:w="60" w:type="dxa"/>
+              <w:right w:w="120" w:type="dxa"/>
+            </w:tcMar>
+          </w:tcPr>
+          <w:p>
+            <w:r>
+              <w:rPr>
+                <w:rFonts w:ascii="Arial" w:eastAsia="Arial" w:hAnsi="Arial" w:cs="Arial"/>
+                <w:color w:val="404040"/>
+                <w:sz w:val="20"/>
+                <w:szCs w:val="20"/>
+              </w:rPr>
+              <w:t>1</w:t>
+            </w:r>
+          </w:p>
+        </w:tc>
+      </w:tr>
+      <w:tr>
+        <w:tblPrEx>
+          <w:tblCellMar>
+            <w:top w:w="0" w:type="dxa"/>
+            <w:bottom w:w="0" w:type="dxa"/>
+          </w:tblCellMar>
+        </w:tblPrEx>
+        <w:tc>
+          <w:tcPr>
+            <w:tcW w:w="2340" w:type="dxa"/>
+            <w:tcBorders>
+              <w:top w:val="single" w:sz="1" w:space="0" w:color="BBBBBB"/>
+              <w:left w:val="single" w:sz="1" w:space="0" w:color="BBBBBB"/>
+              <w:bottom w:val="single" w:sz="1" w:space="0" w:color="BBBBBB"/>
+              <w:right w:val="single" w:sz="1" w:space="0" w:color="BBBBBB"/>
+            </w:tcBorders>
+            <w:shd w:val="clear" w:color="auto" w:fill="EBF3FB"/>
+            <w:tcMar>
+              <w:top w:w="60" w:type="dxa"/>
+              <w:left w:w="120" w:type="dxa"/>
+              <w:bottom w:w="60" w:type="dxa"/>
+              <w:right w:w="120" w:type="dxa"/>
+            </w:tcMar>
+          </w:tcPr>
+          <w:p>
+            <w:r>
+              <w:rPr>
+                <w:rFonts w:ascii="Arial" w:eastAsia="Arial" w:hAnsi="Arial" w:cs="Arial"/>
+                <w:color w:val="404040"/>
+                <w:sz w:val="20"/>
+                <w:szCs w:val="20"/>
+              </w:rPr>
+              <w:t>Serveur FTP</w:t>
+            </w:r>
+          </w:p>
+        </w:tc>
+        <w:tc>
+          <w:tcPr>
+            <w:tcW w:w="2340" w:type="dxa"/>
+            <w:tcBorders>
+              <w:top w:val="single" w:sz="1" w:space="0" w:color="BBBBBB"/>
+              <w:left w:val="single" w:sz="1" w:space="0" w:color="BBBBBB"/>
+              <w:bottom w:val="single" w:sz="1" w:space="0" w:color="BBBBBB"/>
+              <w:right w:val="single" w:sz="1" w:space="0" w:color="BBBBBB"/>
+            </w:tcBorders>
+            <w:shd w:val="clear" w:color="auto" w:fill="EBF3FB"/>
+            <w:tcMar>
+              <w:top w:w="60" w:type="dxa"/>
+              <w:left w:w="120" w:type="dxa"/>
+              <w:bottom w:w="60" w:type="dxa"/>
+              <w:right w:w="120" w:type="dxa"/>
+            </w:tcMar>
+          </w:tcPr>
+          <w:p>
+            <w:r>
+              <w:rPr>
+                <w:rFonts w:ascii="Arial" w:eastAsia="Arial" w:hAnsi="Arial" w:cs="Arial"/>
+                <w:color w:val="404040"/>
+                <w:sz w:val="20"/>
+                <w:szCs w:val="20"/>
+              </w:rPr>
+              <w:t>Server-PT</w:t>
+            </w:r>
+          </w:p>
+        </w:tc>
+        <w:tc>
+          <w:tcPr>
+            <w:tcW w:w="2340" w:type="dxa"/>
+            <w:tcBorders>
+              <w:top w:val="single" w:sz="1" w:space="0" w:color="BBBBBB"/>
+              <w:left w:val="single" w:sz="1" w:space="0" w:color="BBBBBB"/>
+              <w:bottom w:val="single" w:sz="1" w:space="0" w:color="BBBBBB"/>
+              <w:right w:val="single" w:sz="1" w:space="0" w:color="BBBBBB"/>
+            </w:tcBorders>
+            <w:shd w:val="clear" w:color="auto" w:fill="EBF3FB"/>
+            <w:tcMar>
+              <w:top w:w="60" w:type="dxa"/>
+              <w:left w:w="120" w:type="dxa"/>
+              <w:bottom w:w="60" w:type="dxa"/>
+              <w:right w:w="120" w:type="dxa"/>
+            </w:tcMar>
+          </w:tcPr>
+          <w:p>
+            <w:r>
+              <w:rPr>
+                <w:rFonts w:ascii="Arial" w:eastAsia="Arial" w:hAnsi="Arial" w:cs="Arial"/>
+                <w:color w:val="404040"/>
+                <w:sz w:val="20"/>
+                <w:szCs w:val="20"/>
+              </w:rPr>
+              <w:t>Transfert de fichiers (DMZ)</w:t>
+            </w:r>
+          </w:p>
+        </w:tc>
+        <w:tc>
+          <w:tcPr>
+            <w:tcW w:w="2340" w:type="dxa"/>
+            <w:tcBorders>
+              <w:top w:val="single" w:sz="1" w:space="0" w:color="BBBBBB"/>
+              <w:left w:val="single" w:sz="1" w:space="0" w:color="BBBBBB"/>
+              <w:bottom w:val="single" w:sz="1" w:space="0" w:color="BBBBBB"/>
+              <w:right w:val="single" w:sz="1" w:space="0" w:color="BBBBBB"/>
+            </w:tcBorders>
+            <w:shd w:val="clear" w:color="auto" w:fill="EBF3FB"/>
+            <w:tcMar>
+              <w:top w:w="60" w:type="dxa"/>
+              <w:left w:w="120" w:type="dxa"/>
+              <w:bottom w:w="60" w:type="dxa"/>
+              <w:right w:w="120" w:type="dxa"/>
+            </w:tcMar>
+          </w:tcPr>
+          <w:p>
+            <w:r>
+              <w:rPr>
+                <w:rFonts w:ascii="Arial" w:eastAsia="Arial" w:hAnsi="Arial" w:cs="Arial"/>
+                <w:color w:val="404040"/>
+                <w:sz w:val="20"/>
+                <w:szCs w:val="20"/>
+              </w:rPr>
+              <w:t>1</w:t>
+            </w:r>
+          </w:p>
+        </w:tc>
+      </w:tr>
+      <w:tr>
+        <w:tblPrEx>
+          <w:tblCellMar>
+            <w:top w:w="0" w:type="dxa"/>
+            <w:bottom w:w="0" w:type="dxa"/>
+          </w:tblCellMar>
+        </w:tblPrEx>
+        <w:tc>
+          <w:tcPr>
+            <w:tcW w:w="2340" w:type="dxa"/>
+            <w:tcBorders>
+              <w:top w:val="single" w:sz="1" w:space="0" w:color="BBBBBB"/>
+              <w:left w:val="single" w:sz="1" w:space="0" w:color="BBBBBB"/>
+              <w:bottom w:val="single" w:sz="1" w:space="0" w:color="BBBBBB"/>
+              <w:right w:val="single" w:sz="1" w:space="0" w:color="BBBBBB"/>
+            </w:tcBorders>
+            <w:shd w:val="clear" w:color="auto" w:fill="FFFFFF"/>
+            <w:tcMar>
+              <w:top w:w="60" w:type="dxa"/>
+              <w:left w:w="120" w:type="dxa"/>
+              <w:bottom w:w="60" w:type="dxa"/>
+              <w:right w:w="120" w:type="dxa"/>
+            </w:tcMar>
+          </w:tcPr>
+          <w:p>
+            <w:r>
+              <w:rPr>
+                <w:rFonts w:ascii="Arial" w:eastAsia="Arial" w:hAnsi="Arial" w:cs="Arial"/>
+                <w:color w:val="404040"/>
+                <w:sz w:val="20"/>
+                <w:szCs w:val="20"/>
+              </w:rPr>
+              <w:t>Postes clients</w:t>
+            </w:r>
+          </w:p>
+        </w:tc>
+        <w:tc>
+          <w:tcPr>
+            <w:tcW w:w="2340" w:type="dxa"/>
+            <w:tcBorders>
+              <w:top w:val="single" w:sz="1" w:space="0" w:color="BBBBBB"/>
+              <w:left w:val="single" w:sz="1" w:space="0" w:color="BBBBBB"/>
+              <w:bottom w:val="single" w:sz="1" w:space="0" w:color="BBBBBB"/>
+              <w:right w:val="single" w:sz="1" w:space="0" w:color="BBBBBB"/>
+            </w:tcBorders>
+            <w:shd w:val="clear" w:color="auto" w:fill="FFFFFF"/>
+            <w:tcMar>
+              <w:top w:w="60" w:type="dxa"/>
+              <w:left w:w="120" w:type="dxa"/>
+              <w:bottom w:w="60" w:type="dxa"/>
+              <w:right w:w="120" w:type="dxa"/>
+            </w:tcMar>
+          </w:tcPr>
+          <w:p>
+            <w:r>
+              <w:rPr>
+                <w:rFonts w:ascii="Arial" w:eastAsia="Arial" w:hAnsi="Arial" w:cs="Arial"/>
+                <w:color w:val="404040"/>
+                <w:sz w:val="20"/>
+                <w:szCs w:val="20"/>
+              </w:rPr>
+              <w:t>PC-PT</w:t>
+            </w:r>
+          </w:p>
+        </w:tc>
+        <w:tc>
+          <w:tcPr>
+            <w:tcW w:w="2340" w:type="dxa"/>
+            <w:tcBorders>
+              <w:top w:val="single" w:sz="1" w:space="0" w:color="BBBBBB"/>
+              <w:left w:val="single" w:sz="1" w:space="0" w:color="BBBBBB"/>
+              <w:bottom w:val="single" w:sz="1" w:space="0" w:color="BBBBBB"/>
+              <w:right w:val="single" w:sz="1" w:space="0" w:color="BBBBBB"/>
+            </w:tcBorders>
+            <w:shd w:val="clear" w:color="auto" w:fill="FFFFFF"/>
+            <w:tcMar>
+              <w:top w:w="60" w:type="dxa"/>
+              <w:left w:w="120" w:type="dxa"/>
+              <w:bottom w:w="60" w:type="dxa"/>
+              <w:right w:w="120" w:type="dxa"/>
+            </w:tcMar>
+          </w:tcPr>
+          <w:p>
+            <w:r>
+              <w:rPr>
+                <w:rFonts w:ascii="Arial" w:eastAsia="Arial" w:hAnsi="Arial" w:cs="Arial"/>
+                <w:color w:val="404040"/>
+                <w:sz w:val="20"/>
+                <w:szCs w:val="20"/>
+              </w:rPr>
+              <w:t>Utilisateurs LAN</w:t>
+            </w:r>
+          </w:p>
+        </w:tc>
+        <w:tc>
+          <w:tcPr>
+            <w:tcW w:w="2340" w:type="dxa"/>
+            <w:tcBorders>
+              <w:top w:val="single" w:sz="1" w:space="0" w:color="BBBBBB"/>
+              <w:left w:val="single" w:sz="1" w:space="0" w:color="BBBBBB"/>
+              <w:bottom w:val="single" w:sz="1" w:space="0" w:color="BBBBBB"/>
+              <w:right w:val="single" w:sz="1" w:space="0" w:color="BBBBBB"/>
+            </w:tcBorders>
+            <w:shd w:val="clear" w:color="auto" w:fill="FFFFFF"/>
+            <w:tcMar>
+              <w:top w:w="60" w:type="dxa"/>
+              <w:left w:w="120" w:type="dxa"/>
+              <w:bottom w:w="60" w:type="dxa"/>
+              <w:right w:w="120" w:type="dxa"/>
+            </w:tcMar>
+          </w:tcPr>
+          <w:p>
+            <w:r>
+              <w:rPr>
+                <w:rFonts w:ascii="Arial" w:eastAsia="Arial" w:hAnsi="Arial" w:cs="Arial"/>
+                <w:color w:val="404040"/>
+                <w:sz w:val="20"/>
+                <w:szCs w:val="20"/>
+              </w:rPr>
+              <w:t>4</w:t>
+            </w:r>
+          </w:p>
+        </w:tc>
+      </w:tr>
+      <w:tr>
+        <w:tblPrEx>
+          <w:tblCellMar>
+            <w:top w:w="0" w:type="dxa"/>
+            <w:bottom w:w="0" w:type="dxa"/>
+          </w:tblCellMar>
+        </w:tblPrEx>
+        <w:tc>
+          <w:tcPr>
+            <w:tcW w:w="2340" w:type="dxa"/>
+            <w:tcBorders>
+              <w:top w:val="single" w:sz="1" w:space="0" w:color="BBBBBB"/>
+              <w:left w:val="single" w:sz="1" w:space="0" w:color="BBBBBB"/>
+              <w:bottom w:val="single" w:sz="1" w:space="0" w:color="BBBBBB"/>
+              <w:right w:val="single" w:sz="1" w:space="0" w:color="BBBBBB"/>
+            </w:tcBorders>
+            <w:shd w:val="clear" w:color="auto" w:fill="EBF3FB"/>
+            <w:tcMar>
+              <w:top w:w="60" w:type="dxa"/>
+              <w:left w:w="120" w:type="dxa"/>
+              <w:bottom w:w="60" w:type="dxa"/>
+              <w:right w:w="120" w:type="dxa"/>
+            </w:tcMar>
+          </w:tcPr>
+          <w:p>
+            <w:r>
+              <w:rPr>
+                <w:rFonts w:ascii="Arial" w:eastAsia="Arial" w:hAnsi="Arial" w:cs="Arial"/>
+                <w:color w:val="404040"/>
+                <w:sz w:val="20"/>
+                <w:szCs w:val="20"/>
+              </w:rPr>
+              <w:lastRenderedPageBreak/>
+              <w:t>Poste Admin</w:t>
+            </w:r>
+          </w:p>
+        </w:tc>
+        <w:tc>
+          <w:tcPr>
+            <w:tcW w:w="2340" w:type="dxa"/>
+            <w:tcBorders>
+              <w:top w:val="single" w:sz="1" w:space="0" w:color="BBBBBB"/>
+              <w:left w:val="single" w:sz="1" w:space="0" w:color="BBBBBB"/>
+              <w:bottom w:val="single" w:sz="1" w:space="0" w:color="BBBBBB"/>
+              <w:right w:val="single" w:sz="1" w:space="0" w:color="BBBBBB"/>
+            </w:tcBorders>
+            <w:shd w:val="clear" w:color="auto" w:fill="EBF3FB"/>
+            <w:tcMar>
+              <w:top w:w="60" w:type="dxa"/>
+              <w:left w:w="120" w:type="dxa"/>
+              <w:bottom w:w="60" w:type="dxa"/>
+              <w:right w:w="120" w:type="dxa"/>
+            </w:tcMar>
+          </w:tcPr>
+          <w:p>
+            <w:r>
+              <w:rPr>
+                <w:rFonts w:ascii="Arial" w:eastAsia="Arial" w:hAnsi="Arial" w:cs="Arial"/>
+                <w:color w:val="404040"/>
+                <w:sz w:val="20"/>
+                <w:szCs w:val="20"/>
+              </w:rPr>
+              <w:t>PC-PT</w:t>
+            </w:r>
+          </w:p>
+        </w:tc>
+        <w:tc>
+          <w:tcPr>
+            <w:tcW w:w="2340" w:type="dxa"/>
+            <w:tcBorders>
+              <w:top w:val="single" w:sz="1" w:space="0" w:color="BBBBBB"/>
+              <w:left w:val="single" w:sz="1" w:space="0" w:color="BBBBBB"/>
+              <w:bottom w:val="single" w:sz="1" w:space="0" w:color="BBBBBB"/>
+              <w:right w:val="single" w:sz="1" w:space="0" w:color="BBBBBB"/>
+            </w:tcBorders>
+            <w:shd w:val="clear" w:color="auto" w:fill="EBF3FB"/>
+            <w:tcMar>
+              <w:top w:w="60" w:type="dxa"/>
+              <w:left w:w="120" w:type="dxa"/>
+              <w:bottom w:w="60" w:type="dxa"/>
+              <w:right w:w="120" w:type="dxa"/>
+            </w:tcMar>
+          </w:tcPr>
+          <w:p>
+            <w:r>
+              <w:rPr>
+                <w:rFonts w:ascii="Arial" w:eastAsia="Arial" w:hAnsi="Arial" w:cs="Arial"/>
+                <w:color w:val="404040"/>
+                <w:sz w:val="20"/>
+                <w:szCs w:val="20"/>
+              </w:rPr>
+              <w:t>Administration réseau</w:t>
+            </w:r>
+          </w:p>
+        </w:tc>
+        <w:tc>
+          <w:tcPr>
+            <w:tcW w:w="2340" w:type="dxa"/>
+            <w:tcBorders>
+              <w:top w:val="single" w:sz="1" w:space="0" w:color="BBBBBB"/>
+              <w:left w:val="single" w:sz="1" w:space="0" w:color="BBBBBB"/>
+              <w:bottom w:val="single" w:sz="1" w:space="0" w:color="BBBBBB"/>
+              <w:right w:val="single" w:sz="1" w:space="0" w:color="BBBBBB"/>
+            </w:tcBorders>
+            <w:shd w:val="clear" w:color="auto" w:fill="EBF3FB"/>
+            <w:tcMar>
+              <w:top w:w="60" w:type="dxa"/>
+              <w:left w:w="120" w:type="dxa"/>
+              <w:bottom w:w="60" w:type="dxa"/>
+              <w:right w:w="120" w:type="dxa"/>
+            </w:tcMar>
+          </w:tcPr>
+          <w:p>
+            <w:r>
+              <w:rPr>
+                <w:rFonts w:ascii="Arial" w:eastAsia="Arial" w:hAnsi="Arial" w:cs="Arial"/>
+                <w:color w:val="404040"/>
+                <w:sz w:val="20"/>
+                <w:szCs w:val="20"/>
+              </w:rPr>
+              <w:t>2</w:t>
+            </w:r>
+          </w:p>
+        </w:tc>
+      </w:tr>
+      <w:tr>
+        <w:tblPrEx>
+          <w:tblCellMar>
+            <w:top w:w="0" w:type="dxa"/>
+            <w:bottom w:w="0" w:type="dxa"/>
+          </w:tblCellMar>
+        </w:tblPrEx>
+        <w:tc>
+          <w:tcPr>
+            <w:tcW w:w="2340" w:type="dxa"/>
+            <w:tcBorders>
+              <w:top w:val="single" w:sz="1" w:space="0" w:color="BBBBBB"/>
+              <w:left w:val="single" w:sz="1" w:space="0" w:color="BBBBBB"/>
+              <w:bottom w:val="single" w:sz="1" w:space="0" w:color="BBBBBB"/>
+              <w:right w:val="single" w:sz="1" w:space="0" w:color="BBBBBB"/>
+            </w:tcBorders>
+            <w:shd w:val="clear" w:color="auto" w:fill="FFFFFF"/>
+            <w:tcMar>
+              <w:top w:w="60" w:type="dxa"/>
+              <w:left w:w="120" w:type="dxa"/>
+              <w:bottom w:w="60" w:type="dxa"/>
+              <w:right w:w="120" w:type="dxa"/>
+            </w:tcMar>
+          </w:tcPr>
+          <w:p>
+            <w:r>
+              <w:rPr>
+                <w:rFonts w:ascii="Arial" w:eastAsia="Arial" w:hAnsi="Arial" w:cs="Arial"/>
+                <w:color w:val="404040"/>
+                <w:sz w:val="20"/>
+                <w:szCs w:val="20"/>
+              </w:rPr>
+              <w:t>Cloud</w:t>
+            </w:r>
+          </w:p>
+        </w:tc>
+        <w:tc>
+          <w:tcPr>
+            <w:tcW w:w="2340" w:type="dxa"/>
+            <w:tcBorders>
+              <w:top w:val="single" w:sz="1" w:space="0" w:color="BBBBBB"/>
+              <w:left w:val="single" w:sz="1" w:space="0" w:color="BBBBBB"/>
+              <w:bottom w:val="single" w:sz="1" w:space="0" w:color="BBBBBB"/>
+              <w:right w:val="single" w:sz="1" w:space="0" w:color="BBBBBB"/>
+            </w:tcBorders>
+            <w:shd w:val="clear" w:color="auto" w:fill="FFFFFF"/>
+            <w:tcMar>
+              <w:top w:w="60" w:type="dxa"/>
+              <w:left w:w="120" w:type="dxa"/>
+              <w:bottom w:w="60" w:type="dxa"/>
+              <w:right w:w="120" w:type="dxa"/>
+            </w:tcMar>
+          </w:tcPr>
+          <w:p>
+            <w:r>
+              <w:rPr>
+                <w:rFonts w:ascii="Arial" w:eastAsia="Arial" w:hAnsi="Arial" w:cs="Arial"/>
+                <w:color w:val="404040"/>
+                <w:sz w:val="20"/>
+                <w:szCs w:val="20"/>
+              </w:rPr>
+              <w:t>Cloud-PT</w:t>
+            </w:r>
+          </w:p>
+        </w:tc>
+        <w:tc>
+          <w:tcPr>
+            <w:tcW w:w="2340" w:type="dxa"/>
+            <w:tcBorders>
+              <w:top w:val="single" w:sz="1" w:space="0" w:color="BBBBBB"/>
+              <w:left w:val="single" w:sz="1" w:space="0" w:color="BBBBBB"/>
+              <w:bottom w:val="single" w:sz="1" w:space="0" w:color="BBBBBB"/>
+              <w:right w:val="single" w:sz="1" w:space="0" w:color="BBBBBB"/>
+            </w:tcBorders>
+            <w:shd w:val="clear" w:color="auto" w:fill="FFFFFF"/>
+            <w:tcMar>
+              <w:top w:w="60" w:type="dxa"/>
+              <w:left w:w="120" w:type="dxa"/>
+              <w:bottom w:w="60" w:type="dxa"/>
+              <w:right w:w="120" w:type="dxa"/>
+            </w:tcMar>
+          </w:tcPr>
+          <w:p>
+            <w:r>
+              <w:rPr>
+                <w:rFonts w:ascii="Arial" w:eastAsia="Arial" w:hAnsi="Arial" w:cs="Arial"/>
+                <w:color w:val="404040"/>
+                <w:sz w:val="20"/>
+                <w:szCs w:val="20"/>
+              </w:rPr>
+              <w:t>Simulation Internet (WAN)</w:t>
+            </w:r>
+          </w:p>
+        </w:tc>
+        <w:tc>
+          <w:tcPr>
+            <w:tcW w:w="2340" w:type="dxa"/>
+            <w:tcBorders>
+              <w:top w:val="single" w:sz="1" w:space="0" w:color="BBBBBB"/>
+              <w:left w:val="single" w:sz="1" w:space="0" w:color="BBBBBB"/>
+              <w:bottom w:val="single" w:sz="1" w:space="0" w:color="BBBBBB"/>
+              <w:right w:val="single" w:sz="1" w:space="0" w:color="BBBBBB"/>
+            </w:tcBorders>
+            <w:shd w:val="clear" w:color="auto" w:fill="FFFFFF"/>
+            <w:tcMar>
+              <w:top w:w="60" w:type="dxa"/>
+              <w:left w:w="120" w:type="dxa"/>
+              <w:bottom w:w="60" w:type="dxa"/>
+              <w:right w:w="120" w:type="dxa"/>
+            </w:tcMar>
+          </w:tcPr>
+          <w:p>
+            <w:r>
+              <w:rPr>
+                <w:rFonts w:ascii="Arial" w:eastAsia="Arial" w:hAnsi="Arial" w:cs="Arial"/>
+                <w:color w:val="404040"/>
+                <w:sz w:val="20"/>
+                <w:szCs w:val="20"/>
+              </w:rPr>
+              <w:t>1</w:t>
+            </w:r>
+          </w:p>
+        </w:tc>
+      </w:tr>
+    </w:tbl>
+    <w:p/>
+    <w:p>
+      <w:pPr>
+        <w:pStyle w:val="Heading1"/>
+        <w:rPr>
+          <w:rFonts w:ascii="Times New Roman" w:hAnsi="Times New Roman" w:cs="Times New Roman"/>
+          <w:b/>
+          <w:bCs/>
+          <w:color w:val="auto"/>
+          <w:sz w:val="32"/>
+          <w:szCs w:val="32"/>
+        </w:rPr>
+      </w:pPr>
+      <w:bookmarkStart w:id="8" w:name="_Toc230375577"/>
+      <w:r>
+        <w:rPr>
+          <w:rFonts w:ascii="Times New Roman" w:hAnsi="Times New Roman" w:cs="Times New Roman"/>
+          <w:b/>
+          <w:bCs/>
+          <w:color w:val="auto"/>
+          <w:sz w:val="32"/>
+          <w:szCs w:val="32"/>
+        </w:rPr>
+        <w:t>Description du projet</w:t>
+      </w:r>
+      <w:bookmarkEnd w:id="8"/>
+    </w:p>
+    <w:p>
+      <w:pPr>
+        <w:rPr>
+          <w:rFonts w:ascii="Times New Roman" w:hAnsi="Times New Roman" w:cs="Times New Roman"/>
+        </w:rPr>
+      </w:pPr>
+      <w:r>
+        <w:rPr>
+          <w:rFonts w:ascii="Times New Roman" w:hAnsi="Times New Roman" w:cs="Times New Roman"/>
+          <w:b/>
+          <w:bCs/>
+        </w:rPr>
+        <w:t>Conception d'une Architecture Réseau Sécurisée pour une Entreprise</w:t>
+      </w:r>
+    </w:p>
+    <w:p>
+      <w:pPr>
+        <w:rPr>
+          <w:rFonts w:ascii="Times New Roman" w:hAnsi="Times New Roman" w:cs="Times New Roman"/>
+        </w:rPr>
+      </w:pPr>
+      <w:r>
+        <w:rPr>
+          <w:rFonts w:ascii="Times New Roman" w:hAnsi="Times New Roman" w:cs="Times New Roman"/>
+        </w:rPr>
+        <w:t xml:space="preserve">Le projet </w:t>
+      </w:r>
+      <w:r>
+        <w:rPr>
+          <w:rFonts w:ascii="Times New Roman" w:hAnsi="Times New Roman" w:cs="Times New Roman"/>
+          <w:i/>
+          <w:iCs/>
+        </w:rPr>
+        <w:t xml:space="preserve">Conception d'une Architecture Réseau Sécurisée </w:t>
+      </w:r>
+      <w:r>
+        <w:rPr>
+          <w:rFonts w:ascii="Times New Roman" w:hAnsi="Times New Roman" w:cs="Times New Roman"/>
+          <w:i/>
+          <w:iCs/>
+        </w:rPr>
+        <w:t>pour une entreprise</w:t>
+      </w:r>
+      <w:r>
+        <w:rPr>
+          <w:rFonts w:ascii="Times New Roman" w:hAnsi="Times New Roman" w:cs="Times New Roman"/>
+        </w:rPr>
+        <w:t xml:space="preserve"> </w:t>
+      </w:r>
+      <w:r>
+        <w:rPr>
+          <w:rFonts w:ascii="Times New Roman" w:hAnsi="Times New Roman" w:cs="Times New Roman"/>
+        </w:rPr>
+        <w:t xml:space="preserve">consiste à concevoir et simuler un réseau d'entreprise sécurisé à l'aide de Cisco </w:t>
+      </w:r>
+      <w:proofErr w:type="spellStart"/>
+      <w:r>
+        <w:rPr>
+          <w:rFonts w:ascii="Times New Roman" w:hAnsi="Times New Roman" w:cs="Times New Roman"/>
+        </w:rPr>
+        <w:t>Packet</w:t>
+      </w:r>
+      <w:proofErr w:type="spellEnd"/>
+      <w:r>
+        <w:rPr>
+          <w:rFonts w:ascii="Times New Roman" w:hAnsi="Times New Roman" w:cs="Times New Roman"/>
+        </w:rPr>
+        <w:t xml:space="preserve"> Tracer. L'objectif est de créer un environnement réseau structuré où différents équipements (routeurs, switches, serveurs, postes clients) communiquent de manière contrôlée afin d'assurer automatiquement la protection des ressources internes, le filtrage des accès et la segmentation des zones réseau.</w:t>
+      </w:r>
+    </w:p>
+    <w:p>
+      <w:pPr>
+        <w:rPr>
+          <w:rFonts w:ascii="Times New Roman" w:hAnsi="Times New Roman" w:cs="Times New Roman"/>
+        </w:rPr>
+      </w:pPr>
+      <w:r>
+        <w:rPr>
+          <w:rFonts w:ascii="Times New Roman" w:hAnsi="Times New Roman" w:cs="Times New Roman"/>
+          <w:b/>
+          <w:bCs/>
+        </w:rPr>
+        <w:t>1. Concept du projet</w:t>
+      </w:r>
+    </w:p>
+    <w:p>
+      <w:pPr>
+        <w:rPr>
+          <w:rFonts w:ascii="Times New Roman" w:hAnsi="Times New Roman" w:cs="Times New Roman"/>
+        </w:rPr>
+      </w:pPr>
+      <w:r>
+        <w:rPr>
+          <w:rFonts w:ascii="Times New Roman" w:hAnsi="Times New Roman" w:cs="Times New Roman"/>
+        </w:rPr>
+        <w:t>L'architecture réseau sécurisée repose sur l'intégration de mécanismes de segmentation, de contrôle d'accès et de protection physique permettant d'isoler les différentes zones de l'entreprise, de filtrer les flux de communication (adresses IP sources/destinations, ports de service) et de déclencher automatiquement des actions de sécurité en cas d'accès non autorisé.</w:t>
+      </w:r>
+    </w:p>
+    <w:p>
+      <w:pPr>
+        <w:rPr>
+          <w:rFonts w:ascii="Times New Roman" w:hAnsi="Times New Roman" w:cs="Times New Roman"/>
+        </w:rPr>
+      </w:pPr>
+      <w:r>
+        <w:rPr>
+          <w:rFonts w:ascii="Times New Roman" w:hAnsi="Times New Roman" w:cs="Times New Roman"/>
+          <w:b/>
+          <w:bCs/>
+        </w:rPr>
+        <w:t>2. Organisation du système</w:t>
+      </w:r>
+    </w:p>
+    <w:p>
+      <w:pPr>
+        <w:rPr>
+          <w:rFonts w:ascii="Times New Roman" w:hAnsi="Times New Roman" w:cs="Times New Roman"/>
+        </w:rPr>
+      </w:pPr>
+      <w:r>
+        <w:rPr>
+          <w:rFonts w:ascii="Times New Roman" w:hAnsi="Times New Roman" w:cs="Times New Roman"/>
+        </w:rPr>
+        <w:t>Le projet est structuré en trois zones principales :</w:t>
+      </w:r>
+    </w:p>
+    <w:p>
+      <w:pPr>
+        <w:rPr>
+          <w:rFonts w:ascii="Times New Roman" w:hAnsi="Times New Roman" w:cs="Times New Roman"/>
+        </w:rPr>
+      </w:pPr>
+      <w:r>
+        <w:rPr>
+          <w:rFonts w:ascii="Times New Roman" w:hAnsi="Times New Roman" w:cs="Times New Roman"/>
+          <w:b/>
+          <w:bCs/>
+        </w:rPr>
+        <w:t>Zone LAN (Réseau Interne).</w:t>
+      </w:r>
+      <w:r>
+        <w:rPr>
+          <w:rFonts w:ascii="Times New Roman" w:hAnsi="Times New Roman" w:cs="Times New Roman"/>
+        </w:rPr>
+        <w:t xml:space="preserve"> Cette zone regroupe les postes de travail des employés de l'entreprise. Elle est isolée des autres zones via le VLAN 10 (192.168.10.0/24) et bénéficie d'un accès contrôlé vers Internet et la DMZ. Les ports des switches d'accès sont sécurisés par Port Security pour empêcher toute connexion d'équipements non autorisés.</w:t>
+      </w:r>
+    </w:p>
+    <w:p>
+      <w:pPr>
+        <w:rPr>
+          <w:rFonts w:ascii="Times New Roman" w:hAnsi="Times New Roman" w:cs="Times New Roman"/>
+        </w:rPr>
+      </w:pPr>
+      <w:r>
+        <w:rPr>
+          <w:rFonts w:ascii="Times New Roman" w:hAnsi="Times New Roman" w:cs="Times New Roman"/>
+          <w:b/>
+          <w:bCs/>
+        </w:rPr>
+        <w:t>Zone DMZ (Zone Démilitarisée).</w:t>
+      </w:r>
+      <w:r>
+        <w:rPr>
+          <w:rFonts w:ascii="Times New Roman" w:hAnsi="Times New Roman" w:cs="Times New Roman"/>
+        </w:rPr>
+        <w:t xml:space="preserve"> Cette zone héberge les serveurs accessibles depuis Internet : serveur Web (HTTP/HTTPS), serveur DNS et serveur FTP. Isolée via le VLAN 20 (192.168.20.0/24), elle constitue une zone tampon entre le réseau interne et l'extérieur. Seul le trafic HTTP entrant depuis Internet est autorisé, tout accès direct au LAN restant bloqué.</w:t>
+      </w:r>
+    </w:p>
+    <w:p>
+      <w:pPr>
+        <w:rPr>
+          <w:rFonts w:ascii="Times New Roman" w:hAnsi="Times New Roman" w:cs="Times New Roman"/>
+        </w:rPr>
+      </w:pPr>
+      <w:r>
+        <w:rPr>
+          <w:rFonts w:ascii="Times New Roman" w:hAnsi="Times New Roman" w:cs="Times New Roman"/>
+          <w:b/>
+          <w:bCs/>
+        </w:rPr>
+        <w:t>Zone Admin (Administration Réseau).</w:t>
+      </w:r>
+      <w:r>
+        <w:rPr>
+          <w:rFonts w:ascii="Times New Roman" w:hAnsi="Times New Roman" w:cs="Times New Roman"/>
+        </w:rPr>
+        <w:t xml:space="preserve"> Cette zone est dédiée aux administrateurs réseau chargés de la supervision et de la configuration des équipements. Protégée via le VLAN 30 (192.168.30.0/24), elle dispose d'un accès complet à toutes les zones mais reste totalement inaccessible depuis le LAN et Internet, garantissant ainsi l'intégrité de la gestion de l'infrastructure.</w:t>
+      </w:r>
+    </w:p>
+    <w:p>
+      <w:pPr>
+        <w:rPr>
+          <w:rFonts w:ascii="Times New Roman" w:hAnsi="Times New Roman" w:cs="Times New Roman"/>
+        </w:rPr>
+      </w:pPr>
+      <w:r>
+        <w:rPr>
+          <w:rFonts w:ascii="Times New Roman" w:hAnsi="Times New Roman" w:cs="Times New Roman"/>
+          <w:b/>
+          <w:bCs/>
+        </w:rPr>
+        <w:t>3. Fonctionnement global</w:t>
+      </w:r>
+    </w:p>
+    <w:p>
+      <w:pPr>
+        <w:rPr>
+          <w:rFonts w:ascii="Times New Roman" w:hAnsi="Times New Roman" w:cs="Times New Roman"/>
+        </w:rPr>
+      </w:pPr>
+      <w:r>
+        <w:rPr>
+          <w:rFonts w:ascii="Times New Roman" w:hAnsi="Times New Roman" w:cs="Times New Roman"/>
+        </w:rPr>
+        <w:lastRenderedPageBreak/>
+        <w:t xml:space="preserve">Tous les équipements sont interconnectés via un réseau IP simulé dans Cisco </w:t>
+      </w:r>
+      <w:proofErr w:type="spellStart"/>
+      <w:r>
+        <w:rPr>
+          <w:rFonts w:ascii="Times New Roman" w:hAnsi="Times New Roman" w:cs="Times New Roman"/>
+        </w:rPr>
+        <w:t>Packet</w:t>
+      </w:r>
+      <w:proofErr w:type="spellEnd"/>
+      <w:r>
+        <w:rPr>
+          <w:rFonts w:ascii="Times New Roman" w:hAnsi="Times New Roman" w:cs="Times New Roman"/>
+        </w:rPr>
+        <w:t xml:space="preserve"> Tracer. Un switch Layer 3 central (Cisco 3560) assure le routage inter-VLAN entre les trois zones, tandis qu'un routeur WAN (Cisco 2911) gère la connexion vers Internet et applique les règles de filtrage ACL. Les flux de communication entre zones sont strictement contrôlés selon une matrice de sécurité préalablement définie.</w:t>
+      </w:r>
+    </w:p>
+    <w:p>
+      <w:pPr>
+        <w:rPr>
+          <w:rFonts w:ascii="Times New Roman" w:hAnsi="Times New Roman" w:cs="Times New Roman"/>
+        </w:rPr>
+      </w:pPr>
+      <w:r>
+        <w:rPr>
+          <w:rFonts w:ascii="Times New Roman" w:hAnsi="Times New Roman" w:cs="Times New Roman"/>
+          <w:b/>
+          <w:bCs/>
+        </w:rPr>
+        <w:t>4. Objectif du système</w:t>
+      </w:r>
+    </w:p>
+    <w:p>
+      <w:pPr>
+        <w:rPr>
+          <w:rFonts w:ascii="Times New Roman" w:hAnsi="Times New Roman" w:cs="Times New Roman"/>
+        </w:rPr>
+      </w:pPr>
+      <w:r>
+        <w:rPr>
+          <w:rFonts w:ascii="Times New Roman" w:hAnsi="Times New Roman" w:cs="Times New Roman"/>
+        </w:rPr>
+        <w:t>Ce projet vise à reproduire un environnement réseau d'entreprise sécurisé capable de :</w:t>
+      </w:r>
+    </w:p>
+    <w:p>
+      <w:pPr>
+        <w:numPr>
+          <w:ilvl w:val="0"/>
+          <w:numId w:val="8"/>
+        </w:numPr>
+        <w:rPr>
+          <w:rFonts w:ascii="Times New Roman" w:hAnsi="Times New Roman" w:cs="Times New Roman"/>
+        </w:rPr>
+      </w:pPr>
+      <w:r>
+        <w:rPr>
+          <w:rFonts w:ascii="Times New Roman" w:hAnsi="Times New Roman" w:cs="Times New Roman"/>
+        </w:rPr>
+        <w:t>Protéger les ressources internes contre les accès non autorisés depuis Internet,</w:t>
+      </w:r>
+    </w:p>
+    <w:p>
+      <w:pPr>
+        <w:numPr>
+          <w:ilvl w:val="0"/>
+          <w:numId w:val="8"/>
+        </w:numPr>
+        <w:rPr>
+          <w:rFonts w:ascii="Times New Roman" w:hAnsi="Times New Roman" w:cs="Times New Roman"/>
+        </w:rPr>
+      </w:pPr>
+      <w:r>
+        <w:rPr>
+          <w:rFonts w:ascii="Times New Roman" w:hAnsi="Times New Roman" w:cs="Times New Roman"/>
+        </w:rPr>
+        <w:t>Isoler les zones sensibles (LAN, DMZ, Admin) grâce à la segmentation par VLANs,</w:t>
+      </w:r>
+    </w:p>
+    <w:p>
+      <w:pPr>
+        <w:numPr>
+          <w:ilvl w:val="0"/>
+          <w:numId w:val="8"/>
+        </w:numPr>
+        <w:rPr>
+          <w:rFonts w:ascii="Times New Roman" w:hAnsi="Times New Roman" w:cs="Times New Roman"/>
+        </w:rPr>
+      </w:pPr>
+      <w:r>
+        <w:rPr>
+          <w:rFonts w:ascii="Times New Roman" w:hAnsi="Times New Roman" w:cs="Times New Roman"/>
+        </w:rPr>
+        <w:t>Filtrer les flux réseau entrants et sortants via des ACL étendues,</w:t>
+      </w:r>
+    </w:p>
+    <w:p>
+      <w:pPr>
+        <w:numPr>
+          <w:ilvl w:val="0"/>
+          <w:numId w:val="8"/>
+        </w:numPr>
+        <w:rPr>
+          <w:rFonts w:ascii="Times New Roman" w:hAnsi="Times New Roman" w:cs="Times New Roman"/>
+        </w:rPr>
+      </w:pPr>
+      <w:r>
+        <w:rPr>
+          <w:rFonts w:ascii="Times New Roman" w:hAnsi="Times New Roman" w:cs="Times New Roman"/>
+        </w:rPr>
+        <w:t>Détecter et bloquer la connexion d'équipements physiques non référencés par Port Security,</w:t>
+      </w:r>
+    </w:p>
+    <w:p>
+      <w:pPr>
+        <w:numPr>
+          <w:ilvl w:val="0"/>
+          <w:numId w:val="8"/>
+        </w:numPr>
+        <w:rPr>
+          <w:rFonts w:ascii="Times New Roman" w:hAnsi="Times New Roman" w:cs="Times New Roman"/>
+        </w:rPr>
+      </w:pPr>
+      <w:r>
+        <w:rPr>
+          <w:rFonts w:ascii="Times New Roman" w:hAnsi="Times New Roman" w:cs="Times New Roman"/>
+        </w:rPr>
+        <w:t>Offrir un contrôle centralisé de l'infrastructure réseau depuis la zone d'administration.</w:t>
+      </w:r>
+    </w:p>
+    <w:p>
+      <w:pPr>
+        <w:pStyle w:val="Heading1"/>
+        <w:rPr>
+          <w:rFonts w:ascii="Times New Roman" w:hAnsi="Times New Roman" w:cs="Times New Roman"/>
+          <w:b/>
+          <w:bCs/>
+          <w:color w:val="auto"/>
+          <w:sz w:val="32"/>
+          <w:szCs w:val="32"/>
+        </w:rPr>
+      </w:pPr>
+      <w:bookmarkStart w:id="9" w:name="_Toc230375578"/>
+      <w:r>
+        <w:rPr>
+          <w:rFonts w:ascii="Times New Roman" w:hAnsi="Times New Roman" w:cs="Times New Roman"/>
+          <w:b/>
+          <w:bCs/>
+          <w:color w:val="auto"/>
+          <w:sz w:val="32"/>
+          <w:szCs w:val="32"/>
+        </w:rPr>
+        <w:t>Résultats et Analyse</w:t>
+      </w:r>
+      <w:bookmarkStart w:id="10" w:name="_Toc230375579"/>
+      <w:bookmarkEnd w:id="9"/>
+    </w:p>
+    <w:p>
+      <w:pPr>
+        <w:pStyle w:val="Heading1"/>
+        <w:rPr>
+          <w:rFonts w:ascii="Times New Roman" w:hAnsi="Times New Roman" w:cs="Times New Roman"/>
+          <w:b/>
+          <w:bCs/>
+          <w:color w:val="auto"/>
+          <w:sz w:val="32"/>
+          <w:szCs w:val="32"/>
+        </w:rPr>
+      </w:pPr>
+      <w:r>
+        <w:rPr>
+          <w:rFonts w:ascii="Times New Roman" w:hAnsi="Times New Roman" w:cs="Times New Roman"/>
+          <w:b/>
+          <w:bCs/>
+          <w:color w:val="auto"/>
+          <w:sz w:val="32"/>
+          <w:szCs w:val="32"/>
+        </w:rPr>
+        <w:t>Conclusion</w:t>
+      </w:r>
+      <w:bookmarkEnd w:id="10"/>
+    </w:p>
+    <w:p>
+      <w:pPr>
+        <w:rPr>
+          <w:rFonts w:ascii="Times New Roman" w:hAnsi="Times New Roman" w:cs="Times New Roman"/>
+        </w:rPr>
+      </w:pPr>
+      <w:r>
+        <w:rPr>
+          <w:rFonts w:ascii="Times New Roman" w:hAnsi="Times New Roman" w:cs="Times New Roman"/>
+        </w:rPr>
+        <w:t>Ce projet a permis de concevoir et de simuler une architecture réseau d'entreprise complète, performante et hautement sécurisée. En s'appuyant sur les principes fondamentaux de la sécurité informatique, cette infrastructure concilie l'efficacité opérationnelle des collaborateurs et la protection rigoureuse des ressources critiques de l'organisation.</w:t>
+      </w:r>
+    </w:p>
+    <w:p>
+      <w:pPr>
+        <w:rPr>
+          <w:rFonts w:ascii="Times New Roman" w:hAnsi="Times New Roman" w:cs="Times New Roman"/>
+        </w:rPr>
+      </w:pPr>
+      <w:r>
+        <w:rPr>
+          <w:rFonts w:ascii="Times New Roman" w:hAnsi="Times New Roman" w:cs="Times New Roman"/>
+        </w:rPr>
+        <w:t xml:space="preserve">La topologie réalisée sur Cisco </w:t>
+      </w:r>
+      <w:proofErr w:type="spellStart"/>
+      <w:r>
+        <w:rPr>
+          <w:rFonts w:ascii="Times New Roman" w:hAnsi="Times New Roman" w:cs="Times New Roman"/>
+        </w:rPr>
+        <w:t>Packet</w:t>
+      </w:r>
+      <w:proofErr w:type="spellEnd"/>
+      <w:r>
+        <w:rPr>
+          <w:rFonts w:ascii="Times New Roman" w:hAnsi="Times New Roman" w:cs="Times New Roman"/>
+        </w:rPr>
+        <w:t xml:space="preserve"> Tracer démontre l'efficacité de la segmentation par VLANs pour isoler les différents services de l'entreprise et limiter la surface d'attaque. L'utilisation d'un commutateur central de niveau 3 (Switch 3560) assure un routage inter-VLAN rapide et contrôlé, tandis que le routeur principal (Router 2911) sécurise les frontières du réseau. L'implémentation d'une Zone Démilitarisée (DMZ) permet d'héberger les serveurs applicatifs (Web, DNS, FTP) indispensables à l'entreprise, en les isolant du réseau interne. De plus, les listes de contrôle d'accès (ACL) configurées garantissent un filtrage précis des flux de communication, et le mécanisme de traduction d'adresses (NAT/PAT) protège l'anonymat des postes utilisateurs sur Internet.</w:t>
+      </w:r>
+    </w:p>
+    <w:p>
+      <w:pPr>
+        <w:rPr>
+          <w:rFonts w:ascii="Times New Roman" w:hAnsi="Times New Roman" w:cs="Times New Roman"/>
+        </w:rPr>
+      </w:pPr>
+      <w:r>
+        <w:rPr>
+          <w:rFonts w:ascii="Times New Roman" w:hAnsi="Times New Roman" w:cs="Times New Roman"/>
+        </w:rPr>
+        <w:t>Les tests et simulations ont confirmé la validité de cette architecture : les communications autorisées et les services (comme l'attribution d'adresses par le protocole DHCP) fonctionnent de manière fluide, tandis que les flux interdits vers le cœur du réseau ou la DMZ sont systématiquement bloqués par les règles de sécurité.</w:t>
+      </w:r>
+    </w:p>
+    <w:p>
+      <w:pPr>
+        <w:rPr>
+          <w:rFonts w:ascii="Times New Roman" w:hAnsi="Times New Roman" w:cs="Times New Roman"/>
+        </w:rPr>
+      </w:pPr>
+      <w:r>
+        <w:rPr>
+          <w:rFonts w:ascii="Times New Roman" w:hAnsi="Times New Roman" w:cs="Times New Roman"/>
+        </w:rPr>
+        <w:t xml:space="preserve">Les perspectives d'évolution identifiées telles que l'intégration d'un pare-feu dédié (Firewall ASA), la mise en place d'une authentification centralisée ou le déploiement d'outils de </w:t>
+      </w:r>
+      <w:r>
+        <w:rPr>
+          <w:rFonts w:ascii="Times New Roman" w:hAnsi="Times New Roman" w:cs="Times New Roman"/>
+        </w:rPr>
+        <w:lastRenderedPageBreak/>
+        <w:t>supervision réseau constituent des axes d'amélioration concrets pour adapter cette maquette à un environnement de production réel encore plus exigeant.</w:t>
+      </w:r>
+    </w:p>
+    <w:p>
+      <w:pPr>
+        <w:rPr>
+          <w:rFonts w:ascii="Times New Roman" w:hAnsi="Times New Roman" w:cs="Times New Roman"/>
+        </w:rPr>
+      </w:pPr>
+      <w:r>
+        <w:rPr>
+          <w:rFonts w:ascii="Times New Roman" w:hAnsi="Times New Roman" w:cs="Times New Roman"/>
+        </w:rPr>
+        <w:t>En définitive, ce projet illustre l'importance d'une approche méthodique dans la conception d'une infrastructure réseau. La sécurité ne doit pas être une fonctionnalité que l'on ajoute après coup, mais une contrainte essentielle qui guide chaque décision technique, de l'analyse des besoins de l'entreprise jusqu'à la validation de la solution.</w:t>
+      </w:r>
     </w:p>
     <w:p>
       <w:pPr>
@@ -3921,6 +5687,155 @@
     <w:nsid w:val="6B7A7495"/>
     <w:multiLevelType w:val="multilevel"/>
     <w:tmpl w:val="90DCD61C"/>
+    <w:lvl w:ilvl="0">
+      <w:start w:val="1"/>
+      <w:numFmt w:val="bullet"/>
+      <w:lvlText w:val=""/>
+      <w:lvlJc w:val="left"/>
+      <w:pPr>
+        <w:tabs>
+          <w:tab w:val="num" w:pos="720"/>
+        </w:tabs>
+        <w:ind w:left="720" w:hanging="360"/>
+      </w:pPr>
+      <w:rPr>
+        <w:rFonts w:ascii="Symbol" w:hAnsi="Symbol" w:hint="default"/>
+        <w:sz w:val="20"/>
+      </w:rPr>
+    </w:lvl>
+    <w:lvl w:ilvl="1" w:tentative="1">
+      <w:start w:val="1"/>
+      <w:numFmt w:val="bullet"/>
+      <w:lvlText w:val="o"/>
+      <w:lvlJc w:val="left"/>
+      <w:pPr>
+        <w:tabs>
+          <w:tab w:val="num" w:pos="1440"/>
+        </w:tabs>
+        <w:ind w:left="1440" w:hanging="360"/>
+      </w:pPr>
+      <w:rPr>
+        <w:rFonts w:ascii="Courier New" w:hAnsi="Courier New" w:hint="default"/>
+        <w:sz w:val="20"/>
+      </w:rPr>
+    </w:lvl>
+    <w:lvl w:ilvl="2" w:tentative="1">
+      <w:start w:val="1"/>
+      <w:numFmt w:val="bullet"/>
+      <w:lvlText w:val=""/>
+      <w:lvlJc w:val="left"/>
+      <w:pPr>
+        <w:tabs>
+          <w:tab w:val="num" w:pos="2160"/>
+        </w:tabs>
+        <w:ind w:left="2160" w:hanging="360"/>
+      </w:pPr>
+      <w:rPr>
+        <w:rFonts w:ascii="Wingdings" w:hAnsi="Wingdings" w:hint="default"/>
+        <w:sz w:val="20"/>
+      </w:rPr>
+    </w:lvl>
+    <w:lvl w:ilvl="3" w:tentative="1">
+      <w:start w:val="1"/>
+      <w:numFmt w:val="bullet"/>
+      <w:lvlText w:val=""/>
+      <w:lvlJc w:val="left"/>
+      <w:pPr>
+        <w:tabs>
+          <w:tab w:val="num" w:pos="2880"/>
+        </w:tabs>
+        <w:ind w:left="2880" w:hanging="360"/>
+      </w:pPr>
+      <w:rPr>
+        <w:rFonts w:ascii="Wingdings" w:hAnsi="Wingdings" w:hint="default"/>
+        <w:sz w:val="20"/>
+      </w:rPr>
+    </w:lvl>
+    <w:lvl w:ilvl="4" w:tentative="1">
+      <w:start w:val="1"/>
+      <w:numFmt w:val="bullet"/>
+      <w:lvlText w:val=""/>
+      <w:lvlJc w:val="left"/>
+      <w:pPr>
+        <w:tabs>
+          <w:tab w:val="num" w:pos="3600"/>
+        </w:tabs>
+        <w:ind w:left="3600" w:hanging="360"/>
+      </w:pPr>
+      <w:rPr>
+        <w:rFonts w:ascii="Wingdings" w:hAnsi="Wingdings" w:hint="default"/>
+        <w:sz w:val="20"/>
+      </w:rPr>
+    </w:lvl>
+    <w:lvl w:ilvl="5" w:tentative="1">
+      <w:start w:val="1"/>
+      <w:numFmt w:val="bullet"/>
+      <w:lvlText w:val=""/>
+      <w:lvlJc w:val="left"/>
+      <w:pPr>
+        <w:tabs>
+          <w:tab w:val="num" w:pos="4320"/>
+        </w:tabs>
+        <w:ind w:left="4320" w:hanging="360"/>
+      </w:pPr>
+      <w:rPr>
+        <w:rFonts w:ascii="Wingdings" w:hAnsi="Wingdings" w:hint="default"/>
+        <w:sz w:val="20"/>
+      </w:rPr>
+    </w:lvl>
+    <w:lvl w:ilvl="6" w:tentative="1">
+      <w:start w:val="1"/>
+      <w:numFmt w:val="bullet"/>
+      <w:lvlText w:val=""/>
+      <w:lvlJc w:val="left"/>
+      <w:pPr>
+        <w:tabs>
+          <w:tab w:val="num" w:pos="5040"/>
+        </w:tabs>
+        <w:ind w:left="5040" w:hanging="360"/>
+      </w:pPr>
+      <w:rPr>
+        <w:rFonts w:ascii="Wingdings" w:hAnsi="Wingdings" w:hint="default"/>
+        <w:sz w:val="20"/>
+      </w:rPr>
+    </w:lvl>
+    <w:lvl w:ilvl="7" w:tentative="1">
+      <w:start w:val="1"/>
+      <w:numFmt w:val="bullet"/>
+      <w:lvlText w:val=""/>
+      <w:lvlJc w:val="left"/>
+      <w:pPr>
+        <w:tabs>
+          <w:tab w:val="num" w:pos="5760"/>
+        </w:tabs>
+        <w:ind w:left="5760" w:hanging="360"/>
+      </w:pPr>
+      <w:rPr>
+        <w:rFonts w:ascii="Wingdings" w:hAnsi="Wingdings" w:hint="default"/>
+        <w:sz w:val="20"/>
+      </w:rPr>
+    </w:lvl>
+    <w:lvl w:ilvl="8" w:tentative="1">
+      <w:start w:val="1"/>
+      <w:numFmt w:val="bullet"/>
+      <w:lvlText w:val=""/>
+      <w:lvlJc w:val="left"/>
+      <w:pPr>
+        <w:tabs>
+          <w:tab w:val="num" w:pos="6480"/>
+        </w:tabs>
+        <w:ind w:left="6480" w:hanging="360"/>
+      </w:pPr>
+      <w:rPr>
+        <w:rFonts w:ascii="Wingdings" w:hAnsi="Wingdings" w:hint="default"/>
+        <w:sz w:val="20"/>
+      </w:rPr>
+    </w:lvl>
+  </w:abstractNum>
+  <w:abstractNum w:abstractNumId="7" w15:restartNumberingAfterBreak="0">
+    <w:nsid w:val="78BA4AB1"/>
+    <w:multiLevelType w:val="multilevel"/>
+    <w:tmpl w:val="7958AF42"/>
     <w:lvl w:ilvl="0">
       <w:start w:val="1"/>
       <w:numFmt w:val="bullet"/>
@@ -4086,6 +6001,9 @@
   </w:num>
   <w:num w:numId="7" w16cid:durableId="2090347202">
     <w:abstractNumId w:val="0"/>
+  </w:num>
+  <w:num w:numId="8" w16cid:durableId="2072001447">
+    <w:abstractNumId w:val="7"/>
   </w:num>
 </w:numbering>
 </file>
@@ -4491,11 +6409,11 @@
     <w:name w:val="Normal"/>
     <w:qFormat/>
   </w:style>
-  <w:style w:type="paragraph" w:styleId="Titre1">
+  <w:style w:type="paragraph" w:styleId="Heading1">
     <w:name w:val="heading 1"/>
     <w:basedOn w:val="Normal"/>
     <w:next w:val="Normal"/>
-    <w:link w:val="Titre1Car"/>
+    <w:link w:val="Heading1Char"/>
     <w:uiPriority w:val="9"/>
     <w:qFormat/>
     <w:rsid w:val="006E65CA"/>
@@ -4512,11 +6430,11 @@
       <w:szCs w:val="40"/>
     </w:rPr>
   </w:style>
-  <w:style w:type="paragraph" w:styleId="Titre2">
+  <w:style w:type="paragraph" w:styleId="Heading2">
     <w:name w:val="heading 2"/>
     <w:basedOn w:val="Normal"/>
     <w:next w:val="Normal"/>
-    <w:link w:val="Titre2Car"/>
+    <w:link w:val="Heading2Char"/>
     <w:uiPriority w:val="9"/>
     <w:unhideWhenUsed/>
     <w:qFormat/>
@@ -4534,11 +6452,11 @@
       <w:szCs w:val="32"/>
     </w:rPr>
   </w:style>
-  <w:style w:type="paragraph" w:styleId="Titre3">
+  <w:style w:type="paragraph" w:styleId="Heading3">
     <w:name w:val="heading 3"/>
     <w:basedOn w:val="Normal"/>
     <w:next w:val="Normal"/>
-    <w:link w:val="Titre3Car"/>
+    <w:link w:val="Heading3Char"/>
     <w:uiPriority w:val="9"/>
     <w:semiHidden/>
     <w:unhideWhenUsed/>
@@ -4557,11 +6475,11 @@
       <w:szCs w:val="28"/>
     </w:rPr>
   </w:style>
-  <w:style w:type="paragraph" w:styleId="Titre4">
+  <w:style w:type="paragraph" w:styleId="Heading4">
     <w:name w:val="heading 4"/>
     <w:basedOn w:val="Normal"/>
     <w:next w:val="Normal"/>
-    <w:link w:val="Titre4Car"/>
+    <w:link w:val="Heading4Char"/>
     <w:uiPriority w:val="9"/>
     <w:semiHidden/>
     <w:unhideWhenUsed/>
@@ -4580,11 +6498,11 @@
       <w:color w:val="0F4761" w:themeColor="accent1" w:themeShade="BF"/>
     </w:rPr>
   </w:style>
-  <w:style w:type="paragraph" w:styleId="Titre5">
+  <w:style w:type="paragraph" w:styleId="Heading5">
     <w:name w:val="heading 5"/>
     <w:basedOn w:val="Normal"/>
     <w:next w:val="Normal"/>
-    <w:link w:val="Titre5Car"/>
+    <w:link w:val="Heading5Char"/>
     <w:uiPriority w:val="9"/>
     <w:semiHidden/>
     <w:unhideWhenUsed/>
@@ -4601,11 +6519,11 @@
       <w:color w:val="0F4761" w:themeColor="accent1" w:themeShade="BF"/>
     </w:rPr>
   </w:style>
-  <w:style w:type="paragraph" w:styleId="Titre6">
+  <w:style w:type="paragraph" w:styleId="Heading6">
     <w:name w:val="heading 6"/>
     <w:basedOn w:val="Normal"/>
     <w:next w:val="Normal"/>
-    <w:link w:val="Titre6Car"/>
+    <w:link w:val="Heading6Char"/>
     <w:uiPriority w:val="9"/>
     <w:semiHidden/>
     <w:unhideWhenUsed/>
@@ -4624,11 +6542,11 @@
       <w:color w:val="595959" w:themeColor="text1" w:themeTint="A6"/>
     </w:rPr>
   </w:style>
-  <w:style w:type="paragraph" w:styleId="Titre7">
+  <w:style w:type="paragraph" w:styleId="Heading7">
     <w:name w:val="heading 7"/>
     <w:basedOn w:val="Normal"/>
     <w:next w:val="Normal"/>
-    <w:link w:val="Titre7Car"/>
+    <w:link w:val="Heading7Char"/>
     <w:uiPriority w:val="9"/>
     <w:semiHidden/>
     <w:unhideWhenUsed/>
@@ -4645,11 +6563,11 @@
       <w:color w:val="595959" w:themeColor="text1" w:themeTint="A6"/>
     </w:rPr>
   </w:style>
-  <w:style w:type="paragraph" w:styleId="Titre8">
+  <w:style w:type="paragraph" w:styleId="Heading8">
     <w:name w:val="heading 8"/>
     <w:basedOn w:val="Normal"/>
     <w:next w:val="Normal"/>
-    <w:link w:val="Titre8Car"/>
+    <w:link w:val="Heading8Char"/>
     <w:uiPriority w:val="9"/>
     <w:semiHidden/>
     <w:unhideWhenUsed/>
@@ -4668,11 +6586,11 @@
       <w:color w:val="272727" w:themeColor="text1" w:themeTint="D8"/>
     </w:rPr>
   </w:style>
-  <w:style w:type="paragraph" w:styleId="Titre9">
+  <w:style w:type="paragraph" w:styleId="Heading9">
     <w:name w:val="heading 9"/>
     <w:basedOn w:val="Normal"/>
     <w:next w:val="Normal"/>
-    <w:link w:val="Titre9Car"/>
+    <w:link w:val="Heading9Char"/>
     <w:uiPriority w:val="9"/>
     <w:semiHidden/>
     <w:unhideWhenUsed/>
@@ -4689,13 +6607,12 @@
       <w:color w:val="272727" w:themeColor="text1" w:themeTint="D8"/>
     </w:rPr>
   </w:style>
-  <w:style w:type="character" w:default="1" w:styleId="Policepardfaut">
+  <w:style w:type="character" w:default="1" w:styleId="DefaultParagraphFont">
     <w:name w:val="Default Paragraph Font"/>
     <w:uiPriority w:val="1"/>
-    <w:semiHidden/>
     <w:unhideWhenUsed/>
   </w:style>
-  <w:style w:type="table" w:default="1" w:styleId="TableauNormal">
+  <w:style w:type="table" w:default="1" w:styleId="TableNormal">
     <w:name w:val="Normal Table"/>
     <w:uiPriority w:val="99"/>
     <w:semiHidden/>
@@ -4710,16 +6627,16 @@
       </w:tblCellMar>
     </w:tblPr>
   </w:style>
-  <w:style w:type="numbering" w:default="1" w:styleId="Aucuneliste">
+  <w:style w:type="numbering" w:default="1" w:styleId="NoList">
     <w:name w:val="No List"/>
     <w:uiPriority w:val="99"/>
     <w:semiHidden/>
     <w:unhideWhenUsed/>
   </w:style>
-  <w:style w:type="character" w:customStyle="1" w:styleId="Titre1Car">
-    <w:name w:val="Titre 1 Car"/>
-    <w:basedOn w:val="Policepardfaut"/>
-    <w:link w:val="Titre1"/>
+  <w:style w:type="character" w:customStyle="1" w:styleId="Heading1Char">
+    <w:name w:val="Heading 1 Char"/>
+    <w:basedOn w:val="DefaultParagraphFont"/>
+    <w:link w:val="Heading1"/>
     <w:uiPriority w:val="9"/>
     <w:rsid w:val="006E65CA"/>
     <w:rPr>
@@ -4729,10 +6646,10 @@
       <w:szCs w:val="40"/>
     </w:rPr>
   </w:style>
-  <w:style w:type="character" w:customStyle="1" w:styleId="Titre2Car">
-    <w:name w:val="Titre 2 Car"/>
-    <w:basedOn w:val="Policepardfaut"/>
-    <w:link w:val="Titre2"/>
+  <w:style w:type="character" w:customStyle="1" w:styleId="Heading2Char">
+    <w:name w:val="Heading 2 Char"/>
+    <w:basedOn w:val="DefaultParagraphFont"/>
+    <w:link w:val="Heading2"/>
     <w:uiPriority w:val="9"/>
     <w:rsid w:val="006E65CA"/>
     <w:rPr>
@@ -4742,10 +6659,10 @@
       <w:szCs w:val="32"/>
     </w:rPr>
   </w:style>
-  <w:style w:type="character" w:customStyle="1" w:styleId="Titre3Car">
-    <w:name w:val="Titre 3 Car"/>
-    <w:basedOn w:val="Policepardfaut"/>
-    <w:link w:val="Titre3"/>
+  <w:style w:type="character" w:customStyle="1" w:styleId="Heading3Char">
+    <w:name w:val="Heading 3 Char"/>
+    <w:basedOn w:val="DefaultParagraphFont"/>
+    <w:link w:val="Heading3"/>
     <w:uiPriority w:val="9"/>
     <w:semiHidden/>
     <w:rsid w:val="006E65CA"/>
@@ -4756,10 +6673,10 @@
       <w:szCs w:val="28"/>
     </w:rPr>
   </w:style>
-  <w:style w:type="character" w:customStyle="1" w:styleId="Titre4Car">
-    <w:name w:val="Titre 4 Car"/>
-    <w:basedOn w:val="Policepardfaut"/>
-    <w:link w:val="Titre4"/>
+  <w:style w:type="character" w:customStyle="1" w:styleId="Heading4Char">
+    <w:name w:val="Heading 4 Char"/>
+    <w:basedOn w:val="DefaultParagraphFont"/>
+    <w:link w:val="Heading4"/>
     <w:uiPriority w:val="9"/>
     <w:semiHidden/>
     <w:rsid w:val="006E65CA"/>
@@ -4770,10 +6687,10 @@
       <w:color w:val="0F4761" w:themeColor="accent1" w:themeShade="BF"/>
     </w:rPr>
   </w:style>
-  <w:style w:type="character" w:customStyle="1" w:styleId="Titre5Car">
-    <w:name w:val="Titre 5 Car"/>
-    <w:basedOn w:val="Policepardfaut"/>
-    <w:link w:val="Titre5"/>
+  <w:style w:type="character" w:customStyle="1" w:styleId="Heading5Char">
+    <w:name w:val="Heading 5 Char"/>
+    <w:basedOn w:val="DefaultParagraphFont"/>
+    <w:link w:val="Heading5"/>
     <w:uiPriority w:val="9"/>
     <w:semiHidden/>
     <w:rsid w:val="006E65CA"/>
@@ -4782,10 +6699,10 @@
       <w:color w:val="0F4761" w:themeColor="accent1" w:themeShade="BF"/>
     </w:rPr>
   </w:style>
-  <w:style w:type="character" w:customStyle="1" w:styleId="Titre6Car">
-    <w:name w:val="Titre 6 Car"/>
-    <w:basedOn w:val="Policepardfaut"/>
-    <w:link w:val="Titre6"/>
+  <w:style w:type="character" w:customStyle="1" w:styleId="Heading6Char">
+    <w:name w:val="Heading 6 Char"/>
+    <w:basedOn w:val="DefaultParagraphFont"/>
+    <w:link w:val="Heading6"/>
     <w:uiPriority w:val="9"/>
     <w:semiHidden/>
     <w:rsid w:val="006E65CA"/>
@@ -4796,10 +6713,10 @@
       <w:color w:val="595959" w:themeColor="text1" w:themeTint="A6"/>
     </w:rPr>
   </w:style>
-  <w:style w:type="character" w:customStyle="1" w:styleId="Titre7Car">
-    <w:name w:val="Titre 7 Car"/>
-    <w:basedOn w:val="Policepardfaut"/>
-    <w:link w:val="Titre7"/>
+  <w:style w:type="character" w:customStyle="1" w:styleId="Heading7Char">
+    <w:name w:val="Heading 7 Char"/>
+    <w:basedOn w:val="DefaultParagraphFont"/>
+    <w:link w:val="Heading7"/>
     <w:uiPriority w:val="9"/>
     <w:semiHidden/>
     <w:rsid w:val="006E65CA"/>
@@ -4808,10 +6725,10 @@
       <w:color w:val="595959" w:themeColor="text1" w:themeTint="A6"/>
     </w:rPr>
   </w:style>
-  <w:style w:type="character" w:customStyle="1" w:styleId="Titre8Car">
-    <w:name w:val="Titre 8 Car"/>
-    <w:basedOn w:val="Policepardfaut"/>
-    <w:link w:val="Titre8"/>
+  <w:style w:type="character" w:customStyle="1" w:styleId="Heading8Char">
+    <w:name w:val="Heading 8 Char"/>
+    <w:basedOn w:val="DefaultParagraphFont"/>
+    <w:link w:val="Heading8"/>
     <w:uiPriority w:val="9"/>
     <w:semiHidden/>
     <w:rsid w:val="006E65CA"/>
@@ -4822,10 +6739,10 @@
       <w:color w:val="272727" w:themeColor="text1" w:themeTint="D8"/>
     </w:rPr>
   </w:style>
-  <w:style w:type="character" w:customStyle="1" w:styleId="Titre9Car">
-    <w:name w:val="Titre 9 Car"/>
-    <w:basedOn w:val="Policepardfaut"/>
-    <w:link w:val="Titre9"/>
+  <w:style w:type="character" w:customStyle="1" w:styleId="Heading9Char">
+    <w:name w:val="Heading 9 Char"/>
+    <w:basedOn w:val="DefaultParagraphFont"/>
+    <w:link w:val="Heading9"/>
     <w:uiPriority w:val="9"/>
     <w:semiHidden/>
     <w:rsid w:val="006E65CA"/>
@@ -4834,11 +6751,11 @@
       <w:color w:val="272727" w:themeColor="text1" w:themeTint="D8"/>
     </w:rPr>
   </w:style>
-  <w:style w:type="paragraph" w:styleId="Titre">
+  <w:style w:type="paragraph" w:styleId="Title">
     <w:name w:val="Title"/>
     <w:basedOn w:val="Normal"/>
     <w:next w:val="Normal"/>
-    <w:link w:val="TitreCar"/>
+    <w:link w:val="TitleChar"/>
     <w:uiPriority w:val="10"/>
     <w:qFormat/>
     <w:rsid w:val="006E65CA"/>
@@ -4854,10 +6771,10 @@
       <w:szCs w:val="56"/>
     </w:rPr>
   </w:style>
-  <w:style w:type="character" w:customStyle="1" w:styleId="TitreCar">
-    <w:name w:val="Titre Car"/>
-    <w:basedOn w:val="Policepardfaut"/>
-    <w:link w:val="Titre"/>
+  <w:style w:type="character" w:customStyle="1" w:styleId="TitleChar">
+    <w:name w:val="Title Char"/>
+    <w:basedOn w:val="DefaultParagraphFont"/>
+    <w:link w:val="Title"/>
     <w:uiPriority w:val="10"/>
     <w:rsid w:val="006E65CA"/>
     <w:rPr>
@@ -4868,11 +6785,11 @@
       <w:szCs w:val="56"/>
     </w:rPr>
   </w:style>
-  <w:style w:type="paragraph" w:styleId="Sous-titre">
+  <w:style w:type="paragraph" w:styleId="Subtitle">
     <w:name w:val="Subtitle"/>
     <w:basedOn w:val="Normal"/>
     <w:next w:val="Normal"/>
-    <w:link w:val="Sous-titreCar"/>
+    <w:link w:val="SubtitleChar"/>
     <w:uiPriority w:val="11"/>
     <w:qFormat/>
     <w:rsid w:val="006E65CA"/>
@@ -4889,10 +6806,10 @@
       <w:szCs w:val="28"/>
     </w:rPr>
   </w:style>
-  <w:style w:type="character" w:customStyle="1" w:styleId="Sous-titreCar">
-    <w:name w:val="Sous-titre Car"/>
-    <w:basedOn w:val="Policepardfaut"/>
-    <w:link w:val="Sous-titre"/>
+  <w:style w:type="character" w:customStyle="1" w:styleId="SubtitleChar">
+    <w:name w:val="Subtitle Char"/>
+    <w:basedOn w:val="DefaultParagraphFont"/>
+    <w:link w:val="Subtitle"/>
     <w:uiPriority w:val="11"/>
     <w:rsid w:val="006E65CA"/>
     <w:rPr>
@@ -4903,11 +6820,11 @@
       <w:szCs w:val="28"/>
     </w:rPr>
   </w:style>
-  <w:style w:type="paragraph" w:styleId="Citation">
+  <w:style w:type="paragraph" w:styleId="Quote">
     <w:name w:val="Quote"/>
     <w:basedOn w:val="Normal"/>
     <w:next w:val="Normal"/>
-    <w:link w:val="CitationCar"/>
+    <w:link w:val="QuoteChar"/>
     <w:uiPriority w:val="29"/>
     <w:qFormat/>
     <w:rsid w:val="006E65CA"/>
@@ -4921,10 +6838,10 @@
       <w:color w:val="404040" w:themeColor="text1" w:themeTint="BF"/>
     </w:rPr>
   </w:style>
-  <w:style w:type="character" w:customStyle="1" w:styleId="CitationCar">
-    <w:name w:val="Citation Car"/>
-    <w:basedOn w:val="Policepardfaut"/>
-    <w:link w:val="Citation"/>
+  <w:style w:type="character" w:customStyle="1" w:styleId="QuoteChar">
+    <w:name w:val="Quote Char"/>
+    <w:basedOn w:val="DefaultParagraphFont"/>
+    <w:link w:val="Quote"/>
     <w:uiPriority w:val="29"/>
     <w:rsid w:val="006E65CA"/>
     <w:rPr>
@@ -4933,7 +6850,7 @@
       <w:color w:val="404040" w:themeColor="text1" w:themeTint="BF"/>
     </w:rPr>
   </w:style>
-  <w:style w:type="paragraph" w:styleId="Paragraphedeliste">
+  <w:style w:type="paragraph" w:styleId="ListParagraph">
     <w:name w:val="List Paragraph"/>
     <w:basedOn w:val="Normal"/>
     <w:uiPriority w:val="34"/>
@@ -4944,9 +6861,9 @@
       <w:contextualSpacing/>
     </w:pPr>
   </w:style>
-  <w:style w:type="character" w:styleId="Accentuationintense">
+  <w:style w:type="character" w:styleId="IntenseEmphasis">
     <w:name w:val="Intense Emphasis"/>
-    <w:basedOn w:val="Policepardfaut"/>
+    <w:basedOn w:val="DefaultParagraphFont"/>
     <w:uiPriority w:val="21"/>
     <w:qFormat/>
     <w:rsid w:val="006E65CA"/>
@@ -4956,11 +6873,11 @@
       <w:color w:val="0F4761" w:themeColor="accent1" w:themeShade="BF"/>
     </w:rPr>
   </w:style>
-  <w:style w:type="paragraph" w:styleId="Citationintense">
+  <w:style w:type="paragraph" w:styleId="IntenseQuote">
     <w:name w:val="Intense Quote"/>
     <w:basedOn w:val="Normal"/>
     <w:next w:val="Normal"/>
-    <w:link w:val="CitationintenseCar"/>
+    <w:link w:val="IntenseQuoteChar"/>
     <w:uiPriority w:val="30"/>
     <w:qFormat/>
     <w:rsid w:val="006E65CA"/>
@@ -4979,10 +6896,10 @@
       <w:color w:val="0F4761" w:themeColor="accent1" w:themeShade="BF"/>
     </w:rPr>
   </w:style>
-  <w:style w:type="character" w:customStyle="1" w:styleId="CitationintenseCar">
-    <w:name w:val="Citation intense Car"/>
-    <w:basedOn w:val="Policepardfaut"/>
-    <w:link w:val="Citationintense"/>
+  <w:style w:type="character" w:customStyle="1" w:styleId="IntenseQuoteChar">
+    <w:name w:val="Intense Quote Char"/>
+    <w:basedOn w:val="DefaultParagraphFont"/>
+    <w:link w:val="IntenseQuote"/>
     <w:uiPriority w:val="30"/>
     <w:rsid w:val="006E65CA"/>
     <w:rPr>
@@ -4991,9 +6908,9 @@
       <w:color w:val="0F4761" w:themeColor="accent1" w:themeShade="BF"/>
     </w:rPr>
   </w:style>
-  <w:style w:type="character" w:styleId="Rfrenceintense">
+  <w:style w:type="character" w:styleId="IntenseReference">
     <w:name w:val="Intense Reference"/>
-    <w:basedOn w:val="Policepardfaut"/>
+    <w:basedOn w:val="DefaultParagraphFont"/>
     <w:uiPriority w:val="32"/>
     <w:qFormat/>
     <w:rsid w:val="006E65CA"/>
@@ -5005,9 +6922,9 @@
       <w:spacing w:val="5"/>
     </w:rPr>
   </w:style>
-  <w:style w:type="paragraph" w:styleId="En-ttedetabledesmatires">
+  <w:style w:type="paragraph" w:styleId="TOCHeading">
     <w:name w:val="TOC Heading"/>
-    <w:basedOn w:val="Titre1"/>
+    <w:basedOn w:val="Heading1"/>
     <w:next w:val="Normal"/>
     <w:uiPriority w:val="39"/>
     <w:unhideWhenUsed/>
@@ -5025,7 +6942,7 @@
       <w14:ligatures w14:val="none"/>
     </w:rPr>
   </w:style>
-  <w:style w:type="paragraph" w:styleId="TM1">
+  <w:style w:type="paragraph" w:styleId="TOC1">
     <w:name w:val="toc 1"/>
     <w:basedOn w:val="Normal"/>
     <w:next w:val="Normal"/>
@@ -5037,9 +6954,9 @@
       <w:spacing w:after="100"/>
     </w:pPr>
   </w:style>
-  <w:style w:type="character" w:styleId="Lienhypertexte">
+  <w:style w:type="character" w:styleId="Hyperlink">
     <w:name w:val="Hyperlink"/>
-    <w:basedOn w:val="Policepardfaut"/>
+    <w:basedOn w:val="DefaultParagraphFont"/>
     <w:uiPriority w:val="99"/>
     <w:unhideWhenUsed/>
     <w:rsid w:val="00AE34E4"/>
@@ -5048,7 +6965,7 @@
       <w:u w:val="single"/>
     </w:rPr>
   </w:style>
-  <w:style w:type="paragraph" w:styleId="TM2">
+  <w:style w:type="paragraph" w:styleId="TOC2">
     <w:name w:val="toc 2"/>
     <w:basedOn w:val="Normal"/>
     <w:next w:val="Normal"/>
@@ -5060,6 +6977,101 @@
       <w:spacing w:after="100"/>
       <w:ind w:left="240"/>
     </w:pPr>
+  </w:style>
+  <w:style w:type="table" w:styleId="TableGrid">
+    <w:name w:val="Table Grid"/>
+    <w:basedOn w:val="TableNormal"/>
+    <w:uiPriority w:val="39"/>
+    <w:rsid w:val="007C72EB"/>
+    <w:pPr>
+      <w:spacing w:after="0" w:line="240" w:lineRule="auto"/>
+    </w:pPr>
+    <w:tblPr>
+      <w:tblBorders>
+        <w:top w:val="single" w:sz="4" w:space="0" w:color="auto"/>
+        <w:left w:val="single" w:sz="4" w:space="0" w:color="auto"/>
+        <w:bottom w:val="single" w:sz="4" w:space="0" w:color="auto"/>
+        <w:right w:val="single" w:sz="4" w:space="0" w:color="auto"/>
+        <w:insideH w:val="single" w:sz="4" w:space="0" w:color="auto"/>
+        <w:insideV w:val="single" w:sz="4" w:space="0" w:color="auto"/>
+      </w:tblBorders>
+    </w:tblPr>
+  </w:style>
+  <w:style w:type="table" w:styleId="GridTable4-Accent1">
+    <w:name w:val="Grid Table 4 Accent 1"/>
+    <w:basedOn w:val="TableNormal"/>
+    <w:uiPriority w:val="49"/>
+    <w:rsid w:val="007C72EB"/>
+    <w:pPr>
+      <w:spacing w:after="0" w:line="240" w:lineRule="auto"/>
+    </w:pPr>
+    <w:tblPr>
+      <w:tblStyleRowBandSize w:val="1"/>
+      <w:tblStyleColBandSize w:val="1"/>
+      <w:tblBorders>
+        <w:top w:val="single" w:sz="4" w:space="0" w:color="45B0E1" w:themeColor="accent1" w:themeTint="99"/>
+        <w:left w:val="single" w:sz="4" w:space="0" w:color="45B0E1" w:themeColor="accent1" w:themeTint="99"/>
+        <w:bottom w:val="single" w:sz="4" w:space="0" w:color="45B0E1" w:themeColor="accent1" w:themeTint="99"/>
+        <w:right w:val="single" w:sz="4" w:space="0" w:color="45B0E1" w:themeColor="accent1" w:themeTint="99"/>
+        <w:insideH w:val="single" w:sz="4" w:space="0" w:color="45B0E1" w:themeColor="accent1" w:themeTint="99"/>
+        <w:insideV w:val="single" w:sz="4" w:space="0" w:color="45B0E1" w:themeColor="accent1" w:themeTint="99"/>
+      </w:tblBorders>
+    </w:tblPr>
+    <w:tblStylePr w:type="firstRow">
+      <w:rPr>
+        <w:b/>
+        <w:bCs/>
+        <w:color w:val="FFFFFF" w:themeColor="background1"/>
+      </w:rPr>
+      <w:tblPr/>
+      <w:tcPr>
+        <w:tcBorders>
+          <w:top w:val="single" w:sz="4" w:space="0" w:color="156082" w:themeColor="accent1"/>
+          <w:left w:val="single" w:sz="4" w:space="0" w:color="156082" w:themeColor="accent1"/>
+          <w:bottom w:val="single" w:sz="4" w:space="0" w:color="156082" w:themeColor="accent1"/>
+          <w:right w:val="single" w:sz="4" w:space="0" w:color="156082" w:themeColor="accent1"/>
+          <w:insideH w:val="nil"/>
+          <w:insideV w:val="nil"/>
+        </w:tcBorders>
+        <w:shd w:val="clear" w:color="auto" w:fill="156082" w:themeFill="accent1"/>
+      </w:tcPr>
+    </w:tblStylePr>
+    <w:tblStylePr w:type="lastRow">
+      <w:rPr>
+        <w:b/>
+        <w:bCs/>
+      </w:rPr>
+      <w:tblPr/>
+      <w:tcPr>
+        <w:tcBorders>
+          <w:top w:val="double" w:sz="4" w:space="0" w:color="156082" w:themeColor="accent1"/>
+        </w:tcBorders>
+      </w:tcPr>
+    </w:tblStylePr>
+    <w:tblStylePr w:type="firstCol">
+      <w:rPr>
+        <w:b/>
+        <w:bCs/>
+      </w:rPr>
+    </w:tblStylePr>
+    <w:tblStylePr w:type="lastCol">
+      <w:rPr>
+        <w:b/>
+        <w:bCs/>
+      </w:rPr>
+    </w:tblStylePr>
+    <w:tblStylePr w:type="band1Vert">
+      <w:tblPr/>
+      <w:tcPr>
+        <w:shd w:val="clear" w:color="auto" w:fill="C1E4F5" w:themeFill="accent1" w:themeFillTint="33"/>
+      </w:tcPr>
+    </w:tblStylePr>
+    <w:tblStylePr w:type="band1Horz">
+      <w:tblPr/>
+      <w:tcPr>
+        <w:shd w:val="clear" w:color="auto" w:fill="C1E4F5" w:themeFill="accent1" w:themeFillTint="33"/>
+      </w:tcPr>
+    </w:tblStylePr>
   </w:style>
 </w:styles>
 </file>

--- a/Rapport final.docx
+++ b/Rapport final.docx
@@ -72,38 +72,27 @@
           <w:rFonts w:ascii="Times New Roman" w:hAnsi="Times New Roman" w:cs="Times New Roman"/>
           <w:sz w:val="44"/>
           <w:szCs w:val="44"/>
-          <w:lang w:val="en-US"/>
-        </w:rPr>
-      </w:pPr>
-    </w:p>
-    <w:p>
-      <w:pPr>
-        <w:jc w:val="center"/>
+        </w:rPr>
+      </w:pPr>
+      <w:r>
         <w:rPr>
           <w:rFonts w:ascii="Times New Roman" w:hAnsi="Times New Roman" w:cs="Times New Roman"/>
           <w:sz w:val="44"/>
           <w:szCs w:val="44"/>
         </w:rPr>
-      </w:pPr>
-      <w:r>
-        <w:rPr>
-          <w:rFonts w:ascii="Times New Roman" w:hAnsi="Times New Roman" w:cs="Times New Roman"/>
+        <w:t>Faculté des Sciences et des Technologies</w:t>
+      </w:r>
+    </w:p>
+    <w:p>
+      <w:pPr>
+        <w:jc w:val="center"/>
+        <w:rPr>
+          <w:rFonts w:ascii="Times New Roman" w:hAnsi="Times New Roman" w:cs="Times New Roman"/>
+          <w:b/>
+          <w:bCs/>
           <w:sz w:val="44"/>
           <w:szCs w:val="44"/>
         </w:rPr>
-        <w:t>Faculté des Sciences et des Technologies</w:t>
-      </w:r>
-    </w:p>
-    <w:p>
-      <w:pPr>
-        <w:jc w:val="center"/>
-        <w:rPr>
-          <w:rFonts w:ascii="Times New Roman" w:hAnsi="Times New Roman" w:cs="Times New Roman"/>
-          <w:b/>
-          <w:bCs/>
-          <w:sz w:val="44"/>
-          <w:szCs w:val="44"/>
-        </w:rPr>
       </w:pPr>
     </w:p>
     <w:p>
@@ -147,18 +136,6 @@
           <w:rFonts w:ascii="Times New Roman" w:hAnsi="Times New Roman" w:cs="Times New Roman"/>
           <w:b/>
           <w:bCs/>
-          <w:sz w:val="34"/>
-          <w:szCs w:val="34"/>
-        </w:rPr>
-      </w:pPr>
-    </w:p>
-    <w:p>
-      <w:pPr>
-        <w:jc w:val="center"/>
-        <w:rPr>
-          <w:rFonts w:ascii="Times New Roman" w:hAnsi="Times New Roman" w:cs="Times New Roman"/>
-          <w:b/>
-          <w:bCs/>
           <w:sz w:val="32"/>
           <w:szCs w:val="32"/>
         </w:rPr>
@@ -292,6 +269,34 @@
           <w:szCs w:val="28"/>
         </w:rPr>
         <w:t xml:space="preserve"> NOEL</w:t>
+      </w:r>
+    </w:p>
+    <w:p>
+      <w:pPr>
+        <w:jc w:val="center"/>
+        <w:rPr>
+          <w:rFonts w:ascii="Times New Roman" w:hAnsi="Times New Roman" w:cs="Times New Roman"/>
+          <w:sz w:val="28"/>
+          <w:szCs w:val="28"/>
+        </w:rPr>
+      </w:pPr>
+    </w:p>
+    <w:p>
+      <w:pPr>
+        <w:jc w:val="center"/>
+        <w:rPr>
+          <w:rFonts w:ascii="Times New Roman" w:hAnsi="Times New Roman" w:cs="Times New Roman"/>
+          <w:sz w:val="28"/>
+          <w:szCs w:val="28"/>
+        </w:rPr>
+      </w:pPr>
+      <w:r>
+        <w:rPr>
+          <w:rFonts w:ascii="Times New Roman" w:hAnsi="Times New Roman" w:cs="Times New Roman"/>
+          <w:sz w:val="28"/>
+          <w:szCs w:val="28"/>
+        </w:rPr>
+        <w:t>Niveau : Licence III</w:t>
       </w:r>
     </w:p>
     <w:p>
@@ -1464,18 +1469,52 @@
           <w:rFonts w:ascii="Times New Roman" w:hAnsi="Times New Roman" w:cs="Times New Roman"/>
           <w:sz w:val="26"/>
           <w:szCs w:val="26"/>
-          <w:lang w:val="en-US"/>
-        </w:rPr>
-      </w:pPr>
-      <w:r>
+        </w:rPr>
+      </w:pPr>
+      <w:proofErr w:type="gramStart"/>
+      <w:r>
+        <w:rPr>
+          <w:rFonts w:ascii="Times New Roman" w:hAnsi="Times New Roman" w:cs="Times New Roman"/>
+          <w:sz w:val="26"/>
+          <w:szCs w:val="26"/>
+        </w:rPr>
+        <w:t>ACL:</w:t>
+      </w:r>
+      <w:proofErr w:type="gramEnd"/>
+      <w:r>
+        <w:rPr>
+          <w:rFonts w:ascii="Times New Roman" w:hAnsi="Times New Roman" w:cs="Times New Roman"/>
+          <w:sz w:val="26"/>
+          <w:szCs w:val="26"/>
+        </w:rPr>
+        <w:t xml:space="preserve"> </w:t>
+      </w:r>
+      <w:r>
+        <w:rPr>
+          <w:rFonts w:ascii="Times New Roman" w:hAnsi="Times New Roman" w:cs="Times New Roman"/>
+          <w:sz w:val="26"/>
+          <w:szCs w:val="26"/>
+        </w:rPr>
+        <w:t xml:space="preserve"> </w:t>
+      </w:r>
+      <w:r>
+        <w:rPr>
+          <w:rFonts w:ascii="Times New Roman" w:hAnsi="Times New Roman" w:cs="Times New Roman"/>
+          <w:sz w:val="26"/>
+          <w:szCs w:val="26"/>
+        </w:rPr>
+        <w:t>Access Control List</w:t>
+      </w:r>
+    </w:p>
+    <w:p>
+      <w:pPr>
         <w:rPr>
           <w:rFonts w:ascii="Times New Roman" w:hAnsi="Times New Roman" w:cs="Times New Roman"/>
           <w:sz w:val="26"/>
           <w:szCs w:val="26"/>
           <w:lang w:val="en-US"/>
         </w:rPr>
-        <w:t xml:space="preserve">ACL: </w:t>
-      </w:r>
+      </w:pPr>
       <w:r>
         <w:rPr>
           <w:rFonts w:ascii="Times New Roman" w:hAnsi="Times New Roman" w:cs="Times New Roman"/>
@@ -1483,7 +1522,7 @@
           <w:szCs w:val="26"/>
           <w:lang w:val="en-US"/>
         </w:rPr>
-        <w:t xml:space="preserve"> </w:t>
+        <w:t xml:space="preserve">DMZ: </w:t>
       </w:r>
       <w:r>
         <w:rPr>
@@ -1492,27 +1531,27 @@
           <w:szCs w:val="26"/>
           <w:lang w:val="en-US"/>
         </w:rPr>
-        <w:t>Access Control List</w:t>
-      </w:r>
-    </w:p>
-    <w:p>
-      <w:pPr>
+        <w:t xml:space="preserve"> </w:t>
+      </w:r>
+      <w:r>
         <w:rPr>
           <w:rFonts w:ascii="Times New Roman" w:hAnsi="Times New Roman" w:cs="Times New Roman"/>
           <w:sz w:val="26"/>
           <w:szCs w:val="26"/>
           <w:lang w:val="en-US"/>
         </w:rPr>
-      </w:pPr>
-      <w:r>
+        <w:t>Demilitarized Zone</w:t>
+      </w:r>
+    </w:p>
+    <w:p>
+      <w:pPr>
         <w:rPr>
           <w:rFonts w:ascii="Times New Roman" w:hAnsi="Times New Roman" w:cs="Times New Roman"/>
           <w:sz w:val="26"/>
           <w:szCs w:val="26"/>
           <w:lang w:val="en-US"/>
         </w:rPr>
-        <w:t xml:space="preserve">DMZ: </w:t>
-      </w:r>
+      </w:pPr>
       <w:r>
         <w:rPr>
           <w:rFonts w:ascii="Times New Roman" w:hAnsi="Times New Roman" w:cs="Times New Roman"/>
@@ -1520,7 +1559,7 @@
           <w:szCs w:val="26"/>
           <w:lang w:val="en-US"/>
         </w:rPr>
-        <w:t xml:space="preserve"> </w:t>
+        <w:t>VLAN:</w:t>
       </w:r>
       <w:r>
         <w:rPr>
@@ -1529,27 +1568,27 @@
           <w:szCs w:val="26"/>
           <w:lang w:val="en-US"/>
         </w:rPr>
-        <w:t>Demilitarized Zone</w:t>
-      </w:r>
-    </w:p>
-    <w:p>
-      <w:pPr>
+        <w:t xml:space="preserve"> </w:t>
+      </w:r>
+      <w:r>
         <w:rPr>
           <w:rFonts w:ascii="Times New Roman" w:hAnsi="Times New Roman" w:cs="Times New Roman"/>
           <w:sz w:val="26"/>
           <w:szCs w:val="26"/>
           <w:lang w:val="en-US"/>
         </w:rPr>
-      </w:pPr>
-      <w:r>
+        <w:t xml:space="preserve"> Virtual Local Area Network</w:t>
+      </w:r>
+    </w:p>
+    <w:p>
+      <w:pPr>
         <w:rPr>
           <w:rFonts w:ascii="Times New Roman" w:hAnsi="Times New Roman" w:cs="Times New Roman"/>
           <w:sz w:val="26"/>
           <w:szCs w:val="26"/>
           <w:lang w:val="en-US"/>
         </w:rPr>
-        <w:t>VLAN:</w:t>
-      </w:r>
+      </w:pPr>
       <w:r>
         <w:rPr>
           <w:rFonts w:ascii="Times New Roman" w:hAnsi="Times New Roman" w:cs="Times New Roman"/>
@@ -1557,117 +1596,89 @@
           <w:szCs w:val="26"/>
           <w:lang w:val="en-US"/>
         </w:rPr>
-        <w:t xml:space="preserve"> </w:t>
-      </w:r>
-      <w:r>
+        <w:t>LAN: Local Area Network</w:t>
+      </w:r>
+    </w:p>
+    <w:p>
+      <w:pPr>
         <w:rPr>
           <w:rFonts w:ascii="Times New Roman" w:hAnsi="Times New Roman" w:cs="Times New Roman"/>
           <w:sz w:val="26"/>
           <w:szCs w:val="26"/>
           <w:lang w:val="en-US"/>
         </w:rPr>
-        <w:t xml:space="preserve"> Virtual Local Area Network</w:t>
-      </w:r>
-    </w:p>
-    <w:p>
-      <w:pPr>
+      </w:pPr>
+      <w:r>
         <w:rPr>
           <w:rFonts w:ascii="Times New Roman" w:hAnsi="Times New Roman" w:cs="Times New Roman"/>
           <w:sz w:val="26"/>
           <w:szCs w:val="26"/>
           <w:lang w:val="en-US"/>
         </w:rPr>
-      </w:pPr>
-      <w:r>
+        <w:t>WAN: Wide Area Network</w:t>
+      </w:r>
+    </w:p>
+    <w:p>
+      <w:pPr>
         <w:rPr>
           <w:rFonts w:ascii="Times New Roman" w:hAnsi="Times New Roman" w:cs="Times New Roman"/>
           <w:sz w:val="26"/>
           <w:szCs w:val="26"/>
           <w:lang w:val="en-US"/>
         </w:rPr>
-        <w:t>LAN: Local Area Network</w:t>
-      </w:r>
-    </w:p>
-    <w:p>
-      <w:pPr>
+      </w:pPr>
+      <w:r>
         <w:rPr>
           <w:rFonts w:ascii="Times New Roman" w:hAnsi="Times New Roman" w:cs="Times New Roman"/>
           <w:sz w:val="26"/>
           <w:szCs w:val="26"/>
           <w:lang w:val="en-US"/>
         </w:rPr>
-      </w:pPr>
-      <w:r>
-        <w:rPr>
-          <w:rFonts w:ascii="Times New Roman" w:hAnsi="Times New Roman" w:cs="Times New Roman"/>
-          <w:sz w:val="26"/>
-          <w:szCs w:val="26"/>
+        <w:t>NAT: Network Address Translation</w:t>
+      </w:r>
+    </w:p>
+    <w:p>
+      <w:pPr>
+        <w:rPr>
+          <w:rFonts w:ascii="Times New Roman" w:hAnsi="Times New Roman" w:cs="Times New Roman"/>
           <w:lang w:val="en-US"/>
         </w:rPr>
-        <w:t>WAN: Wide Area Network</w:t>
-      </w:r>
-    </w:p>
-    <w:p>
-      <w:pPr>
-        <w:rPr>
-          <w:rFonts w:ascii="Times New Roman" w:hAnsi="Times New Roman" w:cs="Times New Roman"/>
-          <w:sz w:val="26"/>
-          <w:szCs w:val="26"/>
+      </w:pPr>
+      <w:r>
+        <w:rPr>
+          <w:rFonts w:ascii="Times New Roman" w:hAnsi="Times New Roman" w:cs="Times New Roman"/>
           <w:lang w:val="en-US"/>
         </w:rPr>
-      </w:pPr>
-      <w:r>
-        <w:rPr>
-          <w:rFonts w:ascii="Times New Roman" w:hAnsi="Times New Roman" w:cs="Times New Roman"/>
-          <w:sz w:val="26"/>
-          <w:szCs w:val="26"/>
+        <w:t>SSH: Secure Shell</w:t>
+      </w:r>
+    </w:p>
+    <w:p>
+      <w:pPr>
+        <w:rPr>
+          <w:rFonts w:ascii="Times New Roman" w:hAnsi="Times New Roman" w:cs="Times New Roman"/>
           <w:lang w:val="en-US"/>
         </w:rPr>
-        <w:t>NAT: Network Address Translation</w:t>
-      </w:r>
-    </w:p>
-    <w:p>
-      <w:pPr>
+      </w:pPr>
+      <w:r>
         <w:rPr>
           <w:rFonts w:ascii="Times New Roman" w:hAnsi="Times New Roman" w:cs="Times New Roman"/>
           <w:lang w:val="en-US"/>
         </w:rPr>
-      </w:pPr>
-      <w:r>
+        <w:t>IDS: Intrusion Detection System</w:t>
+      </w:r>
+    </w:p>
+    <w:p>
+      <w:pPr>
         <w:rPr>
           <w:rFonts w:ascii="Times New Roman" w:hAnsi="Times New Roman" w:cs="Times New Roman"/>
           <w:lang w:val="en-US"/>
         </w:rPr>
-        <w:t>SSH: Secure Shell</w:t>
-      </w:r>
-    </w:p>
-    <w:p>
-      <w:pPr>
+      </w:pPr>
+      <w:r>
         <w:rPr>
           <w:rFonts w:ascii="Times New Roman" w:hAnsi="Times New Roman" w:cs="Times New Roman"/>
           <w:lang w:val="en-US"/>
         </w:rPr>
-      </w:pPr>
-      <w:r>
-        <w:rPr>
-          <w:rFonts w:ascii="Times New Roman" w:hAnsi="Times New Roman" w:cs="Times New Roman"/>
-          <w:lang w:val="en-US"/>
-        </w:rPr>
-        <w:t>IDS: Intrusion Detection System</w:t>
-      </w:r>
-    </w:p>
-    <w:p>
-      <w:pPr>
-        <w:rPr>
-          <w:rFonts w:ascii="Times New Roman" w:hAnsi="Times New Roman" w:cs="Times New Roman"/>
-          <w:lang w:val="en-US"/>
-        </w:rPr>
-      </w:pPr>
-      <w:r>
-        <w:rPr>
-          <w:rFonts w:ascii="Times New Roman" w:hAnsi="Times New Roman" w:cs="Times New Roman"/>
-          <w:lang w:val="en-US"/>
-        </w:rPr>
         <w:t>IPS: Intrusion Prevention System</w:t>
       </w:r>
     </w:p>
@@ -1681,20 +1692,42 @@
         <w:rPr>
           <w:rFonts w:ascii="Times New Roman" w:hAnsi="Times New Roman" w:cs="Times New Roman"/>
         </w:rPr>
-        <w:t>IPV4: Internet Protocol version 4</w:t>
-      </w:r>
-    </w:p>
-    <w:p>
-      <w:pPr>
-        <w:rPr>
-          <w:rFonts w:ascii="Times New Roman" w:hAnsi="Times New Roman" w:cs="Times New Roman"/>
-        </w:rPr>
-      </w:pPr>
-      <w:r>
-        <w:rPr>
-          <w:rFonts w:ascii="Times New Roman" w:hAnsi="Times New Roman" w:cs="Times New Roman"/>
-        </w:rPr>
-        <w:t>DHCP: Dynamic Host Configuration Protocol</w:t>
+        <w:t>IPV</w:t>
+      </w:r>
+      <w:proofErr w:type="gramStart"/>
+      <w:r>
+        <w:rPr>
+          <w:rFonts w:ascii="Times New Roman" w:hAnsi="Times New Roman" w:cs="Times New Roman"/>
+        </w:rPr>
+        <w:t>4:</w:t>
+      </w:r>
+      <w:proofErr w:type="gramEnd"/>
+      <w:r>
+        <w:rPr>
+          <w:rFonts w:ascii="Times New Roman" w:hAnsi="Times New Roman" w:cs="Times New Roman"/>
+        </w:rPr>
+        <w:t xml:space="preserve"> Internet Protocol version 4</w:t>
+      </w:r>
+    </w:p>
+    <w:p>
+      <w:pPr>
+        <w:rPr>
+          <w:rFonts w:ascii="Times New Roman" w:hAnsi="Times New Roman" w:cs="Times New Roman"/>
+        </w:rPr>
+      </w:pPr>
+      <w:proofErr w:type="gramStart"/>
+      <w:r>
+        <w:rPr>
+          <w:rFonts w:ascii="Times New Roman" w:hAnsi="Times New Roman" w:cs="Times New Roman"/>
+        </w:rPr>
+        <w:t>DHCP:</w:t>
+      </w:r>
+      <w:proofErr w:type="gramEnd"/>
+      <w:r>
+        <w:rPr>
+          <w:rFonts w:ascii="Times New Roman" w:hAnsi="Times New Roman" w:cs="Times New Roman"/>
+        </w:rPr>
+        <w:t xml:space="preserve"> Dynamic Host Configuration Protocol</w:t>
       </w:r>
     </w:p>
     <w:p>
@@ -2978,12 +3011,6 @@
         <w:gridCol w:w="2340"/>
       </w:tblGrid>
       <w:tr>
-        <w:tblPrEx>
-          <w:tblCellMar>
-            <w:top w:w="0" w:type="dxa"/>
-            <w:bottom w:w="0" w:type="dxa"/>
-          </w:tblCellMar>
-        </w:tblPrEx>
         <w:trPr>
           <w:tblHeader/>
         </w:trPr>
@@ -3129,12 +3156,6 @@
         </w:tc>
       </w:tr>
       <w:tr>
-        <w:tblPrEx>
-          <w:tblCellMar>
-            <w:top w:w="0" w:type="dxa"/>
-            <w:bottom w:w="0" w:type="dxa"/>
-          </w:tblCellMar>
-        </w:tblPrEx>
         <w:tc>
           <w:tcPr>
             <w:tcW w:w="2340" w:type="dxa"/>
@@ -3253,12 +3274,6 @@
         </w:tc>
       </w:tr>
       <w:tr>
-        <w:tblPrEx>
-          <w:tblCellMar>
-            <w:top w:w="0" w:type="dxa"/>
-            <w:bottom w:w="0" w:type="dxa"/>
-          </w:tblCellMar>
-        </w:tblPrEx>
         <w:tc>
           <w:tcPr>
             <w:tcW w:w="2340" w:type="dxa"/>
@@ -3377,12 +3392,6 @@
         </w:tc>
       </w:tr>
       <w:tr>
-        <w:tblPrEx>
-          <w:tblCellMar>
-            <w:top w:w="0" w:type="dxa"/>
-            <w:bottom w:w="0" w:type="dxa"/>
-          </w:tblCellMar>
-        </w:tblPrEx>
         <w:tc>
           <w:tcPr>
             <w:tcW w:w="2340" w:type="dxa"/>
@@ -3501,12 +3510,6 @@
         </w:tc>
       </w:tr>
       <w:tr>
-        <w:tblPrEx>
-          <w:tblCellMar>
-            <w:top w:w="0" w:type="dxa"/>
-            <w:bottom w:w="0" w:type="dxa"/>
-          </w:tblCellMar>
-        </w:tblPrEx>
         <w:tc>
           <w:tcPr>
             <w:tcW w:w="2340" w:type="dxa"/>
@@ -3625,12 +3628,6 @@
         </w:tc>
       </w:tr>
       <w:tr>
-        <w:tblPrEx>
-          <w:tblCellMar>
-            <w:top w:w="0" w:type="dxa"/>
-            <w:bottom w:w="0" w:type="dxa"/>
-          </w:tblCellMar>
-        </w:tblPrEx>
         <w:tc>
           <w:tcPr>
             <w:tcW w:w="2340" w:type="dxa"/>
@@ -3749,12 +3746,6 @@
         </w:tc>
       </w:tr>
       <w:tr>
-        <w:tblPrEx>
-          <w:tblCellMar>
-            <w:top w:w="0" w:type="dxa"/>
-            <w:bottom w:w="0" w:type="dxa"/>
-          </w:tblCellMar>
-        </w:tblPrEx>
         <w:tc>
           <w:tcPr>
             <w:tcW w:w="2340" w:type="dxa"/>
@@ -3873,12 +3864,6 @@
         </w:tc>
       </w:tr>
       <w:tr>
-        <w:tblPrEx>
-          <w:tblCellMar>
-            <w:top w:w="0" w:type="dxa"/>
-            <w:bottom w:w="0" w:type="dxa"/>
-          </w:tblCellMar>
-        </w:tblPrEx>
         <w:tc>
           <w:tcPr>
             <w:tcW w:w="2340" w:type="dxa"/>
@@ -3997,12 +3982,6 @@
         </w:tc>
       </w:tr>
       <w:tr>
-        <w:tblPrEx>
-          <w:tblCellMar>
-            <w:top w:w="0" w:type="dxa"/>
-            <w:bottom w:w="0" w:type="dxa"/>
-          </w:tblCellMar>
-        </w:tblPrEx>
         <w:tc>
           <w:tcPr>
             <w:tcW w:w="2340" w:type="dxa"/>
@@ -4122,12 +4101,6 @@
         </w:tc>
       </w:tr>
       <w:tr>
-        <w:tblPrEx>
-          <w:tblCellMar>
-            <w:top w:w="0" w:type="dxa"/>
-            <w:bottom w:w="0" w:type="dxa"/>
-          </w:tblCellMar>
-        </w:tblPrEx>
         <w:tc>
           <w:tcPr>
             <w:tcW w:w="2340" w:type="dxa"/>
@@ -4306,15 +4279,7 @@
           <w:i/>
           <w:iCs/>
         </w:rPr>
-        <w:t xml:space="preserve">Conception d'une Architecture Réseau Sécurisée </w:t>
-      </w:r>
-      <w:r>
-        <w:rPr>
-          <w:rFonts w:ascii="Times New Roman" w:hAnsi="Times New Roman" w:cs="Times New Roman"/>
-          <w:i/>
-          <w:iCs/>
-        </w:rPr>
-        <w:t>pour une entreprise</w:t>
+        <w:t>Conception d'une Architecture Réseau Sécurisée pour une entreprise</w:t>
       </w:r>
       <w:r>
         <w:rPr>
@@ -4502,7 +4467,21 @@
         <w:rPr>
           <w:rFonts w:ascii="Times New Roman" w:hAnsi="Times New Roman" w:cs="Times New Roman"/>
         </w:rPr>
-        <w:t xml:space="preserve"> Tracer. Un switch Layer 3 central (Cisco 3560) assure le routage inter-VLAN entre les trois zones, tandis qu'un routeur WAN (Cisco 2911) gère la connexion vers Internet et applique les règles de filtrage ACL. Les flux de communication entre zones sont strictement contrôlés selon une matrice de sécurité préalablement définie.</w:t>
+        <w:t xml:space="preserve"> Tracer. Un switch Layer 3 </w:t>
+      </w:r>
+      <w:proofErr w:type="gramStart"/>
+      <w:r>
+        <w:rPr>
+          <w:rFonts w:ascii="Times New Roman" w:hAnsi="Times New Roman" w:cs="Times New Roman"/>
+        </w:rPr>
+        <w:t>central</w:t>
+      </w:r>
+      <w:proofErr w:type="gramEnd"/>
+      <w:r>
+        <w:rPr>
+          <w:rFonts w:ascii="Times New Roman" w:hAnsi="Times New Roman" w:cs="Times New Roman"/>
+        </w:rPr>
+        <w:t xml:space="preserve"> (Cisco 3560) assure le routage inter-VLAN entre les trois zones, tandis qu'un routeur WAN (Cisco 2911) gère la connexion vers Internet et applique les règles de filtrage ACL. Les flux de communication entre zones sont strictement contrôlés selon une matrice de sécurité préalablement définie.</w:t>
       </w:r>
     </w:p>
     <w:p>
@@ -4647,6 +4626,748 @@
     </w:p>
     <w:p>
       <w:pPr>
+        <w:rPr>
+          <w:lang w:val="en-US"/>
+        </w:rPr>
+      </w:pPr>
+      <w:r>
+        <w:rPr>
+          <w:lang w:val="en-US"/>
+        </w:rPr>
+        <w:t>Internet</w:t>
+      </w:r>
+    </w:p>
+    <w:p>
+      <w:pPr>
+        <w:rPr>
+          <w:lang w:val="en-US"/>
+        </w:rPr>
+      </w:pPr>
+      <w:r>
+        <w:rPr>
+          <w:lang w:val="en-US"/>
+        </w:rPr>
+        <w:drawing>
+          <wp:inline distT="0" distB="0" distL="0" distR="0" wp14:anchorId="4021D185" wp14:editId="7E705DBC">
+            <wp:extent cx="5731510" cy="2730500"/>
+            <wp:effectExtent l="0" t="0" r="2540" b="0"/>
+            <wp:docPr id="1705580319" name="Picture 22"/>
+            <wp:cNvGraphicFramePr>
+              <a:graphicFrameLocks xmlns:a="http://schemas.openxmlformats.org/drawingml/2006/main" noChangeAspect="1"/>
+            </wp:cNvGraphicFramePr>
+            <a:graphic xmlns:a="http://schemas.openxmlformats.org/drawingml/2006/main">
+              <a:graphicData uri="http://schemas.openxmlformats.org/drawingml/2006/picture">
+                <pic:pic xmlns:pic="http://schemas.openxmlformats.org/drawingml/2006/picture">
+                  <pic:nvPicPr>
+                    <pic:cNvPr id="0" name="Picture 56"/>
+                    <pic:cNvPicPr>
+                      <a:picLocks noChangeAspect="1" noChangeArrowheads="1"/>
+                    </pic:cNvPicPr>
+                  </pic:nvPicPr>
+                  <pic:blipFill>
+                    <a:blip r:embed="rId7">
+                      <a:extLst>
+                        <a:ext uri="{28A0092B-C50C-407E-A947-70E740481C1C}">
+                          <a14:useLocalDpi xmlns:a14="http://schemas.microsoft.com/office/drawing/2010/main" val="0"/>
+                        </a:ext>
+                      </a:extLst>
+                    </a:blip>
+                    <a:srcRect/>
+                    <a:stretch>
+                      <a:fillRect/>
+                    </a:stretch>
+                  </pic:blipFill>
+                  <pic:spPr bwMode="auto">
+                    <a:xfrm>
+                      <a:off x="0" y="0"/>
+                      <a:ext cx="5731510" cy="2730500"/>
+                    </a:xfrm>
+                    <a:prstGeom prst="rect">
+                      <a:avLst/>
+                    </a:prstGeom>
+                    <a:noFill/>
+                    <a:ln>
+                      <a:noFill/>
+                    </a:ln>
+                  </pic:spPr>
+                </pic:pic>
+              </a:graphicData>
+            </a:graphic>
+          </wp:inline>
+        </w:drawing>
+      </w:r>
+    </w:p>
+    <w:p>
+      <w:pPr>
+        <w:rPr>
+          <w:lang w:val="en-US"/>
+        </w:rPr>
+      </w:pPr>
+      <w:r>
+        <w:rPr>
+          <w:lang w:val="en-US"/>
+        </w:rPr>
+        <w:t>R1</w:t>
+      </w:r>
+    </w:p>
+    <w:p>
+      <w:pPr>
+        <w:rPr>
+          <w:lang w:val="en-US"/>
+        </w:rPr>
+      </w:pPr>
+      <w:r>
+        <w:rPr>
+          <w:lang w:val="en-US"/>
+        </w:rPr>
+        <w:lastRenderedPageBreak/>
+        <w:drawing>
+          <wp:inline distT="0" distB="0" distL="0" distR="0" wp14:anchorId="6C6FC304" wp14:editId="56F81A00">
+            <wp:extent cx="5731510" cy="4204970"/>
+            <wp:effectExtent l="0" t="0" r="2540" b="5080"/>
+            <wp:docPr id="1677140561" name="Picture 21"/>
+            <wp:cNvGraphicFramePr>
+              <a:graphicFrameLocks xmlns:a="http://schemas.openxmlformats.org/drawingml/2006/main" noChangeAspect="1"/>
+            </wp:cNvGraphicFramePr>
+            <a:graphic xmlns:a="http://schemas.openxmlformats.org/drawingml/2006/main">
+              <a:graphicData uri="http://schemas.openxmlformats.org/drawingml/2006/picture">
+                <pic:pic xmlns:pic="http://schemas.openxmlformats.org/drawingml/2006/picture">
+                  <pic:nvPicPr>
+                    <pic:cNvPr id="0" name="Picture 57"/>
+                    <pic:cNvPicPr>
+                      <a:picLocks noChangeAspect="1" noChangeArrowheads="1"/>
+                    </pic:cNvPicPr>
+                  </pic:nvPicPr>
+                  <pic:blipFill>
+                    <a:blip r:embed="rId8">
+                      <a:extLst>
+                        <a:ext uri="{28A0092B-C50C-407E-A947-70E740481C1C}">
+                          <a14:useLocalDpi xmlns:a14="http://schemas.microsoft.com/office/drawing/2010/main" val="0"/>
+                        </a:ext>
+                      </a:extLst>
+                    </a:blip>
+                    <a:srcRect/>
+                    <a:stretch>
+                      <a:fillRect/>
+                    </a:stretch>
+                  </pic:blipFill>
+                  <pic:spPr bwMode="auto">
+                    <a:xfrm>
+                      <a:off x="0" y="0"/>
+                      <a:ext cx="5731510" cy="4204970"/>
+                    </a:xfrm>
+                    <a:prstGeom prst="rect">
+                      <a:avLst/>
+                    </a:prstGeom>
+                    <a:noFill/>
+                    <a:ln>
+                      <a:noFill/>
+                    </a:ln>
+                  </pic:spPr>
+                </pic:pic>
+              </a:graphicData>
+            </a:graphic>
+          </wp:inline>
+        </w:drawing>
+      </w:r>
+    </w:p>
+    <w:p>
+      <w:pPr>
+        <w:rPr>
+          <w:lang w:val="en-US"/>
+        </w:rPr>
+      </w:pPr>
+    </w:p>
+    <w:p>
+      <w:pPr>
+        <w:rPr>
+          <w:b/>
+          <w:bCs/>
+        </w:rPr>
+      </w:pPr>
+      <w:r>
+        <w:rPr>
+          <w:b/>
+          <w:bCs/>
+        </w:rPr>
+        <w:t>CONFIGURATION 3 — ASA 5505 (Pièce centrale)</w:t>
+      </w:r>
+    </w:p>
+    <w:p>
+      <w:pPr>
+        <w:rPr>
+          <w:b/>
+          <w:bCs/>
+        </w:rPr>
+      </w:pPr>
+      <w:r>
+        <w:rPr>
+          <w:b/>
+          <w:bCs/>
+        </w:rPr>
+        <w:t>3.1 — Configuration de base</w:t>
+      </w:r>
+    </w:p>
+    <w:p>
+      <w:pPr>
+        <w:rPr>
+          <w:lang w:val="en-US"/>
+        </w:rPr>
+      </w:pPr>
+      <w:r>
+        <w:rPr>
+          <w:lang w:val="en-US"/>
+        </w:rPr>
+        <w:drawing>
+          <wp:inline distT="0" distB="0" distL="0" distR="0" wp14:anchorId="16995948" wp14:editId="0324E3B4">
+            <wp:extent cx="5610225" cy="904875"/>
+            <wp:effectExtent l="0" t="0" r="9525" b="9525"/>
+            <wp:docPr id="649524458" name="Picture 20"/>
+            <wp:cNvGraphicFramePr>
+              <a:graphicFrameLocks xmlns:a="http://schemas.openxmlformats.org/drawingml/2006/main" noChangeAspect="1"/>
+            </wp:cNvGraphicFramePr>
+            <a:graphic xmlns:a="http://schemas.openxmlformats.org/drawingml/2006/main">
+              <a:graphicData uri="http://schemas.openxmlformats.org/drawingml/2006/picture">
+                <pic:pic xmlns:pic="http://schemas.openxmlformats.org/drawingml/2006/picture">
+                  <pic:nvPicPr>
+                    <pic:cNvPr id="0" name="Picture 58"/>
+                    <pic:cNvPicPr>
+                      <a:picLocks noChangeAspect="1" noChangeArrowheads="1"/>
+                    </pic:cNvPicPr>
+                  </pic:nvPicPr>
+                  <pic:blipFill>
+                    <a:blip r:embed="rId9">
+                      <a:extLst>
+                        <a:ext uri="{28A0092B-C50C-407E-A947-70E740481C1C}">
+                          <a14:useLocalDpi xmlns:a14="http://schemas.microsoft.com/office/drawing/2010/main" val="0"/>
+                        </a:ext>
+                      </a:extLst>
+                    </a:blip>
+                    <a:srcRect/>
+                    <a:stretch>
+                      <a:fillRect/>
+                    </a:stretch>
+                  </pic:blipFill>
+                  <pic:spPr bwMode="auto">
+                    <a:xfrm>
+                      <a:off x="0" y="0"/>
+                      <a:ext cx="5610225" cy="904875"/>
+                    </a:xfrm>
+                    <a:prstGeom prst="rect">
+                      <a:avLst/>
+                    </a:prstGeom>
+                    <a:noFill/>
+                    <a:ln>
+                      <a:noFill/>
+                    </a:ln>
+                  </pic:spPr>
+                </pic:pic>
+              </a:graphicData>
+            </a:graphic>
+          </wp:inline>
+        </w:drawing>
+      </w:r>
+    </w:p>
+    <w:p>
+      <w:r>
+        <w:t>3.2 — Interfaces ASA</w:t>
+      </w:r>
+    </w:p>
+    <w:p>
+      <w:r>
+        <w:t>3.3 — Routage sur l'ASA</w:t>
+      </w:r>
+    </w:p>
+    <w:p>
+      <w:r>
+        <w:t>3.4 — NAT Dynamique (PAT) — LAN/Admin vers Internet</w:t>
+      </w:r>
+    </w:p>
+    <w:p>
+      <w:r>
+        <w:t>3.5 — NAT Statique — Web Server accessible depuis Internet (PAT port 80)</w:t>
+      </w:r>
+    </w:p>
+    <w:p>
+      <w:r>
+        <w:t>3.6 — ACL — Règles de filtrage</w:t>
+      </w:r>
+    </w:p>
+    <w:p>
+      <w:r>
+        <w:t>3.7 — Accès administrateur SSH à l'ASA</w:t>
+      </w:r>
+    </w:p>
+    <w:p>
+      <w:pPr>
+        <w:rPr>
+          <w:lang w:val="en-US"/>
+        </w:rPr>
+      </w:pPr>
+      <w:r>
+        <w:rPr>
+          <w:lang w:val="en-US"/>
+        </w:rPr>
+        <w:t>3.8 — Inspection Stateful (MPF)</w:t>
+      </w:r>
+    </w:p>
+    <w:p>
+      <w:pPr>
+        <w:rPr>
+          <w:lang w:val="en-US"/>
+        </w:rPr>
+      </w:pPr>
+    </w:p>
+    <w:p>
+      <w:pPr>
+        <w:rPr>
+          <w:lang w:val="en-US"/>
+        </w:rPr>
+      </w:pPr>
+    </w:p>
+    <w:p>
+      <w:r>
+        <w:drawing>
+          <wp:inline distT="0" distB="0" distL="0" distR="0" wp14:anchorId="1402D721" wp14:editId="6F4500A5">
+            <wp:extent cx="5731510" cy="5555615"/>
+            <wp:effectExtent l="0" t="0" r="2540" b="6985"/>
+            <wp:docPr id="2088216881" name="Picture 19"/>
+            <wp:cNvGraphicFramePr>
+              <a:graphicFrameLocks xmlns:a="http://schemas.openxmlformats.org/drawingml/2006/main" noChangeAspect="1"/>
+            </wp:cNvGraphicFramePr>
+            <a:graphic xmlns:a="http://schemas.openxmlformats.org/drawingml/2006/main">
+              <a:graphicData uri="http://schemas.openxmlformats.org/drawingml/2006/picture">
+                <pic:pic xmlns:pic="http://schemas.openxmlformats.org/drawingml/2006/picture">
+                  <pic:nvPicPr>
+                    <pic:cNvPr id="0" name="Picture 59"/>
+                    <pic:cNvPicPr>
+                      <a:picLocks noChangeAspect="1" noChangeArrowheads="1"/>
+                    </pic:cNvPicPr>
+                  </pic:nvPicPr>
+                  <pic:blipFill>
+                    <a:blip r:embed="rId10">
+                      <a:extLst>
+                        <a:ext uri="{28A0092B-C50C-407E-A947-70E740481C1C}">
+                          <a14:useLocalDpi xmlns:a14="http://schemas.microsoft.com/office/drawing/2010/main" val="0"/>
+                        </a:ext>
+                      </a:extLst>
+                    </a:blip>
+                    <a:srcRect/>
+                    <a:stretch>
+                      <a:fillRect/>
+                    </a:stretch>
+                  </pic:blipFill>
+                  <pic:spPr bwMode="auto">
+                    <a:xfrm>
+                      <a:off x="0" y="0"/>
+                      <a:ext cx="5731510" cy="5555615"/>
+                    </a:xfrm>
+                    <a:prstGeom prst="rect">
+                      <a:avLst/>
+                    </a:prstGeom>
+                    <a:noFill/>
+                    <a:ln>
+                      <a:noFill/>
+                    </a:ln>
+                  </pic:spPr>
+                </pic:pic>
+              </a:graphicData>
+            </a:graphic>
+          </wp:inline>
+        </w:drawing>
+      </w:r>
+    </w:p>
+    <w:p>
+      <w:r>
+        <w:lastRenderedPageBreak/>
+        <w:drawing>
+          <wp:inline distT="0" distB="0" distL="0" distR="0" wp14:anchorId="4C03DAC3" wp14:editId="56D3D765">
+            <wp:extent cx="5731510" cy="3631565"/>
+            <wp:effectExtent l="0" t="0" r="2540" b="6985"/>
+            <wp:docPr id="571352431" name="Picture 18"/>
+            <wp:cNvGraphicFramePr>
+              <a:graphicFrameLocks xmlns:a="http://schemas.openxmlformats.org/drawingml/2006/main" noChangeAspect="1"/>
+            </wp:cNvGraphicFramePr>
+            <a:graphic xmlns:a="http://schemas.openxmlformats.org/drawingml/2006/main">
+              <a:graphicData uri="http://schemas.openxmlformats.org/drawingml/2006/picture">
+                <pic:pic xmlns:pic="http://schemas.openxmlformats.org/drawingml/2006/picture">
+                  <pic:nvPicPr>
+                    <pic:cNvPr id="0" name="Picture 60"/>
+                    <pic:cNvPicPr>
+                      <a:picLocks noChangeAspect="1" noChangeArrowheads="1"/>
+                    </pic:cNvPicPr>
+                  </pic:nvPicPr>
+                  <pic:blipFill>
+                    <a:blip r:embed="rId11">
+                      <a:extLst>
+                        <a:ext uri="{28A0092B-C50C-407E-A947-70E740481C1C}">
+                          <a14:useLocalDpi xmlns:a14="http://schemas.microsoft.com/office/drawing/2010/main" val="0"/>
+                        </a:ext>
+                      </a:extLst>
+                    </a:blip>
+                    <a:srcRect/>
+                    <a:stretch>
+                      <a:fillRect/>
+                    </a:stretch>
+                  </pic:blipFill>
+                  <pic:spPr bwMode="auto">
+                    <a:xfrm>
+                      <a:off x="0" y="0"/>
+                      <a:ext cx="5731510" cy="3631565"/>
+                    </a:xfrm>
+                    <a:prstGeom prst="rect">
+                      <a:avLst/>
+                    </a:prstGeom>
+                    <a:noFill/>
+                    <a:ln>
+                      <a:noFill/>
+                    </a:ln>
+                  </pic:spPr>
+                </pic:pic>
+              </a:graphicData>
+            </a:graphic>
+          </wp:inline>
+        </w:drawing>
+      </w:r>
+    </w:p>
+    <w:p/>
+    <w:p>
+      <w:r>
+        <w:t>SW1</w:t>
+      </w:r>
+    </w:p>
+    <w:p>
+      <w:r>
+        <w:drawing>
+          <wp:inline distT="0" distB="0" distL="0" distR="0" wp14:anchorId="4AEC5982" wp14:editId="6886C3AC">
+            <wp:extent cx="5676900" cy="2638425"/>
+            <wp:effectExtent l="0" t="0" r="0" b="9525"/>
+            <wp:docPr id="1311341199" name="Picture 17"/>
+            <wp:cNvGraphicFramePr>
+              <a:graphicFrameLocks xmlns:a="http://schemas.openxmlformats.org/drawingml/2006/main" noChangeAspect="1"/>
+            </wp:cNvGraphicFramePr>
+            <a:graphic xmlns:a="http://schemas.openxmlformats.org/drawingml/2006/main">
+              <a:graphicData uri="http://schemas.openxmlformats.org/drawingml/2006/picture">
+                <pic:pic xmlns:pic="http://schemas.openxmlformats.org/drawingml/2006/picture">
+                  <pic:nvPicPr>
+                    <pic:cNvPr id="0" name="Picture 61"/>
+                    <pic:cNvPicPr>
+                      <a:picLocks noChangeAspect="1" noChangeArrowheads="1"/>
+                    </pic:cNvPicPr>
+                  </pic:nvPicPr>
+                  <pic:blipFill>
+                    <a:blip r:embed="rId12">
+                      <a:extLst>
+                        <a:ext uri="{28A0092B-C50C-407E-A947-70E740481C1C}">
+                          <a14:useLocalDpi xmlns:a14="http://schemas.microsoft.com/office/drawing/2010/main" val="0"/>
+                        </a:ext>
+                      </a:extLst>
+                    </a:blip>
+                    <a:srcRect/>
+                    <a:stretch>
+                      <a:fillRect/>
+                    </a:stretch>
+                  </pic:blipFill>
+                  <pic:spPr bwMode="auto">
+                    <a:xfrm>
+                      <a:off x="0" y="0"/>
+                      <a:ext cx="5676900" cy="2638425"/>
+                    </a:xfrm>
+                    <a:prstGeom prst="rect">
+                      <a:avLst/>
+                    </a:prstGeom>
+                    <a:noFill/>
+                    <a:ln>
+                      <a:noFill/>
+                    </a:ln>
+                  </pic:spPr>
+                </pic:pic>
+              </a:graphicData>
+            </a:graphic>
+          </wp:inline>
+        </w:drawing>
+      </w:r>
+    </w:p>
+    <w:p>
+      <w:r>
+        <w:lastRenderedPageBreak/>
+        <w:drawing>
+          <wp:inline distT="0" distB="0" distL="0" distR="0" wp14:anchorId="6832B4EE" wp14:editId="441FFBFB">
+            <wp:extent cx="5731510" cy="1964055"/>
+            <wp:effectExtent l="0" t="0" r="2540" b="0"/>
+            <wp:docPr id="2054139288" name="Picture 16"/>
+            <wp:cNvGraphicFramePr>
+              <a:graphicFrameLocks xmlns:a="http://schemas.openxmlformats.org/drawingml/2006/main" noChangeAspect="1"/>
+            </wp:cNvGraphicFramePr>
+            <a:graphic xmlns:a="http://schemas.openxmlformats.org/drawingml/2006/main">
+              <a:graphicData uri="http://schemas.openxmlformats.org/drawingml/2006/picture">
+                <pic:pic xmlns:pic="http://schemas.openxmlformats.org/drawingml/2006/picture">
+                  <pic:nvPicPr>
+                    <pic:cNvPr id="0" name="Picture 62"/>
+                    <pic:cNvPicPr>
+                      <a:picLocks noChangeAspect="1" noChangeArrowheads="1"/>
+                    </pic:cNvPicPr>
+                  </pic:nvPicPr>
+                  <pic:blipFill>
+                    <a:blip r:embed="rId13">
+                      <a:extLst>
+                        <a:ext uri="{28A0092B-C50C-407E-A947-70E740481C1C}">
+                          <a14:useLocalDpi xmlns:a14="http://schemas.microsoft.com/office/drawing/2010/main" val="0"/>
+                        </a:ext>
+                      </a:extLst>
+                    </a:blip>
+                    <a:srcRect/>
+                    <a:stretch>
+                      <a:fillRect/>
+                    </a:stretch>
+                  </pic:blipFill>
+                  <pic:spPr bwMode="auto">
+                    <a:xfrm>
+                      <a:off x="0" y="0"/>
+                      <a:ext cx="5731510" cy="1964055"/>
+                    </a:xfrm>
+                    <a:prstGeom prst="rect">
+                      <a:avLst/>
+                    </a:prstGeom>
+                    <a:noFill/>
+                    <a:ln>
+                      <a:noFill/>
+                    </a:ln>
+                  </pic:spPr>
+                </pic:pic>
+              </a:graphicData>
+            </a:graphic>
+          </wp:inline>
+        </w:drawing>
+      </w:r>
+    </w:p>
+    <w:p/>
+    <w:p>
+      <w:r>
+        <w:t>SW2</w:t>
+      </w:r>
+    </w:p>
+    <w:p>
+      <w:r>
+        <w:drawing>
+          <wp:inline distT="0" distB="0" distL="0" distR="0" wp14:anchorId="7C53ED18" wp14:editId="268D38B0">
+            <wp:extent cx="5731510" cy="2618105"/>
+            <wp:effectExtent l="0" t="0" r="2540" b="0"/>
+            <wp:docPr id="1055838665" name="Picture 15"/>
+            <wp:cNvGraphicFramePr>
+              <a:graphicFrameLocks xmlns:a="http://schemas.openxmlformats.org/drawingml/2006/main" noChangeAspect="1"/>
+            </wp:cNvGraphicFramePr>
+            <a:graphic xmlns:a="http://schemas.openxmlformats.org/drawingml/2006/main">
+              <a:graphicData uri="http://schemas.openxmlformats.org/drawingml/2006/picture">
+                <pic:pic xmlns:pic="http://schemas.openxmlformats.org/drawingml/2006/picture">
+                  <pic:nvPicPr>
+                    <pic:cNvPr id="0" name="Picture 63"/>
+                    <pic:cNvPicPr>
+                      <a:picLocks noChangeAspect="1" noChangeArrowheads="1"/>
+                    </pic:cNvPicPr>
+                  </pic:nvPicPr>
+                  <pic:blipFill>
+                    <a:blip r:embed="rId14">
+                      <a:extLst>
+                        <a:ext uri="{28A0092B-C50C-407E-A947-70E740481C1C}">
+                          <a14:useLocalDpi xmlns:a14="http://schemas.microsoft.com/office/drawing/2010/main" val="0"/>
+                        </a:ext>
+                      </a:extLst>
+                    </a:blip>
+                    <a:srcRect/>
+                    <a:stretch>
+                      <a:fillRect/>
+                    </a:stretch>
+                  </pic:blipFill>
+                  <pic:spPr bwMode="auto">
+                    <a:xfrm>
+                      <a:off x="0" y="0"/>
+                      <a:ext cx="5731510" cy="2618105"/>
+                    </a:xfrm>
+                    <a:prstGeom prst="rect">
+                      <a:avLst/>
+                    </a:prstGeom>
+                    <a:noFill/>
+                    <a:ln>
+                      <a:noFill/>
+                    </a:ln>
+                  </pic:spPr>
+                </pic:pic>
+              </a:graphicData>
+            </a:graphic>
+          </wp:inline>
+        </w:drawing>
+      </w:r>
+    </w:p>
+    <w:p>
+      <w:r>
+        <w:drawing>
+          <wp:inline distT="0" distB="0" distL="0" distR="0" wp14:anchorId="3ABB9B5E" wp14:editId="17C75E2B">
+            <wp:extent cx="5731510" cy="1332230"/>
+            <wp:effectExtent l="0" t="0" r="2540" b="1270"/>
+            <wp:docPr id="974871493" name="Picture 14"/>
+            <wp:cNvGraphicFramePr>
+              <a:graphicFrameLocks xmlns:a="http://schemas.openxmlformats.org/drawingml/2006/main" noChangeAspect="1"/>
+            </wp:cNvGraphicFramePr>
+            <a:graphic xmlns:a="http://schemas.openxmlformats.org/drawingml/2006/main">
+              <a:graphicData uri="http://schemas.openxmlformats.org/drawingml/2006/picture">
+                <pic:pic xmlns:pic="http://schemas.openxmlformats.org/drawingml/2006/picture">
+                  <pic:nvPicPr>
+                    <pic:cNvPr id="0" name="Picture 64"/>
+                    <pic:cNvPicPr>
+                      <a:picLocks noChangeAspect="1" noChangeArrowheads="1"/>
+                    </pic:cNvPicPr>
+                  </pic:nvPicPr>
+                  <pic:blipFill>
+                    <a:blip r:embed="rId15">
+                      <a:extLst>
+                        <a:ext uri="{28A0092B-C50C-407E-A947-70E740481C1C}">
+                          <a14:useLocalDpi xmlns:a14="http://schemas.microsoft.com/office/drawing/2010/main" val="0"/>
+                        </a:ext>
+                      </a:extLst>
+                    </a:blip>
+                    <a:srcRect/>
+                    <a:stretch>
+                      <a:fillRect/>
+                    </a:stretch>
+                  </pic:blipFill>
+                  <pic:spPr bwMode="auto">
+                    <a:xfrm>
+                      <a:off x="0" y="0"/>
+                      <a:ext cx="5731510" cy="1332230"/>
+                    </a:xfrm>
+                    <a:prstGeom prst="rect">
+                      <a:avLst/>
+                    </a:prstGeom>
+                    <a:noFill/>
+                    <a:ln>
+                      <a:noFill/>
+                    </a:ln>
+                  </pic:spPr>
+                </pic:pic>
+              </a:graphicData>
+            </a:graphic>
+          </wp:inline>
+        </w:drawing>
+      </w:r>
+    </w:p>
+    <w:p>
+      <w:r>
+        <w:t>SW3</w:t>
+      </w:r>
+    </w:p>
+    <w:p>
+      <w:r>
+        <w:lastRenderedPageBreak/>
+        <w:drawing>
+          <wp:inline distT="0" distB="0" distL="0" distR="0" wp14:anchorId="4A44437C" wp14:editId="13686F43">
+            <wp:extent cx="5731510" cy="2569210"/>
+            <wp:effectExtent l="0" t="0" r="2540" b="2540"/>
+            <wp:docPr id="1776257918" name="Picture 13"/>
+            <wp:cNvGraphicFramePr>
+              <a:graphicFrameLocks xmlns:a="http://schemas.openxmlformats.org/drawingml/2006/main" noChangeAspect="1"/>
+            </wp:cNvGraphicFramePr>
+            <a:graphic xmlns:a="http://schemas.openxmlformats.org/drawingml/2006/main">
+              <a:graphicData uri="http://schemas.openxmlformats.org/drawingml/2006/picture">
+                <pic:pic xmlns:pic="http://schemas.openxmlformats.org/drawingml/2006/picture">
+                  <pic:nvPicPr>
+                    <pic:cNvPr id="0" name="Picture 65"/>
+                    <pic:cNvPicPr>
+                      <a:picLocks noChangeAspect="1" noChangeArrowheads="1"/>
+                    </pic:cNvPicPr>
+                  </pic:nvPicPr>
+                  <pic:blipFill>
+                    <a:blip r:embed="rId16">
+                      <a:extLst>
+                        <a:ext uri="{28A0092B-C50C-407E-A947-70E740481C1C}">
+                          <a14:useLocalDpi xmlns:a14="http://schemas.microsoft.com/office/drawing/2010/main" val="0"/>
+                        </a:ext>
+                      </a:extLst>
+                    </a:blip>
+                    <a:srcRect/>
+                    <a:stretch>
+                      <a:fillRect/>
+                    </a:stretch>
+                  </pic:blipFill>
+                  <pic:spPr bwMode="auto">
+                    <a:xfrm>
+                      <a:off x="0" y="0"/>
+                      <a:ext cx="5731510" cy="2569210"/>
+                    </a:xfrm>
+                    <a:prstGeom prst="rect">
+                      <a:avLst/>
+                    </a:prstGeom>
+                    <a:noFill/>
+                    <a:ln>
+                      <a:noFill/>
+                    </a:ln>
+                  </pic:spPr>
+                </pic:pic>
+              </a:graphicData>
+            </a:graphic>
+          </wp:inline>
+        </w:drawing>
+      </w:r>
+    </w:p>
+    <w:p>
+      <w:r>
+        <w:drawing>
+          <wp:inline distT="0" distB="0" distL="0" distR="0" wp14:anchorId="37DDB9D3" wp14:editId="5FA22BB4">
+            <wp:extent cx="5676900" cy="1314450"/>
+            <wp:effectExtent l="0" t="0" r="0" b="0"/>
+            <wp:docPr id="1611776296" name="Picture 12"/>
+            <wp:cNvGraphicFramePr>
+              <a:graphicFrameLocks xmlns:a="http://schemas.openxmlformats.org/drawingml/2006/main" noChangeAspect="1"/>
+            </wp:cNvGraphicFramePr>
+            <a:graphic xmlns:a="http://schemas.openxmlformats.org/drawingml/2006/main">
+              <a:graphicData uri="http://schemas.openxmlformats.org/drawingml/2006/picture">
+                <pic:pic xmlns:pic="http://schemas.openxmlformats.org/drawingml/2006/picture">
+                  <pic:nvPicPr>
+                    <pic:cNvPr id="0" name="Image 1"/>
+                    <pic:cNvPicPr>
+                      <a:picLocks noChangeAspect="1" noChangeArrowheads="1"/>
+                    </pic:cNvPicPr>
+                  </pic:nvPicPr>
+                  <pic:blipFill>
+                    <a:blip r:embed="rId17">
+                      <a:extLst>
+                        <a:ext uri="{28A0092B-C50C-407E-A947-70E740481C1C}">
+                          <a14:useLocalDpi xmlns:a14="http://schemas.microsoft.com/office/drawing/2010/main" val="0"/>
+                        </a:ext>
+                      </a:extLst>
+                    </a:blip>
+                    <a:srcRect/>
+                    <a:stretch>
+                      <a:fillRect/>
+                    </a:stretch>
+                  </pic:blipFill>
+                  <pic:spPr bwMode="auto">
+                    <a:xfrm>
+                      <a:off x="0" y="0"/>
+                      <a:ext cx="5676900" cy="1314450"/>
+                    </a:xfrm>
+                    <a:prstGeom prst="rect">
+                      <a:avLst/>
+                    </a:prstGeom>
+                    <a:noFill/>
+                    <a:ln>
+                      <a:noFill/>
+                    </a:ln>
+                  </pic:spPr>
+                </pic:pic>
+              </a:graphicData>
+            </a:graphic>
+          </wp:inline>
+        </w:drawing>
+      </w:r>
+    </w:p>
+    <w:p/>
+    <w:p/>
+    <w:p/>
+    <w:p/>
+    <w:p/>
+    <w:p>
+      <w:pPr>
         <w:pStyle w:val="Heading1"/>
         <w:rPr>
           <w:rFonts w:ascii="Times New Roman" w:hAnsi="Times New Roman" w:cs="Times New Roman"/>
@@ -4707,7 +5428,14 @@
         <w:rPr>
           <w:rFonts w:ascii="Times New Roman" w:hAnsi="Times New Roman" w:cs="Times New Roman"/>
         </w:rPr>
-        <w:t xml:space="preserve"> Tracer démontre l'efficacité de la segmentation par VLANs pour isoler les différents services de l'entreprise et limiter la surface d'attaque. L'utilisation d'un commutateur central de niveau 3 (Switch 3560) assure un routage inter-VLAN rapide et contrôlé, tandis que le routeur principal (Router 2911) sécurise les frontières du réseau. L'implémentation d'une Zone Démilitarisée (DMZ) permet d'héberger les serveurs applicatifs (Web, DNS, FTP) indispensables à l'entreprise, en les isolant du réseau interne. De plus, les listes de contrôle d'accès (ACL) configurées garantissent un filtrage précis des flux de communication, et le mécanisme de traduction d'adresses (NAT/PAT) protège l'anonymat des postes utilisateurs sur Internet.</w:t>
+        <w:t xml:space="preserve"> Tracer démontre l'efficacité de la segmentation par VLANs pour isoler les différents services de l'entreprise et limiter la surface d'attaque. L'utilisation d'un commutateur central de niveau 3 (Switch 3560) assure un routage inter-VLAN rapide et contrôlé, tandis que le routeur principal (Router 2911) sécurise les frontières du réseau. L'implémentation d'une Zone Démilitarisée (DMZ) permet d'héberger les serveurs applicatifs (Web, DNS, FTP) indispensables à l'entreprise, en les isolant du réseau interne. De plus, les listes de contrôle d'accès (ACL) configurées garantissent un filtrage précis des flux </w:t>
+      </w:r>
+      <w:r>
+        <w:rPr>
+          <w:rFonts w:ascii="Times New Roman" w:hAnsi="Times New Roman" w:cs="Times New Roman"/>
+        </w:rPr>
+        <w:lastRenderedPageBreak/>
+        <w:t>de communication, et le mécanisme de traduction d'adresses (NAT/PAT) protège l'anonymat des postes utilisateurs sur Internet.</w:t>
       </w:r>
     </w:p>
     <w:p>
@@ -4735,12 +5463,19 @@
         </w:rPr>
         <w:t xml:space="preserve">Les perspectives d'évolution identifiées telles que l'intégration d'un pare-feu dédié (Firewall ASA), la mise en place d'une authentification centralisée ou le déploiement d'outils de </w:t>
       </w:r>
-      <w:r>
-        <w:rPr>
-          <w:rFonts w:ascii="Times New Roman" w:hAnsi="Times New Roman" w:cs="Times New Roman"/>
-        </w:rPr>
-        <w:lastRenderedPageBreak/>
-        <w:t>supervision réseau constituent des axes d'amélioration concrets pour adapter cette maquette à un environnement de production réel encore plus exigeant.</w:t>
+      <w:proofErr w:type="gramStart"/>
+      <w:r>
+        <w:rPr>
+          <w:rFonts w:ascii="Times New Roman" w:hAnsi="Times New Roman" w:cs="Times New Roman"/>
+        </w:rPr>
+        <w:t>supervision</w:t>
+      </w:r>
+      <w:proofErr w:type="gramEnd"/>
+      <w:r>
+        <w:rPr>
+          <w:rFonts w:ascii="Times New Roman" w:hAnsi="Times New Roman" w:cs="Times New Roman"/>
+        </w:rPr>
+        <w:t xml:space="preserve"> réseau constituent des axes d'amélioration concrets pour adapter cette maquette à un environnement de production réel encore plus exigeant.</w:t>
       </w:r>
     </w:p>
     <w:p>

--- a/Rapport final.docx
+++ b/Rapport final.docx
@@ -114,20 +114,8 @@
           <w:sz w:val="34"/>
           <w:szCs w:val="34"/>
         </w:rPr>
-        <w:t xml:space="preserve">Projet final du cours de </w:t>
-      </w:r>
-      <w:proofErr w:type="spellStart"/>
-      <w:r>
-        <w:rPr>
-          <w:rFonts w:ascii="Times New Roman" w:hAnsi="Times New Roman" w:cs="Times New Roman"/>
-          <w:b/>
-          <w:bCs/>
-          <w:sz w:val="34"/>
-          <w:szCs w:val="34"/>
-        </w:rPr>
-        <w:t>RéseauxII</w:t>
-      </w:r>
-      <w:proofErr w:type="spellEnd"/>
+        <w:t>Projet final du cours de RéseauxII</w:t>
+      </w:r>
     </w:p>
     <w:p>
       <w:pPr>
@@ -244,23 +232,13 @@
           <w:szCs w:val="28"/>
         </w:rPr>
       </w:pPr>
-      <w:proofErr w:type="spellStart"/>
       <w:r>
         <w:rPr>
           <w:rFonts w:ascii="Times New Roman" w:hAnsi="Times New Roman" w:cs="Times New Roman"/>
           <w:sz w:val="28"/>
           <w:szCs w:val="28"/>
         </w:rPr>
-        <w:t>Donsam</w:t>
-      </w:r>
-      <w:proofErr w:type="spellEnd"/>
-      <w:r>
-        <w:rPr>
-          <w:rFonts w:ascii="Times New Roman" w:hAnsi="Times New Roman" w:cs="Times New Roman"/>
-          <w:sz w:val="28"/>
-          <w:szCs w:val="28"/>
-        </w:rPr>
-        <w:t xml:space="preserve"> Jean Gabard</w:t>
+        <w:t>Donsam Jean Gabard</w:t>
       </w:r>
       <w:r>
         <w:rPr>
@@ -459,7 +437,7 @@
             </w:rPr>
             <w:fldChar w:fldCharType="separate"/>
           </w:r>
-          <w:hyperlink w:anchor="_Toc230375569" w:history="1">
+          <w:hyperlink w:anchor="_Toc230385014" w:history="1">
             <w:r>
               <w:rPr>
                 <w:rStyle w:val="Hyperlink"/>
@@ -467,7 +445,6 @@
                 <w:b/>
                 <w:bCs/>
                 <w:noProof/>
-                <w:lang w:val="en-US"/>
               </w:rPr>
               <w:t>Liste des Abréviations</w:t>
             </w:r>
@@ -490,7 +467,7 @@
                 <w:noProof/>
                 <w:webHidden/>
               </w:rPr>
-              <w:instrText xml:space="preserve"> PAGEREF _Toc230375569 \h </w:instrText>
+              <w:instrText xml:space="preserve"> PAGEREF _Toc230385014 \h </w:instrText>
             </w:r>
             <w:r>
               <w:rPr>
@@ -533,7 +510,7 @@
               <w:lang w:eastAsia="fr-FR"/>
             </w:rPr>
           </w:pPr>
-          <w:hyperlink w:anchor="_Toc230375570" w:history="1">
+          <w:hyperlink w:anchor="_Toc230385015" w:history="1">
             <w:r>
               <w:rPr>
                 <w:rStyle w:val="Hyperlink"/>
@@ -563,7 +540,7 @@
                 <w:noProof/>
                 <w:webHidden/>
               </w:rPr>
-              <w:instrText xml:space="preserve"> PAGEREF _Toc230375570 \h </w:instrText>
+              <w:instrText xml:space="preserve"> PAGEREF _Toc230385015 \h </w:instrText>
             </w:r>
             <w:r>
               <w:rPr>
@@ -606,7 +583,7 @@
               <w:lang w:eastAsia="fr-FR"/>
             </w:rPr>
           </w:pPr>
-          <w:hyperlink w:anchor="_Toc230375571" w:history="1">
+          <w:hyperlink w:anchor="_Toc230385016" w:history="1">
             <w:r>
               <w:rPr>
                 <w:rStyle w:val="Hyperlink"/>
@@ -636,7 +613,7 @@
                 <w:noProof/>
                 <w:webHidden/>
               </w:rPr>
-              <w:instrText xml:space="preserve"> PAGEREF _Toc230375571 \h </w:instrText>
+              <w:instrText xml:space="preserve"> PAGEREF _Toc230385016 \h </w:instrText>
             </w:r>
             <w:r>
               <w:rPr>
@@ -679,7 +656,7 @@
               <w:lang w:eastAsia="fr-FR"/>
             </w:rPr>
           </w:pPr>
-          <w:hyperlink w:anchor="_Toc230375572" w:history="1">
+          <w:hyperlink w:anchor="_Toc230385017" w:history="1">
             <w:r>
               <w:rPr>
                 <w:rStyle w:val="Hyperlink"/>
@@ -709,7 +686,7 @@
                 <w:noProof/>
                 <w:webHidden/>
               </w:rPr>
-              <w:instrText xml:space="preserve"> PAGEREF _Toc230375572 \h </w:instrText>
+              <w:instrText xml:space="preserve"> PAGEREF _Toc230385017 \h </w:instrText>
             </w:r>
             <w:r>
               <w:rPr>
@@ -752,7 +729,7 @@
               <w:lang w:eastAsia="fr-FR"/>
             </w:rPr>
           </w:pPr>
-          <w:hyperlink w:anchor="_Toc230375573" w:history="1">
+          <w:hyperlink w:anchor="_Toc230385018" w:history="1">
             <w:r>
               <w:rPr>
                 <w:rStyle w:val="Hyperlink"/>
@@ -782,7 +759,7 @@
                 <w:noProof/>
                 <w:webHidden/>
               </w:rPr>
-              <w:instrText xml:space="preserve"> PAGEREF _Toc230375573 \h </w:instrText>
+              <w:instrText xml:space="preserve"> PAGEREF _Toc230385018 \h </w:instrText>
             </w:r>
             <w:r>
               <w:rPr>
@@ -825,7 +802,7 @@
               <w:lang w:eastAsia="fr-FR"/>
             </w:rPr>
           </w:pPr>
-          <w:hyperlink w:anchor="_Toc230375574" w:history="1">
+          <w:hyperlink w:anchor="_Toc230385019" w:history="1">
             <w:r>
               <w:rPr>
                 <w:rStyle w:val="Hyperlink"/>
@@ -855,7 +832,7 @@
                 <w:noProof/>
                 <w:webHidden/>
               </w:rPr>
-              <w:instrText xml:space="preserve"> PAGEREF _Toc230375574 \h </w:instrText>
+              <w:instrText xml:space="preserve"> PAGEREF _Toc230385019 \h </w:instrText>
             </w:r>
             <w:r>
               <w:rPr>
@@ -898,7 +875,7 @@
               <w:lang w:eastAsia="fr-FR"/>
             </w:rPr>
           </w:pPr>
-          <w:hyperlink w:anchor="_Toc230375575" w:history="1">
+          <w:hyperlink w:anchor="_Toc230385020" w:history="1">
             <w:r>
               <w:rPr>
                 <w:rStyle w:val="Hyperlink"/>
@@ -928,7 +905,7 @@
                 <w:noProof/>
                 <w:webHidden/>
               </w:rPr>
-              <w:instrText xml:space="preserve"> PAGEREF _Toc230375575 \h </w:instrText>
+              <w:instrText xml:space="preserve"> PAGEREF _Toc230385020 \h </w:instrText>
             </w:r>
             <w:r>
               <w:rPr>
@@ -948,7 +925,7 @@
                 <w:noProof/>
                 <w:webHidden/>
               </w:rPr>
-              <w:t>6</w:t>
+              <w:t>5</w:t>
             </w:r>
             <w:r>
               <w:rPr>
@@ -971,7 +948,7 @@
               <w:lang w:eastAsia="fr-FR"/>
             </w:rPr>
           </w:pPr>
-          <w:hyperlink w:anchor="_Toc230375576" w:history="1">
+          <w:hyperlink w:anchor="_Toc230385021" w:history="1">
             <w:r>
               <w:rPr>
                 <w:rStyle w:val="Hyperlink"/>
@@ -1001,7 +978,7 @@
                 <w:noProof/>
                 <w:webHidden/>
               </w:rPr>
-              <w:instrText xml:space="preserve"> PAGEREF _Toc230375576 \h </w:instrText>
+              <w:instrText xml:space="preserve"> PAGEREF _Toc230385021 \h </w:instrText>
             </w:r>
             <w:r>
               <w:rPr>
@@ -1021,7 +998,7 @@
                 <w:noProof/>
                 <w:webHidden/>
               </w:rPr>
-              <w:t>7</w:t>
+              <w:t>6</w:t>
             </w:r>
             <w:r>
               <w:rPr>
@@ -1044,7 +1021,7 @@
               <w:lang w:eastAsia="fr-FR"/>
             </w:rPr>
           </w:pPr>
-          <w:hyperlink w:anchor="_Toc230375577" w:history="1">
+          <w:hyperlink w:anchor="_Toc230385022" w:history="1">
             <w:r>
               <w:rPr>
                 <w:rStyle w:val="Hyperlink"/>
@@ -1074,7 +1051,7 @@
                 <w:noProof/>
                 <w:webHidden/>
               </w:rPr>
-              <w:instrText xml:space="preserve"> PAGEREF _Toc230375577 \h </w:instrText>
+              <w:instrText xml:space="preserve"> PAGEREF _Toc230385022 \h </w:instrText>
             </w:r>
             <w:r>
               <w:rPr>
@@ -1117,7 +1094,7 @@
               <w:lang w:eastAsia="fr-FR"/>
             </w:rPr>
           </w:pPr>
-          <w:hyperlink w:anchor="_Toc230375578" w:history="1">
+          <w:hyperlink w:anchor="_Toc230385023" w:history="1">
             <w:r>
               <w:rPr>
                 <w:rStyle w:val="Hyperlink"/>
@@ -1147,7 +1124,7 @@
                 <w:noProof/>
                 <w:webHidden/>
               </w:rPr>
-              <w:instrText xml:space="preserve"> PAGEREF _Toc230375578 \h </w:instrText>
+              <w:instrText xml:space="preserve"> PAGEREF _Toc230385023 \h </w:instrText>
             </w:r>
             <w:r>
               <w:rPr>
@@ -1190,7 +1167,7 @@
               <w:lang w:eastAsia="fr-FR"/>
             </w:rPr>
           </w:pPr>
-          <w:hyperlink w:anchor="_Toc230375579" w:history="1">
+          <w:hyperlink w:anchor="_Toc230385024" w:history="1">
             <w:r>
               <w:rPr>
                 <w:rStyle w:val="Hyperlink"/>
@@ -1220,7 +1197,7 @@
                 <w:noProof/>
                 <w:webHidden/>
               </w:rPr>
-              <w:instrText xml:space="preserve"> PAGEREF _Toc230375579 \h </w:instrText>
+              <w:instrText xml:space="preserve"> PAGEREF _Toc230385024 \h </w:instrText>
             </w:r>
             <w:r>
               <w:rPr>
@@ -1240,7 +1217,7 @@
                 <w:noProof/>
                 <w:webHidden/>
               </w:rPr>
-              <w:t>8</w:t>
+              <w:t>13</w:t>
             </w:r>
             <w:r>
               <w:rPr>
@@ -1448,7 +1425,7 @@
           <w:szCs w:val="32"/>
         </w:rPr>
       </w:pPr>
-      <w:bookmarkStart w:id="0" w:name="_Toc230375569"/>
+      <w:bookmarkStart w:id="0" w:name="_Toc230385014"/>
       <w:r>
         <w:rPr>
           <w:rFonts w:ascii="Times New Roman" w:hAnsi="Times New Roman" w:cs="Times New Roman"/>
@@ -1471,23 +1448,13 @@
           <w:szCs w:val="26"/>
         </w:rPr>
       </w:pPr>
-      <w:proofErr w:type="gramStart"/>
       <w:r>
         <w:rPr>
           <w:rFonts w:ascii="Times New Roman" w:hAnsi="Times New Roman" w:cs="Times New Roman"/>
           <w:sz w:val="26"/>
           <w:szCs w:val="26"/>
         </w:rPr>
-        <w:t>ACL:</w:t>
-      </w:r>
-      <w:proofErr w:type="gramEnd"/>
-      <w:r>
-        <w:rPr>
-          <w:rFonts w:ascii="Times New Roman" w:hAnsi="Times New Roman" w:cs="Times New Roman"/>
-          <w:sz w:val="26"/>
-          <w:szCs w:val="26"/>
-        </w:rPr>
-        <w:t xml:space="preserve"> </w:t>
+        <w:t xml:space="preserve">ACL: </w:t>
       </w:r>
       <w:r>
         <w:rPr>
@@ -1692,42 +1659,20 @@
         <w:rPr>
           <w:rFonts w:ascii="Times New Roman" w:hAnsi="Times New Roman" w:cs="Times New Roman"/>
         </w:rPr>
-        <w:t>IPV</w:t>
-      </w:r>
-      <w:proofErr w:type="gramStart"/>
-      <w:r>
-        <w:rPr>
-          <w:rFonts w:ascii="Times New Roman" w:hAnsi="Times New Roman" w:cs="Times New Roman"/>
-        </w:rPr>
-        <w:t>4:</w:t>
-      </w:r>
-      <w:proofErr w:type="gramEnd"/>
-      <w:r>
-        <w:rPr>
-          <w:rFonts w:ascii="Times New Roman" w:hAnsi="Times New Roman" w:cs="Times New Roman"/>
-        </w:rPr>
-        <w:t xml:space="preserve"> Internet Protocol version 4</w:t>
-      </w:r>
-    </w:p>
-    <w:p>
-      <w:pPr>
-        <w:rPr>
-          <w:rFonts w:ascii="Times New Roman" w:hAnsi="Times New Roman" w:cs="Times New Roman"/>
-        </w:rPr>
-      </w:pPr>
-      <w:proofErr w:type="gramStart"/>
-      <w:r>
-        <w:rPr>
-          <w:rFonts w:ascii="Times New Roman" w:hAnsi="Times New Roman" w:cs="Times New Roman"/>
-        </w:rPr>
-        <w:t>DHCP:</w:t>
-      </w:r>
-      <w:proofErr w:type="gramEnd"/>
-      <w:r>
-        <w:rPr>
-          <w:rFonts w:ascii="Times New Roman" w:hAnsi="Times New Roman" w:cs="Times New Roman"/>
-        </w:rPr>
-        <w:t xml:space="preserve"> Dynamic Host Configuration Protocol</w:t>
+        <w:t>IPV4: Internet Protocol version 4</w:t>
+      </w:r>
+    </w:p>
+    <w:p>
+      <w:pPr>
+        <w:rPr>
+          <w:rFonts w:ascii="Times New Roman" w:hAnsi="Times New Roman" w:cs="Times New Roman"/>
+        </w:rPr>
+      </w:pPr>
+      <w:r>
+        <w:rPr>
+          <w:rFonts w:ascii="Times New Roman" w:hAnsi="Times New Roman" w:cs="Times New Roman"/>
+        </w:rPr>
+        <w:t>DHCP: Dynamic Host Configuration Protocol</w:t>
       </w:r>
     </w:p>
     <w:p>
@@ -1865,7 +1810,7 @@
           <w:szCs w:val="32"/>
         </w:rPr>
       </w:pPr>
-      <w:bookmarkStart w:id="1" w:name="_Toc230375570"/>
+      <w:bookmarkStart w:id="1" w:name="_Toc230385015"/>
       <w:r>
         <w:rPr>
           <w:rFonts w:ascii="Times New Roman" w:hAnsi="Times New Roman" w:cs="Times New Roman"/>
@@ -2071,7 +2016,7 @@
           <w:szCs w:val="32"/>
         </w:rPr>
       </w:pPr>
-      <w:bookmarkStart w:id="2" w:name="_Toc230375571"/>
+      <w:bookmarkStart w:id="2" w:name="_Toc230385016"/>
       <w:r>
         <w:rPr>
           <w:rFonts w:ascii="Times New Roman" w:hAnsi="Times New Roman" w:cs="Times New Roman"/>
@@ -2099,7 +2044,7 @@
           <w:lang w:eastAsia="ja-JP"/>
         </w:rPr>
       </w:pPr>
-      <w:bookmarkStart w:id="3" w:name="_Toc230375572"/>
+      <w:bookmarkStart w:id="3" w:name="_Toc230385017"/>
       <w:r>
         <w:rPr>
           <w:rFonts w:ascii="Times New Roman" w:hAnsi="Times New Roman" w:cs="Times New Roman"/>
@@ -2142,7 +2087,7 @@
           <w:szCs w:val="30"/>
         </w:rPr>
       </w:pPr>
-      <w:bookmarkStart w:id="4" w:name="_Toc230375573"/>
+      <w:bookmarkStart w:id="4" w:name="_Toc230385018"/>
       <w:r>
         <w:rPr>
           <w:rFonts w:ascii="Times New Roman" w:hAnsi="Times New Roman" w:cs="Times New Roman"/>
@@ -2288,21 +2233,7 @@
         <w:rPr>
           <w:rFonts w:ascii="Times New Roman" w:hAnsi="Times New Roman" w:cs="Times New Roman"/>
         </w:rPr>
-        <w:t xml:space="preserve"> (LAN, DMZ, WAN) dans Cisco </w:t>
-      </w:r>
-      <w:proofErr w:type="spellStart"/>
-      <w:r>
-        <w:rPr>
-          <w:rFonts w:ascii="Times New Roman" w:hAnsi="Times New Roman" w:cs="Times New Roman"/>
-        </w:rPr>
-        <w:t>Packet</w:t>
-      </w:r>
-      <w:proofErr w:type="spellEnd"/>
-      <w:r>
-        <w:rPr>
-          <w:rFonts w:ascii="Times New Roman" w:hAnsi="Times New Roman" w:cs="Times New Roman"/>
-        </w:rPr>
-        <w:t xml:space="preserve"> Tracer. </w:t>
+        <w:t xml:space="preserve"> (LAN, DMZ, WAN) dans Cisco Packet Tracer. </w:t>
       </w:r>
     </w:p>
     <w:p>
@@ -2397,65 +2328,107 @@
           <w:b/>
           <w:bCs/>
         </w:rPr>
-        <w:t xml:space="preserve">Assigner les ports des </w:t>
-      </w:r>
-      <w:proofErr w:type="spellStart"/>
+        <w:t>Assigner les ports des switchs</w:t>
+      </w:r>
+      <w:r>
+        <w:rPr>
+          <w:rFonts w:ascii="Times New Roman" w:hAnsi="Times New Roman" w:cs="Times New Roman"/>
+        </w:rPr>
+        <w:t xml:space="preserve"> aux VLANs correspondants. </w:t>
+      </w:r>
+    </w:p>
+    <w:p>
+      <w:pPr>
+        <w:jc w:val="both"/>
+        <w:rPr>
+          <w:rFonts w:ascii="Times New Roman" w:hAnsi="Times New Roman" w:cs="Times New Roman"/>
+        </w:rPr>
+      </w:pPr>
       <w:r>
         <w:rPr>
           <w:rFonts w:ascii="Times New Roman" w:hAnsi="Times New Roman" w:cs="Times New Roman"/>
           <w:b/>
           <w:bCs/>
         </w:rPr>
-        <w:t>switchs</w:t>
-      </w:r>
-      <w:proofErr w:type="spellEnd"/>
-      <w:r>
-        <w:rPr>
-          <w:rFonts w:ascii="Times New Roman" w:hAnsi="Times New Roman" w:cs="Times New Roman"/>
-        </w:rPr>
-        <w:t xml:space="preserve"> aux VLANs correspondants. </w:t>
+        <w:t>Configurer l’Inter-VLAN Routing</w:t>
+      </w:r>
+      <w:r>
+        <w:rPr>
+          <w:rFonts w:ascii="Times New Roman" w:hAnsi="Times New Roman" w:cs="Times New Roman"/>
+        </w:rPr>
+        <w:t xml:space="preserve"> pour permettre la communication entre VLANs. </w:t>
       </w:r>
     </w:p>
     <w:p>
       <w:pPr>
         <w:jc w:val="both"/>
-        <w:rPr>
-          <w:rFonts w:ascii="Times New Roman" w:hAnsi="Times New Roman" w:cs="Times New Roman"/>
-        </w:rPr>
-      </w:pPr>
-      <w:r>
         <w:rPr>
           <w:rFonts w:ascii="Times New Roman" w:hAnsi="Times New Roman" w:cs="Times New Roman"/>
           <w:b/>
           <w:bCs/>
         </w:rPr>
-        <w:t xml:space="preserve">Configurer l’Inter-VLAN </w:t>
-      </w:r>
-      <w:proofErr w:type="spellStart"/>
+      </w:pPr>
       <w:r>
         <w:rPr>
           <w:rFonts w:ascii="Times New Roman" w:hAnsi="Times New Roman" w:cs="Times New Roman"/>
           <w:b/>
           <w:bCs/>
         </w:rPr>
-        <w:t>Routing</w:t>
-      </w:r>
-      <w:proofErr w:type="spellEnd"/>
-      <w:r>
-        <w:rPr>
-          <w:rFonts w:ascii="Times New Roman" w:hAnsi="Times New Roman" w:cs="Times New Roman"/>
-        </w:rPr>
-        <w:t xml:space="preserve"> pour permettre la communication entre VLANs. </w:t>
+        <w:t>Sécuriser le réseau</w:t>
       </w:r>
     </w:p>
     <w:p>
       <w:pPr>
         <w:jc w:val="both"/>
+        <w:rPr>
+          <w:rFonts w:ascii="Times New Roman" w:hAnsi="Times New Roman" w:cs="Times New Roman"/>
+        </w:rPr>
+      </w:pPr>
+      <w:r>
         <w:rPr>
           <w:rFonts w:ascii="Times New Roman" w:hAnsi="Times New Roman" w:cs="Times New Roman"/>
           <w:b/>
           <w:bCs/>
         </w:rPr>
+        <w:t>Configurer des ACLs (Access Control Lists)</w:t>
+      </w:r>
+      <w:r>
+        <w:rPr>
+          <w:rFonts w:ascii="Times New Roman" w:hAnsi="Times New Roman" w:cs="Times New Roman"/>
+        </w:rPr>
+        <w:t xml:space="preserve"> pour </w:t>
+      </w:r>
+      <w:r>
+        <w:rPr>
+          <w:rFonts w:ascii="Times New Roman" w:hAnsi="Times New Roman" w:cs="Times New Roman"/>
+        </w:rPr>
+        <w:t>b</w:t>
+      </w:r>
+      <w:r>
+        <w:rPr>
+          <w:rFonts w:ascii="Times New Roman" w:hAnsi="Times New Roman" w:cs="Times New Roman"/>
+        </w:rPr>
+        <w:t>loquer les accès non autorisés</w:t>
+      </w:r>
+      <w:r>
+        <w:rPr>
+          <w:rFonts w:ascii="Times New Roman" w:hAnsi="Times New Roman" w:cs="Times New Roman"/>
+        </w:rPr>
+        <w:t>, a</w:t>
+      </w:r>
+      <w:r>
+        <w:rPr>
+          <w:rFonts w:ascii="Times New Roman" w:hAnsi="Times New Roman" w:cs="Times New Roman"/>
+        </w:rPr>
+        <w:t>utoriser les flux légitimes (ex : HTTP/HTTPS vers le serveur Web).</w:t>
+      </w:r>
+    </w:p>
+    <w:p>
+      <w:pPr>
+        <w:jc w:val="both"/>
+        <w:rPr>
+          <w:rFonts w:ascii="Times New Roman" w:hAnsi="Times New Roman" w:cs="Times New Roman"/>
+        </w:rPr>
       </w:pPr>
       <w:r>
         <w:rPr>
@@ -2463,125 +2436,13 @@
           <w:b/>
           <w:bCs/>
         </w:rPr>
-        <w:t>Sécuriser le réseau</w:t>
-      </w:r>
-    </w:p>
-    <w:p>
-      <w:pPr>
-        <w:jc w:val="both"/>
-        <w:rPr>
-          <w:rFonts w:ascii="Times New Roman" w:hAnsi="Times New Roman" w:cs="Times New Roman"/>
-        </w:rPr>
-      </w:pPr>
-      <w:r>
-        <w:rPr>
-          <w:rFonts w:ascii="Times New Roman" w:hAnsi="Times New Roman" w:cs="Times New Roman"/>
-          <w:b/>
-          <w:bCs/>
-        </w:rPr>
-        <w:t xml:space="preserve">Configurer des </w:t>
-      </w:r>
-      <w:proofErr w:type="spellStart"/>
-      <w:r>
-        <w:rPr>
-          <w:rFonts w:ascii="Times New Roman" w:hAnsi="Times New Roman" w:cs="Times New Roman"/>
-          <w:b/>
-          <w:bCs/>
-        </w:rPr>
-        <w:t>ACLs</w:t>
-      </w:r>
-      <w:proofErr w:type="spellEnd"/>
-      <w:r>
-        <w:rPr>
-          <w:rFonts w:ascii="Times New Roman" w:hAnsi="Times New Roman" w:cs="Times New Roman"/>
-          <w:b/>
-          <w:bCs/>
-        </w:rPr>
-        <w:t xml:space="preserve"> (Access Control </w:t>
-      </w:r>
-      <w:proofErr w:type="spellStart"/>
-      <w:r>
-        <w:rPr>
-          <w:rFonts w:ascii="Times New Roman" w:hAnsi="Times New Roman" w:cs="Times New Roman"/>
-          <w:b/>
-          <w:bCs/>
-        </w:rPr>
-        <w:t>Lists</w:t>
-      </w:r>
-      <w:proofErr w:type="spellEnd"/>
-      <w:r>
-        <w:rPr>
-          <w:rFonts w:ascii="Times New Roman" w:hAnsi="Times New Roman" w:cs="Times New Roman"/>
-          <w:b/>
-          <w:bCs/>
-        </w:rPr>
-        <w:t>)</w:t>
-      </w:r>
-      <w:r>
-        <w:rPr>
-          <w:rFonts w:ascii="Times New Roman" w:hAnsi="Times New Roman" w:cs="Times New Roman"/>
-        </w:rPr>
-        <w:t xml:space="preserve"> pour </w:t>
-      </w:r>
-      <w:r>
-        <w:rPr>
-          <w:rFonts w:ascii="Times New Roman" w:hAnsi="Times New Roman" w:cs="Times New Roman"/>
-        </w:rPr>
-        <w:t>b</w:t>
-      </w:r>
-      <w:r>
-        <w:rPr>
-          <w:rFonts w:ascii="Times New Roman" w:hAnsi="Times New Roman" w:cs="Times New Roman"/>
-        </w:rPr>
-        <w:t>loquer les accès non autorisés</w:t>
-      </w:r>
-      <w:r>
-        <w:rPr>
-          <w:rFonts w:ascii="Times New Roman" w:hAnsi="Times New Roman" w:cs="Times New Roman"/>
-        </w:rPr>
-        <w:t>, a</w:t>
-      </w:r>
-      <w:r>
-        <w:rPr>
-          <w:rFonts w:ascii="Times New Roman" w:hAnsi="Times New Roman" w:cs="Times New Roman"/>
-        </w:rPr>
-        <w:t>utoriser les flux légitimes (ex : HTTP/HTTPS vers le serveur Web).</w:t>
-      </w:r>
-    </w:p>
-    <w:p>
-      <w:pPr>
-        <w:jc w:val="both"/>
-        <w:rPr>
-          <w:rFonts w:ascii="Times New Roman" w:hAnsi="Times New Roman" w:cs="Times New Roman"/>
-        </w:rPr>
-      </w:pPr>
-      <w:r>
-        <w:rPr>
-          <w:rFonts w:ascii="Times New Roman" w:hAnsi="Times New Roman" w:cs="Times New Roman"/>
-          <w:b/>
-          <w:bCs/>
-        </w:rPr>
         <w:t>Activer la Port Security</w:t>
       </w:r>
       <w:r>
         <w:rPr>
           <w:rFonts w:ascii="Times New Roman" w:hAnsi="Times New Roman" w:cs="Times New Roman"/>
         </w:rPr>
-        <w:t xml:space="preserve"> sur les </w:t>
-      </w:r>
-      <w:proofErr w:type="spellStart"/>
-      <w:r>
-        <w:rPr>
-          <w:rFonts w:ascii="Times New Roman" w:hAnsi="Times New Roman" w:cs="Times New Roman"/>
-        </w:rPr>
-        <w:t>switchs</w:t>
-      </w:r>
-      <w:proofErr w:type="spellEnd"/>
-      <w:r>
-        <w:rPr>
-          <w:rFonts w:ascii="Times New Roman" w:hAnsi="Times New Roman" w:cs="Times New Roman"/>
-        </w:rPr>
-        <w:t xml:space="preserve"> pour limiter le nombre d’appareils par port. </w:t>
+        <w:t xml:space="preserve"> sur les switchs pour limiter le nombre d’appareils par port. </w:t>
       </w:r>
     </w:p>
     <w:p>
@@ -2637,7 +2498,7 @@
           <w:szCs w:val="32"/>
         </w:rPr>
       </w:pPr>
-      <w:bookmarkStart w:id="5" w:name="_Toc230375574"/>
+      <w:bookmarkStart w:id="5" w:name="_Toc230385019"/>
       <w:r>
         <w:rPr>
           <w:rFonts w:ascii="Times New Roman" w:hAnsi="Times New Roman" w:cs="Times New Roman"/>
@@ -2690,21 +2551,7 @@
         <w:rPr>
           <w:rFonts w:ascii="Times New Roman" w:hAnsi="Times New Roman" w:cs="Times New Roman"/>
         </w:rPr>
-        <w:t xml:space="preserve">Ainsi, la problématique de ce projet peut être formulée comme suit : Comment concevoir et simuler, à l’aide de Cisco </w:t>
-      </w:r>
-      <w:proofErr w:type="spellStart"/>
-      <w:r>
-        <w:rPr>
-          <w:rFonts w:ascii="Times New Roman" w:hAnsi="Times New Roman" w:cs="Times New Roman"/>
-        </w:rPr>
-        <w:t>Packet</w:t>
-      </w:r>
-      <w:proofErr w:type="spellEnd"/>
-      <w:r>
-        <w:rPr>
-          <w:rFonts w:ascii="Times New Roman" w:hAnsi="Times New Roman" w:cs="Times New Roman"/>
-        </w:rPr>
-        <w:t xml:space="preserve"> Tracer, une architecture réseau d'entreprise hautement sécurisée et évolutive, capable de protéger efficacement les données contre les intrusions tout en garantissant une communication fluide, fiable et performante entre les différents utilisateurs</w:t>
+        <w:t>Ainsi, la problématique de ce projet peut être formulée comme suit : Comment concevoir et simuler, à l’aide de Cisco Packet Tracer, une architecture réseau d'entreprise hautement sécurisée et évolutive, capable de protéger efficacement les données contre les intrusions tout en garantissant une communication fluide, fiable et performante entre les différents utilisateurs</w:t>
       </w:r>
       <w:r>
         <w:rPr>
@@ -2732,7 +2579,7 @@
           <w:szCs w:val="32"/>
         </w:rPr>
       </w:pPr>
-      <w:bookmarkStart w:id="6" w:name="_Toc230375575"/>
+      <w:bookmarkStart w:id="6" w:name="_Toc230385020"/>
       <w:r>
         <w:rPr>
           <w:rFonts w:ascii="Times New Roman" w:hAnsi="Times New Roman" w:cs="Times New Roman"/>
@@ -2775,7 +2622,19 @@
         <w:rPr>
           <w:rFonts w:ascii="Times New Roman" w:hAnsi="Times New Roman" w:cs="Times New Roman"/>
         </w:rPr>
-        <w:t>Cette première phase consiste à identifier les attentes de l'entreprise. Nous répertorions le nombre d'utilisateurs, les différents services (Administration, Comptabilité, Technique, etc.), ainsi que les ressources informatiques nécessaires (serveurs, accès Internet). C'est également à cette étape que nous évaluons les risques de sécurité potentiels afin de définir les règles de protection à appliquer.</w:t>
+        <w:t>Cette première phase consiste à identifier les attentes de l'entreprise. Nous répertorions le nombre d'utilisateurs, les différents service</w:t>
+      </w:r>
+      <w:r>
+        <w:rPr>
+          <w:rFonts w:ascii="Times New Roman" w:hAnsi="Times New Roman" w:cs="Times New Roman"/>
+        </w:rPr>
+        <w:t>s</w:t>
+      </w:r>
+      <w:r>
+        <w:rPr>
+          <w:rFonts w:ascii="Times New Roman" w:hAnsi="Times New Roman" w:cs="Times New Roman"/>
+        </w:rPr>
+        <w:t>, ainsi que les ressources informatiques nécessaires (serveurs, accès Internet). C'est également à cette étape que nous évaluons les risques de sécurité potentiels afin de définir les règles de protection à appliquer.</w:t>
       </w:r>
     </w:p>
     <w:p>
@@ -2793,21 +2652,21 @@
           <w:b/>
           <w:bCs/>
         </w:rPr>
+        <w:t>2. Conception théorique de l'architecture (Design)</w:t>
+      </w:r>
+    </w:p>
+    <w:p>
+      <w:pPr>
+        <w:jc w:val="both"/>
+        <w:rPr>
+          <w:rFonts w:ascii="Times New Roman" w:hAnsi="Times New Roman" w:cs="Times New Roman"/>
+        </w:rPr>
+      </w:pPr>
+      <w:r>
+        <w:rPr>
+          <w:rFonts w:ascii="Times New Roman" w:hAnsi="Times New Roman" w:cs="Times New Roman"/>
+        </w:rPr>
         <w:lastRenderedPageBreak/>
-        <w:t>2. Conception théorique de l'architecture (Design)</w:t>
-      </w:r>
-    </w:p>
-    <w:p>
-      <w:pPr>
-        <w:jc w:val="both"/>
-        <w:rPr>
-          <w:rFonts w:ascii="Times New Roman" w:hAnsi="Times New Roman" w:cs="Times New Roman"/>
-        </w:rPr>
-      </w:pPr>
-      <w:r>
-        <w:rPr>
-          <w:rFonts w:ascii="Times New Roman" w:hAnsi="Times New Roman" w:cs="Times New Roman"/>
-        </w:rPr>
         <w:t>Sur la base des besoins identifiés, nous définissons l'organisation logique et physique du réseau. Cela comprend :</w:t>
       </w:r>
     </w:p>
@@ -2880,25 +2739,7 @@
           <w:b/>
           <w:bCs/>
         </w:rPr>
-        <w:t xml:space="preserve">3. Simulation et Configuration sur Cisco </w:t>
-      </w:r>
-      <w:proofErr w:type="spellStart"/>
-      <w:r>
-        <w:rPr>
-          <w:rFonts w:ascii="Times New Roman" w:hAnsi="Times New Roman" w:cs="Times New Roman"/>
-          <w:b/>
-          <w:bCs/>
-        </w:rPr>
-        <w:t>Packet</w:t>
-      </w:r>
-      <w:proofErr w:type="spellEnd"/>
-      <w:r>
-        <w:rPr>
-          <w:rFonts w:ascii="Times New Roman" w:hAnsi="Times New Roman" w:cs="Times New Roman"/>
-          <w:b/>
-          <w:bCs/>
-        </w:rPr>
-        <w:t xml:space="preserve"> Tracer</w:t>
+        <w:t>3. Simulation et Configuration sur Cisco Packet Tracer</w:t>
       </w:r>
     </w:p>
     <w:p>
@@ -2912,21 +2753,7 @@
         <w:rPr>
           <w:rFonts w:ascii="Times New Roman" w:hAnsi="Times New Roman" w:cs="Times New Roman"/>
         </w:rPr>
-        <w:t xml:space="preserve">Une fois l'architecture validée sur le papier, nous passons à sa réalisation virtuelle. À l'aide du logiciel Cisco </w:t>
-      </w:r>
-      <w:proofErr w:type="spellStart"/>
-      <w:r>
-        <w:rPr>
-          <w:rFonts w:ascii="Times New Roman" w:hAnsi="Times New Roman" w:cs="Times New Roman"/>
-        </w:rPr>
-        <w:t>Packet</w:t>
-      </w:r>
-      <w:proofErr w:type="spellEnd"/>
-      <w:r>
-        <w:rPr>
-          <w:rFonts w:ascii="Times New Roman" w:hAnsi="Times New Roman" w:cs="Times New Roman"/>
-        </w:rPr>
-        <w:t xml:space="preserve"> Tracer, nous construisons la maquette du réseau. Nous configurons ensuite l'ensemble des équipements : le routage pour permettre la communication, les listes de contrôle d'accès (ACL) pour le filtrage de sécurité, et les mécanismes de redondance pour éviter les coupures.</w:t>
+        <w:t>Une fois l'architecture validée sur le papier, nous passons à sa réalisation virtuelle. À l'aide du logiciel Cisco Packet Tracer, nous construisons la maquette du réseau. Nous configurons ensuite l'ensemble des équipements : le routage pour permettre la communication, les listes de contrôle d'accès (ACL) pour le filtrage de sécurité, et les mécanismes de redondance pour éviter les coupures.</w:t>
       </w:r>
     </w:p>
     <w:p>
@@ -2973,7 +2800,7 @@
           <w:szCs w:val="32"/>
         </w:rPr>
       </w:pPr>
-      <w:bookmarkStart w:id="7" w:name="_Toc230375576"/>
+      <w:bookmarkStart w:id="7" w:name="_Toc230385021"/>
       <w:r>
         <w:rPr>
           <w:rFonts w:ascii="Times New Roman" w:hAnsi="Times New Roman" w:cs="Times New Roman"/>
@@ -4007,7 +3834,6 @@
                 <w:sz w:val="20"/>
                 <w:szCs w:val="20"/>
               </w:rPr>
-              <w:lastRenderedPageBreak/>
               <w:t>Poste Admin</w:t>
             </w:r>
           </w:p>
@@ -4126,6 +3952,7 @@
                 <w:sz w:val="20"/>
                 <w:szCs w:val="20"/>
               </w:rPr>
+              <w:lastRenderedPageBreak/>
               <w:t>Cloud</w:t>
             </w:r>
           </w:p>
@@ -4232,7 +4059,7 @@
           <w:szCs w:val="32"/>
         </w:rPr>
       </w:pPr>
-      <w:bookmarkStart w:id="8" w:name="_Toc230375577"/>
+      <w:bookmarkStart w:id="8" w:name="_Toc230385022"/>
       <w:r>
         <w:rPr>
           <w:rFonts w:ascii="Times New Roman" w:hAnsi="Times New Roman" w:cs="Times New Roman"/>
@@ -4291,21 +4118,7 @@
         <w:rPr>
           <w:rFonts w:ascii="Times New Roman" w:hAnsi="Times New Roman" w:cs="Times New Roman"/>
         </w:rPr>
-        <w:t xml:space="preserve">consiste à concevoir et simuler un réseau d'entreprise sécurisé à l'aide de Cisco </w:t>
-      </w:r>
-      <w:proofErr w:type="spellStart"/>
-      <w:r>
-        <w:rPr>
-          <w:rFonts w:ascii="Times New Roman" w:hAnsi="Times New Roman" w:cs="Times New Roman"/>
-        </w:rPr>
-        <w:t>Packet</w:t>
-      </w:r>
-      <w:proofErr w:type="spellEnd"/>
-      <w:r>
-        <w:rPr>
-          <w:rFonts w:ascii="Times New Roman" w:hAnsi="Times New Roman" w:cs="Times New Roman"/>
-        </w:rPr>
-        <w:t xml:space="preserve"> Tracer. L'objectif est de créer un environnement réseau structuré où différents équipements (routeurs, switches, serveurs, postes clients) communiquent de manière contrôlée afin d'assurer automatiquement la protection des ressources internes, le filtrage des accès et la segmentation des zones réseau.</w:t>
+        <w:t>consiste à concevoir et simuler un réseau d'entreprise sécurisé à l'aide de Cisco Packet Tracer. L'objectif est de créer un environnement réseau structuré où différents équipements (routeurs, switches, serveurs, postes clients) communiquent de manière contrôlée afin d'assurer automatiquement la protection des ressources internes, le filtrage des accès et la segmentation des zones réseau.</w:t>
       </w:r>
     </w:p>
     <w:p>
@@ -4452,36 +4265,14 @@
         <w:rPr>
           <w:rFonts w:ascii="Times New Roman" w:hAnsi="Times New Roman" w:cs="Times New Roman"/>
         </w:rPr>
+        <w:t xml:space="preserve">Tous les équipements sont interconnectés via un réseau IP simulé dans Cisco Packet Tracer. Un switch Layer 3 central (Cisco 3560) assure le routage inter-VLAN entre les trois zones, tandis qu'un routeur WAN (Cisco 2911) gère la connexion vers Internet et applique les règles </w:t>
+      </w:r>
+      <w:r>
+        <w:rPr>
+          <w:rFonts w:ascii="Times New Roman" w:hAnsi="Times New Roman" w:cs="Times New Roman"/>
+        </w:rPr>
         <w:lastRenderedPageBreak/>
-        <w:t xml:space="preserve">Tous les équipements sont interconnectés via un réseau IP simulé dans Cisco </w:t>
-      </w:r>
-      <w:proofErr w:type="spellStart"/>
-      <w:r>
-        <w:rPr>
-          <w:rFonts w:ascii="Times New Roman" w:hAnsi="Times New Roman" w:cs="Times New Roman"/>
-        </w:rPr>
-        <w:t>Packet</w:t>
-      </w:r>
-      <w:proofErr w:type="spellEnd"/>
-      <w:r>
-        <w:rPr>
-          <w:rFonts w:ascii="Times New Roman" w:hAnsi="Times New Roman" w:cs="Times New Roman"/>
-        </w:rPr>
-        <w:t xml:space="preserve"> Tracer. Un switch Layer 3 </w:t>
-      </w:r>
-      <w:proofErr w:type="gramStart"/>
-      <w:r>
-        <w:rPr>
-          <w:rFonts w:ascii="Times New Roman" w:hAnsi="Times New Roman" w:cs="Times New Roman"/>
-        </w:rPr>
-        <w:t>central</w:t>
-      </w:r>
-      <w:proofErr w:type="gramEnd"/>
-      <w:r>
-        <w:rPr>
-          <w:rFonts w:ascii="Times New Roman" w:hAnsi="Times New Roman" w:cs="Times New Roman"/>
-        </w:rPr>
-        <w:t xml:space="preserve"> (Cisco 3560) assure le routage inter-VLAN entre les trois zones, tandis qu'un routeur WAN (Cisco 2911) gère la connexion vers Internet et applique les règles de filtrage ACL. Les flux de communication entre zones sont strictement contrôlés selon une matrice de sécurité préalablement définie.</w:t>
+        <w:t>de filtrage ACL. Les flux de communication entre zones sont strictement contrôlés selon une matrice de sécurité préalablement définie.</w:t>
       </w:r>
     </w:p>
     <w:p>
@@ -4609,7 +4400,7 @@
           <w:szCs w:val="32"/>
         </w:rPr>
       </w:pPr>
-      <w:bookmarkStart w:id="9" w:name="_Toc230375578"/>
+      <w:bookmarkStart w:id="9" w:name="_Toc230385023"/>
       <w:r>
         <w:rPr>
           <w:rFonts w:ascii="Times New Roman" w:hAnsi="Times New Roman" w:cs="Times New Roman"/>
@@ -4621,7 +4412,6 @@
         </w:rPr>
         <w:t>Résultats et Analyse</w:t>
       </w:r>
-      <w:bookmarkStart w:id="10" w:name="_Toc230375579"/>
       <w:bookmarkEnd w:id="9"/>
     </w:p>
     <w:p>
@@ -5378,6 +5168,7 @@
           <w:szCs w:val="32"/>
         </w:rPr>
       </w:pPr>
+      <w:bookmarkStart w:id="10" w:name="_Toc230385024"/>
       <w:r>
         <w:rPr>
           <w:rFonts w:ascii="Times New Roman" w:hAnsi="Times New Roman" w:cs="Times New Roman"/>
@@ -5414,21 +5205,7 @@
         <w:rPr>
           <w:rFonts w:ascii="Times New Roman" w:hAnsi="Times New Roman" w:cs="Times New Roman"/>
         </w:rPr>
-        <w:t xml:space="preserve">La topologie réalisée sur Cisco </w:t>
-      </w:r>
-      <w:proofErr w:type="spellStart"/>
-      <w:r>
-        <w:rPr>
-          <w:rFonts w:ascii="Times New Roman" w:hAnsi="Times New Roman" w:cs="Times New Roman"/>
-        </w:rPr>
-        <w:t>Packet</w:t>
-      </w:r>
-      <w:proofErr w:type="spellEnd"/>
-      <w:r>
-        <w:rPr>
-          <w:rFonts w:ascii="Times New Roman" w:hAnsi="Times New Roman" w:cs="Times New Roman"/>
-        </w:rPr>
-        <w:t xml:space="preserve"> Tracer démontre l'efficacité de la segmentation par VLANs pour isoler les différents services de l'entreprise et limiter la surface d'attaque. L'utilisation d'un commutateur central de niveau 3 (Switch 3560) assure un routage inter-VLAN rapide et contrôlé, tandis que le routeur principal (Router 2911) sécurise les frontières du réseau. L'implémentation d'une Zone Démilitarisée (DMZ) permet d'héberger les serveurs applicatifs (Web, DNS, FTP) indispensables à l'entreprise, en les isolant du réseau interne. De plus, les listes de contrôle d'accès (ACL) configurées garantissent un filtrage précis des flux </w:t>
+        <w:t xml:space="preserve">La topologie réalisée sur Cisco Packet Tracer démontre l'efficacité de la segmentation par VLANs pour isoler les différents services de l'entreprise et limiter la surface d'attaque. L'utilisation d'un commutateur central de niveau 3 (Switch 3560) assure un routage inter-VLAN rapide et contrôlé, tandis que le routeur principal (Router 2911) sécurise les frontières du réseau. L'implémentation d'une Zone Démilitarisée (DMZ) permet d'héberger les serveurs applicatifs (Web, DNS, FTP) indispensables à l'entreprise, en les isolant du réseau interne. De plus, les listes de contrôle d'accès (ACL) configurées garantissent un filtrage précis des flux </w:t>
       </w:r>
       <w:r>
         <w:rPr>
@@ -5461,21 +5238,7 @@
         <w:rPr>
           <w:rFonts w:ascii="Times New Roman" w:hAnsi="Times New Roman" w:cs="Times New Roman"/>
         </w:rPr>
-        <w:t xml:space="preserve">Les perspectives d'évolution identifiées telles que l'intégration d'un pare-feu dédié (Firewall ASA), la mise en place d'une authentification centralisée ou le déploiement d'outils de </w:t>
-      </w:r>
-      <w:proofErr w:type="gramStart"/>
-      <w:r>
-        <w:rPr>
-          <w:rFonts w:ascii="Times New Roman" w:hAnsi="Times New Roman" w:cs="Times New Roman"/>
-        </w:rPr>
-        <w:t>supervision</w:t>
-      </w:r>
-      <w:proofErr w:type="gramEnd"/>
-      <w:r>
-        <w:rPr>
-          <w:rFonts w:ascii="Times New Roman" w:hAnsi="Times New Roman" w:cs="Times New Roman"/>
-        </w:rPr>
-        <w:t xml:space="preserve"> réseau constituent des axes d'amélioration concrets pour adapter cette maquette à un environnement de production réel encore plus exigeant.</w:t>
+        <w:t>Les perspectives d'évolution identifiées telles que l'intégration d'un pare-feu dédié (Firewall ASA), la mise en place d'une authentification centralisée ou le déploiement d'outils de supervision réseau constituent des axes d'amélioration concrets pour adapter cette maquette à un environnement de production réel encore plus exigeant.</w:t>
       </w:r>
     </w:p>
     <w:p>

--- a/Rapport final.docx
+++ b/Rapport final.docx
@@ -114,8 +114,20 @@
           <w:sz w:val="34"/>
           <w:szCs w:val="34"/>
         </w:rPr>
-        <w:t>Projet final du cours de RéseauxII</w:t>
-      </w:r>
+        <w:t xml:space="preserve">Projet final du cours de </w:t>
+      </w:r>
+      <w:proofErr w:type="spellStart"/>
+      <w:r>
+        <w:rPr>
+          <w:rFonts w:ascii="Times New Roman" w:hAnsi="Times New Roman" w:cs="Times New Roman"/>
+          <w:b/>
+          <w:bCs/>
+          <w:sz w:val="34"/>
+          <w:szCs w:val="34"/>
+        </w:rPr>
+        <w:t>RéseauxII</w:t>
+      </w:r>
+      <w:proofErr w:type="spellEnd"/>
     </w:p>
     <w:p>
       <w:pPr>
@@ -232,13 +244,23 @@
           <w:szCs w:val="28"/>
         </w:rPr>
       </w:pPr>
+      <w:proofErr w:type="spellStart"/>
       <w:r>
         <w:rPr>
           <w:rFonts w:ascii="Times New Roman" w:hAnsi="Times New Roman" w:cs="Times New Roman"/>
           <w:sz w:val="28"/>
           <w:szCs w:val="28"/>
         </w:rPr>
-        <w:t>Donsam Jean Gabard</w:t>
+        <w:t>Donsam</w:t>
+      </w:r>
+      <w:proofErr w:type="spellEnd"/>
+      <w:r>
+        <w:rPr>
+          <w:rFonts w:ascii="Times New Roman" w:hAnsi="Times New Roman" w:cs="Times New Roman"/>
+          <w:sz w:val="28"/>
+          <w:szCs w:val="28"/>
+        </w:rPr>
+        <w:t xml:space="preserve"> Jean Gabard</w:t>
       </w:r>
       <w:r>
         <w:rPr>
@@ -1448,13 +1470,23 @@
           <w:szCs w:val="26"/>
         </w:rPr>
       </w:pPr>
+      <w:proofErr w:type="gramStart"/>
       <w:r>
         <w:rPr>
           <w:rFonts w:ascii="Times New Roman" w:hAnsi="Times New Roman" w:cs="Times New Roman"/>
           <w:sz w:val="26"/>
           <w:szCs w:val="26"/>
         </w:rPr>
-        <w:t xml:space="preserve">ACL: </w:t>
+        <w:t>ACL:</w:t>
+      </w:r>
+      <w:proofErr w:type="gramEnd"/>
+      <w:r>
+        <w:rPr>
+          <w:rFonts w:ascii="Times New Roman" w:hAnsi="Times New Roman" w:cs="Times New Roman"/>
+          <w:sz w:val="26"/>
+          <w:szCs w:val="26"/>
+        </w:rPr>
+        <w:t xml:space="preserve"> </w:t>
       </w:r>
       <w:r>
         <w:rPr>
@@ -1659,20 +1691,42 @@
         <w:rPr>
           <w:rFonts w:ascii="Times New Roman" w:hAnsi="Times New Roman" w:cs="Times New Roman"/>
         </w:rPr>
-        <w:t>IPV4: Internet Protocol version 4</w:t>
-      </w:r>
-    </w:p>
-    <w:p>
-      <w:pPr>
-        <w:rPr>
-          <w:rFonts w:ascii="Times New Roman" w:hAnsi="Times New Roman" w:cs="Times New Roman"/>
-        </w:rPr>
-      </w:pPr>
-      <w:r>
-        <w:rPr>
-          <w:rFonts w:ascii="Times New Roman" w:hAnsi="Times New Roman" w:cs="Times New Roman"/>
-        </w:rPr>
-        <w:t>DHCP: Dynamic Host Configuration Protocol</w:t>
+        <w:t>IPV</w:t>
+      </w:r>
+      <w:proofErr w:type="gramStart"/>
+      <w:r>
+        <w:rPr>
+          <w:rFonts w:ascii="Times New Roman" w:hAnsi="Times New Roman" w:cs="Times New Roman"/>
+        </w:rPr>
+        <w:t>4:</w:t>
+      </w:r>
+      <w:proofErr w:type="gramEnd"/>
+      <w:r>
+        <w:rPr>
+          <w:rFonts w:ascii="Times New Roman" w:hAnsi="Times New Roman" w:cs="Times New Roman"/>
+        </w:rPr>
+        <w:t xml:space="preserve"> Internet Protocol version 4</w:t>
+      </w:r>
+    </w:p>
+    <w:p>
+      <w:pPr>
+        <w:rPr>
+          <w:rFonts w:ascii="Times New Roman" w:hAnsi="Times New Roman" w:cs="Times New Roman"/>
+        </w:rPr>
+      </w:pPr>
+      <w:proofErr w:type="gramStart"/>
+      <w:r>
+        <w:rPr>
+          <w:rFonts w:ascii="Times New Roman" w:hAnsi="Times New Roman" w:cs="Times New Roman"/>
+        </w:rPr>
+        <w:t>DHCP:</w:t>
+      </w:r>
+      <w:proofErr w:type="gramEnd"/>
+      <w:r>
+        <w:rPr>
+          <w:rFonts w:ascii="Times New Roman" w:hAnsi="Times New Roman" w:cs="Times New Roman"/>
+        </w:rPr>
+        <w:t xml:space="preserve"> Dynamic Host Configuration Protocol</w:t>
       </w:r>
     </w:p>
     <w:p>
@@ -2233,7 +2287,21 @@
         <w:rPr>
           <w:rFonts w:ascii="Times New Roman" w:hAnsi="Times New Roman" w:cs="Times New Roman"/>
         </w:rPr>
-        <w:t xml:space="preserve"> (LAN, DMZ, WAN) dans Cisco Packet Tracer. </w:t>
+        <w:t xml:space="preserve"> (LAN, DMZ, WAN) dans Cisco </w:t>
+      </w:r>
+      <w:proofErr w:type="spellStart"/>
+      <w:r>
+        <w:rPr>
+          <w:rFonts w:ascii="Times New Roman" w:hAnsi="Times New Roman" w:cs="Times New Roman"/>
+        </w:rPr>
+        <w:t>Packet</w:t>
+      </w:r>
+      <w:proofErr w:type="spellEnd"/>
+      <w:r>
+        <w:rPr>
+          <w:rFonts w:ascii="Times New Roman" w:hAnsi="Times New Roman" w:cs="Times New Roman"/>
+        </w:rPr>
+        <w:t xml:space="preserve"> Tracer. </w:t>
       </w:r>
     </w:p>
     <w:p>
@@ -2328,8 +2396,18 @@
           <w:b/>
           <w:bCs/>
         </w:rPr>
-        <w:t>Assigner les ports des switchs</w:t>
-      </w:r>
+        <w:t xml:space="preserve">Assigner les ports des </w:t>
+      </w:r>
+      <w:proofErr w:type="spellStart"/>
+      <w:r>
+        <w:rPr>
+          <w:rFonts w:ascii="Times New Roman" w:hAnsi="Times New Roman" w:cs="Times New Roman"/>
+          <w:b/>
+          <w:bCs/>
+        </w:rPr>
+        <w:t>switchs</w:t>
+      </w:r>
+      <w:proofErr w:type="spellEnd"/>
       <w:r>
         <w:rPr>
           <w:rFonts w:ascii="Times New Roman" w:hAnsi="Times New Roman" w:cs="Times New Roman"/>
@@ -2350,8 +2428,18 @@
           <w:b/>
           <w:bCs/>
         </w:rPr>
-        <w:t>Configurer l’Inter-VLAN Routing</w:t>
-      </w:r>
+        <w:t xml:space="preserve">Configurer l’Inter-VLAN </w:t>
+      </w:r>
+      <w:proofErr w:type="spellStart"/>
+      <w:r>
+        <w:rPr>
+          <w:rFonts w:ascii="Times New Roman" w:hAnsi="Times New Roman" w:cs="Times New Roman"/>
+          <w:b/>
+          <w:bCs/>
+        </w:rPr>
+        <w:t>Routing</w:t>
+      </w:r>
+      <w:proofErr w:type="spellEnd"/>
       <w:r>
         <w:rPr>
           <w:rFonts w:ascii="Times New Roman" w:hAnsi="Times New Roman" w:cs="Times New Roman"/>
@@ -2390,7 +2478,43 @@
           <w:b/>
           <w:bCs/>
         </w:rPr>
-        <w:t>Configurer des ACLs (Access Control Lists)</w:t>
+        <w:t xml:space="preserve">Configurer des </w:t>
+      </w:r>
+      <w:proofErr w:type="spellStart"/>
+      <w:r>
+        <w:rPr>
+          <w:rFonts w:ascii="Times New Roman" w:hAnsi="Times New Roman" w:cs="Times New Roman"/>
+          <w:b/>
+          <w:bCs/>
+        </w:rPr>
+        <w:t>ACLs</w:t>
+      </w:r>
+      <w:proofErr w:type="spellEnd"/>
+      <w:r>
+        <w:rPr>
+          <w:rFonts w:ascii="Times New Roman" w:hAnsi="Times New Roman" w:cs="Times New Roman"/>
+          <w:b/>
+          <w:bCs/>
+        </w:rPr>
+        <w:t xml:space="preserve"> (Access Control </w:t>
+      </w:r>
+      <w:proofErr w:type="spellStart"/>
+      <w:r>
+        <w:rPr>
+          <w:rFonts w:ascii="Times New Roman" w:hAnsi="Times New Roman" w:cs="Times New Roman"/>
+          <w:b/>
+          <w:bCs/>
+        </w:rPr>
+        <w:t>Lists</w:t>
+      </w:r>
+      <w:proofErr w:type="spellEnd"/>
+      <w:r>
+        <w:rPr>
+          <w:rFonts w:ascii="Times New Roman" w:hAnsi="Times New Roman" w:cs="Times New Roman"/>
+          <w:b/>
+          <w:bCs/>
+        </w:rPr>
+        <w:t>)</w:t>
       </w:r>
       <w:r>
         <w:rPr>
@@ -2442,7 +2566,21 @@
         <w:rPr>
           <w:rFonts w:ascii="Times New Roman" w:hAnsi="Times New Roman" w:cs="Times New Roman"/>
         </w:rPr>
-        <w:t xml:space="preserve"> sur les switchs pour limiter le nombre d’appareils par port. </w:t>
+        <w:t xml:space="preserve"> sur les </w:t>
+      </w:r>
+      <w:proofErr w:type="spellStart"/>
+      <w:r>
+        <w:rPr>
+          <w:rFonts w:ascii="Times New Roman" w:hAnsi="Times New Roman" w:cs="Times New Roman"/>
+        </w:rPr>
+        <w:t>switchs</w:t>
+      </w:r>
+      <w:proofErr w:type="spellEnd"/>
+      <w:r>
+        <w:rPr>
+          <w:rFonts w:ascii="Times New Roman" w:hAnsi="Times New Roman" w:cs="Times New Roman"/>
+        </w:rPr>
+        <w:t xml:space="preserve"> pour limiter le nombre d’appareils par port. </w:t>
       </w:r>
     </w:p>
     <w:p>
@@ -2551,7 +2689,21 @@
         <w:rPr>
           <w:rFonts w:ascii="Times New Roman" w:hAnsi="Times New Roman" w:cs="Times New Roman"/>
         </w:rPr>
-        <w:t>Ainsi, la problématique de ce projet peut être formulée comme suit : Comment concevoir et simuler, à l’aide de Cisco Packet Tracer, une architecture réseau d'entreprise hautement sécurisée et évolutive, capable de protéger efficacement les données contre les intrusions tout en garantissant une communication fluide, fiable et performante entre les différents utilisateurs</w:t>
+        <w:t xml:space="preserve">Ainsi, la problématique de ce projet peut être formulée comme suit : Comment concevoir et simuler, à l’aide de Cisco </w:t>
+      </w:r>
+      <w:proofErr w:type="spellStart"/>
+      <w:r>
+        <w:rPr>
+          <w:rFonts w:ascii="Times New Roman" w:hAnsi="Times New Roman" w:cs="Times New Roman"/>
+        </w:rPr>
+        <w:t>Packet</w:t>
+      </w:r>
+      <w:proofErr w:type="spellEnd"/>
+      <w:r>
+        <w:rPr>
+          <w:rFonts w:ascii="Times New Roman" w:hAnsi="Times New Roman" w:cs="Times New Roman"/>
+        </w:rPr>
+        <w:t xml:space="preserve"> Tracer, une architecture réseau d'entreprise hautement sécurisée et évolutive, capable de protéger efficacement les données contre les intrusions tout en garantissant une communication fluide, fiable et performante entre les différents utilisateurs</w:t>
       </w:r>
       <w:r>
         <w:rPr>
@@ -2739,7 +2891,25 @@
           <w:b/>
           <w:bCs/>
         </w:rPr>
-        <w:t>3. Simulation et Configuration sur Cisco Packet Tracer</w:t>
+        <w:t xml:space="preserve">3. Simulation et Configuration sur Cisco </w:t>
+      </w:r>
+      <w:proofErr w:type="spellStart"/>
+      <w:r>
+        <w:rPr>
+          <w:rFonts w:ascii="Times New Roman" w:hAnsi="Times New Roman" w:cs="Times New Roman"/>
+          <w:b/>
+          <w:bCs/>
+        </w:rPr>
+        <w:t>Packet</w:t>
+      </w:r>
+      <w:proofErr w:type="spellEnd"/>
+      <w:r>
+        <w:rPr>
+          <w:rFonts w:ascii="Times New Roman" w:hAnsi="Times New Roman" w:cs="Times New Roman"/>
+          <w:b/>
+          <w:bCs/>
+        </w:rPr>
+        <w:t xml:space="preserve"> Tracer</w:t>
       </w:r>
     </w:p>
     <w:p>
@@ -2753,7 +2923,21 @@
         <w:rPr>
           <w:rFonts w:ascii="Times New Roman" w:hAnsi="Times New Roman" w:cs="Times New Roman"/>
         </w:rPr>
-        <w:t>Une fois l'architecture validée sur le papier, nous passons à sa réalisation virtuelle. À l'aide du logiciel Cisco Packet Tracer, nous construisons la maquette du réseau. Nous configurons ensuite l'ensemble des équipements : le routage pour permettre la communication, les listes de contrôle d'accès (ACL) pour le filtrage de sécurité, et les mécanismes de redondance pour éviter les coupures.</w:t>
+        <w:t xml:space="preserve">Une fois l'architecture validée sur le papier, nous passons à sa réalisation virtuelle. À l'aide du logiciel Cisco </w:t>
+      </w:r>
+      <w:proofErr w:type="spellStart"/>
+      <w:r>
+        <w:rPr>
+          <w:rFonts w:ascii="Times New Roman" w:hAnsi="Times New Roman" w:cs="Times New Roman"/>
+        </w:rPr>
+        <w:t>Packet</w:t>
+      </w:r>
+      <w:proofErr w:type="spellEnd"/>
+      <w:r>
+        <w:rPr>
+          <w:rFonts w:ascii="Times New Roman" w:hAnsi="Times New Roman" w:cs="Times New Roman"/>
+        </w:rPr>
+        <w:t xml:space="preserve"> Tracer, nous construisons la maquette du réseau. Nous configurons ensuite l'ensemble des équipements : le routage pour permettre la communication, les listes de contrôle d'accès (ACL) pour le filtrage de sécurité, et les mécanismes de redondance pour éviter les coupures.</w:t>
       </w:r>
     </w:p>
     <w:p>
@@ -3926,125 +4110,6 @@
           </w:p>
         </w:tc>
       </w:tr>
-      <w:tr>
-        <w:tc>
-          <w:tcPr>
-            <w:tcW w:w="2340" w:type="dxa"/>
-            <w:tcBorders>
-              <w:top w:val="single" w:sz="1" w:space="0" w:color="BBBBBB"/>
-              <w:left w:val="single" w:sz="1" w:space="0" w:color="BBBBBB"/>
-              <w:bottom w:val="single" w:sz="1" w:space="0" w:color="BBBBBB"/>
-              <w:right w:val="single" w:sz="1" w:space="0" w:color="BBBBBB"/>
-            </w:tcBorders>
-            <w:shd w:val="clear" w:color="auto" w:fill="FFFFFF"/>
-            <w:tcMar>
-              <w:top w:w="60" w:type="dxa"/>
-              <w:left w:w="120" w:type="dxa"/>
-              <w:bottom w:w="60" w:type="dxa"/>
-              <w:right w:w="120" w:type="dxa"/>
-            </w:tcMar>
-          </w:tcPr>
-          <w:p>
-            <w:r>
-              <w:rPr>
-                <w:rFonts w:ascii="Arial" w:eastAsia="Arial" w:hAnsi="Arial" w:cs="Arial"/>
-                <w:color w:val="404040"/>
-                <w:sz w:val="20"/>
-                <w:szCs w:val="20"/>
-              </w:rPr>
-              <w:lastRenderedPageBreak/>
-              <w:t>Cloud</w:t>
-            </w:r>
-          </w:p>
-        </w:tc>
-        <w:tc>
-          <w:tcPr>
-            <w:tcW w:w="2340" w:type="dxa"/>
-            <w:tcBorders>
-              <w:top w:val="single" w:sz="1" w:space="0" w:color="BBBBBB"/>
-              <w:left w:val="single" w:sz="1" w:space="0" w:color="BBBBBB"/>
-              <w:bottom w:val="single" w:sz="1" w:space="0" w:color="BBBBBB"/>
-              <w:right w:val="single" w:sz="1" w:space="0" w:color="BBBBBB"/>
-            </w:tcBorders>
-            <w:shd w:val="clear" w:color="auto" w:fill="FFFFFF"/>
-            <w:tcMar>
-              <w:top w:w="60" w:type="dxa"/>
-              <w:left w:w="120" w:type="dxa"/>
-              <w:bottom w:w="60" w:type="dxa"/>
-              <w:right w:w="120" w:type="dxa"/>
-            </w:tcMar>
-          </w:tcPr>
-          <w:p>
-            <w:r>
-              <w:rPr>
-                <w:rFonts w:ascii="Arial" w:eastAsia="Arial" w:hAnsi="Arial" w:cs="Arial"/>
-                <w:color w:val="404040"/>
-                <w:sz w:val="20"/>
-                <w:szCs w:val="20"/>
-              </w:rPr>
-              <w:t>Cloud-PT</w:t>
-            </w:r>
-          </w:p>
-        </w:tc>
-        <w:tc>
-          <w:tcPr>
-            <w:tcW w:w="2340" w:type="dxa"/>
-            <w:tcBorders>
-              <w:top w:val="single" w:sz="1" w:space="0" w:color="BBBBBB"/>
-              <w:left w:val="single" w:sz="1" w:space="0" w:color="BBBBBB"/>
-              <w:bottom w:val="single" w:sz="1" w:space="0" w:color="BBBBBB"/>
-              <w:right w:val="single" w:sz="1" w:space="0" w:color="BBBBBB"/>
-            </w:tcBorders>
-            <w:shd w:val="clear" w:color="auto" w:fill="FFFFFF"/>
-            <w:tcMar>
-              <w:top w:w="60" w:type="dxa"/>
-              <w:left w:w="120" w:type="dxa"/>
-              <w:bottom w:w="60" w:type="dxa"/>
-              <w:right w:w="120" w:type="dxa"/>
-            </w:tcMar>
-          </w:tcPr>
-          <w:p>
-            <w:r>
-              <w:rPr>
-                <w:rFonts w:ascii="Arial" w:eastAsia="Arial" w:hAnsi="Arial" w:cs="Arial"/>
-                <w:color w:val="404040"/>
-                <w:sz w:val="20"/>
-                <w:szCs w:val="20"/>
-              </w:rPr>
-              <w:t>Simulation Internet (WAN)</w:t>
-            </w:r>
-          </w:p>
-        </w:tc>
-        <w:tc>
-          <w:tcPr>
-            <w:tcW w:w="2340" w:type="dxa"/>
-            <w:tcBorders>
-              <w:top w:val="single" w:sz="1" w:space="0" w:color="BBBBBB"/>
-              <w:left w:val="single" w:sz="1" w:space="0" w:color="BBBBBB"/>
-              <w:bottom w:val="single" w:sz="1" w:space="0" w:color="BBBBBB"/>
-              <w:right w:val="single" w:sz="1" w:space="0" w:color="BBBBBB"/>
-            </w:tcBorders>
-            <w:shd w:val="clear" w:color="auto" w:fill="FFFFFF"/>
-            <w:tcMar>
-              <w:top w:w="60" w:type="dxa"/>
-              <w:left w:w="120" w:type="dxa"/>
-              <w:bottom w:w="60" w:type="dxa"/>
-              <w:right w:w="120" w:type="dxa"/>
-            </w:tcMar>
-          </w:tcPr>
-          <w:p>
-            <w:r>
-              <w:rPr>
-                <w:rFonts w:ascii="Arial" w:eastAsia="Arial" w:hAnsi="Arial" w:cs="Arial"/>
-                <w:color w:val="404040"/>
-                <w:sz w:val="20"/>
-                <w:szCs w:val="20"/>
-              </w:rPr>
-              <w:t>1</w:t>
-            </w:r>
-          </w:p>
-        </w:tc>
-      </w:tr>
     </w:tbl>
     <w:p/>
     <w:p>
@@ -4118,7 +4183,21 @@
         <w:rPr>
           <w:rFonts w:ascii="Times New Roman" w:hAnsi="Times New Roman" w:cs="Times New Roman"/>
         </w:rPr>
-        <w:t>consiste à concevoir et simuler un réseau d'entreprise sécurisé à l'aide de Cisco Packet Tracer. L'objectif est de créer un environnement réseau structuré où différents équipements (routeurs, switches, serveurs, postes clients) communiquent de manière contrôlée afin d'assurer automatiquement la protection des ressources internes, le filtrage des accès et la segmentation des zones réseau.</w:t>
+        <w:t xml:space="preserve">consiste à concevoir et simuler un réseau d'entreprise sécurisé à l'aide de Cisco </w:t>
+      </w:r>
+      <w:proofErr w:type="spellStart"/>
+      <w:r>
+        <w:rPr>
+          <w:rFonts w:ascii="Times New Roman" w:hAnsi="Times New Roman" w:cs="Times New Roman"/>
+        </w:rPr>
+        <w:t>Packet</w:t>
+      </w:r>
+      <w:proofErr w:type="spellEnd"/>
+      <w:r>
+        <w:rPr>
+          <w:rFonts w:ascii="Times New Roman" w:hAnsi="Times New Roman" w:cs="Times New Roman"/>
+        </w:rPr>
+        <w:t xml:space="preserve"> Tracer. L'objectif est de créer un environnement réseau structuré où différents équipements (routeurs, switches, serveurs, postes clients) communiquent de manière contrôlée afin d'assurer automatiquement la protection des ressources internes, le filtrage des accès et la segmentation des zones réseau.</w:t>
       </w:r>
     </w:p>
     <w:p>
@@ -4153,6 +4232,8 @@
       <w:pPr>
         <w:rPr>
           <w:rFonts w:ascii="Times New Roman" w:hAnsi="Times New Roman" w:cs="Times New Roman"/>
+          <w:b/>
+          <w:bCs/>
         </w:rPr>
       </w:pPr>
       <w:r>
@@ -4174,120 +4255,153 @@
         <w:rPr>
           <w:rFonts w:ascii="Times New Roman" w:hAnsi="Times New Roman" w:cs="Times New Roman"/>
         </w:rPr>
-        <w:t>Le projet est structuré en trois zones principales :</w:t>
-      </w:r>
-    </w:p>
-    <w:p>
-      <w:pPr>
-        <w:rPr>
-          <w:rFonts w:ascii="Times New Roman" w:hAnsi="Times New Roman" w:cs="Times New Roman"/>
-        </w:rPr>
-      </w:pPr>
-      <w:r>
-        <w:rPr>
-          <w:rFonts w:ascii="Times New Roman" w:hAnsi="Times New Roman" w:cs="Times New Roman"/>
-          <w:b/>
-          <w:bCs/>
-        </w:rPr>
-        <w:t>Zone LAN (Réseau Interne).</w:t>
-      </w:r>
-      <w:r>
-        <w:rPr>
-          <w:rFonts w:ascii="Times New Roman" w:hAnsi="Times New Roman" w:cs="Times New Roman"/>
-        </w:rPr>
-        <w:t xml:space="preserve"> Cette zone regroupe les postes de travail des employés de l'entreprise. Elle est isolée des autres zones via le VLAN 10 (192.168.10.0/24) et bénéficie d'un accès contrôlé vers Internet et la DMZ. Les ports des switches d'accès sont sécurisés par Port Security pour empêcher toute connexion d'équipements non autorisés.</w:t>
-      </w:r>
-    </w:p>
-    <w:p>
-      <w:pPr>
-        <w:rPr>
-          <w:rFonts w:ascii="Times New Roman" w:hAnsi="Times New Roman" w:cs="Times New Roman"/>
-        </w:rPr>
-      </w:pPr>
-      <w:r>
-        <w:rPr>
-          <w:rFonts w:ascii="Times New Roman" w:hAnsi="Times New Roman" w:cs="Times New Roman"/>
-          <w:b/>
-          <w:bCs/>
-        </w:rPr>
-        <w:t>Zone DMZ (Zone Démilitarisée).</w:t>
-      </w:r>
-      <w:r>
-        <w:rPr>
-          <w:rFonts w:ascii="Times New Roman" w:hAnsi="Times New Roman" w:cs="Times New Roman"/>
-        </w:rPr>
-        <w:t xml:space="preserve"> Cette zone héberge les serveurs accessibles depuis Internet : serveur Web (HTTP/HTTPS), serveur DNS et serveur FTP. Isolée via le VLAN 20 (192.168.20.0/24), elle constitue une zone tampon entre le réseau interne et l'extérieur. Seul le trafic HTTP entrant depuis Internet est autorisé, tout accès direct au LAN restant bloqué.</w:t>
-      </w:r>
-    </w:p>
-    <w:p>
-      <w:pPr>
-        <w:rPr>
-          <w:rFonts w:ascii="Times New Roman" w:hAnsi="Times New Roman" w:cs="Times New Roman"/>
-        </w:rPr>
-      </w:pPr>
-      <w:r>
-        <w:rPr>
-          <w:rFonts w:ascii="Times New Roman" w:hAnsi="Times New Roman" w:cs="Times New Roman"/>
-          <w:b/>
-          <w:bCs/>
-        </w:rPr>
-        <w:t>Zone Admin (Administration Réseau).</w:t>
-      </w:r>
-      <w:r>
-        <w:rPr>
-          <w:rFonts w:ascii="Times New Roman" w:hAnsi="Times New Roman" w:cs="Times New Roman"/>
-        </w:rPr>
-        <w:t xml:space="preserve"> Cette zone est dédiée aux administrateurs réseau chargés de la supervision et de la configuration des équipements. Protégée via le VLAN 30 (192.168.30.0/24), elle dispose d'un accès complet à toutes les zones mais reste totalement inaccessible depuis le LAN et Internet, garantissant ainsi l'intégrité de la gestion de l'infrastructure.</w:t>
-      </w:r>
-    </w:p>
-    <w:p>
-      <w:pPr>
-        <w:rPr>
-          <w:rFonts w:ascii="Times New Roman" w:hAnsi="Times New Roman" w:cs="Times New Roman"/>
-        </w:rPr>
-      </w:pPr>
-      <w:r>
-        <w:rPr>
-          <w:rFonts w:ascii="Times New Roman" w:hAnsi="Times New Roman" w:cs="Times New Roman"/>
-          <w:b/>
-          <w:bCs/>
-        </w:rPr>
-        <w:t>3. Fonctionnement global</w:t>
-      </w:r>
-    </w:p>
-    <w:p>
-      <w:pPr>
-        <w:rPr>
-          <w:rFonts w:ascii="Times New Roman" w:hAnsi="Times New Roman" w:cs="Times New Roman"/>
-        </w:rPr>
-      </w:pPr>
-      <w:r>
-        <w:rPr>
-          <w:rFonts w:ascii="Times New Roman" w:hAnsi="Times New Roman" w:cs="Times New Roman"/>
-        </w:rPr>
-        <w:t xml:space="preserve">Tous les équipements sont interconnectés via un réseau IP simulé dans Cisco Packet Tracer. Un switch Layer 3 central (Cisco 3560) assure le routage inter-VLAN entre les trois zones, tandis qu'un routeur WAN (Cisco 2911) gère la connexion vers Internet et applique les règles </w:t>
-      </w:r>
-      <w:r>
-        <w:rPr>
-          <w:rFonts w:ascii="Times New Roman" w:hAnsi="Times New Roman" w:cs="Times New Roman"/>
-        </w:rPr>
-        <w:lastRenderedPageBreak/>
-        <w:t>de filtrage ACL. Les flux de communication entre zones sont strictement contrôlés selon une matrice de sécurité préalablement définie.</w:t>
-      </w:r>
-    </w:p>
-    <w:p>
-      <w:pPr>
-        <w:rPr>
-          <w:rFonts w:ascii="Times New Roman" w:hAnsi="Times New Roman" w:cs="Times New Roman"/>
-        </w:rPr>
-      </w:pPr>
-      <w:r>
-        <w:rPr>
-          <w:rFonts w:ascii="Times New Roman" w:hAnsi="Times New Roman" w:cs="Times New Roman"/>
-          <w:b/>
-          <w:bCs/>
-        </w:rPr>
-        <w:t>4. Objectif du système</w:t>
+        <w:t xml:space="preserve">Le système sera représenté par </w:t>
+      </w:r>
+      <w:r>
+        <w:rPr>
+          <w:rFonts w:ascii="Times New Roman" w:hAnsi="Times New Roman" w:cs="Times New Roman"/>
+        </w:rPr>
+        <w:t xml:space="preserve">une architecture réseau classique en 3 zones : </w:t>
+      </w:r>
+    </w:p>
+    <w:p>
+      <w:pPr>
+        <w:rPr>
+          <w:rFonts w:ascii="Times New Roman" w:hAnsi="Times New Roman" w:cs="Times New Roman"/>
+        </w:rPr>
+      </w:pPr>
+      <w:r>
+        <w:rPr>
+          <w:rFonts w:ascii="Times New Roman" w:hAnsi="Times New Roman" w:cs="Times New Roman"/>
+          <w:b/>
+          <w:bCs/>
+        </w:rPr>
+        <w:t>WAN</w:t>
+      </w:r>
+      <w:r>
+        <w:rPr>
+          <w:rFonts w:ascii="Times New Roman" w:hAnsi="Times New Roman" w:cs="Times New Roman"/>
+        </w:rPr>
+        <w:t xml:space="preserve"> (Internet via Routeur0/Routeur1), </w:t>
+      </w:r>
+      <w:r>
+        <w:rPr>
+          <w:rFonts w:ascii="Times New Roman" w:hAnsi="Times New Roman" w:cs="Times New Roman"/>
+          <w:b/>
+          <w:bCs/>
+        </w:rPr>
+        <w:t>DMZ</w:t>
+      </w:r>
+      <w:r>
+        <w:rPr>
+          <w:rFonts w:ascii="Times New Roman" w:hAnsi="Times New Roman" w:cs="Times New Roman"/>
+        </w:rPr>
+        <w:t xml:space="preserve"> (Serveur0 connecté au firewall ASA 5505 pour les serveurs exposés comme Web/Mail) et</w:t>
+      </w:r>
+      <w:r>
+        <w:rPr>
+          <w:rFonts w:ascii="Times New Roman" w:hAnsi="Times New Roman" w:cs="Times New Roman"/>
+          <w:b/>
+          <w:bCs/>
+        </w:rPr>
+        <w:t xml:space="preserve"> LAN</w:t>
+      </w:r>
+      <w:r>
+        <w:rPr>
+          <w:rFonts w:ascii="Times New Roman" w:hAnsi="Times New Roman" w:cs="Times New Roman"/>
+        </w:rPr>
+        <w:t xml:space="preserve"> (Switch 3650-24PS comme cœur de réseau, relié à 3 </w:t>
+      </w:r>
+      <w:proofErr w:type="spellStart"/>
+      <w:r>
+        <w:rPr>
+          <w:rFonts w:ascii="Times New Roman" w:hAnsi="Times New Roman" w:cs="Times New Roman"/>
+        </w:rPr>
+        <w:t>switchs</w:t>
+      </w:r>
+      <w:proofErr w:type="spellEnd"/>
+      <w:r>
+        <w:rPr>
+          <w:rFonts w:ascii="Times New Roman" w:hAnsi="Times New Roman" w:cs="Times New Roman"/>
+        </w:rPr>
+        <w:t xml:space="preserve"> d’accès</w:t>
+      </w:r>
+      <w:r>
+        <w:rPr>
+          <w:rFonts w:ascii="Times New Roman" w:hAnsi="Times New Roman" w:cs="Times New Roman"/>
+        </w:rPr>
+        <w:t xml:space="preserve"> : </w:t>
+      </w:r>
+      <w:r>
+        <w:rPr>
+          <w:rFonts w:ascii="Times New Roman" w:hAnsi="Times New Roman" w:cs="Times New Roman"/>
+        </w:rPr>
+        <w:t xml:space="preserve">Switch1, Switch2, Switch3 qui connectent </w:t>
+      </w:r>
+      <w:proofErr w:type="spellStart"/>
+      <w:r>
+        <w:rPr>
+          <w:rFonts w:ascii="Times New Roman" w:hAnsi="Times New Roman" w:cs="Times New Roman"/>
+        </w:rPr>
+        <w:t>PCs</w:t>
+      </w:r>
+      <w:proofErr w:type="spellEnd"/>
+      <w:r>
+        <w:rPr>
+          <w:rFonts w:ascii="Times New Roman" w:hAnsi="Times New Roman" w:cs="Times New Roman"/>
+        </w:rPr>
+        <w:t xml:space="preserve">, laptops et serveurs internes). Le </w:t>
+      </w:r>
+      <w:r>
+        <w:rPr>
+          <w:rFonts w:ascii="Times New Roman" w:hAnsi="Times New Roman" w:cs="Times New Roman"/>
+          <w:b/>
+          <w:bCs/>
+        </w:rPr>
+        <w:t>firewall ASA 5505</w:t>
+      </w:r>
+      <w:r>
+        <w:rPr>
+          <w:rFonts w:ascii="Times New Roman" w:hAnsi="Times New Roman" w:cs="Times New Roman"/>
+        </w:rPr>
+        <w:t xml:space="preserve"> sépare et filtre les flux entre WAN, DMZ et LAN, tandis que le Switch 3650 (multicouche) permet l’Inter-VLAN </w:t>
+      </w:r>
+      <w:proofErr w:type="spellStart"/>
+      <w:r>
+        <w:rPr>
+          <w:rFonts w:ascii="Times New Roman" w:hAnsi="Times New Roman" w:cs="Times New Roman"/>
+        </w:rPr>
+        <w:t>Routing</w:t>
+      </w:r>
+      <w:proofErr w:type="spellEnd"/>
+      <w:r>
+        <w:rPr>
+          <w:rFonts w:ascii="Times New Roman" w:hAnsi="Times New Roman" w:cs="Times New Roman"/>
+        </w:rPr>
+        <w:t xml:space="preserve"> entre les sous-réseaux (ex : VLAN 10 pour la RH, VLAN 20 pour les Dev). </w:t>
+      </w:r>
+    </w:p>
+    <w:p>
+      <w:pPr>
+        <w:rPr>
+          <w:rFonts w:ascii="Times New Roman" w:hAnsi="Times New Roman" w:cs="Times New Roman"/>
+        </w:rPr>
+      </w:pPr>
+      <w:r>
+        <w:rPr>
+          <w:rFonts w:ascii="Times New Roman" w:hAnsi="Times New Roman" w:cs="Times New Roman"/>
+          <w:b/>
+          <w:bCs/>
+        </w:rPr>
+        <w:t>3</w:t>
+      </w:r>
+      <w:r>
+        <w:rPr>
+          <w:rFonts w:ascii="Times New Roman" w:hAnsi="Times New Roman" w:cs="Times New Roman"/>
+          <w:b/>
+          <w:bCs/>
+        </w:rPr>
+        <w:t>. Objectif du système</w:t>
       </w:r>
     </w:p>
     <w:p>
@@ -4437,6 +4551,7 @@
         <w:rPr>
           <w:lang w:val="en-US"/>
         </w:rPr>
+        <w:lastRenderedPageBreak/>
         <w:drawing>
           <wp:inline distT="0" distB="0" distL="0" distR="0" wp14:anchorId="4021D185" wp14:editId="7E705DBC">
             <wp:extent cx="5731510" cy="2730500"/>
@@ -4510,7 +4625,6 @@
         <w:rPr>
           <w:lang w:val="en-US"/>
         </w:rPr>
-        <w:lastRenderedPageBreak/>
         <w:drawing>
           <wp:inline distT="0" distB="0" distL="0" distR="0" wp14:anchorId="6C6FC304" wp14:editId="56F81A00">
             <wp:extent cx="5731510" cy="4204970"/>
@@ -4608,6 +4722,7 @@
         <w:rPr>
           <w:lang w:val="en-US"/>
         </w:rPr>
+        <w:lastRenderedPageBreak/>
         <w:drawing>
           <wp:inline distT="0" distB="0" distL="0" distR="0" wp14:anchorId="16995948" wp14:editId="0324E3B4">
             <wp:extent cx="5610225" cy="904875"/>
@@ -4717,6 +4832,7 @@
     </w:p>
     <w:p>
       <w:r>
+        <w:lastRenderedPageBreak/>
         <w:drawing>
           <wp:inline distT="0" distB="0" distL="0" distR="0" wp14:anchorId="1402D721" wp14:editId="6F4500A5">
             <wp:extent cx="5731510" cy="5555615"/>
@@ -5205,7 +5321,21 @@
         <w:rPr>
           <w:rFonts w:ascii="Times New Roman" w:hAnsi="Times New Roman" w:cs="Times New Roman"/>
         </w:rPr>
-        <w:t xml:space="preserve">La topologie réalisée sur Cisco Packet Tracer démontre l'efficacité de la segmentation par VLANs pour isoler les différents services de l'entreprise et limiter la surface d'attaque. L'utilisation d'un commutateur central de niveau 3 (Switch 3560) assure un routage inter-VLAN rapide et contrôlé, tandis que le routeur principal (Router 2911) sécurise les frontières du réseau. L'implémentation d'une Zone Démilitarisée (DMZ) permet d'héberger les serveurs applicatifs (Web, DNS, FTP) indispensables à l'entreprise, en les isolant du réseau interne. De plus, les listes de contrôle d'accès (ACL) configurées garantissent un filtrage précis des flux </w:t>
+        <w:t xml:space="preserve">La topologie réalisée sur Cisco </w:t>
+      </w:r>
+      <w:proofErr w:type="spellStart"/>
+      <w:r>
+        <w:rPr>
+          <w:rFonts w:ascii="Times New Roman" w:hAnsi="Times New Roman" w:cs="Times New Roman"/>
+        </w:rPr>
+        <w:t>Packet</w:t>
+      </w:r>
+      <w:proofErr w:type="spellEnd"/>
+      <w:r>
+        <w:rPr>
+          <w:rFonts w:ascii="Times New Roman" w:hAnsi="Times New Roman" w:cs="Times New Roman"/>
+        </w:rPr>
+        <w:t xml:space="preserve"> Tracer démontre l'efficacité de la segmentation par VLANs pour isoler les différents services de l'entreprise et limiter la surface d'attaque. L'utilisation d'un commutateur central de niveau 3 (Switch 3560) assure un routage inter-VLAN rapide et contrôlé, tandis que le routeur principal (Router 2911) sécurise les frontières du réseau. L'implémentation d'une Zone Démilitarisée (DMZ) permet d'héberger les serveurs applicatifs (Web, DNS, FTP) indispensables à l'entreprise, en les isolant du réseau interne. De plus, les listes de contrôle d'accès (ACL) configurées garantissent un filtrage précis des flux </w:t>
       </w:r>
       <w:r>
         <w:rPr>
@@ -5238,7 +5368,21 @@
         <w:rPr>
           <w:rFonts w:ascii="Times New Roman" w:hAnsi="Times New Roman" w:cs="Times New Roman"/>
         </w:rPr>
-        <w:t>Les perspectives d'évolution identifiées telles que l'intégration d'un pare-feu dédié (Firewall ASA), la mise en place d'une authentification centralisée ou le déploiement d'outils de supervision réseau constituent des axes d'amélioration concrets pour adapter cette maquette à un environnement de production réel encore plus exigeant.</w:t>
+        <w:t xml:space="preserve">Les perspectives d'évolution identifiées telles que l'intégration d'un pare-feu dédié (Firewall ASA), la mise en place d'une authentification centralisée ou le déploiement d'outils de </w:t>
+      </w:r>
+      <w:proofErr w:type="gramStart"/>
+      <w:r>
+        <w:rPr>
+          <w:rFonts w:ascii="Times New Roman" w:hAnsi="Times New Roman" w:cs="Times New Roman"/>
+        </w:rPr>
+        <w:t>supervision</w:t>
+      </w:r>
+      <w:proofErr w:type="gramEnd"/>
+      <w:r>
+        <w:rPr>
+          <w:rFonts w:ascii="Times New Roman" w:hAnsi="Times New Roman" w:cs="Times New Roman"/>
+        </w:rPr>
+        <w:t xml:space="preserve"> réseau constituent des axes d'amélioration concrets pour adapter cette maquette à un environnement de production réel encore plus exigeant.</w:t>
       </w:r>
     </w:p>
     <w:p>

--- a/Rapport final.docx
+++ b/Rapport final.docx
@@ -114,8 +114,20 @@
           <w:sz w:val="34"/>
           <w:szCs w:val="34"/>
         </w:rPr>
-        <w:t>Projet final du cours de RéseauxII</w:t>
-      </w:r>
+        <w:t xml:space="preserve">Projet final du cours de </w:t>
+      </w:r>
+      <w:proofErr w:type="spellStart"/>
+      <w:r>
+        <w:rPr>
+          <w:rFonts w:ascii="Times New Roman" w:hAnsi="Times New Roman" w:cs="Times New Roman"/>
+          <w:b/>
+          <w:bCs/>
+          <w:sz w:val="34"/>
+          <w:szCs w:val="34"/>
+        </w:rPr>
+        <w:t>RéseauxII</w:t>
+      </w:r>
+      <w:proofErr w:type="spellEnd"/>
     </w:p>
     <w:p>
       <w:pPr>
@@ -232,13 +244,23 @@
           <w:szCs w:val="28"/>
         </w:rPr>
       </w:pPr>
+      <w:proofErr w:type="spellStart"/>
       <w:r>
         <w:rPr>
           <w:rFonts w:ascii="Times New Roman" w:hAnsi="Times New Roman" w:cs="Times New Roman"/>
           <w:sz w:val="28"/>
           <w:szCs w:val="28"/>
         </w:rPr>
-        <w:t>Donsam Jean Gabard</w:t>
+        <w:t>Donsam</w:t>
+      </w:r>
+      <w:proofErr w:type="spellEnd"/>
+      <w:r>
+        <w:rPr>
+          <w:rFonts w:ascii="Times New Roman" w:hAnsi="Times New Roman" w:cs="Times New Roman"/>
+          <w:sz w:val="28"/>
+          <w:szCs w:val="28"/>
+        </w:rPr>
+        <w:t xml:space="preserve"> Jean Gabard</w:t>
       </w:r>
       <w:r>
         <w:rPr>
@@ -388,7 +410,7 @@
       <w:sdtContent>
         <w:p>
           <w:pPr>
-            <w:pStyle w:val="TOCHeading"/>
+            <w:pStyle w:val="En-ttedetabledesmatires"/>
             <w:rPr>
               <w:rFonts w:ascii="Times New Roman" w:hAnsi="Times New Roman" w:cs="Times New Roman"/>
               <w:b/>
@@ -408,7 +430,7 @@
         </w:p>
         <w:p>
           <w:pPr>
-            <w:pStyle w:val="TOC1"/>
+            <w:pStyle w:val="TM1"/>
             <w:tabs>
               <w:tab w:val="right" w:leader="dot" w:pos="9016"/>
             </w:tabs>
@@ -440,7 +462,7 @@
           <w:hyperlink w:anchor="_Toc230385014" w:history="1">
             <w:r>
               <w:rPr>
-                <w:rStyle w:val="Hyperlink"/>
+                <w:rStyle w:val="Lienhypertexte"/>
                 <w:rFonts w:ascii="Times New Roman" w:hAnsi="Times New Roman" w:cs="Times New Roman"/>
                 <w:b/>
                 <w:bCs/>
@@ -500,7 +522,7 @@
         </w:p>
         <w:p>
           <w:pPr>
-            <w:pStyle w:val="TOC1"/>
+            <w:pStyle w:val="TM1"/>
             <w:tabs>
               <w:tab w:val="right" w:leader="dot" w:pos="9016"/>
             </w:tabs>
@@ -513,7 +535,7 @@
           <w:hyperlink w:anchor="_Toc230385015" w:history="1">
             <w:r>
               <w:rPr>
-                <w:rStyle w:val="Hyperlink"/>
+                <w:rStyle w:val="Lienhypertexte"/>
                 <w:rFonts w:ascii="Times New Roman" w:hAnsi="Times New Roman" w:cs="Times New Roman"/>
                 <w:b/>
                 <w:bCs/>
@@ -573,7 +595,7 @@
         </w:p>
         <w:p>
           <w:pPr>
-            <w:pStyle w:val="TOC1"/>
+            <w:pStyle w:val="TM1"/>
             <w:tabs>
               <w:tab w:val="right" w:leader="dot" w:pos="9016"/>
             </w:tabs>
@@ -586,7 +608,7 @@
           <w:hyperlink w:anchor="_Toc230385016" w:history="1">
             <w:r>
               <w:rPr>
-                <w:rStyle w:val="Hyperlink"/>
+                <w:rStyle w:val="Lienhypertexte"/>
                 <w:rFonts w:ascii="Times New Roman" w:hAnsi="Times New Roman" w:cs="Times New Roman"/>
                 <w:b/>
                 <w:bCs/>
@@ -646,7 +668,7 @@
         </w:p>
         <w:p>
           <w:pPr>
-            <w:pStyle w:val="TOC2"/>
+            <w:pStyle w:val="TM2"/>
             <w:tabs>
               <w:tab w:val="right" w:leader="dot" w:pos="9016"/>
             </w:tabs>
@@ -659,7 +681,7 @@
           <w:hyperlink w:anchor="_Toc230385017" w:history="1">
             <w:r>
               <w:rPr>
-                <w:rStyle w:val="Hyperlink"/>
+                <w:rStyle w:val="Lienhypertexte"/>
                 <w:rFonts w:ascii="Times New Roman" w:hAnsi="Times New Roman" w:cs="Times New Roman"/>
                 <w:b/>
                 <w:bCs/>
@@ -719,7 +741,7 @@
         </w:p>
         <w:p>
           <w:pPr>
-            <w:pStyle w:val="TOC2"/>
+            <w:pStyle w:val="TM2"/>
             <w:tabs>
               <w:tab w:val="right" w:leader="dot" w:pos="9016"/>
             </w:tabs>
@@ -732,7 +754,7 @@
           <w:hyperlink w:anchor="_Toc230385018" w:history="1">
             <w:r>
               <w:rPr>
-                <w:rStyle w:val="Hyperlink"/>
+                <w:rStyle w:val="Lienhypertexte"/>
                 <w:rFonts w:ascii="Times New Roman" w:hAnsi="Times New Roman" w:cs="Times New Roman"/>
                 <w:b/>
                 <w:bCs/>
@@ -792,7 +814,7 @@
         </w:p>
         <w:p>
           <w:pPr>
-            <w:pStyle w:val="TOC1"/>
+            <w:pStyle w:val="TM1"/>
             <w:tabs>
               <w:tab w:val="right" w:leader="dot" w:pos="9016"/>
             </w:tabs>
@@ -805,7 +827,7 @@
           <w:hyperlink w:anchor="_Toc230385019" w:history="1">
             <w:r>
               <w:rPr>
-                <w:rStyle w:val="Hyperlink"/>
+                <w:rStyle w:val="Lienhypertexte"/>
                 <w:rFonts w:ascii="Times New Roman" w:hAnsi="Times New Roman" w:cs="Times New Roman"/>
                 <w:b/>
                 <w:bCs/>
@@ -865,7 +887,7 @@
         </w:p>
         <w:p>
           <w:pPr>
-            <w:pStyle w:val="TOC1"/>
+            <w:pStyle w:val="TM1"/>
             <w:tabs>
               <w:tab w:val="right" w:leader="dot" w:pos="9016"/>
             </w:tabs>
@@ -878,7 +900,7 @@
           <w:hyperlink w:anchor="_Toc230385020" w:history="1">
             <w:r>
               <w:rPr>
-                <w:rStyle w:val="Hyperlink"/>
+                <w:rStyle w:val="Lienhypertexte"/>
                 <w:rFonts w:ascii="Times New Roman" w:hAnsi="Times New Roman" w:cs="Times New Roman"/>
                 <w:b/>
                 <w:bCs/>
@@ -938,7 +960,7 @@
         </w:p>
         <w:p>
           <w:pPr>
-            <w:pStyle w:val="TOC1"/>
+            <w:pStyle w:val="TM1"/>
             <w:tabs>
               <w:tab w:val="right" w:leader="dot" w:pos="9016"/>
             </w:tabs>
@@ -951,7 +973,7 @@
           <w:hyperlink w:anchor="_Toc230385021" w:history="1">
             <w:r>
               <w:rPr>
-                <w:rStyle w:val="Hyperlink"/>
+                <w:rStyle w:val="Lienhypertexte"/>
                 <w:rFonts w:ascii="Times New Roman" w:hAnsi="Times New Roman" w:cs="Times New Roman"/>
                 <w:b/>
                 <w:bCs/>
@@ -1011,7 +1033,7 @@
         </w:p>
         <w:p>
           <w:pPr>
-            <w:pStyle w:val="TOC1"/>
+            <w:pStyle w:val="TM1"/>
             <w:tabs>
               <w:tab w:val="right" w:leader="dot" w:pos="9016"/>
             </w:tabs>
@@ -1024,7 +1046,7 @@
           <w:hyperlink w:anchor="_Toc230385022" w:history="1">
             <w:r>
               <w:rPr>
-                <w:rStyle w:val="Hyperlink"/>
+                <w:rStyle w:val="Lienhypertexte"/>
                 <w:rFonts w:ascii="Times New Roman" w:hAnsi="Times New Roman" w:cs="Times New Roman"/>
                 <w:b/>
                 <w:bCs/>
@@ -1084,7 +1106,7 @@
         </w:p>
         <w:p>
           <w:pPr>
-            <w:pStyle w:val="TOC1"/>
+            <w:pStyle w:val="TM1"/>
             <w:tabs>
               <w:tab w:val="right" w:leader="dot" w:pos="9016"/>
             </w:tabs>
@@ -1097,7 +1119,7 @@
           <w:hyperlink w:anchor="_Toc230385023" w:history="1">
             <w:r>
               <w:rPr>
-                <w:rStyle w:val="Hyperlink"/>
+                <w:rStyle w:val="Lienhypertexte"/>
                 <w:rFonts w:ascii="Times New Roman" w:hAnsi="Times New Roman" w:cs="Times New Roman"/>
                 <w:b/>
                 <w:bCs/>
@@ -1157,7 +1179,7 @@
         </w:p>
         <w:p>
           <w:pPr>
-            <w:pStyle w:val="TOC1"/>
+            <w:pStyle w:val="TM1"/>
             <w:tabs>
               <w:tab w:val="right" w:leader="dot" w:pos="9016"/>
             </w:tabs>
@@ -1170,7 +1192,7 @@
           <w:hyperlink w:anchor="_Toc230385024" w:history="1">
             <w:r>
               <w:rPr>
-                <w:rStyle w:val="Hyperlink"/>
+                <w:rStyle w:val="Lienhypertexte"/>
                 <w:rFonts w:ascii="Times New Roman" w:hAnsi="Times New Roman" w:cs="Times New Roman"/>
                 <w:b/>
                 <w:bCs/>
@@ -1415,7 +1437,7 @@
     </w:p>
     <w:p>
       <w:pPr>
-        <w:pStyle w:val="Heading1"/>
+        <w:pStyle w:val="Titre1"/>
         <w:rPr>
           <w:rFonts w:ascii="Times New Roman" w:hAnsi="Times New Roman" w:cs="Times New Roman"/>
           <w:b/>
@@ -1448,13 +1470,23 @@
           <w:szCs w:val="26"/>
         </w:rPr>
       </w:pPr>
+      <w:proofErr w:type="gramStart"/>
       <w:r>
         <w:rPr>
           <w:rFonts w:ascii="Times New Roman" w:hAnsi="Times New Roman" w:cs="Times New Roman"/>
           <w:sz w:val="26"/>
           <w:szCs w:val="26"/>
         </w:rPr>
-        <w:t xml:space="preserve">ACL: </w:t>
+        <w:t>ACL:</w:t>
+      </w:r>
+      <w:proofErr w:type="gramEnd"/>
+      <w:r>
+        <w:rPr>
+          <w:rFonts w:ascii="Times New Roman" w:hAnsi="Times New Roman" w:cs="Times New Roman"/>
+          <w:sz w:val="26"/>
+          <w:szCs w:val="26"/>
+        </w:rPr>
+        <w:t xml:space="preserve"> </w:t>
       </w:r>
       <w:r>
         <w:rPr>
@@ -1659,20 +1691,42 @@
         <w:rPr>
           <w:rFonts w:ascii="Times New Roman" w:hAnsi="Times New Roman" w:cs="Times New Roman"/>
         </w:rPr>
-        <w:t>IPV4: Internet Protocol version 4</w:t>
-      </w:r>
-    </w:p>
-    <w:p>
-      <w:pPr>
-        <w:rPr>
-          <w:rFonts w:ascii="Times New Roman" w:hAnsi="Times New Roman" w:cs="Times New Roman"/>
-        </w:rPr>
-      </w:pPr>
-      <w:r>
-        <w:rPr>
-          <w:rFonts w:ascii="Times New Roman" w:hAnsi="Times New Roman" w:cs="Times New Roman"/>
-        </w:rPr>
-        <w:t>DHCP: Dynamic Host Configuration Protocol</w:t>
+        <w:t>IPV</w:t>
+      </w:r>
+      <w:proofErr w:type="gramStart"/>
+      <w:r>
+        <w:rPr>
+          <w:rFonts w:ascii="Times New Roman" w:hAnsi="Times New Roman" w:cs="Times New Roman"/>
+        </w:rPr>
+        <w:t>4:</w:t>
+      </w:r>
+      <w:proofErr w:type="gramEnd"/>
+      <w:r>
+        <w:rPr>
+          <w:rFonts w:ascii="Times New Roman" w:hAnsi="Times New Roman" w:cs="Times New Roman"/>
+        </w:rPr>
+        <w:t xml:space="preserve"> Internet Protocol version 4</w:t>
+      </w:r>
+    </w:p>
+    <w:p>
+      <w:pPr>
+        <w:rPr>
+          <w:rFonts w:ascii="Times New Roman" w:hAnsi="Times New Roman" w:cs="Times New Roman"/>
+        </w:rPr>
+      </w:pPr>
+      <w:proofErr w:type="gramStart"/>
+      <w:r>
+        <w:rPr>
+          <w:rFonts w:ascii="Times New Roman" w:hAnsi="Times New Roman" w:cs="Times New Roman"/>
+        </w:rPr>
+        <w:t>DHCP:</w:t>
+      </w:r>
+      <w:proofErr w:type="gramEnd"/>
+      <w:r>
+        <w:rPr>
+          <w:rFonts w:ascii="Times New Roman" w:hAnsi="Times New Roman" w:cs="Times New Roman"/>
+        </w:rPr>
+        <w:t xml:space="preserve"> Dynamic Host Configuration Protocol</w:t>
       </w:r>
     </w:p>
     <w:p>
@@ -1799,7 +1853,7 @@
     </w:p>
     <w:p>
       <w:pPr>
-        <w:pStyle w:val="Heading1"/>
+        <w:pStyle w:val="Titre1"/>
         <w:jc w:val="both"/>
         <w:rPr>
           <w:rFonts w:ascii="Times New Roman" w:hAnsi="Times New Roman" w:cs="Times New Roman"/>
@@ -2005,7 +2059,7 @@
     </w:p>
     <w:p>
       <w:pPr>
-        <w:pStyle w:val="Heading1"/>
+        <w:pStyle w:val="Titre1"/>
         <w:jc w:val="both"/>
         <w:rPr>
           <w:rFonts w:ascii="Times New Roman" w:hAnsi="Times New Roman" w:cs="Times New Roman"/>
@@ -2032,7 +2086,7 @@
     </w:p>
     <w:p>
       <w:pPr>
-        <w:pStyle w:val="Heading2"/>
+        <w:pStyle w:val="Titre2"/>
         <w:jc w:val="both"/>
         <w:rPr>
           <w:rFonts w:ascii="Times New Roman" w:hAnsi="Times New Roman" w:cs="Times New Roman"/>
@@ -2076,7 +2130,7 @@
     </w:p>
     <w:p>
       <w:pPr>
-        <w:pStyle w:val="Heading2"/>
+        <w:pStyle w:val="Titre2"/>
         <w:jc w:val="both"/>
         <w:rPr>
           <w:rFonts w:ascii="Times New Roman" w:hAnsi="Times New Roman" w:cs="Times New Roman"/>
@@ -2233,7 +2287,21 @@
         <w:rPr>
           <w:rFonts w:ascii="Times New Roman" w:hAnsi="Times New Roman" w:cs="Times New Roman"/>
         </w:rPr>
-        <w:t xml:space="preserve"> (LAN, DMZ, WAN) dans Cisco Packet Tracer. </w:t>
+        <w:t xml:space="preserve"> (LAN, DMZ, WAN) dans Cisco </w:t>
+      </w:r>
+      <w:proofErr w:type="spellStart"/>
+      <w:r>
+        <w:rPr>
+          <w:rFonts w:ascii="Times New Roman" w:hAnsi="Times New Roman" w:cs="Times New Roman"/>
+        </w:rPr>
+        <w:t>Packet</w:t>
+      </w:r>
+      <w:proofErr w:type="spellEnd"/>
+      <w:r>
+        <w:rPr>
+          <w:rFonts w:ascii="Times New Roman" w:hAnsi="Times New Roman" w:cs="Times New Roman"/>
+        </w:rPr>
+        <w:t xml:space="preserve"> Tracer. </w:t>
       </w:r>
     </w:p>
     <w:p>
@@ -2328,8 +2396,18 @@
           <w:b/>
           <w:bCs/>
         </w:rPr>
-        <w:t>Assigner les ports des switchs</w:t>
-      </w:r>
+        <w:t xml:space="preserve">Assigner les ports des </w:t>
+      </w:r>
+      <w:proofErr w:type="spellStart"/>
+      <w:r>
+        <w:rPr>
+          <w:rFonts w:ascii="Times New Roman" w:hAnsi="Times New Roman" w:cs="Times New Roman"/>
+          <w:b/>
+          <w:bCs/>
+        </w:rPr>
+        <w:t>switchs</w:t>
+      </w:r>
+      <w:proofErr w:type="spellEnd"/>
       <w:r>
         <w:rPr>
           <w:rFonts w:ascii="Times New Roman" w:hAnsi="Times New Roman" w:cs="Times New Roman"/>
@@ -2350,8 +2428,18 @@
           <w:b/>
           <w:bCs/>
         </w:rPr>
-        <w:t>Configurer l’Inter-VLAN Routing</w:t>
-      </w:r>
+        <w:t xml:space="preserve">Configurer l’Inter-VLAN </w:t>
+      </w:r>
+      <w:proofErr w:type="spellStart"/>
+      <w:r>
+        <w:rPr>
+          <w:rFonts w:ascii="Times New Roman" w:hAnsi="Times New Roman" w:cs="Times New Roman"/>
+          <w:b/>
+          <w:bCs/>
+        </w:rPr>
+        <w:t>Routing</w:t>
+      </w:r>
+      <w:proofErr w:type="spellEnd"/>
       <w:r>
         <w:rPr>
           <w:rFonts w:ascii="Times New Roman" w:hAnsi="Times New Roman" w:cs="Times New Roman"/>
@@ -2390,7 +2478,43 @@
           <w:b/>
           <w:bCs/>
         </w:rPr>
-        <w:t>Configurer des ACLs (Access Control Lists)</w:t>
+        <w:t xml:space="preserve">Configurer des </w:t>
+      </w:r>
+      <w:proofErr w:type="spellStart"/>
+      <w:r>
+        <w:rPr>
+          <w:rFonts w:ascii="Times New Roman" w:hAnsi="Times New Roman" w:cs="Times New Roman"/>
+          <w:b/>
+          <w:bCs/>
+        </w:rPr>
+        <w:t>ACLs</w:t>
+      </w:r>
+      <w:proofErr w:type="spellEnd"/>
+      <w:r>
+        <w:rPr>
+          <w:rFonts w:ascii="Times New Roman" w:hAnsi="Times New Roman" w:cs="Times New Roman"/>
+          <w:b/>
+          <w:bCs/>
+        </w:rPr>
+        <w:t xml:space="preserve"> (Access Control </w:t>
+      </w:r>
+      <w:proofErr w:type="spellStart"/>
+      <w:r>
+        <w:rPr>
+          <w:rFonts w:ascii="Times New Roman" w:hAnsi="Times New Roman" w:cs="Times New Roman"/>
+          <w:b/>
+          <w:bCs/>
+        </w:rPr>
+        <w:t>Lists</w:t>
+      </w:r>
+      <w:proofErr w:type="spellEnd"/>
+      <w:r>
+        <w:rPr>
+          <w:rFonts w:ascii="Times New Roman" w:hAnsi="Times New Roman" w:cs="Times New Roman"/>
+          <w:b/>
+          <w:bCs/>
+        </w:rPr>
+        <w:t>)</w:t>
       </w:r>
       <w:r>
         <w:rPr>
@@ -2442,7 +2566,21 @@
         <w:rPr>
           <w:rFonts w:ascii="Times New Roman" w:hAnsi="Times New Roman" w:cs="Times New Roman"/>
         </w:rPr>
-        <w:t xml:space="preserve"> sur les switchs pour limiter le nombre d’appareils par port. </w:t>
+        <w:t xml:space="preserve"> sur les </w:t>
+      </w:r>
+      <w:proofErr w:type="spellStart"/>
+      <w:r>
+        <w:rPr>
+          <w:rFonts w:ascii="Times New Roman" w:hAnsi="Times New Roman" w:cs="Times New Roman"/>
+        </w:rPr>
+        <w:t>switchs</w:t>
+      </w:r>
+      <w:proofErr w:type="spellEnd"/>
+      <w:r>
+        <w:rPr>
+          <w:rFonts w:ascii="Times New Roman" w:hAnsi="Times New Roman" w:cs="Times New Roman"/>
+        </w:rPr>
+        <w:t xml:space="preserve"> pour limiter le nombre d’appareils par port. </w:t>
       </w:r>
     </w:p>
     <w:p>
@@ -2487,7 +2625,7 @@
     </w:p>
     <w:p>
       <w:pPr>
-        <w:pStyle w:val="Heading1"/>
+        <w:pStyle w:val="Titre1"/>
         <w:jc w:val="both"/>
         <w:rPr>
           <w:rFonts w:ascii="Times New Roman" w:hAnsi="Times New Roman" w:cs="Times New Roman"/>
@@ -2551,7 +2689,21 @@
         <w:rPr>
           <w:rFonts w:ascii="Times New Roman" w:hAnsi="Times New Roman" w:cs="Times New Roman"/>
         </w:rPr>
-        <w:t>Ainsi, la problématique de ce projet peut être formulée comme suit : Comment concevoir et simuler, à l’aide de Cisco Packet Tracer, une architecture réseau d'entreprise hautement sécurisée et évolutive, capable de protéger efficacement les données contre les intrusions tout en garantissant une communication fluide, fiable et performante entre les différents utilisateurs</w:t>
+        <w:t xml:space="preserve">Ainsi, la problématique de ce projet peut être formulée comme suit : Comment concevoir et simuler, à l’aide de Cisco </w:t>
+      </w:r>
+      <w:proofErr w:type="spellStart"/>
+      <w:r>
+        <w:rPr>
+          <w:rFonts w:ascii="Times New Roman" w:hAnsi="Times New Roman" w:cs="Times New Roman"/>
+        </w:rPr>
+        <w:t>Packet</w:t>
+      </w:r>
+      <w:proofErr w:type="spellEnd"/>
+      <w:r>
+        <w:rPr>
+          <w:rFonts w:ascii="Times New Roman" w:hAnsi="Times New Roman" w:cs="Times New Roman"/>
+        </w:rPr>
+        <w:t xml:space="preserve"> Tracer, une architecture réseau d'entreprise hautement sécurisée et évolutive, capable de protéger efficacement les données contre les intrusions tout en garantissant une communication fluide, fiable et performante entre les différents utilisateurs</w:t>
       </w:r>
       <w:r>
         <w:rPr>
@@ -2568,7 +2720,7 @@
     </w:p>
     <w:p>
       <w:pPr>
-        <w:pStyle w:val="Heading1"/>
+        <w:pStyle w:val="Titre1"/>
         <w:jc w:val="both"/>
         <w:rPr>
           <w:rFonts w:ascii="Times New Roman" w:hAnsi="Times New Roman" w:cs="Times New Roman"/>
@@ -2739,7 +2891,25 @@
           <w:b/>
           <w:bCs/>
         </w:rPr>
-        <w:t>3. Simulation et Configuration sur Cisco Packet Tracer</w:t>
+        <w:t xml:space="preserve">3. Simulation et Configuration sur Cisco </w:t>
+      </w:r>
+      <w:proofErr w:type="spellStart"/>
+      <w:r>
+        <w:rPr>
+          <w:rFonts w:ascii="Times New Roman" w:hAnsi="Times New Roman" w:cs="Times New Roman"/>
+          <w:b/>
+          <w:bCs/>
+        </w:rPr>
+        <w:t>Packet</w:t>
+      </w:r>
+      <w:proofErr w:type="spellEnd"/>
+      <w:r>
+        <w:rPr>
+          <w:rFonts w:ascii="Times New Roman" w:hAnsi="Times New Roman" w:cs="Times New Roman"/>
+          <w:b/>
+          <w:bCs/>
+        </w:rPr>
+        <w:t xml:space="preserve"> Tracer</w:t>
       </w:r>
     </w:p>
     <w:p>
@@ -2753,7 +2923,21 @@
         <w:rPr>
           <w:rFonts w:ascii="Times New Roman" w:hAnsi="Times New Roman" w:cs="Times New Roman"/>
         </w:rPr>
-        <w:t>Une fois l'architecture validée sur le papier, nous passons à sa réalisation virtuelle. À l'aide du logiciel Cisco Packet Tracer, nous construisons la maquette du réseau. Nous configurons ensuite l'ensemble des équipements : le routage pour permettre la communication, les listes de contrôle d'accès (ACL) pour le filtrage de sécurité, et les mécanismes de redondance pour éviter les coupures.</w:t>
+        <w:t xml:space="preserve">Une fois l'architecture validée sur le papier, nous passons à sa réalisation virtuelle. À l'aide du logiciel Cisco </w:t>
+      </w:r>
+      <w:proofErr w:type="spellStart"/>
+      <w:r>
+        <w:rPr>
+          <w:rFonts w:ascii="Times New Roman" w:hAnsi="Times New Roman" w:cs="Times New Roman"/>
+        </w:rPr>
+        <w:t>Packet</w:t>
+      </w:r>
+      <w:proofErr w:type="spellEnd"/>
+      <w:r>
+        <w:rPr>
+          <w:rFonts w:ascii="Times New Roman" w:hAnsi="Times New Roman" w:cs="Times New Roman"/>
+        </w:rPr>
+        <w:t xml:space="preserve"> Tracer, nous construisons la maquette du réseau. Nous configurons ensuite l'ensemble des équipements : le routage pour permettre la communication, les listes de contrôle d'accès (ACL) pour le filtrage de sécurité, et les mécanismes de redondance pour éviter les coupures.</w:t>
       </w:r>
     </w:p>
     <w:p>
@@ -2790,7 +2974,7 @@
     </w:p>
     <w:p>
       <w:pPr>
-        <w:pStyle w:val="Heading1"/>
+        <w:pStyle w:val="Titre1"/>
         <w:rPr>
           <w:rFonts w:ascii="Times New Roman" w:hAnsi="Times New Roman" w:cs="Times New Roman"/>
           <w:b/>
@@ -3089,13 +3273,7 @@
           </w:tcPr>
           <w:p>
             <w:r>
-              <w:rPr>
-                <w:rFonts w:ascii="Arial" w:eastAsia="Arial" w:hAnsi="Arial" w:cs="Arial"/>
-                <w:color w:val="404040"/>
-                <w:sz w:val="20"/>
-                <w:szCs w:val="20"/>
-              </w:rPr>
-              <w:t>1</w:t>
+              <w:t>2</w:t>
             </w:r>
           </w:p>
         </w:tc>
@@ -3126,7 +3304,16 @@
                 <w:sz w:val="20"/>
                 <w:szCs w:val="20"/>
               </w:rPr>
-              <w:t>Switch Layer 3</w:t>
+              <w:t xml:space="preserve">Switch </w:t>
+            </w:r>
+            <w:r>
+              <w:rPr>
+                <w:rFonts w:ascii="Arial" w:eastAsia="Arial" w:hAnsi="Arial" w:cs="Arial"/>
+                <w:color w:val="404040"/>
+                <w:sz w:val="20"/>
+                <w:szCs w:val="20"/>
+              </w:rPr>
+              <w:t>Multiplayer</w:t>
             </w:r>
           </w:p>
         </w:tc>
@@ -3443,13 +3630,7 @@
           </w:tcPr>
           <w:p>
             <w:r>
-              <w:rPr>
-                <w:rFonts w:ascii="Arial" w:eastAsia="Arial" w:hAnsi="Arial" w:cs="Arial"/>
-                <w:color w:val="404040"/>
-                <w:sz w:val="20"/>
-                <w:szCs w:val="20"/>
-              </w:rPr>
-              <w:t>1</w:t>
+              <w:t>3</w:t>
             </w:r>
           </w:p>
         </w:tc>
@@ -3582,6 +3763,214 @@
               <w:bottom w:val="single" w:sz="1" w:space="0" w:color="BBBBBB"/>
               <w:right w:val="single" w:sz="1" w:space="0" w:color="BBBBBB"/>
             </w:tcBorders>
+            <w:shd w:val="clear" w:color="auto" w:fill="FFFFFF"/>
+            <w:tcMar>
+              <w:top w:w="60" w:type="dxa"/>
+              <w:left w:w="120" w:type="dxa"/>
+              <w:bottom w:w="60" w:type="dxa"/>
+              <w:right w:w="120" w:type="dxa"/>
+            </w:tcMar>
+          </w:tcPr>
+          <w:p>
+            <w:pPr>
+              <w:rPr>
+                <w:rFonts w:ascii="Arial" w:eastAsia="Arial" w:hAnsi="Arial" w:cs="Arial"/>
+                <w:color w:val="404040"/>
+                <w:sz w:val="20"/>
+                <w:szCs w:val="20"/>
+              </w:rPr>
+            </w:pPr>
+            <w:r>
+              <w:rPr>
+                <w:rFonts w:ascii="Arial" w:eastAsia="Arial" w:hAnsi="Arial" w:cs="Arial"/>
+                <w:color w:val="404040"/>
+                <w:sz w:val="20"/>
+                <w:szCs w:val="20"/>
+              </w:rPr>
+              <w:t>Serveur DHCP</w:t>
+            </w:r>
+          </w:p>
+        </w:tc>
+        <w:tc>
+          <w:tcPr>
+            <w:tcW w:w="2340" w:type="dxa"/>
+            <w:tcBorders>
+              <w:top w:val="single" w:sz="1" w:space="0" w:color="BBBBBB"/>
+              <w:left w:val="single" w:sz="1" w:space="0" w:color="BBBBBB"/>
+              <w:bottom w:val="single" w:sz="1" w:space="0" w:color="BBBBBB"/>
+              <w:right w:val="single" w:sz="1" w:space="0" w:color="BBBBBB"/>
+            </w:tcBorders>
+            <w:shd w:val="clear" w:color="auto" w:fill="FFFFFF"/>
+            <w:tcMar>
+              <w:top w:w="60" w:type="dxa"/>
+              <w:left w:w="120" w:type="dxa"/>
+              <w:bottom w:w="60" w:type="dxa"/>
+              <w:right w:w="120" w:type="dxa"/>
+            </w:tcMar>
+          </w:tcPr>
+          <w:p>
+            <w:pPr>
+              <w:rPr>
+                <w:rFonts w:ascii="Arial" w:eastAsia="Arial" w:hAnsi="Arial" w:cs="Arial"/>
+                <w:color w:val="404040"/>
+                <w:sz w:val="20"/>
+                <w:szCs w:val="20"/>
+              </w:rPr>
+            </w:pPr>
+            <w:r>
+              <w:rPr>
+                <w:rFonts w:ascii="Arial" w:eastAsia="Arial" w:hAnsi="Arial" w:cs="Arial"/>
+                <w:color w:val="404040"/>
+                <w:sz w:val="20"/>
+                <w:szCs w:val="20"/>
+              </w:rPr>
+              <w:t>Server-PT</w:t>
+            </w:r>
+          </w:p>
+        </w:tc>
+        <w:tc>
+          <w:tcPr>
+            <w:tcW w:w="2340" w:type="dxa"/>
+            <w:tcBorders>
+              <w:top w:val="single" w:sz="1" w:space="0" w:color="BBBBBB"/>
+              <w:left w:val="single" w:sz="1" w:space="0" w:color="BBBBBB"/>
+              <w:bottom w:val="single" w:sz="1" w:space="0" w:color="BBBBBB"/>
+              <w:right w:val="single" w:sz="1" w:space="0" w:color="BBBBBB"/>
+            </w:tcBorders>
+            <w:shd w:val="clear" w:color="auto" w:fill="FFFFFF"/>
+            <w:tcMar>
+              <w:top w:w="60" w:type="dxa"/>
+              <w:left w:w="120" w:type="dxa"/>
+              <w:bottom w:w="60" w:type="dxa"/>
+              <w:right w:w="120" w:type="dxa"/>
+            </w:tcMar>
+          </w:tcPr>
+          <w:p>
+            <w:pPr>
+              <w:rPr>
+                <w:rFonts w:ascii="Arial" w:eastAsia="Arial" w:hAnsi="Arial" w:cs="Arial"/>
+                <w:color w:val="404040"/>
+                <w:sz w:val="20"/>
+                <w:szCs w:val="20"/>
+              </w:rPr>
+            </w:pPr>
+            <w:r>
+              <w:rPr>
+                <w:rFonts w:ascii="Arial" w:eastAsia="Arial" w:hAnsi="Arial" w:cs="Arial"/>
+                <w:color w:val="404040"/>
+                <w:sz w:val="20"/>
+                <w:szCs w:val="20"/>
+              </w:rPr>
+              <w:t xml:space="preserve">Résolution de </w:t>
+            </w:r>
+            <w:r>
+              <w:rPr>
+                <w:rFonts w:ascii="Arial" w:eastAsia="Arial" w:hAnsi="Arial" w:cs="Arial"/>
+                <w:color w:val="404040"/>
+                <w:sz w:val="20"/>
+                <w:szCs w:val="20"/>
+              </w:rPr>
+              <w:t xml:space="preserve">adresses </w:t>
+            </w:r>
+            <w:proofErr w:type="spellStart"/>
+            <w:r>
+              <w:rPr>
+                <w:rFonts w:ascii="Arial" w:eastAsia="Arial" w:hAnsi="Arial" w:cs="Arial"/>
+                <w:color w:val="404040"/>
+                <w:sz w:val="20"/>
+                <w:szCs w:val="20"/>
+              </w:rPr>
+              <w:t>ip</w:t>
+            </w:r>
+            <w:proofErr w:type="spellEnd"/>
+            <w:r>
+              <w:rPr>
+                <w:rFonts w:ascii="Arial" w:eastAsia="Arial" w:hAnsi="Arial" w:cs="Arial"/>
+                <w:color w:val="404040"/>
+                <w:sz w:val="20"/>
+                <w:szCs w:val="20"/>
+              </w:rPr>
+              <w:t xml:space="preserve"> </w:t>
+            </w:r>
+            <w:r>
+              <w:rPr>
+                <w:rFonts w:ascii="Arial" w:eastAsia="Arial" w:hAnsi="Arial" w:cs="Arial"/>
+                <w:color w:val="404040"/>
+                <w:sz w:val="20"/>
+                <w:szCs w:val="20"/>
+              </w:rPr>
+              <w:t>(</w:t>
+            </w:r>
+            <w:proofErr w:type="spellStart"/>
+            <w:r>
+              <w:rPr>
+                <w:rFonts w:ascii="Arial" w:eastAsia="Arial" w:hAnsi="Arial" w:cs="Arial"/>
+                <w:color w:val="404040"/>
+                <w:sz w:val="20"/>
+                <w:szCs w:val="20"/>
+              </w:rPr>
+              <w:t>ip</w:t>
+            </w:r>
+            <w:proofErr w:type="spellEnd"/>
+            <w:r>
+              <w:rPr>
+                <w:rFonts w:ascii="Arial" w:eastAsia="Arial" w:hAnsi="Arial" w:cs="Arial"/>
+                <w:color w:val="404040"/>
+                <w:sz w:val="20"/>
+                <w:szCs w:val="20"/>
+              </w:rPr>
+              <w:t>)</w:t>
+            </w:r>
+          </w:p>
+        </w:tc>
+        <w:tc>
+          <w:tcPr>
+            <w:tcW w:w="2340" w:type="dxa"/>
+            <w:tcBorders>
+              <w:top w:val="single" w:sz="1" w:space="0" w:color="BBBBBB"/>
+              <w:left w:val="single" w:sz="1" w:space="0" w:color="BBBBBB"/>
+              <w:bottom w:val="single" w:sz="1" w:space="0" w:color="BBBBBB"/>
+              <w:right w:val="single" w:sz="1" w:space="0" w:color="BBBBBB"/>
+            </w:tcBorders>
+            <w:shd w:val="clear" w:color="auto" w:fill="FFFFFF"/>
+            <w:tcMar>
+              <w:top w:w="60" w:type="dxa"/>
+              <w:left w:w="120" w:type="dxa"/>
+              <w:bottom w:w="60" w:type="dxa"/>
+              <w:right w:w="120" w:type="dxa"/>
+            </w:tcMar>
+          </w:tcPr>
+          <w:p>
+            <w:pPr>
+              <w:rPr>
+                <w:rFonts w:ascii="Arial" w:eastAsia="Arial" w:hAnsi="Arial" w:cs="Arial"/>
+                <w:color w:val="404040"/>
+                <w:sz w:val="20"/>
+                <w:szCs w:val="20"/>
+              </w:rPr>
+            </w:pPr>
+            <w:r>
+              <w:rPr>
+                <w:rFonts w:ascii="Arial" w:eastAsia="Arial" w:hAnsi="Arial" w:cs="Arial"/>
+                <w:color w:val="404040"/>
+                <w:sz w:val="20"/>
+                <w:szCs w:val="20"/>
+              </w:rPr>
+              <w:t>1</w:t>
+            </w:r>
+          </w:p>
+        </w:tc>
+      </w:tr>
+      <w:tr>
+        <w:tc>
+          <w:tcPr>
+            <w:tcW w:w="2340" w:type="dxa"/>
+            <w:tcBorders>
+              <w:top w:val="single" w:sz="1" w:space="0" w:color="BBBBBB"/>
+              <w:left w:val="single" w:sz="1" w:space="0" w:color="BBBBBB"/>
+              <w:bottom w:val="single" w:sz="1" w:space="0" w:color="BBBBBB"/>
+              <w:right w:val="single" w:sz="1" w:space="0" w:color="BBBBBB"/>
+            </w:tcBorders>
             <w:shd w:val="clear" w:color="auto" w:fill="EBF3FB"/>
             <w:tcMar>
               <w:top w:w="60" w:type="dxa"/>
@@ -3716,6 +4105,7 @@
                 <w:sz w:val="20"/>
                 <w:szCs w:val="20"/>
               </w:rPr>
+              <w:lastRenderedPageBreak/>
               <w:t>Postes clients</w:t>
             </w:r>
           </w:p>
@@ -3797,13 +4187,7 @@
           </w:tcPr>
           <w:p>
             <w:r>
-              <w:rPr>
-                <w:rFonts w:ascii="Arial" w:eastAsia="Arial" w:hAnsi="Arial" w:cs="Arial"/>
-                <w:color w:val="404040"/>
-                <w:sz w:val="20"/>
-                <w:szCs w:val="20"/>
-              </w:rPr>
-              <w:t>4</w:t>
+              <w:t>10</w:t>
             </w:r>
           </w:p>
         </w:tc>
@@ -3915,132 +4299,7 @@
           </w:tcPr>
           <w:p>
             <w:r>
-              <w:rPr>
-                <w:rFonts w:ascii="Arial" w:eastAsia="Arial" w:hAnsi="Arial" w:cs="Arial"/>
-                <w:color w:val="404040"/>
-                <w:sz w:val="20"/>
-                <w:szCs w:val="20"/>
-              </w:rPr>
-              <w:t>2</w:t>
-            </w:r>
-          </w:p>
-        </w:tc>
-      </w:tr>
-      <w:tr>
-        <w:tc>
-          <w:tcPr>
-            <w:tcW w:w="2340" w:type="dxa"/>
-            <w:tcBorders>
-              <w:top w:val="single" w:sz="1" w:space="0" w:color="BBBBBB"/>
-              <w:left w:val="single" w:sz="1" w:space="0" w:color="BBBBBB"/>
-              <w:bottom w:val="single" w:sz="1" w:space="0" w:color="BBBBBB"/>
-              <w:right w:val="single" w:sz="1" w:space="0" w:color="BBBBBB"/>
-            </w:tcBorders>
-            <w:shd w:val="clear" w:color="auto" w:fill="FFFFFF"/>
-            <w:tcMar>
-              <w:top w:w="60" w:type="dxa"/>
-              <w:left w:w="120" w:type="dxa"/>
-              <w:bottom w:w="60" w:type="dxa"/>
-              <w:right w:w="120" w:type="dxa"/>
-            </w:tcMar>
-          </w:tcPr>
-          <w:p>
-            <w:r>
-              <w:rPr>
-                <w:rFonts w:ascii="Arial" w:eastAsia="Arial" w:hAnsi="Arial" w:cs="Arial"/>
-                <w:color w:val="404040"/>
-                <w:sz w:val="20"/>
-                <w:szCs w:val="20"/>
-              </w:rPr>
-              <w:lastRenderedPageBreak/>
-              <w:t>Cloud</w:t>
-            </w:r>
-          </w:p>
-        </w:tc>
-        <w:tc>
-          <w:tcPr>
-            <w:tcW w:w="2340" w:type="dxa"/>
-            <w:tcBorders>
-              <w:top w:val="single" w:sz="1" w:space="0" w:color="BBBBBB"/>
-              <w:left w:val="single" w:sz="1" w:space="0" w:color="BBBBBB"/>
-              <w:bottom w:val="single" w:sz="1" w:space="0" w:color="BBBBBB"/>
-              <w:right w:val="single" w:sz="1" w:space="0" w:color="BBBBBB"/>
-            </w:tcBorders>
-            <w:shd w:val="clear" w:color="auto" w:fill="FFFFFF"/>
-            <w:tcMar>
-              <w:top w:w="60" w:type="dxa"/>
-              <w:left w:w="120" w:type="dxa"/>
-              <w:bottom w:w="60" w:type="dxa"/>
-              <w:right w:w="120" w:type="dxa"/>
-            </w:tcMar>
-          </w:tcPr>
-          <w:p>
-            <w:r>
-              <w:rPr>
-                <w:rFonts w:ascii="Arial" w:eastAsia="Arial" w:hAnsi="Arial" w:cs="Arial"/>
-                <w:color w:val="404040"/>
-                <w:sz w:val="20"/>
-                <w:szCs w:val="20"/>
-              </w:rPr>
-              <w:t>Cloud-PT</w:t>
-            </w:r>
-          </w:p>
-        </w:tc>
-        <w:tc>
-          <w:tcPr>
-            <w:tcW w:w="2340" w:type="dxa"/>
-            <w:tcBorders>
-              <w:top w:val="single" w:sz="1" w:space="0" w:color="BBBBBB"/>
-              <w:left w:val="single" w:sz="1" w:space="0" w:color="BBBBBB"/>
-              <w:bottom w:val="single" w:sz="1" w:space="0" w:color="BBBBBB"/>
-              <w:right w:val="single" w:sz="1" w:space="0" w:color="BBBBBB"/>
-            </w:tcBorders>
-            <w:shd w:val="clear" w:color="auto" w:fill="FFFFFF"/>
-            <w:tcMar>
-              <w:top w:w="60" w:type="dxa"/>
-              <w:left w:w="120" w:type="dxa"/>
-              <w:bottom w:w="60" w:type="dxa"/>
-              <w:right w:w="120" w:type="dxa"/>
-            </w:tcMar>
-          </w:tcPr>
-          <w:p>
-            <w:r>
-              <w:rPr>
-                <w:rFonts w:ascii="Arial" w:eastAsia="Arial" w:hAnsi="Arial" w:cs="Arial"/>
-                <w:color w:val="404040"/>
-                <w:sz w:val="20"/>
-                <w:szCs w:val="20"/>
-              </w:rPr>
-              <w:t>Simulation Internet (WAN)</w:t>
-            </w:r>
-          </w:p>
-        </w:tc>
-        <w:tc>
-          <w:tcPr>
-            <w:tcW w:w="2340" w:type="dxa"/>
-            <w:tcBorders>
-              <w:top w:val="single" w:sz="1" w:space="0" w:color="BBBBBB"/>
-              <w:left w:val="single" w:sz="1" w:space="0" w:color="BBBBBB"/>
-              <w:bottom w:val="single" w:sz="1" w:space="0" w:color="BBBBBB"/>
-              <w:right w:val="single" w:sz="1" w:space="0" w:color="BBBBBB"/>
-            </w:tcBorders>
-            <w:shd w:val="clear" w:color="auto" w:fill="FFFFFF"/>
-            <w:tcMar>
-              <w:top w:w="60" w:type="dxa"/>
-              <w:left w:w="120" w:type="dxa"/>
-              <w:bottom w:w="60" w:type="dxa"/>
-              <w:right w:w="120" w:type="dxa"/>
-            </w:tcMar>
-          </w:tcPr>
-          <w:p>
-            <w:r>
-              <w:rPr>
-                <w:rFonts w:ascii="Arial" w:eastAsia="Arial" w:hAnsi="Arial" w:cs="Arial"/>
-                <w:color w:val="404040"/>
-                <w:sz w:val="20"/>
-                <w:szCs w:val="20"/>
-              </w:rPr>
-              <w:t>1</w:t>
+              <w:t>6</w:t>
             </w:r>
           </w:p>
         </w:tc>
@@ -4049,7 +4308,7 @@
     <w:p/>
     <w:p>
       <w:pPr>
-        <w:pStyle w:val="Heading1"/>
+        <w:pStyle w:val="Titre1"/>
         <w:rPr>
           <w:rFonts w:ascii="Times New Roman" w:hAnsi="Times New Roman" w:cs="Times New Roman"/>
           <w:b/>
@@ -4118,7 +4377,21 @@
         <w:rPr>
           <w:rFonts w:ascii="Times New Roman" w:hAnsi="Times New Roman" w:cs="Times New Roman"/>
         </w:rPr>
-        <w:t>consiste à concevoir et simuler un réseau d'entreprise sécurisé à l'aide de Cisco Packet Tracer. L'objectif est de créer un environnement réseau structuré où différents équipements (routeurs, switches, serveurs, postes clients) communiquent de manière contrôlée afin d'assurer automatiquement la protection des ressources internes, le filtrage des accès et la segmentation des zones réseau.</w:t>
+        <w:t xml:space="preserve">consiste à concevoir et simuler un réseau d'entreprise sécurisé à l'aide de Cisco </w:t>
+      </w:r>
+      <w:proofErr w:type="spellStart"/>
+      <w:r>
+        <w:rPr>
+          <w:rFonts w:ascii="Times New Roman" w:hAnsi="Times New Roman" w:cs="Times New Roman"/>
+        </w:rPr>
+        <w:t>Packet</w:t>
+      </w:r>
+      <w:proofErr w:type="spellEnd"/>
+      <w:r>
+        <w:rPr>
+          <w:rFonts w:ascii="Times New Roman" w:hAnsi="Times New Roman" w:cs="Times New Roman"/>
+        </w:rPr>
+        <w:t xml:space="preserve"> Tracer. L'objectif est de créer un environnement réseau structuré où différents équipements (routeurs, switches, serveurs, postes clients) communiquent de manière contrôlée afin d'assurer automatiquement la protection des ressources internes, le filtrage des accès et la segmentation des zones réseau.</w:t>
       </w:r>
     </w:p>
     <w:p>
@@ -4265,14 +4538,42 @@
         <w:rPr>
           <w:rFonts w:ascii="Times New Roman" w:hAnsi="Times New Roman" w:cs="Times New Roman"/>
         </w:rPr>
-        <w:t xml:space="preserve">Tous les équipements sont interconnectés via un réseau IP simulé dans Cisco Packet Tracer. Un switch Layer 3 central (Cisco 3560) assure le routage inter-VLAN entre les trois zones, tandis qu'un routeur WAN (Cisco 2911) gère la connexion vers Internet et applique les règles </w:t>
+        <w:t xml:space="preserve">Tous les équipements sont interconnectés via un réseau IP simulé dans Cisco </w:t>
+      </w:r>
+      <w:proofErr w:type="spellStart"/>
+      <w:r>
+        <w:rPr>
+          <w:rFonts w:ascii="Times New Roman" w:hAnsi="Times New Roman" w:cs="Times New Roman"/>
+        </w:rPr>
+        <w:t>Packet</w:t>
+      </w:r>
+      <w:proofErr w:type="spellEnd"/>
+      <w:r>
+        <w:rPr>
+          <w:rFonts w:ascii="Times New Roman" w:hAnsi="Times New Roman" w:cs="Times New Roman"/>
+        </w:rPr>
+        <w:t xml:space="preserve"> Tracer. Un switch Layer 3 </w:t>
+      </w:r>
+      <w:proofErr w:type="gramStart"/>
+      <w:r>
+        <w:rPr>
+          <w:rFonts w:ascii="Times New Roman" w:hAnsi="Times New Roman" w:cs="Times New Roman"/>
+        </w:rPr>
+        <w:t>central</w:t>
+      </w:r>
+      <w:proofErr w:type="gramEnd"/>
+      <w:r>
+        <w:rPr>
+          <w:rFonts w:ascii="Times New Roman" w:hAnsi="Times New Roman" w:cs="Times New Roman"/>
+        </w:rPr>
+        <w:t xml:space="preserve"> (Cisco 3560) assure le routage inter-VLAN entre les trois zones, </w:t>
       </w:r>
       <w:r>
         <w:rPr>
           <w:rFonts w:ascii="Times New Roman" w:hAnsi="Times New Roman" w:cs="Times New Roman"/>
         </w:rPr>
         <w:lastRenderedPageBreak/>
-        <w:t>de filtrage ACL. Les flux de communication entre zones sont strictement contrôlés selon une matrice de sécurité préalablement définie.</w:t>
+        <w:t>tandis qu'un routeur WAN (Cisco 2911) gère la connexion vers Internet et applique les règles de filtrage ACL. Les flux de communication entre zones sont strictement contrôlés selon une matrice de sécurité préalablement définie.</w:t>
       </w:r>
     </w:p>
     <w:p>
@@ -4390,7 +4691,7 @@
     </w:p>
     <w:p>
       <w:pPr>
-        <w:pStyle w:val="Heading1"/>
+        <w:pStyle w:val="Titre1"/>
         <w:rPr>
           <w:rFonts w:ascii="Times New Roman" w:hAnsi="Times New Roman" w:cs="Times New Roman"/>
           <w:b/>
@@ -4400,7 +4701,6 @@
           <w:szCs w:val="32"/>
         </w:rPr>
       </w:pPr>
-      <w:bookmarkStart w:id="9" w:name="_Toc230385023"/>
       <w:r>
         <w:rPr>
           <w:rFonts w:ascii="Times New Roman" w:hAnsi="Times New Roman" w:cs="Times New Roman"/>
@@ -4410,33 +4710,117 @@
           <w:sz w:val="32"/>
           <w:szCs w:val="32"/>
         </w:rPr>
+        <w:t xml:space="preserve">Topologie </w:t>
+      </w:r>
+    </w:p>
+    <w:p>
+      <w:r>
+        <w:drawing>
+          <wp:inline distT="0" distB="0" distL="0" distR="0" wp14:anchorId="6057FA87" wp14:editId="58E16092">
+            <wp:extent cx="5731510" cy="2044700"/>
+            <wp:effectExtent l="0" t="0" r="2540" b="0"/>
+            <wp:docPr id="2119672162" name="Image 1"/>
+            <wp:cNvGraphicFramePr>
+              <a:graphicFrameLocks xmlns:a="http://schemas.openxmlformats.org/drawingml/2006/main" noChangeAspect="1"/>
+            </wp:cNvGraphicFramePr>
+            <a:graphic xmlns:a="http://schemas.openxmlformats.org/drawingml/2006/main">
+              <a:graphicData uri="http://schemas.openxmlformats.org/drawingml/2006/picture">
+                <pic:pic xmlns:pic="http://schemas.openxmlformats.org/drawingml/2006/picture">
+                  <pic:nvPicPr>
+                    <pic:cNvPr id="2119672162" name=""/>
+                    <pic:cNvPicPr/>
+                  </pic:nvPicPr>
+                  <pic:blipFill>
+                    <a:blip r:embed="rId7"/>
+                    <a:stretch>
+                      <a:fillRect/>
+                    </a:stretch>
+                  </pic:blipFill>
+                  <pic:spPr>
+                    <a:xfrm>
+                      <a:off x="0" y="0"/>
+                      <a:ext cx="5731510" cy="2044700"/>
+                    </a:xfrm>
+                    <a:prstGeom prst="rect">
+                      <a:avLst/>
+                    </a:prstGeom>
+                  </pic:spPr>
+                </pic:pic>
+              </a:graphicData>
+            </a:graphic>
+          </wp:inline>
+        </w:drawing>
+      </w:r>
+    </w:p>
+    <w:p>
+      <w:pPr>
+        <w:rPr>
+          <w:rFonts w:ascii="Times New Roman" w:hAnsi="Times New Roman" w:cs="Times New Roman"/>
+        </w:rPr>
+      </w:pPr>
+    </w:p>
+    <w:p>
+      <w:pPr>
+        <w:pStyle w:val="Titre1"/>
+        <w:rPr>
+          <w:rFonts w:ascii="Times New Roman" w:hAnsi="Times New Roman" w:cs="Times New Roman"/>
+          <w:b/>
+          <w:bCs/>
+          <w:color w:val="auto"/>
+          <w:sz w:val="32"/>
+          <w:szCs w:val="32"/>
+        </w:rPr>
+      </w:pPr>
+      <w:bookmarkStart w:id="9" w:name="_Toc230385023"/>
+      <w:r>
+        <w:rPr>
+          <w:rFonts w:ascii="Times New Roman" w:hAnsi="Times New Roman" w:cs="Times New Roman"/>
+          <w:b/>
+          <w:bCs/>
+          <w:color w:val="auto"/>
+          <w:sz w:val="32"/>
+          <w:szCs w:val="32"/>
+        </w:rPr>
         <w:t>Résultats et Analyse</w:t>
       </w:r>
       <w:bookmarkEnd w:id="9"/>
     </w:p>
     <w:p>
       <w:pPr>
+        <w:pStyle w:val="Paragraphedeliste"/>
+        <w:numPr>
+          <w:ilvl w:val="0"/>
+          <w:numId w:val="9"/>
+        </w:numPr>
+        <w:rPr>
+          <w:b/>
+          <w:bCs/>
+          <w:sz w:val="28"/>
+          <w:szCs w:val="28"/>
+        </w:rPr>
+      </w:pPr>
+      <w:r>
+        <w:rPr>
+          <w:b/>
+          <w:bCs/>
+          <w:sz w:val="28"/>
+          <w:szCs w:val="28"/>
+        </w:rPr>
+        <w:t>Internet</w:t>
+      </w:r>
+    </w:p>
+    <w:p>
+      <w:pPr>
         <w:rPr>
           <w:lang w:val="en-US"/>
         </w:rPr>
       </w:pPr>
       <w:r>
         <w:rPr>
+          <w:noProof/>
           <w:lang w:val="en-US"/>
         </w:rPr>
-        <w:t>Internet</w:t>
-      </w:r>
-    </w:p>
-    <w:p>
-      <w:pPr>
-        <w:rPr>
-          <w:lang w:val="en-US"/>
-        </w:rPr>
-      </w:pPr>
-      <w:r>
-        <w:rPr>
-          <w:lang w:val="en-US"/>
-        </w:rPr>
+        <w:lastRenderedPageBreak/>
         <w:drawing>
           <wp:inline distT="0" distB="0" distL="0" distR="0" wp14:anchorId="4021D185" wp14:editId="7E705DBC">
             <wp:extent cx="5731510" cy="2730500"/>
@@ -4455,7 +4839,7 @@
                     </pic:cNvPicPr>
                   </pic:nvPicPr>
                   <pic:blipFill>
-                    <a:blip r:embed="rId7">
+                    <a:blip r:embed="rId8">
                       <a:extLst>
                         <a:ext uri="{28A0092B-C50C-407E-A947-70E740481C1C}">
                           <a14:useLocalDpi xmlns:a14="http://schemas.microsoft.com/office/drawing/2010/main" val="0"/>
@@ -4489,12 +4873,25 @@
     </w:p>
     <w:p>
       <w:pPr>
-        <w:rPr>
+        <w:pStyle w:val="Paragraphedeliste"/>
+        <w:numPr>
+          <w:ilvl w:val="0"/>
+          <w:numId w:val="9"/>
+        </w:numPr>
+        <w:rPr>
+          <w:b/>
+          <w:bCs/>
+          <w:sz w:val="28"/>
+          <w:szCs w:val="28"/>
           <w:lang w:val="en-US"/>
         </w:rPr>
       </w:pPr>
       <w:r>
         <w:rPr>
+          <w:b/>
+          <w:bCs/>
+          <w:sz w:val="28"/>
+          <w:szCs w:val="28"/>
           <w:lang w:val="en-US"/>
         </w:rPr>
         <w:t>R1</w:t>
@@ -4508,9 +4905,9 @@
       </w:pPr>
       <w:r>
         <w:rPr>
+          <w:noProof/>
           <w:lang w:val="en-US"/>
         </w:rPr>
-        <w:lastRenderedPageBreak/>
         <w:drawing>
           <wp:inline distT="0" distB="0" distL="0" distR="0" wp14:anchorId="6C6FC304" wp14:editId="56F81A00">
             <wp:extent cx="5731510" cy="4204970"/>
@@ -4529,7 +4926,7 @@
                     </pic:cNvPicPr>
                   </pic:nvPicPr>
                   <pic:blipFill>
-                    <a:blip r:embed="rId8">
+                    <a:blip r:embed="rId9">
                       <a:extLst>
                         <a:ext uri="{28A0092B-C50C-407E-A947-70E740481C1C}">
                           <a14:useLocalDpi xmlns:a14="http://schemas.microsoft.com/office/drawing/2010/main" val="0"/>
@@ -4567,52 +4964,13 @@
           <w:lang w:val="en-US"/>
         </w:rPr>
       </w:pPr>
-    </w:p>
-    <w:p>
-      <w:pPr>
-        <w:rPr>
-          <w:b/>
-          <w:bCs/>
-        </w:rPr>
-      </w:pPr>
-      <w:r>
-        <w:rPr>
-          <w:b/>
-          <w:bCs/>
-        </w:rPr>
-        <w:t>CONFIGURATION 3 — ASA 5505 (Pièce centrale)</w:t>
-      </w:r>
-    </w:p>
-    <w:p>
-      <w:pPr>
-        <w:rPr>
-          <w:b/>
-          <w:bCs/>
-        </w:rPr>
-      </w:pPr>
-      <w:r>
-        <w:rPr>
-          <w:b/>
-          <w:bCs/>
-        </w:rPr>
-        <w:t>3.1 — Configuration de base</w:t>
-      </w:r>
-    </w:p>
-    <w:p>
-      <w:pPr>
-        <w:rPr>
-          <w:lang w:val="en-US"/>
-        </w:rPr>
-      </w:pPr>
-      <w:r>
-        <w:rPr>
-          <w:lang w:val="en-US"/>
-        </w:rPr>
+      <w:r>
+        <w:lastRenderedPageBreak/>
         <w:drawing>
-          <wp:inline distT="0" distB="0" distL="0" distR="0" wp14:anchorId="16995948" wp14:editId="0324E3B4">
-            <wp:extent cx="5610225" cy="904875"/>
-            <wp:effectExtent l="0" t="0" r="9525" b="9525"/>
-            <wp:docPr id="649524458" name="Picture 20"/>
+          <wp:inline distT="0" distB="0" distL="0" distR="0" wp14:anchorId="55250448" wp14:editId="08222F01">
+            <wp:extent cx="5664491" cy="2095608"/>
+            <wp:effectExtent l="0" t="0" r="0" b="0"/>
+            <wp:docPr id="51156497" name="Image 1"/>
             <wp:cNvGraphicFramePr>
               <a:graphicFrameLocks xmlns:a="http://schemas.openxmlformats.org/drawingml/2006/main" noChangeAspect="1"/>
             </wp:cNvGraphicFramePr>
@@ -4620,36 +4978,23 @@
               <a:graphicData uri="http://schemas.openxmlformats.org/drawingml/2006/picture">
                 <pic:pic xmlns:pic="http://schemas.openxmlformats.org/drawingml/2006/picture">
                   <pic:nvPicPr>
-                    <pic:cNvPr id="0" name="Picture 58"/>
-                    <pic:cNvPicPr>
-                      <a:picLocks noChangeAspect="1" noChangeArrowheads="1"/>
-                    </pic:cNvPicPr>
+                    <pic:cNvPr id="51156497" name=""/>
+                    <pic:cNvPicPr/>
                   </pic:nvPicPr>
                   <pic:blipFill>
-                    <a:blip r:embed="rId9">
-                      <a:extLst>
-                        <a:ext uri="{28A0092B-C50C-407E-A947-70E740481C1C}">
-                          <a14:useLocalDpi xmlns:a14="http://schemas.microsoft.com/office/drawing/2010/main" val="0"/>
-                        </a:ext>
-                      </a:extLst>
-                    </a:blip>
-                    <a:srcRect/>
+                    <a:blip r:embed="rId10"/>
                     <a:stretch>
                       <a:fillRect/>
                     </a:stretch>
                   </pic:blipFill>
-                  <pic:spPr bwMode="auto">
+                  <pic:spPr>
                     <a:xfrm>
                       <a:off x="0" y="0"/>
-                      <a:ext cx="5610225" cy="904875"/>
+                      <a:ext cx="5664491" cy="2095608"/>
                     </a:xfrm>
                     <a:prstGeom prst="rect">
                       <a:avLst/>
                     </a:prstGeom>
-                    <a:noFill/>
-                    <a:ln>
-                      <a:noFill/>
-                    </a:ln>
                   </pic:spPr>
                 </pic:pic>
               </a:graphicData>
@@ -4659,64 +5004,511 @@
       </w:r>
     </w:p>
     <w:p>
-      <w:r>
-        <w:t>3.2 — Interfaces ASA</w:t>
-      </w:r>
-    </w:p>
-    <w:p>
-      <w:r>
-        <w:t>3.3 — Routage sur l'ASA</w:t>
-      </w:r>
-    </w:p>
-    <w:p>
-      <w:r>
-        <w:t>3.4 — NAT Dynamique (PAT) — LAN/Admin vers Internet</w:t>
-      </w:r>
-    </w:p>
-    <w:p>
-      <w:r>
-        <w:t>3.5 — NAT Statique — Web Server accessible depuis Internet (PAT port 80)</w:t>
-      </w:r>
-    </w:p>
-    <w:p>
-      <w:r>
-        <w:t>3.6 — ACL — Règles de filtrage</w:t>
-      </w:r>
-    </w:p>
-    <w:p>
-      <w:r>
-        <w:t>3.7 — Accès administrateur SSH à l'ASA</w:t>
-      </w:r>
-    </w:p>
-    <w:p>
       <w:pPr>
         <w:rPr>
           <w:lang w:val="en-US"/>
         </w:rPr>
       </w:pPr>
+    </w:p>
+    <w:p>
+      <w:pPr>
+        <w:pStyle w:val="Paragraphedeliste"/>
+        <w:numPr>
+          <w:ilvl w:val="0"/>
+          <w:numId w:val="9"/>
+        </w:numPr>
+        <w:rPr>
+          <w:b/>
+          <w:bCs/>
+          <w:sz w:val="28"/>
+          <w:szCs w:val="28"/>
+        </w:rPr>
+      </w:pPr>
+      <w:proofErr w:type="gramStart"/>
+      <w:r>
+        <w:rPr>
+          <w:b/>
+          <w:bCs/>
+          <w:sz w:val="28"/>
+          <w:szCs w:val="28"/>
+        </w:rPr>
+        <w:t>CONFIGURATION  —</w:t>
+      </w:r>
+      <w:proofErr w:type="gramEnd"/>
+      <w:r>
+        <w:rPr>
+          <w:b/>
+          <w:bCs/>
+          <w:sz w:val="28"/>
+          <w:szCs w:val="28"/>
+        </w:rPr>
+        <w:t xml:space="preserve"> ASA 5505 (Pièce centrale)</w:t>
+      </w:r>
+    </w:p>
+    <w:p>
+      <w:pPr>
+        <w:rPr>
+          <w:b/>
+          <w:bCs/>
+        </w:rPr>
+      </w:pPr>
+      <w:r>
+        <w:rPr>
+          <w:b/>
+          <w:bCs/>
+        </w:rPr>
+        <w:t>1 — Configuration de base</w:t>
+      </w:r>
+    </w:p>
+    <w:p>
+      <w:r>
+        <w:drawing>
+          <wp:inline distT="0" distB="0" distL="0" distR="0" wp14:anchorId="48034B20" wp14:editId="4165DC13">
+            <wp:extent cx="5607338" cy="901746"/>
+            <wp:effectExtent l="0" t="0" r="0" b="0"/>
+            <wp:docPr id="1206905019" name="Image 1"/>
+            <wp:cNvGraphicFramePr>
+              <a:graphicFrameLocks xmlns:a="http://schemas.openxmlformats.org/drawingml/2006/main" noChangeAspect="1"/>
+            </wp:cNvGraphicFramePr>
+            <a:graphic xmlns:a="http://schemas.openxmlformats.org/drawingml/2006/main">
+              <a:graphicData uri="http://schemas.openxmlformats.org/drawingml/2006/picture">
+                <pic:pic xmlns:pic="http://schemas.openxmlformats.org/drawingml/2006/picture">
+                  <pic:nvPicPr>
+                    <pic:cNvPr id="1206905019" name=""/>
+                    <pic:cNvPicPr/>
+                  </pic:nvPicPr>
+                  <pic:blipFill>
+                    <a:blip r:embed="rId11"/>
+                    <a:stretch>
+                      <a:fillRect/>
+                    </a:stretch>
+                  </pic:blipFill>
+                  <pic:spPr>
+                    <a:xfrm>
+                      <a:off x="0" y="0"/>
+                      <a:ext cx="5607338" cy="901746"/>
+                    </a:xfrm>
+                    <a:prstGeom prst="rect">
+                      <a:avLst/>
+                    </a:prstGeom>
+                  </pic:spPr>
+                </pic:pic>
+              </a:graphicData>
+            </a:graphic>
+          </wp:inline>
+        </w:drawing>
+      </w:r>
+    </w:p>
+    <w:p>
+      <w:r>
+        <w:t>2 — Interfaces ASA</w:t>
+      </w:r>
+    </w:p>
+    <w:p>
+      <w:r>
+        <w:lastRenderedPageBreak/>
+        <w:drawing>
+          <wp:inline distT="0" distB="0" distL="0" distR="0" wp14:anchorId="7BB88962" wp14:editId="717B758D">
+            <wp:extent cx="5683542" cy="4959605"/>
+            <wp:effectExtent l="0" t="0" r="0" b="0"/>
+            <wp:docPr id="1530861786" name="Image 1"/>
+            <wp:cNvGraphicFramePr>
+              <a:graphicFrameLocks xmlns:a="http://schemas.openxmlformats.org/drawingml/2006/main" noChangeAspect="1"/>
+            </wp:cNvGraphicFramePr>
+            <a:graphic xmlns:a="http://schemas.openxmlformats.org/drawingml/2006/main">
+              <a:graphicData uri="http://schemas.openxmlformats.org/drawingml/2006/picture">
+                <pic:pic xmlns:pic="http://schemas.openxmlformats.org/drawingml/2006/picture">
+                  <pic:nvPicPr>
+                    <pic:cNvPr id="1530861786" name=""/>
+                    <pic:cNvPicPr/>
+                  </pic:nvPicPr>
+                  <pic:blipFill>
+                    <a:blip r:embed="rId12"/>
+                    <a:stretch>
+                      <a:fillRect/>
+                    </a:stretch>
+                  </pic:blipFill>
+                  <pic:spPr>
+                    <a:xfrm>
+                      <a:off x="0" y="0"/>
+                      <a:ext cx="5683542" cy="4959605"/>
+                    </a:xfrm>
+                    <a:prstGeom prst="rect">
+                      <a:avLst/>
+                    </a:prstGeom>
+                  </pic:spPr>
+                </pic:pic>
+              </a:graphicData>
+            </a:graphic>
+          </wp:inline>
+        </w:drawing>
+      </w:r>
+    </w:p>
+    <w:p>
+      <w:r>
+        <w:t>3 — Routage sur l'ASA</w:t>
+      </w:r>
+    </w:p>
+    <w:p>
+      <w:r>
+        <w:drawing>
+          <wp:inline distT="0" distB="0" distL="0" distR="0" wp14:anchorId="2859934B" wp14:editId="0F745B79">
+            <wp:extent cx="5721644" cy="958899"/>
+            <wp:effectExtent l="0" t="0" r="0" b="0"/>
+            <wp:docPr id="750075112" name="Image 1"/>
+            <wp:cNvGraphicFramePr>
+              <a:graphicFrameLocks xmlns:a="http://schemas.openxmlformats.org/drawingml/2006/main" noChangeAspect="1"/>
+            </wp:cNvGraphicFramePr>
+            <a:graphic xmlns:a="http://schemas.openxmlformats.org/drawingml/2006/main">
+              <a:graphicData uri="http://schemas.openxmlformats.org/drawingml/2006/picture">
+                <pic:pic xmlns:pic="http://schemas.openxmlformats.org/drawingml/2006/picture">
+                  <pic:nvPicPr>
+                    <pic:cNvPr id="750075112" name=""/>
+                    <pic:cNvPicPr/>
+                  </pic:nvPicPr>
+                  <pic:blipFill>
+                    <a:blip r:embed="rId13"/>
+                    <a:stretch>
+                      <a:fillRect/>
+                    </a:stretch>
+                  </pic:blipFill>
+                  <pic:spPr>
+                    <a:xfrm>
+                      <a:off x="0" y="0"/>
+                      <a:ext cx="5721644" cy="958899"/>
+                    </a:xfrm>
+                    <a:prstGeom prst="rect">
+                      <a:avLst/>
+                    </a:prstGeom>
+                  </pic:spPr>
+                </pic:pic>
+              </a:graphicData>
+            </a:graphic>
+          </wp:inline>
+        </w:drawing>
+      </w:r>
+    </w:p>
+    <w:p>
+      <w:r>
+        <w:t>4 — NAT Dynamique (PAT) — LAN/Admin vers Internet</w:t>
+      </w:r>
+    </w:p>
+    <w:p>
+      <w:r>
+        <w:drawing>
+          <wp:inline distT="0" distB="0" distL="0" distR="0" wp14:anchorId="7DE5DF69" wp14:editId="76B8B0A8">
+            <wp:extent cx="5581937" cy="654084"/>
+            <wp:effectExtent l="0" t="0" r="0" b="0"/>
+            <wp:docPr id="263931551" name="Image 1"/>
+            <wp:cNvGraphicFramePr>
+              <a:graphicFrameLocks xmlns:a="http://schemas.openxmlformats.org/drawingml/2006/main" noChangeAspect="1"/>
+            </wp:cNvGraphicFramePr>
+            <a:graphic xmlns:a="http://schemas.openxmlformats.org/drawingml/2006/main">
+              <a:graphicData uri="http://schemas.openxmlformats.org/drawingml/2006/picture">
+                <pic:pic xmlns:pic="http://schemas.openxmlformats.org/drawingml/2006/picture">
+                  <pic:nvPicPr>
+                    <pic:cNvPr id="263931551" name=""/>
+                    <pic:cNvPicPr/>
+                  </pic:nvPicPr>
+                  <pic:blipFill>
+                    <a:blip r:embed="rId14"/>
+                    <a:stretch>
+                      <a:fillRect/>
+                    </a:stretch>
+                  </pic:blipFill>
+                  <pic:spPr>
+                    <a:xfrm>
+                      <a:off x="0" y="0"/>
+                      <a:ext cx="5581937" cy="654084"/>
+                    </a:xfrm>
+                    <a:prstGeom prst="rect">
+                      <a:avLst/>
+                    </a:prstGeom>
+                  </pic:spPr>
+                </pic:pic>
+              </a:graphicData>
+            </a:graphic>
+          </wp:inline>
+        </w:drawing>
+      </w:r>
+    </w:p>
+    <w:p>
+      <w:r>
+        <w:t>5 — NAT Statique — Web Server accessible depuis Internet (PAT port 80)</w:t>
+      </w:r>
+    </w:p>
+    <w:p>
+      <w:r>
+        <w:drawing>
+          <wp:inline distT="0" distB="0" distL="0" distR="0" wp14:anchorId="265E246E" wp14:editId="04A84C22">
+            <wp:extent cx="5797848" cy="654084"/>
+            <wp:effectExtent l="0" t="0" r="0" b="0"/>
+            <wp:docPr id="1258292639" name="Image 1"/>
+            <wp:cNvGraphicFramePr>
+              <a:graphicFrameLocks xmlns:a="http://schemas.openxmlformats.org/drawingml/2006/main" noChangeAspect="1"/>
+            </wp:cNvGraphicFramePr>
+            <a:graphic xmlns:a="http://schemas.openxmlformats.org/drawingml/2006/main">
+              <a:graphicData uri="http://schemas.openxmlformats.org/drawingml/2006/picture">
+                <pic:pic xmlns:pic="http://schemas.openxmlformats.org/drawingml/2006/picture">
+                  <pic:nvPicPr>
+                    <pic:cNvPr id="1258292639" name=""/>
+                    <pic:cNvPicPr/>
+                  </pic:nvPicPr>
+                  <pic:blipFill>
+                    <a:blip r:embed="rId15"/>
+                    <a:stretch>
+                      <a:fillRect/>
+                    </a:stretch>
+                  </pic:blipFill>
+                  <pic:spPr>
+                    <a:xfrm>
+                      <a:off x="0" y="0"/>
+                      <a:ext cx="5797848" cy="654084"/>
+                    </a:xfrm>
+                    <a:prstGeom prst="rect">
+                      <a:avLst/>
+                    </a:prstGeom>
+                  </pic:spPr>
+                </pic:pic>
+              </a:graphicData>
+            </a:graphic>
+          </wp:inline>
+        </w:drawing>
+      </w:r>
+    </w:p>
+    <w:p>
       <w:r>
         <w:rPr>
           <w:lang w:val="en-US"/>
         </w:rPr>
-        <w:t>3.8 — Inspection Stateful (MPF)</w:t>
-      </w:r>
-    </w:p>
-    <w:p>
-      <w:pPr>
+        <w:lastRenderedPageBreak/>
+        <w:t xml:space="preserve">6 — ACL — </w:t>
+      </w:r>
+      <w:proofErr w:type="spellStart"/>
+      <w:r>
         <w:rPr>
           <w:lang w:val="en-US"/>
         </w:rPr>
-      </w:pPr>
-    </w:p>
-    <w:p>
-      <w:pPr>
+        <w:t>Règles</w:t>
+      </w:r>
+      <w:proofErr w:type="spellEnd"/>
+      <w:r>
         <w:rPr>
           <w:lang w:val="en-US"/>
         </w:rPr>
-      </w:pPr>
-    </w:p>
-    <w:p>
-      <w:r>
+        <w:t xml:space="preserve"> de </w:t>
+      </w:r>
+      <w:proofErr w:type="spellStart"/>
+      <w:r>
+        <w:rPr>
+          <w:lang w:val="en-US"/>
+        </w:rPr>
+        <w:t>filtrage</w:t>
+      </w:r>
+      <w:proofErr w:type="spellEnd"/>
+    </w:p>
+    <w:p>
+      <w:r>
+        <w:drawing>
+          <wp:inline distT="0" distB="0" distL="0" distR="0" wp14:anchorId="477D625B" wp14:editId="30332B21">
+            <wp:extent cx="5791498" cy="685835"/>
+            <wp:effectExtent l="0" t="0" r="0" b="0"/>
+            <wp:docPr id="1544928688" name="Image 1"/>
+            <wp:cNvGraphicFramePr>
+              <a:graphicFrameLocks xmlns:a="http://schemas.openxmlformats.org/drawingml/2006/main" noChangeAspect="1"/>
+            </wp:cNvGraphicFramePr>
+            <a:graphic xmlns:a="http://schemas.openxmlformats.org/drawingml/2006/main">
+              <a:graphicData uri="http://schemas.openxmlformats.org/drawingml/2006/picture">
+                <pic:pic xmlns:pic="http://schemas.openxmlformats.org/drawingml/2006/picture">
+                  <pic:nvPicPr>
+                    <pic:cNvPr id="1544928688" name=""/>
+                    <pic:cNvPicPr/>
+                  </pic:nvPicPr>
+                  <pic:blipFill>
+                    <a:blip r:embed="rId16"/>
+                    <a:stretch>
+                      <a:fillRect/>
+                    </a:stretch>
+                  </pic:blipFill>
+                  <pic:spPr>
+                    <a:xfrm>
+                      <a:off x="0" y="0"/>
+                      <a:ext cx="5791498" cy="685835"/>
+                    </a:xfrm>
+                    <a:prstGeom prst="rect">
+                      <a:avLst/>
+                    </a:prstGeom>
+                  </pic:spPr>
+                </pic:pic>
+              </a:graphicData>
+            </a:graphic>
+          </wp:inline>
+        </w:drawing>
+      </w:r>
+    </w:p>
+    <w:p>
+      <w:r>
+        <w:t>7 — Accès administrateur SSH à l'ASA</w:t>
+      </w:r>
+    </w:p>
+    <w:p>
+      <w:r>
+        <w:drawing>
+          <wp:inline distT="0" distB="0" distL="0" distR="0" wp14:anchorId="360A644F" wp14:editId="47B703F0">
+            <wp:extent cx="5943600" cy="2803525"/>
+            <wp:effectExtent l="0" t="0" r="0" b="0"/>
+            <wp:docPr id="67542129" name="Image 1"/>
+            <wp:cNvGraphicFramePr>
+              <a:graphicFrameLocks xmlns:a="http://schemas.openxmlformats.org/drawingml/2006/main" noChangeAspect="1"/>
+            </wp:cNvGraphicFramePr>
+            <a:graphic xmlns:a="http://schemas.openxmlformats.org/drawingml/2006/main">
+              <a:graphicData uri="http://schemas.openxmlformats.org/drawingml/2006/picture">
+                <pic:pic xmlns:pic="http://schemas.openxmlformats.org/drawingml/2006/picture">
+                  <pic:nvPicPr>
+                    <pic:cNvPr id="67542129" name=""/>
+                    <pic:cNvPicPr/>
+                  </pic:nvPicPr>
+                  <pic:blipFill>
+                    <a:blip r:embed="rId17"/>
+                    <a:stretch>
+                      <a:fillRect/>
+                    </a:stretch>
+                  </pic:blipFill>
+                  <pic:spPr>
+                    <a:xfrm>
+                      <a:off x="0" y="0"/>
+                      <a:ext cx="5943600" cy="2803525"/>
+                    </a:xfrm>
+                    <a:prstGeom prst="rect">
+                      <a:avLst/>
+                    </a:prstGeom>
+                  </pic:spPr>
+                </pic:pic>
+              </a:graphicData>
+            </a:graphic>
+          </wp:inline>
+        </w:drawing>
+      </w:r>
+    </w:p>
+    <w:p>
+      <w:r>
+        <w:rPr>
+          <w:lang w:val="en-US"/>
+        </w:rPr>
+        <w:t>8 — Inspection Stateful (MPF)</w:t>
+      </w:r>
+    </w:p>
+    <w:p>
+      <w:pPr>
+        <w:rPr>
+          <w:lang w:val="en-US"/>
+        </w:rPr>
+      </w:pPr>
+      <w:r>
+        <w:drawing>
+          <wp:inline distT="0" distB="0" distL="0" distR="0" wp14:anchorId="531EF4D7" wp14:editId="65A3B019">
+            <wp:extent cx="5416828" cy="1682836"/>
+            <wp:effectExtent l="0" t="0" r="0" b="0"/>
+            <wp:docPr id="567475718" name="Image 1"/>
+            <wp:cNvGraphicFramePr>
+              <a:graphicFrameLocks xmlns:a="http://schemas.openxmlformats.org/drawingml/2006/main" noChangeAspect="1"/>
+            </wp:cNvGraphicFramePr>
+            <a:graphic xmlns:a="http://schemas.openxmlformats.org/drawingml/2006/main">
+              <a:graphicData uri="http://schemas.openxmlformats.org/drawingml/2006/picture">
+                <pic:pic xmlns:pic="http://schemas.openxmlformats.org/drawingml/2006/picture">
+                  <pic:nvPicPr>
+                    <pic:cNvPr id="567475718" name=""/>
+                    <pic:cNvPicPr/>
+                  </pic:nvPicPr>
+                  <pic:blipFill>
+                    <a:blip r:embed="rId18"/>
+                    <a:stretch>
+                      <a:fillRect/>
+                    </a:stretch>
+                  </pic:blipFill>
+                  <pic:spPr>
+                    <a:xfrm>
+                      <a:off x="0" y="0"/>
+                      <a:ext cx="5416828" cy="1682836"/>
+                    </a:xfrm>
+                    <a:prstGeom prst="rect">
+                      <a:avLst/>
+                    </a:prstGeom>
+                  </pic:spPr>
+                </pic:pic>
+              </a:graphicData>
+            </a:graphic>
+          </wp:inline>
+        </w:drawing>
+      </w:r>
+    </w:p>
+    <w:p>
+      <w:pPr>
+        <w:rPr>
+          <w:lang w:val="en-US"/>
+        </w:rPr>
+      </w:pPr>
+    </w:p>
+    <w:p>
+      <w:pPr>
+        <w:rPr>
+          <w:lang w:val="en-US"/>
+        </w:rPr>
+      </w:pPr>
+    </w:p>
+    <w:p>
+      <w:pPr>
+        <w:rPr>
+          <w:lang w:val="en-US"/>
+        </w:rPr>
+      </w:pPr>
+    </w:p>
+    <w:p>
+      <w:pPr>
+        <w:rPr>
+          <w:lang w:val="en-US"/>
+        </w:rPr>
+      </w:pPr>
+    </w:p>
+    <w:p>
+      <w:pPr>
+        <w:pStyle w:val="Paragraphedeliste"/>
+        <w:numPr>
+          <w:ilvl w:val="0"/>
+          <w:numId w:val="9"/>
+        </w:numPr>
+        <w:rPr>
+          <w:b/>
+          <w:bCs/>
+          <w:sz w:val="28"/>
+          <w:szCs w:val="28"/>
+          <w:lang w:val="en-US"/>
+        </w:rPr>
+      </w:pPr>
+      <w:r>
+        <w:rPr>
+          <w:b/>
+          <w:bCs/>
+          <w:sz w:val="28"/>
+          <w:szCs w:val="28"/>
+          <w:lang w:val="en-US"/>
+        </w:rPr>
+        <w:t>Switch Multiplayer</w:t>
+      </w:r>
+    </w:p>
+    <w:p>
+      <w:pPr>
+        <w:rPr>
+          <w:lang w:val="en-US"/>
+        </w:rPr>
+      </w:pPr>
+    </w:p>
+    <w:p>
+      <w:r>
+        <w:rPr>
+          <w:noProof/>
+        </w:rPr>
+        <w:lastRenderedPageBreak/>
         <w:drawing>
           <wp:inline distT="0" distB="0" distL="0" distR="0" wp14:anchorId="1402D721" wp14:editId="6F4500A5">
             <wp:extent cx="5731510" cy="5555615"/>
@@ -4735,7 +5527,7 @@
                     </pic:cNvPicPr>
                   </pic:nvPicPr>
                   <pic:blipFill>
-                    <a:blip r:embed="rId10">
+                    <a:blip r:embed="rId19">
                       <a:extLst>
                         <a:ext uri="{28A0092B-C50C-407E-A947-70E740481C1C}">
                           <a14:useLocalDpi xmlns:a14="http://schemas.microsoft.com/office/drawing/2010/main" val="0"/>
@@ -4769,6 +5561,9 @@
     </w:p>
     <w:p>
       <w:r>
+        <w:rPr>
+          <w:noProof/>
+        </w:rPr>
         <w:lastRenderedPageBreak/>
         <w:drawing>
           <wp:inline distT="0" distB="0" distL="0" distR="0" wp14:anchorId="4C03DAC3" wp14:editId="56D3D765">
@@ -4788,7 +5583,7 @@
                     </pic:cNvPicPr>
                   </pic:nvPicPr>
                   <pic:blipFill>
-                    <a:blip r:embed="rId11">
+                    <a:blip r:embed="rId20">
                       <a:extLst>
                         <a:ext uri="{28A0092B-C50C-407E-A947-70E740481C1C}">
                           <a14:useLocalDpi xmlns:a14="http://schemas.microsoft.com/office/drawing/2010/main" val="0"/>
@@ -4822,12 +5617,34 @@
     </w:p>
     <w:p/>
     <w:p>
-      <w:r>
+      <w:pPr>
+        <w:pStyle w:val="Paragraphedeliste"/>
+        <w:numPr>
+          <w:ilvl w:val="0"/>
+          <w:numId w:val="9"/>
+        </w:numPr>
+        <w:rPr>
+          <w:b/>
+          <w:bCs/>
+          <w:sz w:val="28"/>
+          <w:szCs w:val="28"/>
+        </w:rPr>
+      </w:pPr>
+      <w:r>
+        <w:rPr>
+          <w:b/>
+          <w:bCs/>
+          <w:sz w:val="28"/>
+          <w:szCs w:val="28"/>
+        </w:rPr>
         <w:t>SW1</w:t>
       </w:r>
     </w:p>
     <w:p>
       <w:r>
+        <w:rPr>
+          <w:noProof/>
+        </w:rPr>
         <w:drawing>
           <wp:inline distT="0" distB="0" distL="0" distR="0" wp14:anchorId="4AEC5982" wp14:editId="6886C3AC">
             <wp:extent cx="5676900" cy="2638425"/>
@@ -4846,7 +5663,7 @@
                     </pic:cNvPicPr>
                   </pic:nvPicPr>
                   <pic:blipFill>
-                    <a:blip r:embed="rId12">
+                    <a:blip r:embed="rId21">
                       <a:extLst>
                         <a:ext uri="{28A0092B-C50C-407E-A947-70E740481C1C}">
                           <a14:useLocalDpi xmlns:a14="http://schemas.microsoft.com/office/drawing/2010/main" val="0"/>
@@ -4880,6 +5697,9 @@
     </w:p>
     <w:p>
       <w:r>
+        <w:rPr>
+          <w:noProof/>
+        </w:rPr>
         <w:lastRenderedPageBreak/>
         <w:drawing>
           <wp:inline distT="0" distB="0" distL="0" distR="0" wp14:anchorId="6832B4EE" wp14:editId="441FFBFB">
@@ -4899,7 +5719,7 @@
                     </pic:cNvPicPr>
                   </pic:nvPicPr>
                   <pic:blipFill>
-                    <a:blip r:embed="rId13">
+                    <a:blip r:embed="rId22">
                       <a:extLst>
                         <a:ext uri="{28A0092B-C50C-407E-A947-70E740481C1C}">
                           <a14:useLocalDpi xmlns:a14="http://schemas.microsoft.com/office/drawing/2010/main" val="0"/>
@@ -4933,12 +5753,29 @@
     </w:p>
     <w:p/>
     <w:p>
-      <w:r>
+      <w:pPr>
+        <w:rPr>
+          <w:b/>
+          <w:bCs/>
+          <w:sz w:val="28"/>
+          <w:szCs w:val="28"/>
+        </w:rPr>
+      </w:pPr>
+      <w:r>
+        <w:rPr>
+          <w:b/>
+          <w:bCs/>
+          <w:sz w:val="28"/>
+          <w:szCs w:val="28"/>
+        </w:rPr>
         <w:t>SW2</w:t>
       </w:r>
     </w:p>
     <w:p>
       <w:r>
+        <w:rPr>
+          <w:noProof/>
+        </w:rPr>
         <w:drawing>
           <wp:inline distT="0" distB="0" distL="0" distR="0" wp14:anchorId="7C53ED18" wp14:editId="268D38B0">
             <wp:extent cx="5731510" cy="2618105"/>
@@ -4957,7 +5794,7 @@
                     </pic:cNvPicPr>
                   </pic:nvPicPr>
                   <pic:blipFill>
-                    <a:blip r:embed="rId14">
+                    <a:blip r:embed="rId23">
                       <a:extLst>
                         <a:ext uri="{28A0092B-C50C-407E-A947-70E740481C1C}">
                           <a14:useLocalDpi xmlns:a14="http://schemas.microsoft.com/office/drawing/2010/main" val="0"/>
@@ -4991,6 +5828,9 @@
     </w:p>
     <w:p>
       <w:r>
+        <w:rPr>
+          <w:noProof/>
+        </w:rPr>
         <w:drawing>
           <wp:inline distT="0" distB="0" distL="0" distR="0" wp14:anchorId="3ABB9B5E" wp14:editId="17C75E2B">
             <wp:extent cx="5731510" cy="1332230"/>
@@ -5009,7 +5849,7 @@
                     </pic:cNvPicPr>
                   </pic:nvPicPr>
                   <pic:blipFill>
-                    <a:blip r:embed="rId15">
+                    <a:blip r:embed="rId24">
                       <a:extLst>
                         <a:ext uri="{28A0092B-C50C-407E-A947-70E740481C1C}">
                           <a14:useLocalDpi xmlns:a14="http://schemas.microsoft.com/office/drawing/2010/main" val="0"/>
@@ -5042,12 +5882,34 @@
       </w:r>
     </w:p>
     <w:p>
-      <w:r>
+      <w:pPr>
+        <w:pStyle w:val="Paragraphedeliste"/>
+        <w:numPr>
+          <w:ilvl w:val="0"/>
+          <w:numId w:val="9"/>
+        </w:numPr>
+        <w:rPr>
+          <w:b/>
+          <w:bCs/>
+          <w:sz w:val="28"/>
+          <w:szCs w:val="28"/>
+        </w:rPr>
+      </w:pPr>
+      <w:r>
+        <w:rPr>
+          <w:b/>
+          <w:bCs/>
+          <w:sz w:val="28"/>
+          <w:szCs w:val="28"/>
+        </w:rPr>
         <w:t>SW3</w:t>
       </w:r>
     </w:p>
     <w:p>
       <w:r>
+        <w:rPr>
+          <w:noProof/>
+        </w:rPr>
         <w:lastRenderedPageBreak/>
         <w:drawing>
           <wp:inline distT="0" distB="0" distL="0" distR="0" wp14:anchorId="4A44437C" wp14:editId="13686F43">
@@ -5067,7 +5929,7 @@
                     </pic:cNvPicPr>
                   </pic:nvPicPr>
                   <pic:blipFill>
-                    <a:blip r:embed="rId16">
+                    <a:blip r:embed="rId25">
                       <a:extLst>
                         <a:ext uri="{28A0092B-C50C-407E-A947-70E740481C1C}">
                           <a14:useLocalDpi xmlns:a14="http://schemas.microsoft.com/office/drawing/2010/main" val="0"/>
@@ -5101,6 +5963,9 @@
     </w:p>
     <w:p>
       <w:r>
+        <w:rPr>
+          <w:noProof/>
+        </w:rPr>
         <w:drawing>
           <wp:inline distT="0" distB="0" distL="0" distR="0" wp14:anchorId="37DDB9D3" wp14:editId="5FA22BB4">
             <wp:extent cx="5676900" cy="1314450"/>
@@ -5119,7 +5984,7 @@
                     </pic:cNvPicPr>
                   </pic:nvPicPr>
                   <pic:blipFill>
-                    <a:blip r:embed="rId17">
+                    <a:blip r:embed="rId26">
                       <a:extLst>
                         <a:ext uri="{28A0092B-C50C-407E-A947-70E740481C1C}">
                           <a14:useLocalDpi xmlns:a14="http://schemas.microsoft.com/office/drawing/2010/main" val="0"/>
@@ -5152,13 +6017,179 @@
       </w:r>
     </w:p>
     <w:p/>
+    <w:p>
+      <w:pPr>
+        <w:pStyle w:val="Paragraphedeliste"/>
+        <w:numPr>
+          <w:ilvl w:val="0"/>
+          <w:numId w:val="9"/>
+        </w:numPr>
+        <w:rPr>
+          <w:b/>
+          <w:bCs/>
+          <w:sz w:val="28"/>
+          <w:szCs w:val="28"/>
+        </w:rPr>
+      </w:pPr>
+      <w:r>
+        <w:rPr>
+          <w:b/>
+          <w:bCs/>
+          <w:sz w:val="28"/>
+          <w:szCs w:val="28"/>
+        </w:rPr>
+        <w:t>TEST</w:t>
+      </w:r>
+    </w:p>
+    <w:p>
+      <w:pPr>
+        <w:pStyle w:val="Paragraphedeliste"/>
+        <w:numPr>
+          <w:ilvl w:val="0"/>
+          <w:numId w:val="10"/>
+        </w:numPr>
+      </w:pPr>
+      <w:r>
+        <w:t>LAN</w:t>
+      </w:r>
+      <w:r>
+        <w:t xml:space="preserve"> → </w:t>
+      </w:r>
+      <w:r>
+        <w:t>ADMIN</w:t>
+      </w:r>
+    </w:p>
+    <w:p>
+      <w:pPr>
+        <w:pStyle w:val="Paragraphedeliste"/>
+        <w:numPr>
+          <w:ilvl w:val="0"/>
+          <w:numId w:val="10"/>
+        </w:numPr>
+      </w:pPr>
+      <w:r>
+        <w:t>LAN</w:t>
+      </w:r>
+      <w:r>
+        <w:t xml:space="preserve"> → </w:t>
+      </w:r>
+      <w:r>
+        <w:t>DMZ</w:t>
+      </w:r>
+    </w:p>
+    <w:p>
+      <w:pPr>
+        <w:rPr>
+          <w:b/>
+          <w:bCs/>
+          <w:sz w:val="28"/>
+          <w:szCs w:val="28"/>
+        </w:rPr>
+      </w:pPr>
+      <w:r>
+        <w:rPr>
+          <w:b/>
+          <w:bCs/>
+          <w:sz w:val="28"/>
+          <w:szCs w:val="28"/>
+        </w:rPr>
+        <w:drawing>
+          <wp:inline distT="0" distB="0" distL="0" distR="0" wp14:anchorId="622BF121" wp14:editId="4ACE6C9C">
+            <wp:extent cx="4349974" cy="3086259"/>
+            <wp:effectExtent l="0" t="0" r="0" b="0"/>
+            <wp:docPr id="1682843300" name="Image 1"/>
+            <wp:cNvGraphicFramePr>
+              <a:graphicFrameLocks xmlns:a="http://schemas.openxmlformats.org/drawingml/2006/main" noChangeAspect="1"/>
+            </wp:cNvGraphicFramePr>
+            <a:graphic xmlns:a="http://schemas.openxmlformats.org/drawingml/2006/main">
+              <a:graphicData uri="http://schemas.openxmlformats.org/drawingml/2006/picture">
+                <pic:pic xmlns:pic="http://schemas.openxmlformats.org/drawingml/2006/picture">
+                  <pic:nvPicPr>
+                    <pic:cNvPr id="1682843300" name=""/>
+                    <pic:cNvPicPr/>
+                  </pic:nvPicPr>
+                  <pic:blipFill>
+                    <a:blip r:embed="rId27"/>
+                    <a:stretch>
+                      <a:fillRect/>
+                    </a:stretch>
+                  </pic:blipFill>
+                  <pic:spPr>
+                    <a:xfrm>
+                      <a:off x="0" y="0"/>
+                      <a:ext cx="4349974" cy="3086259"/>
+                    </a:xfrm>
+                    <a:prstGeom prst="rect">
+                      <a:avLst/>
+                    </a:prstGeom>
+                  </pic:spPr>
+                </pic:pic>
+              </a:graphicData>
+            </a:graphic>
+          </wp:inline>
+        </w:drawing>
+      </w:r>
+    </w:p>
+    <w:p>
+      <w:pPr>
+        <w:rPr>
+          <w:b/>
+          <w:bCs/>
+          <w:sz w:val="28"/>
+          <w:szCs w:val="28"/>
+        </w:rPr>
+      </w:pPr>
+      <w:r>
+        <w:rPr>
+          <w:b/>
+          <w:bCs/>
+          <w:sz w:val="28"/>
+          <w:szCs w:val="28"/>
+        </w:rPr>
+        <w:lastRenderedPageBreak/>
+        <w:drawing>
+          <wp:inline distT="0" distB="0" distL="0" distR="0" wp14:anchorId="286D74A6" wp14:editId="0A20DE4C">
+            <wp:extent cx="4095961" cy="844593"/>
+            <wp:effectExtent l="0" t="0" r="0" b="0"/>
+            <wp:docPr id="1261165123" name="Image 1"/>
+            <wp:cNvGraphicFramePr>
+              <a:graphicFrameLocks xmlns:a="http://schemas.openxmlformats.org/drawingml/2006/main" noChangeAspect="1"/>
+            </wp:cNvGraphicFramePr>
+            <a:graphic xmlns:a="http://schemas.openxmlformats.org/drawingml/2006/main">
+              <a:graphicData uri="http://schemas.openxmlformats.org/drawingml/2006/picture">
+                <pic:pic xmlns:pic="http://schemas.openxmlformats.org/drawingml/2006/picture">
+                  <pic:nvPicPr>
+                    <pic:cNvPr id="1261165123" name=""/>
+                    <pic:cNvPicPr/>
+                  </pic:nvPicPr>
+                  <pic:blipFill>
+                    <a:blip r:embed="rId28"/>
+                    <a:stretch>
+                      <a:fillRect/>
+                    </a:stretch>
+                  </pic:blipFill>
+                  <pic:spPr>
+                    <a:xfrm>
+                      <a:off x="0" y="0"/>
+                      <a:ext cx="4095961" cy="844593"/>
+                    </a:xfrm>
+                    <a:prstGeom prst="rect">
+                      <a:avLst/>
+                    </a:prstGeom>
+                  </pic:spPr>
+                </pic:pic>
+              </a:graphicData>
+            </a:graphic>
+          </wp:inline>
+        </w:drawing>
+      </w:r>
+    </w:p>
     <w:p/>
     <w:p/>
     <w:p/>
-    <w:p/>
-    <w:p>
-      <w:pPr>
-        <w:pStyle w:val="Heading1"/>
+    <w:p>
+      <w:pPr>
+        <w:pStyle w:val="Titre1"/>
         <w:rPr>
           <w:rFonts w:ascii="Times New Roman" w:hAnsi="Times New Roman" w:cs="Times New Roman"/>
           <w:b/>
@@ -5205,14 +6236,21 @@
         <w:rPr>
           <w:rFonts w:ascii="Times New Roman" w:hAnsi="Times New Roman" w:cs="Times New Roman"/>
         </w:rPr>
-        <w:t xml:space="preserve">La topologie réalisée sur Cisco Packet Tracer démontre l'efficacité de la segmentation par VLANs pour isoler les différents services de l'entreprise et limiter la surface d'attaque. L'utilisation d'un commutateur central de niveau 3 (Switch 3560) assure un routage inter-VLAN rapide et contrôlé, tandis que le routeur principal (Router 2911) sécurise les frontières du réseau. L'implémentation d'une Zone Démilitarisée (DMZ) permet d'héberger les serveurs applicatifs (Web, DNS, FTP) indispensables à l'entreprise, en les isolant du réseau interne. De plus, les listes de contrôle d'accès (ACL) configurées garantissent un filtrage précis des flux </w:t>
-      </w:r>
-      <w:r>
-        <w:rPr>
-          <w:rFonts w:ascii="Times New Roman" w:hAnsi="Times New Roman" w:cs="Times New Roman"/>
-        </w:rPr>
-        <w:lastRenderedPageBreak/>
-        <w:t>de communication, et le mécanisme de traduction d'adresses (NAT/PAT) protège l'anonymat des postes utilisateurs sur Internet.</w:t>
+        <w:t xml:space="preserve">La topologie réalisée sur Cisco </w:t>
+      </w:r>
+      <w:proofErr w:type="spellStart"/>
+      <w:r>
+        <w:rPr>
+          <w:rFonts w:ascii="Times New Roman" w:hAnsi="Times New Roman" w:cs="Times New Roman"/>
+        </w:rPr>
+        <w:t>Packet</w:t>
+      </w:r>
+      <w:proofErr w:type="spellEnd"/>
+      <w:r>
+        <w:rPr>
+          <w:rFonts w:ascii="Times New Roman" w:hAnsi="Times New Roman" w:cs="Times New Roman"/>
+        </w:rPr>
+        <w:t xml:space="preserve"> Tracer démontre l'efficacité de la segmentation par VLANs pour isoler les différents services de l'entreprise et limiter la surface d'attaque. L'utilisation d'un commutateur central de niveau 3 (Switch 3560) assure un routage inter-VLAN rapide et contrôlé, tandis que le routeur principal (Router 2911) sécurise les frontières du réseau. L'implémentation d'une Zone Démilitarisée (DMZ) permet d'héberger les serveurs applicatifs (Web, DNS, FTP) indispensables à l'entreprise, en les isolant du réseau interne. De plus, les listes de contrôle d'accès (ACL) configurées garantissent un filtrage précis des flux de communication, et le mécanisme de traduction d'adresses (NAT/PAT) protège l'anonymat des postes utilisateurs sur Internet.</w:t>
       </w:r>
     </w:p>
     <w:p>
@@ -5735,6 +6773,119 @@
     </w:lvl>
   </w:abstractNum>
   <w:abstractNum w:abstractNumId="3" w15:restartNumberingAfterBreak="0">
+    <w:nsid w:val="30212656"/>
+    <w:multiLevelType w:val="hybridMultilevel"/>
+    <w:tmpl w:val="D2F0D38C"/>
+    <w:lvl w:ilvl="0" w:tplc="0409000D">
+      <w:start w:val="1"/>
+      <w:numFmt w:val="bullet"/>
+      <w:lvlText w:val=""/>
+      <w:lvlJc w:val="left"/>
+      <w:pPr>
+        <w:ind w:left="720" w:hanging="360"/>
+      </w:pPr>
+      <w:rPr>
+        <w:rFonts w:ascii="Wingdings" w:hAnsi="Wingdings" w:hint="default"/>
+      </w:rPr>
+    </w:lvl>
+    <w:lvl w:ilvl="1" w:tplc="04090003" w:tentative="1">
+      <w:start w:val="1"/>
+      <w:numFmt w:val="bullet"/>
+      <w:lvlText w:val="o"/>
+      <w:lvlJc w:val="left"/>
+      <w:pPr>
+        <w:ind w:left="1440" w:hanging="360"/>
+      </w:pPr>
+      <w:rPr>
+        <w:rFonts w:ascii="Courier New" w:hAnsi="Courier New" w:cs="Courier New" w:hint="default"/>
+      </w:rPr>
+    </w:lvl>
+    <w:lvl w:ilvl="2" w:tplc="04090005" w:tentative="1">
+      <w:start w:val="1"/>
+      <w:numFmt w:val="bullet"/>
+      <w:lvlText w:val=""/>
+      <w:lvlJc w:val="left"/>
+      <w:pPr>
+        <w:ind w:left="2160" w:hanging="360"/>
+      </w:pPr>
+      <w:rPr>
+        <w:rFonts w:ascii="Wingdings" w:hAnsi="Wingdings" w:hint="default"/>
+      </w:rPr>
+    </w:lvl>
+    <w:lvl w:ilvl="3" w:tplc="04090001" w:tentative="1">
+      <w:start w:val="1"/>
+      <w:numFmt w:val="bullet"/>
+      <w:lvlText w:val=""/>
+      <w:lvlJc w:val="left"/>
+      <w:pPr>
+        <w:ind w:left="2880" w:hanging="360"/>
+      </w:pPr>
+      <w:rPr>
+        <w:rFonts w:ascii="Symbol" w:hAnsi="Symbol" w:hint="default"/>
+      </w:rPr>
+    </w:lvl>
+    <w:lvl w:ilvl="4" w:tplc="04090003" w:tentative="1">
+      <w:start w:val="1"/>
+      <w:numFmt w:val="bullet"/>
+      <w:lvlText w:val="o"/>
+      <w:lvlJc w:val="left"/>
+      <w:pPr>
+        <w:ind w:left="3600" w:hanging="360"/>
+      </w:pPr>
+      <w:rPr>
+        <w:rFonts w:ascii="Courier New" w:hAnsi="Courier New" w:cs="Courier New" w:hint="default"/>
+      </w:rPr>
+    </w:lvl>
+    <w:lvl w:ilvl="5" w:tplc="04090005" w:tentative="1">
+      <w:start w:val="1"/>
+      <w:numFmt w:val="bullet"/>
+      <w:lvlText w:val=""/>
+      <w:lvlJc w:val="left"/>
+      <w:pPr>
+        <w:ind w:left="4320" w:hanging="360"/>
+      </w:pPr>
+      <w:rPr>
+        <w:rFonts w:ascii="Wingdings" w:hAnsi="Wingdings" w:hint="default"/>
+      </w:rPr>
+    </w:lvl>
+    <w:lvl w:ilvl="6" w:tplc="04090001" w:tentative="1">
+      <w:start w:val="1"/>
+      <w:numFmt w:val="bullet"/>
+      <w:lvlText w:val=""/>
+      <w:lvlJc w:val="left"/>
+      <w:pPr>
+        <w:ind w:left="5040" w:hanging="360"/>
+      </w:pPr>
+      <w:rPr>
+        <w:rFonts w:ascii="Symbol" w:hAnsi="Symbol" w:hint="default"/>
+      </w:rPr>
+    </w:lvl>
+    <w:lvl w:ilvl="7" w:tplc="04090003" w:tentative="1">
+      <w:start w:val="1"/>
+      <w:numFmt w:val="bullet"/>
+      <w:lvlText w:val="o"/>
+      <w:lvlJc w:val="left"/>
+      <w:pPr>
+        <w:ind w:left="5760" w:hanging="360"/>
+      </w:pPr>
+      <w:rPr>
+        <w:rFonts w:ascii="Courier New" w:hAnsi="Courier New" w:cs="Courier New" w:hint="default"/>
+      </w:rPr>
+    </w:lvl>
+    <w:lvl w:ilvl="8" w:tplc="04090005" w:tentative="1">
+      <w:start w:val="1"/>
+      <w:numFmt w:val="bullet"/>
+      <w:lvlText w:val=""/>
+      <w:lvlJc w:val="left"/>
+      <w:pPr>
+        <w:ind w:left="6480" w:hanging="360"/>
+      </w:pPr>
+      <w:rPr>
+        <w:rFonts w:ascii="Wingdings" w:hAnsi="Wingdings" w:hint="default"/>
+      </w:rPr>
+    </w:lvl>
+  </w:abstractNum>
+  <w:abstractNum w:abstractNumId="4" w15:restartNumberingAfterBreak="0">
     <w:nsid w:val="3E9757F1"/>
     <w:multiLevelType w:val="multilevel"/>
     <w:tmpl w:val="096E0F1E"/>
@@ -5883,7 +7034,7 @@
       </w:rPr>
     </w:lvl>
   </w:abstractNum>
-  <w:abstractNum w:abstractNumId="4" w15:restartNumberingAfterBreak="0">
+  <w:abstractNum w:abstractNumId="5" w15:restartNumberingAfterBreak="0">
     <w:nsid w:val="47636C9B"/>
     <w:multiLevelType w:val="multilevel"/>
     <w:tmpl w:val="66C85D70"/>
@@ -6032,7 +7183,7 @@
       </w:rPr>
     </w:lvl>
   </w:abstractNum>
-  <w:abstractNum w:abstractNumId="5" w15:restartNumberingAfterBreak="0">
+  <w:abstractNum w:abstractNumId="6" w15:restartNumberingAfterBreak="0">
     <w:nsid w:val="61EE2D64"/>
     <w:multiLevelType w:val="multilevel"/>
     <w:tmpl w:val="3BC8F904"/>
@@ -6181,7 +7332,7 @@
       </w:rPr>
     </w:lvl>
   </w:abstractNum>
-  <w:abstractNum w:abstractNumId="6" w15:restartNumberingAfterBreak="0">
+  <w:abstractNum w:abstractNumId="7" w15:restartNumberingAfterBreak="0">
     <w:nsid w:val="6B7A7495"/>
     <w:multiLevelType w:val="multilevel"/>
     <w:tmpl w:val="90DCD61C"/>
@@ -6330,7 +7481,120 @@
       </w:rPr>
     </w:lvl>
   </w:abstractNum>
-  <w:abstractNum w:abstractNumId="7" w15:restartNumberingAfterBreak="0">
+  <w:abstractNum w:abstractNumId="8" w15:restartNumberingAfterBreak="0">
+    <w:nsid w:val="732514C7"/>
+    <w:multiLevelType w:val="hybridMultilevel"/>
+    <w:tmpl w:val="B852B56E"/>
+    <w:lvl w:ilvl="0" w:tplc="04090001">
+      <w:start w:val="1"/>
+      <w:numFmt w:val="bullet"/>
+      <w:lvlText w:val=""/>
+      <w:lvlJc w:val="left"/>
+      <w:pPr>
+        <w:ind w:left="720" w:hanging="360"/>
+      </w:pPr>
+      <w:rPr>
+        <w:rFonts w:ascii="Symbol" w:hAnsi="Symbol" w:hint="default"/>
+      </w:rPr>
+    </w:lvl>
+    <w:lvl w:ilvl="1" w:tplc="04090003" w:tentative="1">
+      <w:start w:val="1"/>
+      <w:numFmt w:val="bullet"/>
+      <w:lvlText w:val="o"/>
+      <w:lvlJc w:val="left"/>
+      <w:pPr>
+        <w:ind w:left="1440" w:hanging="360"/>
+      </w:pPr>
+      <w:rPr>
+        <w:rFonts w:ascii="Courier New" w:hAnsi="Courier New" w:cs="Courier New" w:hint="default"/>
+      </w:rPr>
+    </w:lvl>
+    <w:lvl w:ilvl="2" w:tplc="04090005" w:tentative="1">
+      <w:start w:val="1"/>
+      <w:numFmt w:val="bullet"/>
+      <w:lvlText w:val=""/>
+      <w:lvlJc w:val="left"/>
+      <w:pPr>
+        <w:ind w:left="2160" w:hanging="360"/>
+      </w:pPr>
+      <w:rPr>
+        <w:rFonts w:ascii="Wingdings" w:hAnsi="Wingdings" w:hint="default"/>
+      </w:rPr>
+    </w:lvl>
+    <w:lvl w:ilvl="3" w:tplc="04090001" w:tentative="1">
+      <w:start w:val="1"/>
+      <w:numFmt w:val="bullet"/>
+      <w:lvlText w:val=""/>
+      <w:lvlJc w:val="left"/>
+      <w:pPr>
+        <w:ind w:left="2880" w:hanging="360"/>
+      </w:pPr>
+      <w:rPr>
+        <w:rFonts w:ascii="Symbol" w:hAnsi="Symbol" w:hint="default"/>
+      </w:rPr>
+    </w:lvl>
+    <w:lvl w:ilvl="4" w:tplc="04090003" w:tentative="1">
+      <w:start w:val="1"/>
+      <w:numFmt w:val="bullet"/>
+      <w:lvlText w:val="o"/>
+      <w:lvlJc w:val="left"/>
+      <w:pPr>
+        <w:ind w:left="3600" w:hanging="360"/>
+      </w:pPr>
+      <w:rPr>
+        <w:rFonts w:ascii="Courier New" w:hAnsi="Courier New" w:cs="Courier New" w:hint="default"/>
+      </w:rPr>
+    </w:lvl>
+    <w:lvl w:ilvl="5" w:tplc="04090005" w:tentative="1">
+      <w:start w:val="1"/>
+      <w:numFmt w:val="bullet"/>
+      <w:lvlText w:val=""/>
+      <w:lvlJc w:val="left"/>
+      <w:pPr>
+        <w:ind w:left="4320" w:hanging="360"/>
+      </w:pPr>
+      <w:rPr>
+        <w:rFonts w:ascii="Wingdings" w:hAnsi="Wingdings" w:hint="default"/>
+      </w:rPr>
+    </w:lvl>
+    <w:lvl w:ilvl="6" w:tplc="04090001" w:tentative="1">
+      <w:start w:val="1"/>
+      <w:numFmt w:val="bullet"/>
+      <w:lvlText w:val=""/>
+      <w:lvlJc w:val="left"/>
+      <w:pPr>
+        <w:ind w:left="5040" w:hanging="360"/>
+      </w:pPr>
+      <w:rPr>
+        <w:rFonts w:ascii="Symbol" w:hAnsi="Symbol" w:hint="default"/>
+      </w:rPr>
+    </w:lvl>
+    <w:lvl w:ilvl="7" w:tplc="04090003" w:tentative="1">
+      <w:start w:val="1"/>
+      <w:numFmt w:val="bullet"/>
+      <w:lvlText w:val="o"/>
+      <w:lvlJc w:val="left"/>
+      <w:pPr>
+        <w:ind w:left="5760" w:hanging="360"/>
+      </w:pPr>
+      <w:rPr>
+        <w:rFonts w:ascii="Courier New" w:hAnsi="Courier New" w:cs="Courier New" w:hint="default"/>
+      </w:rPr>
+    </w:lvl>
+    <w:lvl w:ilvl="8" w:tplc="04090005" w:tentative="1">
+      <w:start w:val="1"/>
+      <w:numFmt w:val="bullet"/>
+      <w:lvlText w:val=""/>
+      <w:lvlJc w:val="left"/>
+      <w:pPr>
+        <w:ind w:left="6480" w:hanging="360"/>
+      </w:pPr>
+      <w:rPr>
+        <w:rFonts w:ascii="Wingdings" w:hAnsi="Wingdings" w:hint="default"/>
+      </w:rPr>
+    </w:lvl>
+  </w:abstractNum>
+  <w:abstractNum w:abstractNumId="9" w15:restartNumberingAfterBreak="0">
     <w:nsid w:val="78BA4AB1"/>
     <w:multiLevelType w:val="multilevel"/>
     <w:tmpl w:val="7958AF42"/>
@@ -6480,13 +7744,13 @@
     </w:lvl>
   </w:abstractNum>
   <w:num w:numId="1" w16cid:durableId="876700673">
+    <w:abstractNumId w:val="7"/>
+  </w:num>
+  <w:num w:numId="2" w16cid:durableId="1211189284">
     <w:abstractNumId w:val="6"/>
   </w:num>
-  <w:num w:numId="2" w16cid:durableId="1211189284">
+  <w:num w:numId="3" w16cid:durableId="2082673452">
     <w:abstractNumId w:val="5"/>
-  </w:num>
-  <w:num w:numId="3" w16cid:durableId="2082673452">
-    <w:abstractNumId w:val="4"/>
   </w:num>
   <w:num w:numId="4" w16cid:durableId="843280624">
     <w:abstractNumId w:val="2"/>
@@ -6495,13 +7759,19 @@
     <w:abstractNumId w:val="1"/>
   </w:num>
   <w:num w:numId="6" w16cid:durableId="983966171">
-    <w:abstractNumId w:val="3"/>
+    <w:abstractNumId w:val="4"/>
   </w:num>
   <w:num w:numId="7" w16cid:durableId="2090347202">
     <w:abstractNumId w:val="0"/>
   </w:num>
   <w:num w:numId="8" w16cid:durableId="2072001447">
-    <w:abstractNumId w:val="7"/>
+    <w:abstractNumId w:val="9"/>
+  </w:num>
+  <w:num w:numId="9" w16cid:durableId="1934623940">
+    <w:abstractNumId w:val="8"/>
+  </w:num>
+  <w:num w:numId="10" w16cid:durableId="977951727">
+    <w:abstractNumId w:val="3"/>
   </w:num>
 </w:numbering>
 </file>
@@ -6907,11 +8177,11 @@
     <w:name w:val="Normal"/>
     <w:qFormat/>
   </w:style>
-  <w:style w:type="paragraph" w:styleId="Heading1">
+  <w:style w:type="paragraph" w:styleId="Titre1">
     <w:name w:val="heading 1"/>
     <w:basedOn w:val="Normal"/>
     <w:next w:val="Normal"/>
-    <w:link w:val="Heading1Char"/>
+    <w:link w:val="Titre1Car"/>
     <w:uiPriority w:val="9"/>
     <w:qFormat/>
     <w:rsid w:val="006E65CA"/>
@@ -6928,11 +8198,11 @@
       <w:szCs w:val="40"/>
     </w:rPr>
   </w:style>
-  <w:style w:type="paragraph" w:styleId="Heading2">
+  <w:style w:type="paragraph" w:styleId="Titre2">
     <w:name w:val="heading 2"/>
     <w:basedOn w:val="Normal"/>
     <w:next w:val="Normal"/>
-    <w:link w:val="Heading2Char"/>
+    <w:link w:val="Titre2Car"/>
     <w:uiPriority w:val="9"/>
     <w:unhideWhenUsed/>
     <w:qFormat/>
@@ -6950,11 +8220,11 @@
       <w:szCs w:val="32"/>
     </w:rPr>
   </w:style>
-  <w:style w:type="paragraph" w:styleId="Heading3">
+  <w:style w:type="paragraph" w:styleId="Titre3">
     <w:name w:val="heading 3"/>
     <w:basedOn w:val="Normal"/>
     <w:next w:val="Normal"/>
-    <w:link w:val="Heading3Char"/>
+    <w:link w:val="Titre3Car"/>
     <w:uiPriority w:val="9"/>
     <w:semiHidden/>
     <w:unhideWhenUsed/>
@@ -6973,11 +8243,11 @@
       <w:szCs w:val="28"/>
     </w:rPr>
   </w:style>
-  <w:style w:type="paragraph" w:styleId="Heading4">
+  <w:style w:type="paragraph" w:styleId="Titre4">
     <w:name w:val="heading 4"/>
     <w:basedOn w:val="Normal"/>
     <w:next w:val="Normal"/>
-    <w:link w:val="Heading4Char"/>
+    <w:link w:val="Titre4Car"/>
     <w:uiPriority w:val="9"/>
     <w:semiHidden/>
     <w:unhideWhenUsed/>
@@ -6996,11 +8266,11 @@
       <w:color w:val="0F4761" w:themeColor="accent1" w:themeShade="BF"/>
     </w:rPr>
   </w:style>
-  <w:style w:type="paragraph" w:styleId="Heading5">
+  <w:style w:type="paragraph" w:styleId="Titre5">
     <w:name w:val="heading 5"/>
     <w:basedOn w:val="Normal"/>
     <w:next w:val="Normal"/>
-    <w:link w:val="Heading5Char"/>
+    <w:link w:val="Titre5Car"/>
     <w:uiPriority w:val="9"/>
     <w:semiHidden/>
     <w:unhideWhenUsed/>
@@ -7017,11 +8287,11 @@
       <w:color w:val="0F4761" w:themeColor="accent1" w:themeShade="BF"/>
     </w:rPr>
   </w:style>
-  <w:style w:type="paragraph" w:styleId="Heading6">
+  <w:style w:type="paragraph" w:styleId="Titre6">
     <w:name w:val="heading 6"/>
     <w:basedOn w:val="Normal"/>
     <w:next w:val="Normal"/>
-    <w:link w:val="Heading6Char"/>
+    <w:link w:val="Titre6Car"/>
     <w:uiPriority w:val="9"/>
     <w:semiHidden/>
     <w:unhideWhenUsed/>
@@ -7040,11 +8310,11 @@
       <w:color w:val="595959" w:themeColor="text1" w:themeTint="A6"/>
     </w:rPr>
   </w:style>
-  <w:style w:type="paragraph" w:styleId="Heading7">
+  <w:style w:type="paragraph" w:styleId="Titre7">
     <w:name w:val="heading 7"/>
     <w:basedOn w:val="Normal"/>
     <w:next w:val="Normal"/>
-    <w:link w:val="Heading7Char"/>
+    <w:link w:val="Titre7Car"/>
     <w:uiPriority w:val="9"/>
     <w:semiHidden/>
     <w:unhideWhenUsed/>
@@ -7061,11 +8331,11 @@
       <w:color w:val="595959" w:themeColor="text1" w:themeTint="A6"/>
     </w:rPr>
   </w:style>
-  <w:style w:type="paragraph" w:styleId="Heading8">
+  <w:style w:type="paragraph" w:styleId="Titre8">
     <w:name w:val="heading 8"/>
     <w:basedOn w:val="Normal"/>
     <w:next w:val="Normal"/>
-    <w:link w:val="Heading8Char"/>
+    <w:link w:val="Titre8Car"/>
     <w:uiPriority w:val="9"/>
     <w:semiHidden/>
     <w:unhideWhenUsed/>
@@ -7084,11 +8354,11 @@
       <w:color w:val="272727" w:themeColor="text1" w:themeTint="D8"/>
     </w:rPr>
   </w:style>
-  <w:style w:type="paragraph" w:styleId="Heading9">
+  <w:style w:type="paragraph" w:styleId="Titre9">
     <w:name w:val="heading 9"/>
     <w:basedOn w:val="Normal"/>
     <w:next w:val="Normal"/>
-    <w:link w:val="Heading9Char"/>
+    <w:link w:val="Titre9Car"/>
     <w:uiPriority w:val="9"/>
     <w:semiHidden/>
     <w:unhideWhenUsed/>
@@ -7105,12 +8375,12 @@
       <w:color w:val="272727" w:themeColor="text1" w:themeTint="D8"/>
     </w:rPr>
   </w:style>
-  <w:style w:type="character" w:default="1" w:styleId="DefaultParagraphFont">
+  <w:style w:type="character" w:default="1" w:styleId="Policepardfaut">
     <w:name w:val="Default Paragraph Font"/>
     <w:uiPriority w:val="1"/>
     <w:unhideWhenUsed/>
   </w:style>
-  <w:style w:type="table" w:default="1" w:styleId="TableNormal">
+  <w:style w:type="table" w:default="1" w:styleId="TableauNormal">
     <w:name w:val="Normal Table"/>
     <w:uiPriority w:val="99"/>
     <w:semiHidden/>
@@ -7125,16 +8395,16 @@
       </w:tblCellMar>
     </w:tblPr>
   </w:style>
-  <w:style w:type="numbering" w:default="1" w:styleId="NoList">
+  <w:style w:type="numbering" w:default="1" w:styleId="Aucuneliste">
     <w:name w:val="No List"/>
     <w:uiPriority w:val="99"/>
     <w:semiHidden/>
     <w:unhideWhenUsed/>
   </w:style>
-  <w:style w:type="character" w:customStyle="1" w:styleId="Heading1Char">
-    <w:name w:val="Heading 1 Char"/>
-    <w:basedOn w:val="DefaultParagraphFont"/>
-    <w:link w:val="Heading1"/>
+  <w:style w:type="character" w:customStyle="1" w:styleId="Titre1Car">
+    <w:name w:val="Titre 1 Car"/>
+    <w:basedOn w:val="Policepardfaut"/>
+    <w:link w:val="Titre1"/>
     <w:uiPriority w:val="9"/>
     <w:rsid w:val="006E65CA"/>
     <w:rPr>
@@ -7144,10 +8414,10 @@
       <w:szCs w:val="40"/>
     </w:rPr>
   </w:style>
-  <w:style w:type="character" w:customStyle="1" w:styleId="Heading2Char">
-    <w:name w:val="Heading 2 Char"/>
-    <w:basedOn w:val="DefaultParagraphFont"/>
-    <w:link w:val="Heading2"/>
+  <w:style w:type="character" w:customStyle="1" w:styleId="Titre2Car">
+    <w:name w:val="Titre 2 Car"/>
+    <w:basedOn w:val="Policepardfaut"/>
+    <w:link w:val="Titre2"/>
     <w:uiPriority w:val="9"/>
     <w:rsid w:val="006E65CA"/>
     <w:rPr>
@@ -7157,10 +8427,10 @@
       <w:szCs w:val="32"/>
     </w:rPr>
   </w:style>
-  <w:style w:type="character" w:customStyle="1" w:styleId="Heading3Char">
-    <w:name w:val="Heading 3 Char"/>
-    <w:basedOn w:val="DefaultParagraphFont"/>
-    <w:link w:val="Heading3"/>
+  <w:style w:type="character" w:customStyle="1" w:styleId="Titre3Car">
+    <w:name w:val="Titre 3 Car"/>
+    <w:basedOn w:val="Policepardfaut"/>
+    <w:link w:val="Titre3"/>
     <w:uiPriority w:val="9"/>
     <w:semiHidden/>
     <w:rsid w:val="006E65CA"/>
@@ -7171,10 +8441,10 @@
       <w:szCs w:val="28"/>
     </w:rPr>
   </w:style>
-  <w:style w:type="character" w:customStyle="1" w:styleId="Heading4Char">
-    <w:name w:val="Heading 4 Char"/>
-    <w:basedOn w:val="DefaultParagraphFont"/>
-    <w:link w:val="Heading4"/>
+  <w:style w:type="character" w:customStyle="1" w:styleId="Titre4Car">
+    <w:name w:val="Titre 4 Car"/>
+    <w:basedOn w:val="Policepardfaut"/>
+    <w:link w:val="Titre4"/>
     <w:uiPriority w:val="9"/>
     <w:semiHidden/>
     <w:rsid w:val="006E65CA"/>
@@ -7185,10 +8455,10 @@
       <w:color w:val="0F4761" w:themeColor="accent1" w:themeShade="BF"/>
     </w:rPr>
   </w:style>
-  <w:style w:type="character" w:customStyle="1" w:styleId="Heading5Char">
-    <w:name w:val="Heading 5 Char"/>
-    <w:basedOn w:val="DefaultParagraphFont"/>
-    <w:link w:val="Heading5"/>
+  <w:style w:type="character" w:customStyle="1" w:styleId="Titre5Car">
+    <w:name w:val="Titre 5 Car"/>
+    <w:basedOn w:val="Policepardfaut"/>
+    <w:link w:val="Titre5"/>
     <w:uiPriority w:val="9"/>
     <w:semiHidden/>
     <w:rsid w:val="006E65CA"/>
@@ -7197,10 +8467,10 @@
       <w:color w:val="0F4761" w:themeColor="accent1" w:themeShade="BF"/>
     </w:rPr>
   </w:style>
-  <w:style w:type="character" w:customStyle="1" w:styleId="Heading6Char">
-    <w:name w:val="Heading 6 Char"/>
-    <w:basedOn w:val="DefaultParagraphFont"/>
-    <w:link w:val="Heading6"/>
+  <w:style w:type="character" w:customStyle="1" w:styleId="Titre6Car">
+    <w:name w:val="Titre 6 Car"/>
+    <w:basedOn w:val="Policepardfaut"/>
+    <w:link w:val="Titre6"/>
     <w:uiPriority w:val="9"/>
     <w:semiHidden/>
     <w:rsid w:val="006E65CA"/>
@@ -7211,10 +8481,10 @@
       <w:color w:val="595959" w:themeColor="text1" w:themeTint="A6"/>
     </w:rPr>
   </w:style>
-  <w:style w:type="character" w:customStyle="1" w:styleId="Heading7Char">
-    <w:name w:val="Heading 7 Char"/>
-    <w:basedOn w:val="DefaultParagraphFont"/>
-    <w:link w:val="Heading7"/>
+  <w:style w:type="character" w:customStyle="1" w:styleId="Titre7Car">
+    <w:name w:val="Titre 7 Car"/>
+    <w:basedOn w:val="Policepardfaut"/>
+    <w:link w:val="Titre7"/>
     <w:uiPriority w:val="9"/>
     <w:semiHidden/>
     <w:rsid w:val="006E65CA"/>
@@ -7223,10 +8493,10 @@
       <w:color w:val="595959" w:themeColor="text1" w:themeTint="A6"/>
     </w:rPr>
   </w:style>
-  <w:style w:type="character" w:customStyle="1" w:styleId="Heading8Char">
-    <w:name w:val="Heading 8 Char"/>
-    <w:basedOn w:val="DefaultParagraphFont"/>
-    <w:link w:val="Heading8"/>
+  <w:style w:type="character" w:customStyle="1" w:styleId="Titre8Car">
+    <w:name w:val="Titre 8 Car"/>
+    <w:basedOn w:val="Policepardfaut"/>
+    <w:link w:val="Titre8"/>
     <w:uiPriority w:val="9"/>
     <w:semiHidden/>
     <w:rsid w:val="006E65CA"/>
@@ -7237,10 +8507,10 @@
       <w:color w:val="272727" w:themeColor="text1" w:themeTint="D8"/>
     </w:rPr>
   </w:style>
-  <w:style w:type="character" w:customStyle="1" w:styleId="Heading9Char">
-    <w:name w:val="Heading 9 Char"/>
-    <w:basedOn w:val="DefaultParagraphFont"/>
-    <w:link w:val="Heading9"/>
+  <w:style w:type="character" w:customStyle="1" w:styleId="Titre9Car">
+    <w:name w:val="Titre 9 Car"/>
+    <w:basedOn w:val="Policepardfaut"/>
+    <w:link w:val="Titre9"/>
     <w:uiPriority w:val="9"/>
     <w:semiHidden/>
     <w:rsid w:val="006E65CA"/>
@@ -7249,11 +8519,11 @@
       <w:color w:val="272727" w:themeColor="text1" w:themeTint="D8"/>
     </w:rPr>
   </w:style>
-  <w:style w:type="paragraph" w:styleId="Title">
+  <w:style w:type="paragraph" w:styleId="Titre">
     <w:name w:val="Title"/>
     <w:basedOn w:val="Normal"/>
     <w:next w:val="Normal"/>
-    <w:link w:val="TitleChar"/>
+    <w:link w:val="TitreCar"/>
     <w:uiPriority w:val="10"/>
     <w:qFormat/>
     <w:rsid w:val="006E65CA"/>
@@ -7269,10 +8539,10 @@
       <w:szCs w:val="56"/>
     </w:rPr>
   </w:style>
-  <w:style w:type="character" w:customStyle="1" w:styleId="TitleChar">
-    <w:name w:val="Title Char"/>
-    <w:basedOn w:val="DefaultParagraphFont"/>
-    <w:link w:val="Title"/>
+  <w:style w:type="character" w:customStyle="1" w:styleId="TitreCar">
+    <w:name w:val="Titre Car"/>
+    <w:basedOn w:val="Policepardfaut"/>
+    <w:link w:val="Titre"/>
     <w:uiPriority w:val="10"/>
     <w:rsid w:val="006E65CA"/>
     <w:rPr>
@@ -7283,11 +8553,11 @@
       <w:szCs w:val="56"/>
     </w:rPr>
   </w:style>
-  <w:style w:type="paragraph" w:styleId="Subtitle">
+  <w:style w:type="paragraph" w:styleId="Sous-titre">
     <w:name w:val="Subtitle"/>
     <w:basedOn w:val="Normal"/>
     <w:next w:val="Normal"/>
-    <w:link w:val="SubtitleChar"/>
+    <w:link w:val="Sous-titreCar"/>
     <w:uiPriority w:val="11"/>
     <w:qFormat/>
     <w:rsid w:val="006E65CA"/>
@@ -7304,10 +8574,10 @@
       <w:szCs w:val="28"/>
     </w:rPr>
   </w:style>
-  <w:style w:type="character" w:customStyle="1" w:styleId="SubtitleChar">
-    <w:name w:val="Subtitle Char"/>
-    <w:basedOn w:val="DefaultParagraphFont"/>
-    <w:link w:val="Subtitle"/>
+  <w:style w:type="character" w:customStyle="1" w:styleId="Sous-titreCar">
+    <w:name w:val="Sous-titre Car"/>
+    <w:basedOn w:val="Policepardfaut"/>
+    <w:link w:val="Sous-titre"/>
     <w:uiPriority w:val="11"/>
     <w:rsid w:val="006E65CA"/>
     <w:rPr>
@@ -7318,11 +8588,11 @@
       <w:szCs w:val="28"/>
     </w:rPr>
   </w:style>
-  <w:style w:type="paragraph" w:styleId="Quote">
+  <w:style w:type="paragraph" w:styleId="Citation">
     <w:name w:val="Quote"/>
     <w:basedOn w:val="Normal"/>
     <w:next w:val="Normal"/>
-    <w:link w:val="QuoteChar"/>
+    <w:link w:val="CitationCar"/>
     <w:uiPriority w:val="29"/>
     <w:qFormat/>
     <w:rsid w:val="006E65CA"/>
@@ -7336,10 +8606,10 @@
       <w:color w:val="404040" w:themeColor="text1" w:themeTint="BF"/>
     </w:rPr>
   </w:style>
-  <w:style w:type="character" w:customStyle="1" w:styleId="QuoteChar">
-    <w:name w:val="Quote Char"/>
-    <w:basedOn w:val="DefaultParagraphFont"/>
-    <w:link w:val="Quote"/>
+  <w:style w:type="character" w:customStyle="1" w:styleId="CitationCar">
+    <w:name w:val="Citation Car"/>
+    <w:basedOn w:val="Policepardfaut"/>
+    <w:link w:val="Citation"/>
     <w:uiPriority w:val="29"/>
     <w:rsid w:val="006E65CA"/>
     <w:rPr>
@@ -7348,7 +8618,7 @@
       <w:color w:val="404040" w:themeColor="text1" w:themeTint="BF"/>
     </w:rPr>
   </w:style>
-  <w:style w:type="paragraph" w:styleId="ListParagraph">
+  <w:style w:type="paragraph" w:styleId="Paragraphedeliste">
     <w:name w:val="List Paragraph"/>
     <w:basedOn w:val="Normal"/>
     <w:uiPriority w:val="34"/>
@@ -7359,9 +8629,9 @@
       <w:contextualSpacing/>
     </w:pPr>
   </w:style>
-  <w:style w:type="character" w:styleId="IntenseEmphasis">
+  <w:style w:type="character" w:styleId="Accentuationintense">
     <w:name w:val="Intense Emphasis"/>
-    <w:basedOn w:val="DefaultParagraphFont"/>
+    <w:basedOn w:val="Policepardfaut"/>
     <w:uiPriority w:val="21"/>
     <w:qFormat/>
     <w:rsid w:val="006E65CA"/>
@@ -7371,11 +8641,11 @@
       <w:color w:val="0F4761" w:themeColor="accent1" w:themeShade="BF"/>
     </w:rPr>
   </w:style>
-  <w:style w:type="paragraph" w:styleId="IntenseQuote">
+  <w:style w:type="paragraph" w:styleId="Citationintense">
     <w:name w:val="Intense Quote"/>
     <w:basedOn w:val="Normal"/>
     <w:next w:val="Normal"/>
-    <w:link w:val="IntenseQuoteChar"/>
+    <w:link w:val="CitationintenseCar"/>
     <w:uiPriority w:val="30"/>
     <w:qFormat/>
     <w:rsid w:val="006E65CA"/>
@@ -7394,10 +8664,10 @@
       <w:color w:val="0F4761" w:themeColor="accent1" w:themeShade="BF"/>
     </w:rPr>
   </w:style>
-  <w:style w:type="character" w:customStyle="1" w:styleId="IntenseQuoteChar">
-    <w:name w:val="Intense Quote Char"/>
-    <w:basedOn w:val="DefaultParagraphFont"/>
-    <w:link w:val="IntenseQuote"/>
+  <w:style w:type="character" w:customStyle="1" w:styleId="CitationintenseCar">
+    <w:name w:val="Citation intense Car"/>
+    <w:basedOn w:val="Policepardfaut"/>
+    <w:link w:val="Citationintense"/>
     <w:uiPriority w:val="30"/>
     <w:rsid w:val="006E65CA"/>
     <w:rPr>
@@ -7406,9 +8676,9 @@
       <w:color w:val="0F4761" w:themeColor="accent1" w:themeShade="BF"/>
     </w:rPr>
   </w:style>
-  <w:style w:type="character" w:styleId="IntenseReference">
+  <w:style w:type="character" w:styleId="Rfrenceintense">
     <w:name w:val="Intense Reference"/>
-    <w:basedOn w:val="DefaultParagraphFont"/>
+    <w:basedOn w:val="Policepardfaut"/>
     <w:uiPriority w:val="32"/>
     <w:qFormat/>
     <w:rsid w:val="006E65CA"/>
@@ -7420,9 +8690,9 @@
       <w:spacing w:val="5"/>
     </w:rPr>
   </w:style>
-  <w:style w:type="paragraph" w:styleId="TOCHeading">
+  <w:style w:type="paragraph" w:styleId="En-ttedetabledesmatires">
     <w:name w:val="TOC Heading"/>
-    <w:basedOn w:val="Heading1"/>
+    <w:basedOn w:val="Titre1"/>
     <w:next w:val="Normal"/>
     <w:uiPriority w:val="39"/>
     <w:unhideWhenUsed/>
@@ -7440,7 +8710,7 @@
       <w14:ligatures w14:val="none"/>
     </w:rPr>
   </w:style>
-  <w:style w:type="paragraph" w:styleId="TOC1">
+  <w:style w:type="paragraph" w:styleId="TM1">
     <w:name w:val="toc 1"/>
     <w:basedOn w:val="Normal"/>
     <w:next w:val="Normal"/>
@@ -7452,9 +8722,9 @@
       <w:spacing w:after="100"/>
     </w:pPr>
   </w:style>
-  <w:style w:type="character" w:styleId="Hyperlink">
+  <w:style w:type="character" w:styleId="Lienhypertexte">
     <w:name w:val="Hyperlink"/>
-    <w:basedOn w:val="DefaultParagraphFont"/>
+    <w:basedOn w:val="Policepardfaut"/>
     <w:uiPriority w:val="99"/>
     <w:unhideWhenUsed/>
     <w:rsid w:val="00AE34E4"/>
@@ -7463,7 +8733,7 @@
       <w:u w:val="single"/>
     </w:rPr>
   </w:style>
-  <w:style w:type="paragraph" w:styleId="TOC2">
+  <w:style w:type="paragraph" w:styleId="TM2">
     <w:name w:val="toc 2"/>
     <w:basedOn w:val="Normal"/>
     <w:next w:val="Normal"/>
@@ -7476,9 +8746,9 @@
       <w:ind w:left="240"/>
     </w:pPr>
   </w:style>
-  <w:style w:type="table" w:styleId="TableGrid">
+  <w:style w:type="table" w:styleId="Grilledutableau">
     <w:name w:val="Table Grid"/>
-    <w:basedOn w:val="TableNormal"/>
+    <w:basedOn w:val="TableauNormal"/>
     <w:uiPriority w:val="39"/>
     <w:rsid w:val="007C72EB"/>
     <w:pPr>
@@ -7495,9 +8765,9 @@
       </w:tblBorders>
     </w:tblPr>
   </w:style>
-  <w:style w:type="table" w:styleId="GridTable4-Accent1">
+  <w:style w:type="table" w:styleId="TableauGrille4-Accentuation1">
     <w:name w:val="Grid Table 4 Accent 1"/>
-    <w:basedOn w:val="TableNormal"/>
+    <w:basedOn w:val="TableauNormal"/>
     <w:uiPriority w:val="49"/>
     <w:rsid w:val="007C72EB"/>
     <w:pPr>
